--- a/Pertemuan 4/NURRAHMATIA - - 4. Worksheet_PABW_Pertemuan4.docx
+++ b/Pertemuan 4/NURRAHMATIA - - 4. Worksheet_PABW_Pertemuan4.docx
@@ -2208,6 +2208,12 @@
             <w:pPr>
               <w:spacing w:before="20" w:after="20" w:line="252" w:lineRule="auto"/>
             </w:pPr>
+            <w:r>
+              <w:t>#</w:t>
+            </w:r>
+            <w:r>
+              <w:t>39B2BF</w:t>
+            </w:r>
           </w:p>
         </w:tc>
       </w:tr>
@@ -2304,6 +2310,12 @@
             <w:pPr>
               <w:spacing w:before="20" w:after="20" w:line="252" w:lineRule="auto"/>
             </w:pPr>
+            <w:r>
+              <w:t>#</w:t>
+            </w:r>
+            <w:r>
+              <w:t>E8DCBC</w:t>
+            </w:r>
           </w:p>
         </w:tc>
       </w:tr>
@@ -2396,6 +2408,12 @@
             <w:pPr>
               <w:spacing w:before="20" w:after="20" w:line="252" w:lineRule="auto"/>
             </w:pPr>
+            <w:r>
+              <w:t>#FFFF</w:t>
+            </w:r>
+            <w:r>
+              <w:t>FF</w:t>
+            </w:r>
           </w:p>
         </w:tc>
       </w:tr>
@@ -2492,6 +2510,12 @@
             <w:pPr>
               <w:spacing w:before="20" w:after="20" w:line="252" w:lineRule="auto"/>
             </w:pPr>
+            <w:r>
+              <w:t>#</w:t>
+            </w:r>
+            <w:r>
+              <w:t>BCE5E8</w:t>
+            </w:r>
           </w:p>
         </w:tc>
       </w:tr>
@@ -2584,6 +2608,12 @@
             <w:pPr>
               <w:spacing w:before="20" w:after="20" w:line="252" w:lineRule="auto"/>
             </w:pPr>
+            <w:r>
+              <w:t>#</w:t>
+            </w:r>
+            <w:r>
+              <w:t>72C0C2</w:t>
+            </w:r>
           </w:p>
         </w:tc>
       </w:tr>
@@ -2680,6 +2710,12 @@
             <w:pPr>
               <w:spacing w:before="20" w:after="20" w:line="252" w:lineRule="auto"/>
             </w:pPr>
+            <w:r>
+              <w:t>#</w:t>
+            </w:r>
+            <w:r>
+              <w:t>29D0D6</w:t>
+            </w:r>
           </w:p>
         </w:tc>
       </w:tr>
@@ -2772,6 +2808,12 @@
             <w:pPr>
               <w:spacing w:before="20" w:after="20" w:line="252" w:lineRule="auto"/>
             </w:pPr>
+            <w:r>
+              <w:t>#</w:t>
+            </w:r>
+            <w:r>
+              <w:t>BDB5A4</w:t>
+            </w:r>
           </w:p>
         </w:tc>
       </w:tr>
@@ -4774,6 +4816,11 @@
           </w:tcPr>
           <w:p>
             <w:pPr>
+              <w:pStyle w:val="ListParagraph"/>
+              <w:numPr>
+                <w:ilvl w:val="0"/>
+                <w:numId w:val="10"/>
+              </w:numPr>
               <w:spacing w:before="20" w:after="20" w:line="252" w:lineRule="auto"/>
             </w:pPr>
           </w:p>
@@ -24759,6 +24806,119 @@
       </w:rPr>
     </w:lvl>
   </w:abstractNum>
+  <w:abstractNum w:abstractNumId="9" w15:restartNumberingAfterBreak="0">
+    <w:nsid w:val="5C8A6492"/>
+    <w:multiLevelType w:val="hybridMultilevel"/>
+    <w:tmpl w:val="08666E62"/>
+    <w:lvl w:ilvl="0" w:tplc="0409000D">
+      <w:start w:val="1"/>
+      <w:numFmt w:val="bullet"/>
+      <w:lvlText w:val=""/>
+      <w:lvlJc w:val="left"/>
+      <w:pPr>
+        <w:ind w:left="720" w:hanging="360"/>
+      </w:pPr>
+      <w:rPr>
+        <w:rFonts w:ascii="Wingdings" w:hAnsi="Wingdings" w:hint="default"/>
+      </w:rPr>
+    </w:lvl>
+    <w:lvl w:ilvl="1" w:tplc="04090003" w:tentative="1">
+      <w:start w:val="1"/>
+      <w:numFmt w:val="bullet"/>
+      <w:lvlText w:val="o"/>
+      <w:lvlJc w:val="left"/>
+      <w:pPr>
+        <w:ind w:left="1440" w:hanging="360"/>
+      </w:pPr>
+      <w:rPr>
+        <w:rFonts w:ascii="Courier New" w:hAnsi="Courier New" w:cs="Courier New" w:hint="default"/>
+      </w:rPr>
+    </w:lvl>
+    <w:lvl w:ilvl="2" w:tplc="04090005" w:tentative="1">
+      <w:start w:val="1"/>
+      <w:numFmt w:val="bullet"/>
+      <w:lvlText w:val=""/>
+      <w:lvlJc w:val="left"/>
+      <w:pPr>
+        <w:ind w:left="2160" w:hanging="360"/>
+      </w:pPr>
+      <w:rPr>
+        <w:rFonts w:ascii="Wingdings" w:hAnsi="Wingdings" w:hint="default"/>
+      </w:rPr>
+    </w:lvl>
+    <w:lvl w:ilvl="3" w:tplc="04090001" w:tentative="1">
+      <w:start w:val="1"/>
+      <w:numFmt w:val="bullet"/>
+      <w:lvlText w:val=""/>
+      <w:lvlJc w:val="left"/>
+      <w:pPr>
+        <w:ind w:left="2880" w:hanging="360"/>
+      </w:pPr>
+      <w:rPr>
+        <w:rFonts w:ascii="Symbol" w:hAnsi="Symbol" w:hint="default"/>
+      </w:rPr>
+    </w:lvl>
+    <w:lvl w:ilvl="4" w:tplc="04090003" w:tentative="1">
+      <w:start w:val="1"/>
+      <w:numFmt w:val="bullet"/>
+      <w:lvlText w:val="o"/>
+      <w:lvlJc w:val="left"/>
+      <w:pPr>
+        <w:ind w:left="3600" w:hanging="360"/>
+      </w:pPr>
+      <w:rPr>
+        <w:rFonts w:ascii="Courier New" w:hAnsi="Courier New" w:cs="Courier New" w:hint="default"/>
+      </w:rPr>
+    </w:lvl>
+    <w:lvl w:ilvl="5" w:tplc="04090005" w:tentative="1">
+      <w:start w:val="1"/>
+      <w:numFmt w:val="bullet"/>
+      <w:lvlText w:val=""/>
+      <w:lvlJc w:val="left"/>
+      <w:pPr>
+        <w:ind w:left="4320" w:hanging="360"/>
+      </w:pPr>
+      <w:rPr>
+        <w:rFonts w:ascii="Wingdings" w:hAnsi="Wingdings" w:hint="default"/>
+      </w:rPr>
+    </w:lvl>
+    <w:lvl w:ilvl="6" w:tplc="04090001" w:tentative="1">
+      <w:start w:val="1"/>
+      <w:numFmt w:val="bullet"/>
+      <w:lvlText w:val=""/>
+      <w:lvlJc w:val="left"/>
+      <w:pPr>
+        <w:ind w:left="5040" w:hanging="360"/>
+      </w:pPr>
+      <w:rPr>
+        <w:rFonts w:ascii="Symbol" w:hAnsi="Symbol" w:hint="default"/>
+      </w:rPr>
+    </w:lvl>
+    <w:lvl w:ilvl="7" w:tplc="04090003" w:tentative="1">
+      <w:start w:val="1"/>
+      <w:numFmt w:val="bullet"/>
+      <w:lvlText w:val="o"/>
+      <w:lvlJc w:val="left"/>
+      <w:pPr>
+        <w:ind w:left="5760" w:hanging="360"/>
+      </w:pPr>
+      <w:rPr>
+        <w:rFonts w:ascii="Courier New" w:hAnsi="Courier New" w:cs="Courier New" w:hint="default"/>
+      </w:rPr>
+    </w:lvl>
+    <w:lvl w:ilvl="8" w:tplc="04090005" w:tentative="1">
+      <w:start w:val="1"/>
+      <w:numFmt w:val="bullet"/>
+      <w:lvlText w:val=""/>
+      <w:lvlJc w:val="left"/>
+      <w:pPr>
+        <w:ind w:left="6480" w:hanging="360"/>
+      </w:pPr>
+      <w:rPr>
+        <w:rFonts w:ascii="Wingdings" w:hAnsi="Wingdings" w:hint="default"/>
+      </w:rPr>
+    </w:lvl>
+  </w:abstractNum>
   <w:num w:numId="1" w16cid:durableId="770661192">
     <w:abstractNumId w:val="8"/>
   </w:num>
@@ -24785,6 +24945,9 @@
   </w:num>
   <w:num w:numId="9" w16cid:durableId="1617984846">
     <w:abstractNumId w:val="0"/>
+  </w:num>
+  <w:num w:numId="10" w16cid:durableId="28724674">
+    <w:abstractNumId w:val="9"/>
   </w:num>
 </w:numbering>
 </file>

--- a/Pertemuan 4/NURRAHMATIA - - 4. Worksheet_PABW_Pertemuan4.docx
+++ b/Pertemuan 4/NURRAHMATIA - - 4. Worksheet_PABW_Pertemuan4.docx
@@ -2212,7 +2212,7 @@
               <w:t>#</w:t>
             </w:r>
             <w:r>
-              <w:t>39B2BF</w:t>
+              <w:t>664E3F</w:t>
             </w:r>
           </w:p>
         </w:tc>
@@ -2311,10 +2311,7 @@
               <w:spacing w:before="20" w:after="20" w:line="252" w:lineRule="auto"/>
             </w:pPr>
             <w:r>
-              <w:t>#</w:t>
-            </w:r>
-            <w:r>
-              <w:t>E8DCBC</w:t>
+              <w:t>#F4F9FA</w:t>
             </w:r>
           </w:p>
         </w:tc>
@@ -3110,6 +3107,12 @@
             <w:pPr>
               <w:spacing w:before="20" w:after="20" w:line="252" w:lineRule="auto"/>
             </w:pPr>
+            <w:r>
+              <w:t>0.25</w:t>
+            </w:r>
+            <w:r>
+              <w:t>rem</w:t>
+            </w:r>
           </w:p>
         </w:tc>
       </w:tr>
@@ -3206,6 +3209,9 @@
             <w:pPr>
               <w:spacing w:before="20" w:after="20" w:line="252" w:lineRule="auto"/>
             </w:pPr>
+            <w:r>
+              <w:t>0.8rem</w:t>
+            </w:r>
           </w:p>
         </w:tc>
       </w:tr>
@@ -3298,6 +3304,9 @@
             <w:pPr>
               <w:spacing w:before="20" w:after="20" w:line="252" w:lineRule="auto"/>
             </w:pPr>
+            <w:r>
+              <w:t>0.85rem</w:t>
+            </w:r>
           </w:p>
         </w:tc>
       </w:tr>
@@ -3394,6 +3403,9 @@
             <w:pPr>
               <w:spacing w:before="20" w:after="20" w:line="252" w:lineRule="auto"/>
             </w:pPr>
+            <w:r>
+              <w:t>1rem</w:t>
+            </w:r>
           </w:p>
         </w:tc>
       </w:tr>
@@ -3486,6 +3498,9 @@
             <w:pPr>
               <w:spacing w:before="20" w:after="20" w:line="252" w:lineRule="auto"/>
             </w:pPr>
+            <w:r>
+              <w:t>1.7rem</w:t>
+            </w:r>
           </w:p>
         </w:tc>
       </w:tr>
@@ -3582,6 +3597,9 @@
             <w:pPr>
               <w:spacing w:before="20" w:after="20" w:line="252" w:lineRule="auto"/>
             </w:pPr>
+            <w:r>
+              <w:t>0.5rem</w:t>
+            </w:r>
           </w:p>
         </w:tc>
       </w:tr>
@@ -3674,6 +3692,9 @@
             <w:pPr>
               <w:spacing w:before="20" w:after="20" w:line="252" w:lineRule="auto"/>
             </w:pPr>
+            <w:r>
+              <w:t>999px</w:t>
+            </w:r>
           </w:p>
         </w:tc>
       </w:tr>
@@ -3770,6 +3791,13 @@
             <w:pPr>
               <w:spacing w:before="20" w:after="20" w:line="252" w:lineRule="auto"/>
             </w:pPr>
+            <w:r>
+              <w:rPr>
+                <w:rFonts w:cs="Carlito"/>
+                <w:sz w:val="18"/>
+              </w:rPr>
+              <w:t>0 1px 3px rgba(0,0,0,.10)</w:t>
+            </w:r>
           </w:p>
         </w:tc>
       </w:tr>
@@ -3862,6 +3890,12 @@
             <w:pPr>
               <w:spacing w:before="20" w:after="20" w:line="252" w:lineRule="auto"/>
             </w:pPr>
+            <w:r>
+              <w:t>0.</w:t>
+            </w:r>
+            <w:r>
+              <w:t>875rem</w:t>
+            </w:r>
           </w:p>
         </w:tc>
       </w:tr>
@@ -3958,6 +3992,9 @@
             <w:pPr>
               <w:spacing w:before="20" w:after="20" w:line="252" w:lineRule="auto"/>
             </w:pPr>
+            <w:r>
+              <w:t>1rem</w:t>
+            </w:r>
           </w:p>
         </w:tc>
       </w:tr>
@@ -4050,6 +4087,9 @@
             <w:pPr>
               <w:spacing w:before="20" w:after="20" w:line="252" w:lineRule="auto"/>
             </w:pPr>
+            <w:r>
+              <w:t>1.5rem</w:t>
+            </w:r>
           </w:p>
         </w:tc>
       </w:tr>
@@ -4146,6 +4186,9 @@
             <w:pPr>
               <w:spacing w:before="20" w:after="20" w:line="252" w:lineRule="auto"/>
             </w:pPr>
+            <w:r>
+              <w:t>2.25rem</w:t>
+            </w:r>
           </w:p>
         </w:tc>
       </w:tr>
@@ -4768,6 +4811,11 @@
           </w:tcPr>
           <w:p>
             <w:pPr>
+              <w:pStyle w:val="ListParagraph"/>
+              <w:numPr>
+                <w:ilvl w:val="0"/>
+                <w:numId w:val="11"/>
+              </w:numPr>
               <w:spacing w:before="20" w:after="20" w:line="252" w:lineRule="auto"/>
             </w:pPr>
           </w:p>
@@ -5541,6 +5589,11 @@
           </w:tcPr>
           <w:p>
             <w:pPr>
+              <w:pStyle w:val="ListParagraph"/>
+              <w:numPr>
+                <w:ilvl w:val="0"/>
+                <w:numId w:val="10"/>
+              </w:numPr>
               <w:spacing w:before="20" w:after="20" w:line="252" w:lineRule="auto"/>
             </w:pPr>
           </w:p>
@@ -5589,6 +5642,11 @@
           </w:tcPr>
           <w:p>
             <w:pPr>
+              <w:pStyle w:val="ListParagraph"/>
+              <w:numPr>
+                <w:ilvl w:val="0"/>
+                <w:numId w:val="10"/>
+              </w:numPr>
               <w:spacing w:before="20" w:after="20" w:line="252" w:lineRule="auto"/>
             </w:pPr>
           </w:p>
@@ -5635,6 +5693,11 @@
           </w:tcPr>
           <w:p>
             <w:pPr>
+              <w:pStyle w:val="ListParagraph"/>
+              <w:numPr>
+                <w:ilvl w:val="0"/>
+                <w:numId w:val="10"/>
+              </w:numPr>
               <w:spacing w:before="20" w:after="20" w:line="252" w:lineRule="auto"/>
             </w:pPr>
           </w:p>
@@ -6698,6 +6761,13 @@
               </w:rPr>
               <w:t>C</w:t>
             </w:r>
+            <w:r>
+              <w:rPr>
+                <w:rFonts w:cs="Carlito"/>
+                <w:sz w:val="19"/>
+              </w:rPr>
+              <w:t xml:space="preserve"> (sudah)</w:t>
+            </w:r>
           </w:p>
         </w:tc>
       </w:tr>
@@ -6766,6 +6836,9 @@
           </w:tcPr>
           <w:p>
             <w:pPr>
+              <w:tabs>
+                <w:tab w:val="center" w:pos="1082"/>
+              </w:tabs>
               <w:spacing w:before="20" w:after="20" w:line="252" w:lineRule="auto"/>
             </w:pPr>
             <w:r>
@@ -6774,6 +6847,13 @@
                 <w:sz w:val="19"/>
               </w:rPr>
               <w:t>D</w:t>
+            </w:r>
+            <w:r>
+              <w:rPr>
+                <w:rFonts w:cs="Carlito"/>
+                <w:sz w:val="19"/>
+              </w:rPr>
+              <w:t xml:space="preserve"> (sudah)</w:t>
             </w:r>
           </w:p>
         </w:tc>
@@ -6854,6 +6934,13 @@
               </w:rPr>
               <w:t>D dan E</w:t>
             </w:r>
+            <w:r>
+              <w:rPr>
+                <w:rFonts w:cs="Carlito"/>
+                <w:sz w:val="19"/>
+              </w:rPr>
+              <w:t xml:space="preserve"> (sudah)</w:t>
+            </w:r>
           </w:p>
         </w:tc>
       </w:tr>
@@ -6929,6 +7016,13 @@
                 <w:sz w:val="19"/>
               </w:rPr>
               <w:t>F</w:t>
+            </w:r>
+            <w:r>
+              <w:rPr>
+                <w:rFonts w:cs="Carlito"/>
+                <w:sz w:val="19"/>
+              </w:rPr>
+              <w:t xml:space="preserve"> (sudah)</w:t>
             </w:r>
           </w:p>
         </w:tc>
@@ -24471,115 +24565,7 @@
         <w:color w:val="5A6080"/>
         <w:sz w:val="15"/>
       </w:rPr>
-      <w:t>PABW 2026/</w:t>
-    </w:r>
-    <w:proofErr w:type="gramStart"/>
-    <w:r>
-      <w:rPr>
-        <w:rFonts w:cs="Carlito"/>
-        <w:color w:val="5A6080"/>
-        <w:sz w:val="15"/>
-      </w:rPr>
-      <w:t>2027  ·</w:t>
-    </w:r>
-    <w:proofErr w:type="gramEnd"/>
-    <w:r>
-      <w:rPr>
-        <w:rFonts w:cs="Carlito"/>
-        <w:color w:val="5A6080"/>
-        <w:sz w:val="15"/>
-      </w:rPr>
-      <w:t xml:space="preserve">  </w:t>
-    </w:r>
-    <w:proofErr w:type="spellStart"/>
-    <w:r>
-      <w:rPr>
-        <w:rFonts w:cs="Carlito"/>
-        <w:color w:val="5A6080"/>
-        <w:sz w:val="15"/>
-      </w:rPr>
-      <w:t>Pertemuan</w:t>
-    </w:r>
-    <w:proofErr w:type="spellEnd"/>
-    <w:r>
-      <w:rPr>
-        <w:rFonts w:cs="Carlito"/>
-        <w:color w:val="5A6080"/>
-        <w:sz w:val="15"/>
-      </w:rPr>
-      <w:t xml:space="preserve"> </w:t>
-    </w:r>
-    <w:proofErr w:type="gramStart"/>
-    <w:r>
-      <w:rPr>
-        <w:rFonts w:cs="Carlito"/>
-        <w:color w:val="5A6080"/>
-        <w:sz w:val="15"/>
-      </w:rPr>
-      <w:t>4  ·</w:t>
-    </w:r>
-    <w:proofErr w:type="gramEnd"/>
-    <w:r>
-      <w:rPr>
-        <w:rFonts w:cs="Carlito"/>
-        <w:color w:val="5A6080"/>
-        <w:sz w:val="15"/>
-      </w:rPr>
-      <w:t xml:space="preserve">  CSS Fundamental dan Design </w:t>
-    </w:r>
-    <w:proofErr w:type="gramStart"/>
-    <w:r>
-      <w:rPr>
-        <w:rFonts w:cs="Carlito"/>
-        <w:color w:val="5A6080"/>
-        <w:sz w:val="15"/>
-      </w:rPr>
-      <w:t>Token  ·</w:t>
-    </w:r>
-    <w:proofErr w:type="gramEnd"/>
-    <w:r>
-      <w:rPr>
-        <w:rFonts w:cs="Carlito"/>
-        <w:color w:val="5A6080"/>
-        <w:sz w:val="15"/>
-      </w:rPr>
-      <w:t xml:space="preserve">  Universitas Islam </w:t>
-    </w:r>
-    <w:proofErr w:type="gramStart"/>
-    <w:r>
-      <w:rPr>
-        <w:rFonts w:cs="Carlito"/>
-        <w:color w:val="5A6080"/>
-        <w:sz w:val="15"/>
-      </w:rPr>
-      <w:t>Indonesia  ·</w:t>
-    </w:r>
-    <w:proofErr w:type="gramEnd"/>
-    <w:r>
-      <w:rPr>
-        <w:rFonts w:cs="Carlito"/>
-        <w:color w:val="5A6080"/>
-        <w:sz w:val="15"/>
-      </w:rPr>
-      <w:t xml:space="preserve">  </w:t>
-    </w:r>
-    <w:proofErr w:type="spellStart"/>
-    <w:r>
-      <w:rPr>
-        <w:rFonts w:cs="Carlito"/>
-        <w:color w:val="5A6080"/>
-        <w:sz w:val="15"/>
-      </w:rPr>
-      <w:t>halaman</w:t>
-    </w:r>
-    <w:proofErr w:type="spellEnd"/>
-    <w:r>
-      <w:rPr>
-        <w:rFonts w:cs="Carlito"/>
-        <w:color w:val="5A6080"/>
-        <w:sz w:val="15"/>
-      </w:rPr>
-      <w:t xml:space="preserve"> </w:t>
+      <w:t xml:space="preserve">PABW 2026/2027  ·  Pertemuan 4  ·  CSS Fundamental dan Design Token  ·  Universitas Islam Indonesia  ·  halaman </w:t>
     </w:r>
     <w:r>
       <w:fldChar w:fldCharType="begin"/>
@@ -24807,9 +24793,122 @@
     </w:lvl>
   </w:abstractNum>
   <w:abstractNum w:abstractNumId="9" w15:restartNumberingAfterBreak="0">
+    <w:nsid w:val="54271BCC"/>
+    <w:multiLevelType w:val="hybridMultilevel"/>
+    <w:tmpl w:val="517EB5B8"/>
+    <w:lvl w:ilvl="0" w:tplc="0409000D">
+      <w:start w:val="1"/>
+      <w:numFmt w:val="bullet"/>
+      <w:lvlText w:val=""/>
+      <w:lvlJc w:val="left"/>
+      <w:pPr>
+        <w:ind w:left="720" w:hanging="360"/>
+      </w:pPr>
+      <w:rPr>
+        <w:rFonts w:ascii="Wingdings" w:hAnsi="Wingdings" w:hint="default"/>
+      </w:rPr>
+    </w:lvl>
+    <w:lvl w:ilvl="1" w:tplc="04090003" w:tentative="1">
+      <w:start w:val="1"/>
+      <w:numFmt w:val="bullet"/>
+      <w:lvlText w:val="o"/>
+      <w:lvlJc w:val="left"/>
+      <w:pPr>
+        <w:ind w:left="1440" w:hanging="360"/>
+      </w:pPr>
+      <w:rPr>
+        <w:rFonts w:ascii="Courier New" w:hAnsi="Courier New" w:cs="Courier New" w:hint="default"/>
+      </w:rPr>
+    </w:lvl>
+    <w:lvl w:ilvl="2" w:tplc="04090005" w:tentative="1">
+      <w:start w:val="1"/>
+      <w:numFmt w:val="bullet"/>
+      <w:lvlText w:val=""/>
+      <w:lvlJc w:val="left"/>
+      <w:pPr>
+        <w:ind w:left="2160" w:hanging="360"/>
+      </w:pPr>
+      <w:rPr>
+        <w:rFonts w:ascii="Wingdings" w:hAnsi="Wingdings" w:hint="default"/>
+      </w:rPr>
+    </w:lvl>
+    <w:lvl w:ilvl="3" w:tplc="04090001" w:tentative="1">
+      <w:start w:val="1"/>
+      <w:numFmt w:val="bullet"/>
+      <w:lvlText w:val=""/>
+      <w:lvlJc w:val="left"/>
+      <w:pPr>
+        <w:ind w:left="2880" w:hanging="360"/>
+      </w:pPr>
+      <w:rPr>
+        <w:rFonts w:ascii="Symbol" w:hAnsi="Symbol" w:hint="default"/>
+      </w:rPr>
+    </w:lvl>
+    <w:lvl w:ilvl="4" w:tplc="04090003" w:tentative="1">
+      <w:start w:val="1"/>
+      <w:numFmt w:val="bullet"/>
+      <w:lvlText w:val="o"/>
+      <w:lvlJc w:val="left"/>
+      <w:pPr>
+        <w:ind w:left="3600" w:hanging="360"/>
+      </w:pPr>
+      <w:rPr>
+        <w:rFonts w:ascii="Courier New" w:hAnsi="Courier New" w:cs="Courier New" w:hint="default"/>
+      </w:rPr>
+    </w:lvl>
+    <w:lvl w:ilvl="5" w:tplc="04090005" w:tentative="1">
+      <w:start w:val="1"/>
+      <w:numFmt w:val="bullet"/>
+      <w:lvlText w:val=""/>
+      <w:lvlJc w:val="left"/>
+      <w:pPr>
+        <w:ind w:left="4320" w:hanging="360"/>
+      </w:pPr>
+      <w:rPr>
+        <w:rFonts w:ascii="Wingdings" w:hAnsi="Wingdings" w:hint="default"/>
+      </w:rPr>
+    </w:lvl>
+    <w:lvl w:ilvl="6" w:tplc="04090001" w:tentative="1">
+      <w:start w:val="1"/>
+      <w:numFmt w:val="bullet"/>
+      <w:lvlText w:val=""/>
+      <w:lvlJc w:val="left"/>
+      <w:pPr>
+        <w:ind w:left="5040" w:hanging="360"/>
+      </w:pPr>
+      <w:rPr>
+        <w:rFonts w:ascii="Symbol" w:hAnsi="Symbol" w:hint="default"/>
+      </w:rPr>
+    </w:lvl>
+    <w:lvl w:ilvl="7" w:tplc="04090003" w:tentative="1">
+      <w:start w:val="1"/>
+      <w:numFmt w:val="bullet"/>
+      <w:lvlText w:val="o"/>
+      <w:lvlJc w:val="left"/>
+      <w:pPr>
+        <w:ind w:left="5760" w:hanging="360"/>
+      </w:pPr>
+      <w:rPr>
+        <w:rFonts w:ascii="Courier New" w:hAnsi="Courier New" w:cs="Courier New" w:hint="default"/>
+      </w:rPr>
+    </w:lvl>
+    <w:lvl w:ilvl="8" w:tplc="04090005" w:tentative="1">
+      <w:start w:val="1"/>
+      <w:numFmt w:val="bullet"/>
+      <w:lvlText w:val=""/>
+      <w:lvlJc w:val="left"/>
+      <w:pPr>
+        <w:ind w:left="6480" w:hanging="360"/>
+      </w:pPr>
+      <w:rPr>
+        <w:rFonts w:ascii="Wingdings" w:hAnsi="Wingdings" w:hint="default"/>
+      </w:rPr>
+    </w:lvl>
+  </w:abstractNum>
+  <w:abstractNum w:abstractNumId="10" w15:restartNumberingAfterBreak="0">
     <w:nsid w:val="5C8A6492"/>
     <w:multiLevelType w:val="hybridMultilevel"/>
-    <w:tmpl w:val="08666E62"/>
+    <w:tmpl w:val="D5942754"/>
     <w:lvl w:ilvl="0" w:tplc="0409000D">
       <w:start w:val="1"/>
       <w:numFmt w:val="bullet"/>
@@ -24947,6 +25046,9 @@
     <w:abstractNumId w:val="0"/>
   </w:num>
   <w:num w:numId="10" w16cid:durableId="28724674">
+    <w:abstractNumId w:val="10"/>
+  </w:num>
+  <w:num w:numId="11" w16cid:durableId="62408410">
     <w:abstractNumId w:val="9"/>
   </w:num>
 </w:numbering>
@@ -25562,7 +25664,6 @@
   <w:style w:type="character" w:default="1" w:styleId="DefaultParagraphFont">
     <w:name w:val="Default Paragraph Font"/>
     <w:uiPriority w:val="1"/>
-    <w:semiHidden/>
     <w:unhideWhenUsed/>
   </w:style>
   <w:style w:type="table" w:default="1" w:styleId="TableNormal">

--- a/Pertemuan 4/NURRAHMATIA - - 4. Worksheet_PABW_Pertemuan4.docx
+++ b/Pertemuan 4/NURRAHMATIA - - 4. Worksheet_PABW_Pertemuan4.docx
@@ -2209,10 +2209,7 @@
               <w:spacing w:before="20" w:after="20" w:line="252" w:lineRule="auto"/>
             </w:pPr>
             <w:r>
-              <w:t>#</w:t>
-            </w:r>
-            <w:r>
-              <w:t>664E3F</w:t>
+              <w:t>#fbf0d9</w:t>
             </w:r>
           </w:p>
         </w:tc>
@@ -2311,7 +2308,10 @@
               <w:spacing w:before="20" w:after="20" w:line="252" w:lineRule="auto"/>
             </w:pPr>
             <w:r>
-              <w:t>#F4F9FA</w:t>
+              <w:t>#</w:t>
+            </w:r>
+            <w:r>
+              <w:t>2b261f</w:t>
             </w:r>
           </w:p>
         </w:tc>
@@ -2511,7 +2511,7 @@
               <w:t>#</w:t>
             </w:r>
             <w:r>
-              <w:t>BCE5E8</w:t>
+              <w:t>e8d9bc</w:t>
             </w:r>
           </w:p>
         </w:tc>
@@ -2609,8 +2609,13 @@
               <w:t>#</w:t>
             </w:r>
             <w:r>
-              <w:t>72C0C2</w:t>
-            </w:r>
+              <w:t>e1a72aea</w:t>
+            </w:r>
+          </w:p>
+          <w:p>
+            <w:pPr>
+              <w:spacing w:before="20" w:after="20" w:line="252" w:lineRule="auto"/>
+            </w:pPr>
           </w:p>
         </w:tc>
       </w:tr>
@@ -2711,7 +2716,7 @@
               <w:t>#</w:t>
             </w:r>
             <w:r>
-              <w:t>29D0D6</w:t>
+              <w:t>e4ae39e6</w:t>
             </w:r>
           </w:p>
         </w:tc>
@@ -4915,6 +4920,11 @@
           </w:tcPr>
           <w:p>
             <w:pPr>
+              <w:pStyle w:val="ListParagraph"/>
+              <w:numPr>
+                <w:ilvl w:val="0"/>
+                <w:numId w:val="12"/>
+              </w:numPr>
               <w:spacing w:before="20" w:after="20" w:line="252" w:lineRule="auto"/>
             </w:pPr>
           </w:p>
@@ -7219,6 +7229,9 @@
             <w:pPr>
               <w:spacing w:before="20" w:after="20" w:line="252" w:lineRule="auto"/>
             </w:pPr>
+            <w:r>
+              <w:t>Bersih tanpa galat</w:t>
+            </w:r>
           </w:p>
         </w:tc>
       </w:tr>
@@ -7291,6 +7304,9 @@
             <w:pPr>
               <w:spacing w:before="20" w:after="20" w:line="252" w:lineRule="auto"/>
             </w:pPr>
+            <w:r>
+              <w:t>Status 304</w:t>
+            </w:r>
           </w:p>
         </w:tc>
       </w:tr>
@@ -7360,6 +7376,9 @@
             <w:pPr>
               <w:spacing w:before="20" w:after="20" w:line="252" w:lineRule="auto"/>
             </w:pPr>
+            <w:r>
+              <w:t>Terlihat seluruh token</w:t>
+            </w:r>
           </w:p>
         </w:tc>
       </w:tr>
@@ -24908,7 +24927,120 @@
   <w:abstractNum w:abstractNumId="10" w15:restartNumberingAfterBreak="0">
     <w:nsid w:val="5C8A6492"/>
     <w:multiLevelType w:val="hybridMultilevel"/>
-    <w:tmpl w:val="D5942754"/>
+    <w:tmpl w:val="EFEA8F14"/>
+    <w:lvl w:ilvl="0" w:tplc="0409000D">
+      <w:start w:val="1"/>
+      <w:numFmt w:val="bullet"/>
+      <w:lvlText w:val=""/>
+      <w:lvlJc w:val="left"/>
+      <w:pPr>
+        <w:ind w:left="720" w:hanging="360"/>
+      </w:pPr>
+      <w:rPr>
+        <w:rFonts w:ascii="Wingdings" w:hAnsi="Wingdings" w:hint="default"/>
+      </w:rPr>
+    </w:lvl>
+    <w:lvl w:ilvl="1" w:tplc="04090003" w:tentative="1">
+      <w:start w:val="1"/>
+      <w:numFmt w:val="bullet"/>
+      <w:lvlText w:val="o"/>
+      <w:lvlJc w:val="left"/>
+      <w:pPr>
+        <w:ind w:left="1440" w:hanging="360"/>
+      </w:pPr>
+      <w:rPr>
+        <w:rFonts w:ascii="Courier New" w:hAnsi="Courier New" w:cs="Courier New" w:hint="default"/>
+      </w:rPr>
+    </w:lvl>
+    <w:lvl w:ilvl="2" w:tplc="04090005" w:tentative="1">
+      <w:start w:val="1"/>
+      <w:numFmt w:val="bullet"/>
+      <w:lvlText w:val=""/>
+      <w:lvlJc w:val="left"/>
+      <w:pPr>
+        <w:ind w:left="2160" w:hanging="360"/>
+      </w:pPr>
+      <w:rPr>
+        <w:rFonts w:ascii="Wingdings" w:hAnsi="Wingdings" w:hint="default"/>
+      </w:rPr>
+    </w:lvl>
+    <w:lvl w:ilvl="3" w:tplc="04090001" w:tentative="1">
+      <w:start w:val="1"/>
+      <w:numFmt w:val="bullet"/>
+      <w:lvlText w:val=""/>
+      <w:lvlJc w:val="left"/>
+      <w:pPr>
+        <w:ind w:left="2880" w:hanging="360"/>
+      </w:pPr>
+      <w:rPr>
+        <w:rFonts w:ascii="Symbol" w:hAnsi="Symbol" w:hint="default"/>
+      </w:rPr>
+    </w:lvl>
+    <w:lvl w:ilvl="4" w:tplc="04090003" w:tentative="1">
+      <w:start w:val="1"/>
+      <w:numFmt w:val="bullet"/>
+      <w:lvlText w:val="o"/>
+      <w:lvlJc w:val="left"/>
+      <w:pPr>
+        <w:ind w:left="3600" w:hanging="360"/>
+      </w:pPr>
+      <w:rPr>
+        <w:rFonts w:ascii="Courier New" w:hAnsi="Courier New" w:cs="Courier New" w:hint="default"/>
+      </w:rPr>
+    </w:lvl>
+    <w:lvl w:ilvl="5" w:tplc="04090005" w:tentative="1">
+      <w:start w:val="1"/>
+      <w:numFmt w:val="bullet"/>
+      <w:lvlText w:val=""/>
+      <w:lvlJc w:val="left"/>
+      <w:pPr>
+        <w:ind w:left="4320" w:hanging="360"/>
+      </w:pPr>
+      <w:rPr>
+        <w:rFonts w:ascii="Wingdings" w:hAnsi="Wingdings" w:hint="default"/>
+      </w:rPr>
+    </w:lvl>
+    <w:lvl w:ilvl="6" w:tplc="04090001" w:tentative="1">
+      <w:start w:val="1"/>
+      <w:numFmt w:val="bullet"/>
+      <w:lvlText w:val=""/>
+      <w:lvlJc w:val="left"/>
+      <w:pPr>
+        <w:ind w:left="5040" w:hanging="360"/>
+      </w:pPr>
+      <w:rPr>
+        <w:rFonts w:ascii="Symbol" w:hAnsi="Symbol" w:hint="default"/>
+      </w:rPr>
+    </w:lvl>
+    <w:lvl w:ilvl="7" w:tplc="04090003" w:tentative="1">
+      <w:start w:val="1"/>
+      <w:numFmt w:val="bullet"/>
+      <w:lvlText w:val="o"/>
+      <w:lvlJc w:val="left"/>
+      <w:pPr>
+        <w:ind w:left="5760" w:hanging="360"/>
+      </w:pPr>
+      <w:rPr>
+        <w:rFonts w:ascii="Courier New" w:hAnsi="Courier New" w:cs="Courier New" w:hint="default"/>
+      </w:rPr>
+    </w:lvl>
+    <w:lvl w:ilvl="8" w:tplc="04090005" w:tentative="1">
+      <w:start w:val="1"/>
+      <w:numFmt w:val="bullet"/>
+      <w:lvlText w:val=""/>
+      <w:lvlJc w:val="left"/>
+      <w:pPr>
+        <w:ind w:left="6480" w:hanging="360"/>
+      </w:pPr>
+      <w:rPr>
+        <w:rFonts w:ascii="Wingdings" w:hAnsi="Wingdings" w:hint="default"/>
+      </w:rPr>
+    </w:lvl>
+  </w:abstractNum>
+  <w:abstractNum w:abstractNumId="11" w15:restartNumberingAfterBreak="0">
+    <w:nsid w:val="6F346FC3"/>
+    <w:multiLevelType w:val="hybridMultilevel"/>
+    <w:tmpl w:val="D4AC43CC"/>
     <w:lvl w:ilvl="0" w:tplc="0409000D">
       <w:start w:val="1"/>
       <w:numFmt w:val="bullet"/>
@@ -25050,6 +25182,9 @@
   </w:num>
   <w:num w:numId="11" w16cid:durableId="62408410">
     <w:abstractNumId w:val="9"/>
+  </w:num>
+  <w:num w:numId="12" w16cid:durableId="1229418649">
+    <w:abstractNumId w:val="11"/>
   </w:num>
 </w:numbering>
 </file>

--- a/Pertemuan 4/NURRAHMATIA - - 4. Worksheet_PABW_Pertemuan4.docx
+++ b/Pertemuan 4/NURRAHMATIA - - 4. Worksheet_PABW_Pertemuan4.docx
@@ -3504,7 +3504,13 @@
               <w:spacing w:before="20" w:after="20" w:line="252" w:lineRule="auto"/>
             </w:pPr>
             <w:r>
-              <w:t>1.7rem</w:t>
+              <w:t>1.</w:t>
+            </w:r>
+            <w:r>
+              <w:t>5</w:t>
+            </w:r>
+            <w:r>
+              <w:t>rem</w:t>
             </w:r>
           </w:p>
         </w:tc>
@@ -11860,6 +11866,9 @@
             <w:pPr>
               <w:spacing w:before="20" w:after="20" w:line="252" w:lineRule="auto"/>
             </w:pPr>
+            <w:r>
+              <w:t>Sesuai</w:t>
+            </w:r>
           </w:p>
         </w:tc>
       </w:tr>
@@ -11932,6 +11941,9 @@
             <w:pPr>
               <w:spacing w:before="20" w:after="20" w:line="252" w:lineRule="auto"/>
             </w:pPr>
+            <w:r>
+              <w:t xml:space="preserve">Sesuai </w:t>
+            </w:r>
           </w:p>
         </w:tc>
       </w:tr>
@@ -12001,6 +12013,9 @@
             <w:pPr>
               <w:spacing w:before="20" w:after="20" w:line="252" w:lineRule="auto"/>
             </w:pPr>
+            <w:r>
+              <w:t xml:space="preserve">Sesuai </w:t>
+            </w:r>
           </w:p>
         </w:tc>
       </w:tr>
@@ -12073,6 +12088,9 @@
             <w:pPr>
               <w:spacing w:before="20" w:after="20" w:line="252" w:lineRule="auto"/>
             </w:pPr>
+            <w:r>
+              <w:t>Sesuai</w:t>
+            </w:r>
           </w:p>
         </w:tc>
       </w:tr>
@@ -14348,6 +14366,9 @@
             <w:pPr>
               <w:spacing w:before="20" w:after="20" w:line="252" w:lineRule="auto"/>
             </w:pPr>
+            <w:r>
+              <w:t>Kotak terlihat jelas pada setiap elemen</w:t>
+            </w:r>
           </w:p>
         </w:tc>
       </w:tr>
@@ -14420,6 +14441,9 @@
             <w:pPr>
               <w:spacing w:before="20" w:after="20" w:line="252" w:lineRule="auto"/>
             </w:pPr>
+            <w:r>
+              <w:t>Garis focus terlihat dan tidak ada yang terpotong</w:t>
+            </w:r>
           </w:p>
         </w:tc>
       </w:tr>
@@ -14489,6 +14513,9 @@
             <w:pPr>
               <w:spacing w:before="20" w:after="20" w:line="252" w:lineRule="auto"/>
             </w:pPr>
+            <w:r>
+              <w:t xml:space="preserve">Tidak ada tanda merah apapun </w:t>
+            </w:r>
           </w:p>
         </w:tc>
       </w:tr>
@@ -14561,6 +14588,18 @@
             <w:pPr>
               <w:spacing w:before="20" w:after="20" w:line="252" w:lineRule="auto"/>
             </w:pPr>
+            <w:r>
+              <w:t xml:space="preserve">Ada garis </w:t>
+            </w:r>
+            <w:r>
+              <w:t>p</w:t>
+            </w:r>
+            <w:r>
+              <w:t xml:space="preserve">eringatan </w:t>
+            </w:r>
+            <w:r>
+              <w:t xml:space="preserve"> dan pesan muncul</w:t>
+            </w:r>
           </w:p>
         </w:tc>
       </w:tr>
@@ -14630,6 +14669,12 @@
             <w:pPr>
               <w:spacing w:before="20" w:after="20" w:line="252" w:lineRule="auto"/>
             </w:pPr>
+            <w:r>
+              <w:t xml:space="preserve">Tanda peringatan </w:t>
+            </w:r>
+            <w:r>
+              <w:t>dapat hilang sendirinya</w:t>
+            </w:r>
           </w:p>
         </w:tc>
       </w:tr>
@@ -14680,6 +14725,7 @@
           <w:rFonts w:cs="Carlito"/>
           <w:sz w:val="20"/>
         </w:rPr>
+        <w:lastRenderedPageBreak/>
         <w:t>Lembar E sudah selesai? Simpan hasilnya sekarang, jangan menunggu kelas berakhir. Perintah Git dijalankan dari dalam folder ~/pabw, tempat repositori Anda disalin pada Pertemuan 3.</w:t>
       </w:r>
     </w:p>
@@ -14695,7 +14741,6 @@
           <w:color w:val="5A6080"/>
           <w:sz w:val="17"/>
         </w:rPr>
-        <w:lastRenderedPageBreak/>
         <w:t>E — simpan perubahan</w:t>
       </w:r>
     </w:p>
@@ -20726,12 +20771,7 @@
         <w:t>Cara memastikan: buka halaman repositori Anda. Folder worksheet-p4/ harus memuat profil.html, gambar, dan keempat berkas CSS. Ini commit terakhir pertemuan ini.</w:t>
       </w:r>
     </w:p>
-    <w:p>
-      <w:r>
-        <w:lastRenderedPageBreak/>
-        <w:br w:type="page"/>
-      </w:r>
-    </w:p>
+    <w:p/>
     <w:tbl>
       <w:tblPr>
         <w:tblW w:w="0" w:type="auto"/>
@@ -20767,7 +20807,6 @@
                 <w:color w:val="FFFFFF"/>
                 <w:sz w:val="22"/>
               </w:rPr>
-              <w:lastRenderedPageBreak/>
               <w:t>WORKSHEET</w:t>
             </w:r>
           </w:p>

--- a/Pertemuan 4/NURRAHMATIA - - 4. Worksheet_PABW_Pertemuan4.docx
+++ b/Pertemuan 4/NURRAHMATIA - - 4. Worksheet_PABW_Pertemuan4.docx
@@ -89,7 +89,27 @@
                 <w:color w:val="003796"/>
                 <w:sz w:val="18"/>
               </w:rPr>
-              <w:t>Pertemuan 4  ·  CSS Fundamental dan Design Token</w:t>
+              <w:t xml:space="preserve">Pertemuan </w:t>
+            </w:r>
+            <w:proofErr w:type="gramStart"/>
+            <w:r>
+              <w:rPr>
+                <w:rFonts w:cs="Carlito"/>
+                <w:b/>
+                <w:color w:val="003796"/>
+                <w:sz w:val="18"/>
+              </w:rPr>
+              <w:t>4  ·</w:t>
+            </w:r>
+            <w:proofErr w:type="gramEnd"/>
+            <w:r>
+              <w:rPr>
+                <w:rFonts w:cs="Carlito"/>
+                <w:b/>
+                <w:color w:val="003796"/>
+                <w:sz w:val="18"/>
+              </w:rPr>
+              <w:t xml:space="preserve">  CSS Fundamental dan Design Token</w:t>
             </w:r>
           </w:p>
         </w:tc>
@@ -122,7 +142,47 @@
           <w:color w:val="5A6080"/>
           <w:sz w:val="18"/>
         </w:rPr>
-        <w:t>Pengembangan Aplikasi Berbasis Web  ·  SIF302  ·  Semester Gasal 2026/2027</w:t>
+        <w:t xml:space="preserve">Pengembangan Aplikasi Berbasis </w:t>
+      </w:r>
+      <w:proofErr w:type="gramStart"/>
+      <w:r>
+        <w:rPr>
+          <w:rFonts w:cs="Carlito"/>
+          <w:i/>
+          <w:color w:val="5A6080"/>
+          <w:sz w:val="18"/>
+        </w:rPr>
+        <w:t>Web  ·</w:t>
+      </w:r>
+      <w:proofErr w:type="gramEnd"/>
+      <w:r>
+        <w:rPr>
+          <w:rFonts w:cs="Carlito"/>
+          <w:i/>
+          <w:color w:val="5A6080"/>
+          <w:sz w:val="18"/>
+        </w:rPr>
+        <w:t xml:space="preserve">  SIF</w:t>
+      </w:r>
+      <w:proofErr w:type="gramStart"/>
+      <w:r>
+        <w:rPr>
+          <w:rFonts w:cs="Carlito"/>
+          <w:i/>
+          <w:color w:val="5A6080"/>
+          <w:sz w:val="18"/>
+        </w:rPr>
+        <w:t>302  ·</w:t>
+      </w:r>
+      <w:proofErr w:type="gramEnd"/>
+      <w:r>
+        <w:rPr>
+          <w:rFonts w:cs="Carlito"/>
+          <w:i/>
+          <w:color w:val="5A6080"/>
+          <w:sz w:val="18"/>
+        </w:rPr>
+        <w:t xml:space="preserve">  Semester Gasal 2026/2027</w:t>
       </w:r>
     </w:p>
     <w:tbl>
@@ -550,7 +610,23 @@
                 <w:rFonts w:cs="Carlito"/>
                 <w:sz w:val="19"/>
               </w:rPr>
-              <w:t>5. Tidak ada gaya inline, tidak ada !important, urutan pemuatan CSS benar.</w:t>
+              <w:t xml:space="preserve">5. Tidak ada gaya inline, tidak </w:t>
+            </w:r>
+            <w:proofErr w:type="gramStart"/>
+            <w:r>
+              <w:rPr>
+                <w:rFonts w:cs="Carlito"/>
+                <w:sz w:val="19"/>
+              </w:rPr>
+              <w:t>ada !important</w:t>
+            </w:r>
+            <w:proofErr w:type="gramEnd"/>
+            <w:r>
+              <w:rPr>
+                <w:rFonts w:cs="Carlito"/>
+                <w:sz w:val="19"/>
+              </w:rPr>
+              <w:t>, urutan pemuatan CSS benar.</w:t>
             </w:r>
           </w:p>
         </w:tc>
@@ -802,7 +878,23 @@
                 <w:rFonts w:cs="Carlito"/>
                 <w:sz w:val="19"/>
               </w:rPr>
-              <w:t>profil.html dari Pertemuan 3, disalin ke folder worksheet-p4/. Plus satu berkas gambar yang sudah Anda pakai di P3.</w:t>
+              <w:t xml:space="preserve">profil.html dari Pertemuan 3, disalin ke folder worksheet-p4/. </w:t>
+            </w:r>
+            <w:proofErr w:type="gramStart"/>
+            <w:r>
+              <w:rPr>
+                <w:rFonts w:cs="Carlito"/>
+                <w:sz w:val="19"/>
+              </w:rPr>
+              <w:t>Plus</w:t>
+            </w:r>
+            <w:proofErr w:type="gramEnd"/>
+            <w:r>
+              <w:rPr>
+                <w:rFonts w:cs="Carlito"/>
+                <w:sz w:val="19"/>
+              </w:rPr>
+              <w:t xml:space="preserve"> satu berkas gambar yang sudah Anda pakai di P3.</w:t>
             </w:r>
           </w:p>
         </w:tc>
@@ -1907,7 +1999,27 @@
                 <w:color w:val="003796"/>
                 <w:sz w:val="18"/>
               </w:rPr>
-              <w:t>Pertemuan 4  ·  CSS Fundamental dan Design Token</w:t>
+              <w:t xml:space="preserve">Pertemuan </w:t>
+            </w:r>
+            <w:proofErr w:type="gramStart"/>
+            <w:r>
+              <w:rPr>
+                <w:rFonts w:cs="Carlito"/>
+                <w:b/>
+                <w:color w:val="003796"/>
+                <w:sz w:val="18"/>
+              </w:rPr>
+              <w:t>4  ·</w:t>
+            </w:r>
+            <w:proofErr w:type="gramEnd"/>
+            <w:r>
+              <w:rPr>
+                <w:rFonts w:cs="Carlito"/>
+                <w:b/>
+                <w:color w:val="003796"/>
+                <w:sz w:val="18"/>
+              </w:rPr>
+              <w:t xml:space="preserve">  CSS Fundamental dan Design Token</w:t>
             </w:r>
           </w:p>
         </w:tc>
@@ -1946,13 +2058,23 @@
             <w:pPr>
               <w:spacing w:before="40" w:after="40"/>
             </w:pPr>
+            <w:proofErr w:type="gramStart"/>
             <w:r>
               <w:rPr>
                 <w:rFonts w:cs="Carlito"/>
                 <w:b/>
                 <w:color w:val="FFFFFF"/>
               </w:rPr>
-              <w:t>▌  PUTUSKAN NILAINYA LEBIH DULU, TULIS KODENYA KEMUDIAN</w:t>
+              <w:t>▌  PUTUSKAN</w:t>
+            </w:r>
+            <w:proofErr w:type="gramEnd"/>
+            <w:r>
+              <w:rPr>
+                <w:rFonts w:cs="Carlito"/>
+                <w:b/>
+                <w:color w:val="FFFFFF"/>
+              </w:rPr>
+              <w:t xml:space="preserve"> NILAINYA LEBIH DULU, TULIS KODENYA KEMUDIAN</w:t>
             </w:r>
           </w:p>
         </w:tc>
@@ -1977,6 +2099,7 @@
         <w:keepNext/>
         <w:spacing w:before="160" w:after="60"/>
       </w:pPr>
+      <w:proofErr w:type="gramStart"/>
       <w:r>
         <w:rPr>
           <w:rFonts w:cs="Carlito"/>
@@ -1985,6 +2108,7 @@
         </w:rPr>
         <w:t>A.1  Warna</w:t>
       </w:r>
+      <w:proofErr w:type="gramEnd"/>
     </w:p>
     <w:p>
       <w:r>
@@ -2308,10 +2432,7 @@
               <w:spacing w:before="20" w:after="20" w:line="252" w:lineRule="auto"/>
             </w:pPr>
             <w:r>
-              <w:t>#</w:t>
-            </w:r>
-            <w:r>
-              <w:t>2b261f</w:t>
+              <w:t>#1c1917</w:t>
             </w:r>
           </w:p>
         </w:tc>
@@ -2606,16 +2727,8 @@
               <w:spacing w:before="20" w:after="20" w:line="252" w:lineRule="auto"/>
             </w:pPr>
             <w:r>
-              <w:t>#</w:t>
-            </w:r>
-            <w:r>
-              <w:t>e1a72aea</w:t>
-            </w:r>
-          </w:p>
-          <w:p>
-            <w:pPr>
-              <w:spacing w:before="20" w:after="20" w:line="252" w:lineRule="auto"/>
-            </w:pPr>
+              <w:t>#1c1917</w:t>
+            </w:r>
           </w:p>
         </w:tc>
       </w:tr>
@@ -2881,13 +2994,23 @@
         <w:keepNext/>
         <w:spacing w:before="160" w:after="60"/>
       </w:pPr>
+      <w:proofErr w:type="gramStart"/>
       <w:r>
         <w:rPr>
           <w:rFonts w:cs="Carlito"/>
           <w:b/>
           <w:color w:val="003796"/>
         </w:rPr>
-        <w:t>A.2  Jarak, sudut, bayangan, dan ukuran huruf</w:t>
+        <w:t>A.2  Jarak</w:t>
+      </w:r>
+      <w:proofErr w:type="gramEnd"/>
+      <w:r>
+        <w:rPr>
+          <w:rFonts w:cs="Carlito"/>
+          <w:b/>
+          <w:color w:val="003796"/>
+        </w:rPr>
+        <w:t>, sudut, bayangan, dan ukuran huruf</w:t>
       </w:r>
     </w:p>
     <w:p>
@@ -3759,7 +3882,23 @@
                 <w:rFonts w:cs="Carlito"/>
                 <w:sz w:val="18"/>
               </w:rPr>
-              <w:t>0 1px 3px rgba(0,0,0,.10)</w:t>
+              <w:t xml:space="preserve">0 1px 3px </w:t>
+            </w:r>
+            <w:proofErr w:type="gramStart"/>
+            <w:r>
+              <w:rPr>
+                <w:rFonts w:cs="Carlito"/>
+                <w:sz w:val="18"/>
+              </w:rPr>
+              <w:t>rgba(</w:t>
+            </w:r>
+            <w:proofErr w:type="gramEnd"/>
+            <w:r>
+              <w:rPr>
+                <w:rFonts w:cs="Carlito"/>
+                <w:sz w:val="18"/>
+              </w:rPr>
+              <w:t>0,0,0,.10)</w:t>
             </w:r>
           </w:p>
         </w:tc>
@@ -3807,7 +3946,21 @@
                 <w:rFonts w:cs="Carlito"/>
                 <w:sz w:val="18"/>
               </w:rPr>
-              <w:t>0 1px 3px rgba(0,0,0,.10)</w:t>
+              <w:t>0 1px 3px rgba</w:t>
+            </w:r>
+            <w:r>
+              <w:rPr>
+                <w:rFonts w:cs="Carlito"/>
+                <w:sz w:val="18"/>
+              </w:rPr>
+              <w:t xml:space="preserve"> </w:t>
+            </w:r>
+            <w:r>
+              <w:rPr>
+                <w:rFonts w:cs="Carlito"/>
+                <w:sz w:val="18"/>
+              </w:rPr>
+              <w:t>(0,0,0,.10)</w:t>
             </w:r>
           </w:p>
         </w:tc>
@@ -4214,13 +4367,23 @@
         <w:keepNext/>
         <w:spacing w:before="160" w:after="60"/>
       </w:pPr>
+      <w:proofErr w:type="gramStart"/>
       <w:r>
         <w:rPr>
           <w:rFonts w:cs="Carlito"/>
           <w:b/>
           <w:color w:val="003796"/>
         </w:rPr>
-        <w:t>A.3  Uji satu baris — inilah ukuran keberhasilan hari ini</w:t>
+        <w:t>A.3  Uji</w:t>
+      </w:r>
+      <w:proofErr w:type="gramEnd"/>
+      <w:r>
+        <w:rPr>
+          <w:rFonts w:cs="Carlito"/>
+          <w:b/>
+          <w:color w:val="003796"/>
+        </w:rPr>
+        <w:t xml:space="preserve"> satu baris — inilah ukuran keberhasilan hari ini</w:t>
       </w:r>
     </w:p>
     <w:tbl>
@@ -4288,13 +4451,23 @@
         <w:keepNext/>
         <w:spacing w:before="160" w:after="60"/>
       </w:pPr>
+      <w:proofErr w:type="gramStart"/>
       <w:r>
         <w:rPr>
           <w:rFonts w:cs="Carlito"/>
           <w:b/>
           <w:color w:val="003796"/>
         </w:rPr>
-        <w:t>A.4  Tuliskan rencana itu ke README repositori Anda</w:t>
+        <w:t>A.4  Tuliskan</w:t>
+      </w:r>
+      <w:proofErr w:type="gramEnd"/>
+      <w:r>
+        <w:rPr>
+          <w:rFonts w:cs="Carlito"/>
+          <w:b/>
+          <w:color w:val="003796"/>
+        </w:rPr>
+        <w:t xml:space="preserve"> rencana itu ke README repositori Anda</w:t>
       </w:r>
     </w:p>
     <w:p>
@@ -4960,13 +5133,23 @@
             <w:pPr>
               <w:spacing w:before="40" w:after="40"/>
             </w:pPr>
+            <w:proofErr w:type="gramStart"/>
             <w:r>
               <w:rPr>
                 <w:rFonts w:cs="Carlito"/>
                 <w:b/>
                 <w:color w:val="FFFFFF"/>
               </w:rPr>
-              <w:t>▌  SIMPAN KE GIT — SETELAH LEMBAR A</w:t>
+              <w:t>▌  SIMPAN</w:t>
+            </w:r>
+            <w:proofErr w:type="gramEnd"/>
+            <w:r>
+              <w:rPr>
+                <w:rFonts w:cs="Carlito"/>
+                <w:b/>
+                <w:color w:val="FFFFFF"/>
+              </w:rPr>
+              <w:t xml:space="preserve"> KE GIT — SETELAH LEMBAR A</w:t>
             </w:r>
           </w:p>
         </w:tc>
@@ -5035,8 +5218,18 @@
                 <w:color w:val="E2E8F0"/>
                 <w:sz w:val="17"/>
               </w:rPr>
-              <w:t>git add .</w:t>
-            </w:r>
+              <w:t xml:space="preserve">git </w:t>
+            </w:r>
+            <w:proofErr w:type="gramStart"/>
+            <w:r>
+              <w:rPr>
+                <w:rFonts w:ascii="DejaVu Sans Mono" w:eastAsia="DejaVu Sans Mono" w:hAnsi="DejaVu Sans Mono" w:cs="DejaVu Sans Mono"/>
+                <w:color w:val="E2E8F0"/>
+                <w:sz w:val="17"/>
+              </w:rPr>
+              <w:t>add .</w:t>
+            </w:r>
+            <w:proofErr w:type="gramEnd"/>
           </w:p>
           <w:p>
             <w:pPr>
@@ -5216,7 +5409,27 @@
                 <w:color w:val="003796"/>
                 <w:sz w:val="18"/>
               </w:rPr>
-              <w:t>Pertemuan 4  ·  CSS Fundamental dan Design Token</w:t>
+              <w:t xml:space="preserve">Pertemuan </w:t>
+            </w:r>
+            <w:proofErr w:type="gramStart"/>
+            <w:r>
+              <w:rPr>
+                <w:rFonts w:cs="Carlito"/>
+                <w:b/>
+                <w:color w:val="003796"/>
+                <w:sz w:val="18"/>
+              </w:rPr>
+              <w:t>4  ·</w:t>
+            </w:r>
+            <w:proofErr w:type="gramEnd"/>
+            <w:r>
+              <w:rPr>
+                <w:rFonts w:cs="Carlito"/>
+                <w:b/>
+                <w:color w:val="003796"/>
+                <w:sz w:val="18"/>
+              </w:rPr>
+              <w:t xml:space="preserve">  CSS Fundamental dan Design Token</w:t>
             </w:r>
           </w:p>
         </w:tc>
@@ -5255,13 +5468,23 @@
             <w:pPr>
               <w:spacing w:before="40" w:after="40"/>
             </w:pPr>
+            <w:proofErr w:type="gramStart"/>
             <w:r>
               <w:rPr>
                 <w:rFonts w:cs="Carlito"/>
                 <w:b/>
                 <w:color w:val="FFFFFF"/>
               </w:rPr>
-              <w:t>▌  BERKAS GAYA PERTAMA: TEMPAT SEMUA NILAI BERKUMPUL</w:t>
+              <w:t>▌  BERKAS</w:t>
+            </w:r>
+            <w:proofErr w:type="gramEnd"/>
+            <w:r>
+              <w:rPr>
+                <w:rFonts w:cs="Carlito"/>
+                <w:b/>
+                <w:color w:val="FFFFFF"/>
+              </w:rPr>
+              <w:t xml:space="preserve"> GAYA PERTAMA: TEMPAT SEMUA NILAI BERKUMPUL</w:t>
             </w:r>
           </w:p>
         </w:tc>
@@ -5277,13 +5500,23 @@
         <w:keepNext/>
         <w:spacing w:before="160" w:after="60"/>
       </w:pPr>
+      <w:proofErr w:type="gramStart"/>
       <w:r>
         <w:rPr>
           <w:rFonts w:cs="Carlito"/>
           <w:b/>
           <w:color w:val="003796"/>
         </w:rPr>
-        <w:t>B.1  Siapkan folder pertemuan ini</w:t>
+        <w:t>B.1  Siapkan</w:t>
+      </w:r>
+      <w:proofErr w:type="gramEnd"/>
+      <w:r>
+        <w:rPr>
+          <w:rFonts w:cs="Carlito"/>
+          <w:b/>
+          <w:color w:val="003796"/>
+        </w:rPr>
+        <w:t xml:space="preserve"> folder pertemuan ini</w:t>
       </w:r>
     </w:p>
     <w:p>
@@ -5491,7 +5724,23 @@
           <w:rFonts w:cs="Carlito"/>
           <w:sz w:val="20"/>
         </w:rPr>
-        <w:t>Bila nama berkas gambar Anda bukan gambar-saya.webp, sesuaikan perintah keduanya. Nama berkas gambar harus sama persis dengan yang tertulis di atribut src pada profil.html, termasuk huruf besar-kecilnya.</w:t>
+        <w:t>Bila nama berkas gambar Anda bukan gambar-</w:t>
+      </w:r>
+      <w:proofErr w:type="gramStart"/>
+      <w:r>
+        <w:rPr>
+          <w:rFonts w:cs="Carlito"/>
+          <w:sz w:val="20"/>
+        </w:rPr>
+        <w:t>saya.webp</w:t>
+      </w:r>
+      <w:proofErr w:type="gramEnd"/>
+      <w:r>
+        <w:rPr>
+          <w:rFonts w:cs="Carlito"/>
+          <w:sz w:val="20"/>
+        </w:rPr>
+        <w:t>, sesuaikan perintah keduanya. Nama berkas gambar harus sama persis dengan yang tertulis di atribut src pada profil.html, termasuk huruf besar-kecilnya.</w:t>
       </w:r>
     </w:p>
     <w:tbl>
@@ -5730,13 +5979,23 @@
         <w:keepNext/>
         <w:spacing w:before="160" w:after="60"/>
       </w:pPr>
+      <w:proofErr w:type="gramStart"/>
       <w:r>
         <w:rPr>
           <w:rFonts w:cs="Carlito"/>
           <w:b/>
           <w:color w:val="003796"/>
         </w:rPr>
-        <w:t>B.2  Tulis tokens.css dalam dua lapis</w:t>
+        <w:t>B.2  Tulis</w:t>
+      </w:r>
+      <w:proofErr w:type="gramEnd"/>
+      <w:r>
+        <w:rPr>
+          <w:rFonts w:cs="Carlito"/>
+          <w:b/>
+          <w:color w:val="003796"/>
+        </w:rPr>
+        <w:t xml:space="preserve"> tokens.css dalam dua lapis</w:t>
       </w:r>
     </w:p>
     <w:p>
@@ -5805,13 +6064,23 @@
             <w:pPr>
               <w:spacing w:after="0" w:line="240" w:lineRule="auto"/>
             </w:pPr>
-            <w:r>
-              <w:rPr>
-                <w:rFonts w:ascii="DejaVu Sans Mono" w:eastAsia="DejaVu Sans Mono" w:hAnsi="DejaVu Sans Mono" w:cs="DejaVu Sans Mono"/>
-                <w:color w:val="E2E8F0"/>
-                <w:sz w:val="17"/>
-              </w:rPr>
-              <w:t>:root {</w:t>
+            <w:proofErr w:type="gramStart"/>
+            <w:r>
+              <w:rPr>
+                <w:rFonts w:ascii="DejaVu Sans Mono" w:eastAsia="DejaVu Sans Mono" w:hAnsi="DejaVu Sans Mono" w:cs="DejaVu Sans Mono"/>
+                <w:color w:val="E2E8F0"/>
+                <w:sz w:val="17"/>
+              </w:rPr>
+              <w:t>:root</w:t>
+            </w:r>
+            <w:proofErr w:type="gramEnd"/>
+            <w:r>
+              <w:rPr>
+                <w:rFonts w:ascii="DejaVu Sans Mono" w:eastAsia="DejaVu Sans Mono" w:hAnsi="DejaVu Sans Mono" w:cs="DejaVu Sans Mono"/>
+                <w:color w:val="E2E8F0"/>
+                <w:sz w:val="17"/>
+              </w:rPr>
+              <w:t xml:space="preserve"> {</w:t>
             </w:r>
           </w:p>
           <w:p>
@@ -5980,7 +6249,25 @@
                 <w:color w:val="E2E8F0"/>
                 <w:sz w:val="17"/>
               </w:rPr>
-              <w:t xml:space="preserve">  --shadow-1:  0 1px 3px rgba(0, 0, 0, .10);</w:t>
+              <w:t xml:space="preserve">  --shadow-1:  0 1px 3px </w:t>
+            </w:r>
+            <w:proofErr w:type="gramStart"/>
+            <w:r>
+              <w:rPr>
+                <w:rFonts w:ascii="DejaVu Sans Mono" w:eastAsia="DejaVu Sans Mono" w:hAnsi="DejaVu Sans Mono" w:cs="DejaVu Sans Mono"/>
+                <w:color w:val="E2E8F0"/>
+                <w:sz w:val="17"/>
+              </w:rPr>
+              <w:t>rgba(</w:t>
+            </w:r>
+            <w:proofErr w:type="gramEnd"/>
+            <w:r>
+              <w:rPr>
+                <w:rFonts w:ascii="DejaVu Sans Mono" w:eastAsia="DejaVu Sans Mono" w:hAnsi="DejaVu Sans Mono" w:cs="DejaVu Sans Mono"/>
+                <w:color w:val="E2E8F0"/>
+                <w:sz w:val="17"/>
+              </w:rPr>
+              <w:t>0, 0, 0, .10);</w:t>
             </w:r>
           </w:p>
           <w:p>
@@ -6091,13 +6378,23 @@
             <w:pPr>
               <w:spacing w:after="0" w:line="240" w:lineRule="auto"/>
             </w:pPr>
-            <w:r>
-              <w:rPr>
-                <w:rFonts w:ascii="DejaVu Sans Mono" w:eastAsia="DejaVu Sans Mono" w:hAnsi="DejaVu Sans Mono" w:cs="DejaVu Sans Mono"/>
-                <w:color w:val="E2E8F0"/>
-                <w:sz w:val="17"/>
-              </w:rPr>
-              <w:t>:root {</w:t>
+            <w:proofErr w:type="gramStart"/>
+            <w:r>
+              <w:rPr>
+                <w:rFonts w:ascii="DejaVu Sans Mono" w:eastAsia="DejaVu Sans Mono" w:hAnsi="DejaVu Sans Mono" w:cs="DejaVu Sans Mono"/>
+                <w:color w:val="E2E8F0"/>
+                <w:sz w:val="17"/>
+              </w:rPr>
+              <w:t>:root</w:t>
+            </w:r>
+            <w:proofErr w:type="gramEnd"/>
+            <w:r>
+              <w:rPr>
+                <w:rFonts w:ascii="DejaVu Sans Mono" w:eastAsia="DejaVu Sans Mono" w:hAnsi="DejaVu Sans Mono" w:cs="DejaVu Sans Mono"/>
+                <w:color w:val="E2E8F0"/>
+                <w:sz w:val="17"/>
+              </w:rPr>
+              <w:t xml:space="preserve"> {</w:t>
             </w:r>
           </w:p>
           <w:p>
@@ -6110,7 +6407,25 @@
                 <w:color w:val="E2E8F0"/>
                 <w:sz w:val="17"/>
               </w:rPr>
-              <w:t xml:space="preserve">  --color-bg:       var(--gray-50);</w:t>
+              <w:t xml:space="preserve">  --color-bg:       </w:t>
+            </w:r>
+            <w:proofErr w:type="gramStart"/>
+            <w:r>
+              <w:rPr>
+                <w:rFonts w:ascii="DejaVu Sans Mono" w:eastAsia="DejaVu Sans Mono" w:hAnsi="DejaVu Sans Mono" w:cs="DejaVu Sans Mono"/>
+                <w:color w:val="E2E8F0"/>
+                <w:sz w:val="17"/>
+              </w:rPr>
+              <w:t>var(</w:t>
+            </w:r>
+            <w:proofErr w:type="gramEnd"/>
+            <w:r>
+              <w:rPr>
+                <w:rFonts w:ascii="DejaVu Sans Mono" w:eastAsia="DejaVu Sans Mono" w:hAnsi="DejaVu Sans Mono" w:cs="DejaVu Sans Mono"/>
+                <w:color w:val="E2E8F0"/>
+                <w:sz w:val="17"/>
+              </w:rPr>
+              <w:t>--gray-50);</w:t>
             </w:r>
           </w:p>
           <w:p>
@@ -6123,7 +6438,25 @@
                 <w:color w:val="E2E8F0"/>
                 <w:sz w:val="17"/>
               </w:rPr>
-              <w:t xml:space="preserve">  --color-fg:       var(--gray-900);</w:t>
+              <w:t xml:space="preserve">  --color-fg:       </w:t>
+            </w:r>
+            <w:proofErr w:type="gramStart"/>
+            <w:r>
+              <w:rPr>
+                <w:rFonts w:ascii="DejaVu Sans Mono" w:eastAsia="DejaVu Sans Mono" w:hAnsi="DejaVu Sans Mono" w:cs="DejaVu Sans Mono"/>
+                <w:color w:val="E2E8F0"/>
+                <w:sz w:val="17"/>
+              </w:rPr>
+              <w:t>var(</w:t>
+            </w:r>
+            <w:proofErr w:type="gramEnd"/>
+            <w:r>
+              <w:rPr>
+                <w:rFonts w:ascii="DejaVu Sans Mono" w:eastAsia="DejaVu Sans Mono" w:hAnsi="DejaVu Sans Mono" w:cs="DejaVu Sans Mono"/>
+                <w:color w:val="E2E8F0"/>
+                <w:sz w:val="17"/>
+              </w:rPr>
+              <w:t>--gray-900);</w:t>
             </w:r>
           </w:p>
           <w:p>
@@ -6162,7 +6495,25 @@
                 <w:color w:val="E2E8F0"/>
                 <w:sz w:val="17"/>
               </w:rPr>
-              <w:t xml:space="preserve">  --color-primary:  var(--blue-700);</w:t>
+              <w:t xml:space="preserve">  --color-primary:  </w:t>
+            </w:r>
+            <w:proofErr w:type="gramStart"/>
+            <w:r>
+              <w:rPr>
+                <w:rFonts w:ascii="DejaVu Sans Mono" w:eastAsia="DejaVu Sans Mono" w:hAnsi="DejaVu Sans Mono" w:cs="DejaVu Sans Mono"/>
+                <w:color w:val="E2E8F0"/>
+                <w:sz w:val="17"/>
+              </w:rPr>
+              <w:t>var(</w:t>
+            </w:r>
+            <w:proofErr w:type="gramEnd"/>
+            <w:r>
+              <w:rPr>
+                <w:rFonts w:ascii="DejaVu Sans Mono" w:eastAsia="DejaVu Sans Mono" w:hAnsi="DejaVu Sans Mono" w:cs="DejaVu Sans Mono"/>
+                <w:color w:val="E2E8F0"/>
+                <w:sz w:val="17"/>
+              </w:rPr>
+              <w:t>--blue-700);</w:t>
             </w:r>
           </w:p>
           <w:p>
@@ -6188,7 +6539,25 @@
                 <w:color w:val="E2E8F0"/>
                 <w:sz w:val="17"/>
               </w:rPr>
-              <w:t xml:space="preserve">  --color-focus:    var(--blue-500);</w:t>
+              <w:t xml:space="preserve">  --color-focus:    </w:t>
+            </w:r>
+            <w:proofErr w:type="gramStart"/>
+            <w:r>
+              <w:rPr>
+                <w:rFonts w:ascii="DejaVu Sans Mono" w:eastAsia="DejaVu Sans Mono" w:hAnsi="DejaVu Sans Mono" w:cs="DejaVu Sans Mono"/>
+                <w:color w:val="E2E8F0"/>
+                <w:sz w:val="17"/>
+              </w:rPr>
+              <w:t>var(</w:t>
+            </w:r>
+            <w:proofErr w:type="gramEnd"/>
+            <w:r>
+              <w:rPr>
+                <w:rFonts w:ascii="DejaVu Sans Mono" w:eastAsia="DejaVu Sans Mono" w:hAnsi="DejaVu Sans Mono" w:cs="DejaVu Sans Mono"/>
+                <w:color w:val="E2E8F0"/>
+                <w:sz w:val="17"/>
+              </w:rPr>
+              <w:t>--blue-500);</w:t>
             </w:r>
           </w:p>
           <w:p>
@@ -6214,7 +6583,25 @@
                 <w:color w:val="E2E8F0"/>
                 <w:sz w:val="17"/>
               </w:rPr>
-              <w:t xml:space="preserve">  --card-pad:       var(--space-4);</w:t>
+              <w:t xml:space="preserve">  --card-pad:       </w:t>
+            </w:r>
+            <w:proofErr w:type="gramStart"/>
+            <w:r>
+              <w:rPr>
+                <w:rFonts w:ascii="DejaVu Sans Mono" w:eastAsia="DejaVu Sans Mono" w:hAnsi="DejaVu Sans Mono" w:cs="DejaVu Sans Mono"/>
+                <w:color w:val="E2E8F0"/>
+                <w:sz w:val="17"/>
+              </w:rPr>
+              <w:t>var(</w:t>
+            </w:r>
+            <w:proofErr w:type="gramEnd"/>
+            <w:r>
+              <w:rPr>
+                <w:rFonts w:ascii="DejaVu Sans Mono" w:eastAsia="DejaVu Sans Mono" w:hAnsi="DejaVu Sans Mono" w:cs="DejaVu Sans Mono"/>
+                <w:color w:val="E2E8F0"/>
+                <w:sz w:val="17"/>
+              </w:rPr>
+              <w:t>--space-4);</w:t>
             </w:r>
           </w:p>
           <w:p>
@@ -6227,7 +6614,25 @@
                 <w:color w:val="E2E8F0"/>
                 <w:sz w:val="17"/>
               </w:rPr>
-              <w:t xml:space="preserve">  --section-gap:    var(--space-6);</w:t>
+              <w:t xml:space="preserve">  --section-gap:    </w:t>
+            </w:r>
+            <w:proofErr w:type="gramStart"/>
+            <w:r>
+              <w:rPr>
+                <w:rFonts w:ascii="DejaVu Sans Mono" w:eastAsia="DejaVu Sans Mono" w:hAnsi="DejaVu Sans Mono" w:cs="DejaVu Sans Mono"/>
+                <w:color w:val="E2E8F0"/>
+                <w:sz w:val="17"/>
+              </w:rPr>
+              <w:t>var(</w:t>
+            </w:r>
+            <w:proofErr w:type="gramEnd"/>
+            <w:r>
+              <w:rPr>
+                <w:rFonts w:ascii="DejaVu Sans Mono" w:eastAsia="DejaVu Sans Mono" w:hAnsi="DejaVu Sans Mono" w:cs="DejaVu Sans Mono"/>
+                <w:color w:val="E2E8F0"/>
+                <w:sz w:val="17"/>
+              </w:rPr>
+              <w:t>--space-6);</w:t>
             </w:r>
           </w:p>
           <w:p>
@@ -6291,7 +6696,61 @@
                 <w:color w:val="1A1A2E"/>
                 <w:sz w:val="20"/>
               </w:rPr>
-              <w:t>Nilai di atas hanya contoh. Yang tidak boleh berubah adalah bentuknya: dua blok :root, lapis primitif lebih dulu, lapis semantik sesudahnya. Komponen nanti hanya menyebut nama di lapis kedua — misalnya background: var(--color-surface), bukan #FFFFFF, dan bukan var(--gray-50).</w:t>
+              <w:t xml:space="preserve">Nilai di atas hanya contoh. Yang tidak boleh berubah adalah bentuknya: dua </w:t>
+            </w:r>
+            <w:proofErr w:type="gramStart"/>
+            <w:r>
+              <w:rPr>
+                <w:rFonts w:cs="Carlito"/>
+                <w:color w:val="1A1A2E"/>
+                <w:sz w:val="20"/>
+              </w:rPr>
+              <w:t>blok :root</w:t>
+            </w:r>
+            <w:proofErr w:type="gramEnd"/>
+            <w:r>
+              <w:rPr>
+                <w:rFonts w:cs="Carlito"/>
+                <w:color w:val="1A1A2E"/>
+                <w:sz w:val="20"/>
+              </w:rPr>
+              <w:t xml:space="preserve">, lapis primitif lebih dulu, lapis semantik sesudahnya. Komponen nanti hanya menyebut nama di lapis kedua — misalnya background: </w:t>
+            </w:r>
+            <w:proofErr w:type="gramStart"/>
+            <w:r>
+              <w:rPr>
+                <w:rFonts w:cs="Carlito"/>
+                <w:color w:val="1A1A2E"/>
+                <w:sz w:val="20"/>
+              </w:rPr>
+              <w:t>var(</w:t>
+            </w:r>
+            <w:proofErr w:type="gramEnd"/>
+            <w:r>
+              <w:rPr>
+                <w:rFonts w:cs="Carlito"/>
+                <w:color w:val="1A1A2E"/>
+                <w:sz w:val="20"/>
+              </w:rPr>
+              <w:t xml:space="preserve">--color-surface), bukan #FFFFFF, dan bukan </w:t>
+            </w:r>
+            <w:proofErr w:type="gramStart"/>
+            <w:r>
+              <w:rPr>
+                <w:rFonts w:cs="Carlito"/>
+                <w:color w:val="1A1A2E"/>
+                <w:sz w:val="20"/>
+              </w:rPr>
+              <w:t>var(</w:t>
+            </w:r>
+            <w:proofErr w:type="gramEnd"/>
+            <w:r>
+              <w:rPr>
+                <w:rFonts w:cs="Carlito"/>
+                <w:color w:val="1A1A2E"/>
+                <w:sz w:val="20"/>
+              </w:rPr>
+              <w:t>--gray-50).</w:t>
             </w:r>
           </w:p>
         </w:tc>
@@ -6307,13 +6766,23 @@
         <w:keepNext/>
         <w:spacing w:before="160" w:after="60"/>
       </w:pPr>
+      <w:proofErr w:type="gramStart"/>
       <w:r>
         <w:rPr>
           <w:rFonts w:cs="Carlito"/>
           <w:b/>
           <w:color w:val="003796"/>
         </w:rPr>
-        <w:t>B.3  Muat keempat berkas dari &lt;head&gt;</w:t>
+        <w:t>B.3  Muat</w:t>
+      </w:r>
+      <w:proofErr w:type="gramEnd"/>
+      <w:r>
+        <w:rPr>
+          <w:rFonts w:cs="Carlito"/>
+          <w:b/>
+          <w:color w:val="003796"/>
+        </w:rPr>
+        <w:t xml:space="preserve"> keempat berkas dari &lt;head&gt;</w:t>
       </w:r>
     </w:p>
     <w:p>
@@ -6439,7 +6908,25 @@
                 <w:color w:val="7DD3FC"/>
                 <w:sz w:val="17"/>
               </w:rPr>
-              <w:t xml:space="preserve">  &lt;!-- urutan ini yang benar: token -&gt; dasar -&gt; tata letak -&gt; komponen -&gt; tema --&gt;</w:t>
+              <w:t xml:space="preserve">  </w:t>
+            </w:r>
+            <w:proofErr w:type="gramStart"/>
+            <w:r>
+              <w:rPr>
+                <w:rFonts w:ascii="DejaVu Sans Mono" w:eastAsia="DejaVu Sans Mono" w:hAnsi="DejaVu Sans Mono" w:cs="DejaVu Sans Mono"/>
+                <w:color w:val="7DD3FC"/>
+                <w:sz w:val="17"/>
+              </w:rPr>
+              <w:t>&lt;!--</w:t>
+            </w:r>
+            <w:proofErr w:type="gramEnd"/>
+            <w:r>
+              <w:rPr>
+                <w:rFonts w:ascii="DejaVu Sans Mono" w:eastAsia="DejaVu Sans Mono" w:hAnsi="DejaVu Sans Mono" w:cs="DejaVu Sans Mono"/>
+                <w:color w:val="7DD3FC"/>
+                <w:sz w:val="17"/>
+              </w:rPr>
+              <w:t xml:space="preserve"> urutan ini yang benar: token -&gt; dasar -&gt; tata letak -&gt; komponen -&gt; tema --&gt;</w:t>
             </w:r>
           </w:p>
           <w:p>
@@ -7054,13 +7541,23 @@
         <w:keepNext/>
         <w:spacing w:before="160" w:after="60"/>
       </w:pPr>
+      <w:proofErr w:type="gramStart"/>
       <w:r>
         <w:rPr>
           <w:rFonts w:cs="Carlito"/>
           <w:b/>
           <w:color w:val="003796"/>
         </w:rPr>
-        <w:t>B.4  Periksa bahwa gaya benar-benar termuat</w:t>
+        <w:t>B.4  Periksa</w:t>
+      </w:r>
+      <w:proofErr w:type="gramEnd"/>
+      <w:r>
+        <w:rPr>
+          <w:rFonts w:cs="Carlito"/>
+          <w:b/>
+          <w:color w:val="003796"/>
+        </w:rPr>
+        <w:t xml:space="preserve"> bahwa gaya benar-benar termuat</w:t>
       </w:r>
     </w:p>
     <w:p>
@@ -7341,8 +7838,17 @@
                 <w:rFonts w:cs="Carlito"/>
                 <w:sz w:val="19"/>
               </w:rPr>
-              <w:t>DevTools → Elements → :root</w:t>
-            </w:r>
+              <w:t xml:space="preserve">DevTools → Elements </w:t>
+            </w:r>
+            <w:proofErr w:type="gramStart"/>
+            <w:r>
+              <w:rPr>
+                <w:rFonts w:cs="Carlito"/>
+                <w:sz w:val="19"/>
+              </w:rPr>
+              <w:t>→ :root</w:t>
+            </w:r>
+            <w:proofErr w:type="gramEnd"/>
           </w:p>
         </w:tc>
         <w:tc>
@@ -7463,13 +7969,23 @@
             <w:pPr>
               <w:spacing w:before="40" w:after="40"/>
             </w:pPr>
+            <w:proofErr w:type="gramStart"/>
             <w:r>
               <w:rPr>
                 <w:rFonts w:cs="Carlito"/>
                 <w:b/>
                 <w:color w:val="FFFFFF"/>
               </w:rPr>
-              <w:t>▌  SIMPAN KE GIT — SETELAH LEMBAR B</w:t>
+              <w:t>▌  SIMPAN</w:t>
+            </w:r>
+            <w:proofErr w:type="gramEnd"/>
+            <w:r>
+              <w:rPr>
+                <w:rFonts w:cs="Carlito"/>
+                <w:b/>
+                <w:color w:val="FFFFFF"/>
+              </w:rPr>
+              <w:t xml:space="preserve"> KE GIT — SETELAH LEMBAR B</w:t>
             </w:r>
           </w:p>
         </w:tc>
@@ -7538,8 +8054,18 @@
                 <w:color w:val="E2E8F0"/>
                 <w:sz w:val="17"/>
               </w:rPr>
-              <w:t>git add .</w:t>
-            </w:r>
+              <w:t xml:space="preserve">git </w:t>
+            </w:r>
+            <w:proofErr w:type="gramStart"/>
+            <w:r>
+              <w:rPr>
+                <w:rFonts w:ascii="DejaVu Sans Mono" w:eastAsia="DejaVu Sans Mono" w:hAnsi="DejaVu Sans Mono" w:cs="DejaVu Sans Mono"/>
+                <w:color w:val="E2E8F0"/>
+                <w:sz w:val="17"/>
+              </w:rPr>
+              <w:t>add .</w:t>
+            </w:r>
+            <w:proofErr w:type="gramEnd"/>
           </w:p>
           <w:p>
             <w:pPr>
@@ -7718,7 +8244,27 @@
                 <w:color w:val="003796"/>
                 <w:sz w:val="18"/>
               </w:rPr>
-              <w:t>Pertemuan 4  ·  CSS Fundamental dan Design Token</w:t>
+              <w:t xml:space="preserve">Pertemuan </w:t>
+            </w:r>
+            <w:proofErr w:type="gramStart"/>
+            <w:r>
+              <w:rPr>
+                <w:rFonts w:cs="Carlito"/>
+                <w:b/>
+                <w:color w:val="003796"/>
+                <w:sz w:val="18"/>
+              </w:rPr>
+              <w:t>4  ·</w:t>
+            </w:r>
+            <w:proofErr w:type="gramEnd"/>
+            <w:r>
+              <w:rPr>
+                <w:rFonts w:cs="Carlito"/>
+                <w:b/>
+                <w:color w:val="003796"/>
+                <w:sz w:val="18"/>
+              </w:rPr>
+              <w:t xml:space="preserve">  CSS Fundamental dan Design Token</w:t>
             </w:r>
           </w:p>
         </w:tc>
@@ -7757,13 +8303,23 @@
             <w:pPr>
               <w:spacing w:before="40" w:after="40"/>
             </w:pPr>
+            <w:proofErr w:type="gramStart"/>
             <w:r>
               <w:rPr>
                 <w:rFonts w:cs="Carlito"/>
                 <w:b/>
                 <w:color w:val="FFFFFF"/>
               </w:rPr>
-              <w:t>▌  SIMPAN DI SINI HAL-HAL YANG BERLAKU UNTUK SELURUH HALAMAN</w:t>
+              <w:t>▌  SIMPAN</w:t>
+            </w:r>
+            <w:proofErr w:type="gramEnd"/>
+            <w:r>
+              <w:rPr>
+                <w:rFonts w:cs="Carlito"/>
+                <w:b/>
+                <w:color w:val="FFFFFF"/>
+              </w:rPr>
+              <w:t xml:space="preserve"> DI SINI HAL-HAL YANG BERLAKU UNTUK SELURUH HALAMAN</w:t>
             </w:r>
           </w:p>
         </w:tc>
@@ -7779,13 +8335,23 @@
         <w:keepNext/>
         <w:spacing w:before="160" w:after="60"/>
       </w:pPr>
+      <w:proofErr w:type="gramStart"/>
       <w:r>
         <w:rPr>
           <w:rFonts w:cs="Carlito"/>
           <w:b/>
           <w:color w:val="003796"/>
         </w:rPr>
-        <w:t>C.1  Reset ringan dan box-sizing</w:t>
+        <w:t>C.1  Reset</w:t>
+      </w:r>
+      <w:proofErr w:type="gramEnd"/>
+      <w:r>
+        <w:rPr>
+          <w:rFonts w:cs="Carlito"/>
+          <w:b/>
+          <w:color w:val="003796"/>
+        </w:rPr>
+        <w:t xml:space="preserve"> ringan dan box-sizing</w:t>
       </w:r>
     </w:p>
     <w:p>
@@ -7846,7 +8412,43 @@
                 <w:color w:val="E2E8F0"/>
                 <w:sz w:val="17"/>
               </w:rPr>
-              <w:t>*, *::before, *::after {</w:t>
+              <w:t xml:space="preserve">*, </w:t>
+            </w:r>
+            <w:proofErr w:type="gramStart"/>
+            <w:r>
+              <w:rPr>
+                <w:rFonts w:ascii="DejaVu Sans Mono" w:eastAsia="DejaVu Sans Mono" w:hAnsi="DejaVu Sans Mono" w:cs="DejaVu Sans Mono"/>
+                <w:color w:val="E2E8F0"/>
+                <w:sz w:val="17"/>
+              </w:rPr>
+              <w:t>*::</w:t>
+            </w:r>
+            <w:proofErr w:type="gramEnd"/>
+            <w:r>
+              <w:rPr>
+                <w:rFonts w:ascii="DejaVu Sans Mono" w:eastAsia="DejaVu Sans Mono" w:hAnsi="DejaVu Sans Mono" w:cs="DejaVu Sans Mono"/>
+                <w:color w:val="E2E8F0"/>
+                <w:sz w:val="17"/>
+              </w:rPr>
+              <w:t xml:space="preserve">before, </w:t>
+            </w:r>
+            <w:proofErr w:type="gramStart"/>
+            <w:r>
+              <w:rPr>
+                <w:rFonts w:ascii="DejaVu Sans Mono" w:eastAsia="DejaVu Sans Mono" w:hAnsi="DejaVu Sans Mono" w:cs="DejaVu Sans Mono"/>
+                <w:color w:val="E2E8F0"/>
+                <w:sz w:val="17"/>
+              </w:rPr>
+              <w:t>*::</w:t>
+            </w:r>
+            <w:proofErr w:type="gramEnd"/>
+            <w:r>
+              <w:rPr>
+                <w:rFonts w:ascii="DejaVu Sans Mono" w:eastAsia="DejaVu Sans Mono" w:hAnsi="DejaVu Sans Mono" w:cs="DejaVu Sans Mono"/>
+                <w:color w:val="E2E8F0"/>
+                <w:sz w:val="17"/>
+              </w:rPr>
+              <w:t>after {</w:t>
             </w:r>
           </w:p>
           <w:p>
@@ -7859,7 +8461,25 @@
                 <w:color w:val="E2E8F0"/>
                 <w:sz w:val="17"/>
               </w:rPr>
-              <w:t xml:space="preserve">  box-sizing: border-box;      /* width sudah mencakup padding + border */</w:t>
+              <w:t xml:space="preserve">  box-sizing: border-</w:t>
+            </w:r>
+            <w:proofErr w:type="gramStart"/>
+            <w:r>
+              <w:rPr>
+                <w:rFonts w:ascii="DejaVu Sans Mono" w:eastAsia="DejaVu Sans Mono" w:hAnsi="DejaVu Sans Mono" w:cs="DejaVu Sans Mono"/>
+                <w:color w:val="E2E8F0"/>
+                <w:sz w:val="17"/>
+              </w:rPr>
+              <w:t xml:space="preserve">box;   </w:t>
+            </w:r>
+            <w:proofErr w:type="gramEnd"/>
+            <w:r>
+              <w:rPr>
+                <w:rFonts w:ascii="DejaVu Sans Mono" w:eastAsia="DejaVu Sans Mono" w:hAnsi="DejaVu Sans Mono" w:cs="DejaVu Sans Mono"/>
+                <w:color w:val="E2E8F0"/>
+                <w:sz w:val="17"/>
+              </w:rPr>
+              <w:t xml:space="preserve">   /* width sudah mencakup padding + border */</w:t>
             </w:r>
           </w:p>
           <w:p>
@@ -7898,7 +8518,43 @@
                 <w:color w:val="E2E8F0"/>
                 <w:sz w:val="17"/>
               </w:rPr>
-              <w:t>* { margin: 0; }               /* hapus jarak bawaan; atur sendiri memakai gap */</w:t>
+              <w:t xml:space="preserve">* </w:t>
+            </w:r>
+            <w:proofErr w:type="gramStart"/>
+            <w:r>
+              <w:rPr>
+                <w:rFonts w:ascii="DejaVu Sans Mono" w:eastAsia="DejaVu Sans Mono" w:hAnsi="DejaVu Sans Mono" w:cs="DejaVu Sans Mono"/>
+                <w:color w:val="E2E8F0"/>
+                <w:sz w:val="17"/>
+              </w:rPr>
+              <w:t>{ margin</w:t>
+            </w:r>
+            <w:proofErr w:type="gramEnd"/>
+            <w:r>
+              <w:rPr>
+                <w:rFonts w:ascii="DejaVu Sans Mono" w:eastAsia="DejaVu Sans Mono" w:hAnsi="DejaVu Sans Mono" w:cs="DejaVu Sans Mono"/>
+                <w:color w:val="E2E8F0"/>
+                <w:sz w:val="17"/>
+              </w:rPr>
+              <w:t>: 0</w:t>
+            </w:r>
+            <w:proofErr w:type="gramStart"/>
+            <w:r>
+              <w:rPr>
+                <w:rFonts w:ascii="DejaVu Sans Mono" w:eastAsia="DejaVu Sans Mono" w:hAnsi="DejaVu Sans Mono" w:cs="DejaVu Sans Mono"/>
+                <w:color w:val="E2E8F0"/>
+                <w:sz w:val="17"/>
+              </w:rPr>
+              <w:t>; }</w:t>
+            </w:r>
+            <w:proofErr w:type="gramEnd"/>
+            <w:r>
+              <w:rPr>
+                <w:rFonts w:ascii="DejaVu Sans Mono" w:eastAsia="DejaVu Sans Mono" w:hAnsi="DejaVu Sans Mono" w:cs="DejaVu Sans Mono"/>
+                <w:color w:val="E2E8F0"/>
+                <w:sz w:val="17"/>
+              </w:rPr>
+              <w:t xml:space="preserve">               /* hapus jarak bawaan; atur sendiri memakai gap */</w:t>
             </w:r>
           </w:p>
           <w:p>
@@ -7924,8 +8580,36 @@
                 <w:color w:val="E2E8F0"/>
                 <w:sz w:val="17"/>
               </w:rPr>
-              <w:t>img { max-width: 100%; height: auto; display: block; }</w:t>
-            </w:r>
+              <w:t xml:space="preserve">img </w:t>
+            </w:r>
+            <w:proofErr w:type="gramStart"/>
+            <w:r>
+              <w:rPr>
+                <w:rFonts w:ascii="DejaVu Sans Mono" w:eastAsia="DejaVu Sans Mono" w:hAnsi="DejaVu Sans Mono" w:cs="DejaVu Sans Mono"/>
+                <w:color w:val="E2E8F0"/>
+                <w:sz w:val="17"/>
+              </w:rPr>
+              <w:t>{ max</w:t>
+            </w:r>
+            <w:proofErr w:type="gramEnd"/>
+            <w:r>
+              <w:rPr>
+                <w:rFonts w:ascii="DejaVu Sans Mono" w:eastAsia="DejaVu Sans Mono" w:hAnsi="DejaVu Sans Mono" w:cs="DejaVu Sans Mono"/>
+                <w:color w:val="E2E8F0"/>
+                <w:sz w:val="17"/>
+              </w:rPr>
+              <w:t>-width: 100%; height: auto; display: block</w:t>
+            </w:r>
+            <w:proofErr w:type="gramStart"/>
+            <w:r>
+              <w:rPr>
+                <w:rFonts w:ascii="DejaVu Sans Mono" w:eastAsia="DejaVu Sans Mono" w:hAnsi="DejaVu Sans Mono" w:cs="DejaVu Sans Mono"/>
+                <w:color w:val="E2E8F0"/>
+                <w:sz w:val="17"/>
+              </w:rPr>
+              <w:t>; }</w:t>
+            </w:r>
+            <w:proofErr w:type="gramEnd"/>
           </w:p>
         </w:tc>
       </w:tr>
@@ -8134,8 +8818,33 @@
                 <w:rFonts w:ascii="DejaVu Sans Mono" w:eastAsia="DejaVu Sans Mono" w:hAnsi="DejaVu Sans Mono" w:cs="DejaVu Sans Mono"/>
                 <w:sz w:val="16"/>
               </w:rPr>
-              <w:t>* { margin: 0 }</w:t>
-            </w:r>
+              <w:t xml:space="preserve">* </w:t>
+            </w:r>
+            <w:proofErr w:type="gramStart"/>
+            <w:r>
+              <w:rPr>
+                <w:rFonts w:ascii="DejaVu Sans Mono" w:eastAsia="DejaVu Sans Mono" w:hAnsi="DejaVu Sans Mono" w:cs="DejaVu Sans Mono"/>
+                <w:sz w:val="16"/>
+              </w:rPr>
+              <w:t>{ margin</w:t>
+            </w:r>
+            <w:proofErr w:type="gramEnd"/>
+            <w:r>
+              <w:rPr>
+                <w:rFonts w:ascii="DejaVu Sans Mono" w:eastAsia="DejaVu Sans Mono" w:hAnsi="DejaVu Sans Mono" w:cs="DejaVu Sans Mono"/>
+                <w:sz w:val="16"/>
+              </w:rPr>
+              <w:t xml:space="preserve">: </w:t>
+            </w:r>
+            <w:proofErr w:type="gramStart"/>
+            <w:r>
+              <w:rPr>
+                <w:rFonts w:ascii="DejaVu Sans Mono" w:eastAsia="DejaVu Sans Mono" w:hAnsi="DejaVu Sans Mono" w:cs="DejaVu Sans Mono"/>
+                <w:sz w:val="16"/>
+              </w:rPr>
+              <w:t>0 }</w:t>
+            </w:r>
+            <w:proofErr w:type="gramEnd"/>
           </w:p>
         </w:tc>
         <w:tc>
@@ -8212,8 +8921,33 @@
                 <w:rFonts w:ascii="DejaVu Sans Mono" w:eastAsia="DejaVu Sans Mono" w:hAnsi="DejaVu Sans Mono" w:cs="DejaVu Sans Mono"/>
                 <w:sz w:val="16"/>
               </w:rPr>
-              <w:t>img { max-width: 100% }</w:t>
-            </w:r>
+              <w:t xml:space="preserve">img </w:t>
+            </w:r>
+            <w:proofErr w:type="gramStart"/>
+            <w:r>
+              <w:rPr>
+                <w:rFonts w:ascii="DejaVu Sans Mono" w:eastAsia="DejaVu Sans Mono" w:hAnsi="DejaVu Sans Mono" w:cs="DejaVu Sans Mono"/>
+                <w:sz w:val="16"/>
+              </w:rPr>
+              <w:t>{ max</w:t>
+            </w:r>
+            <w:proofErr w:type="gramEnd"/>
+            <w:r>
+              <w:rPr>
+                <w:rFonts w:ascii="DejaVu Sans Mono" w:eastAsia="DejaVu Sans Mono" w:hAnsi="DejaVu Sans Mono" w:cs="DejaVu Sans Mono"/>
+                <w:sz w:val="16"/>
+              </w:rPr>
+              <w:t>-width: 100</w:t>
+            </w:r>
+            <w:proofErr w:type="gramStart"/>
+            <w:r>
+              <w:rPr>
+                <w:rFonts w:ascii="DejaVu Sans Mono" w:eastAsia="DejaVu Sans Mono" w:hAnsi="DejaVu Sans Mono" w:cs="DejaVu Sans Mono"/>
+                <w:sz w:val="16"/>
+              </w:rPr>
+              <w:t>% }</w:t>
+            </w:r>
+            <w:proofErr w:type="gramEnd"/>
           </w:p>
         </w:tc>
         <w:tc>
@@ -8325,13 +9059,23 @@
         <w:keepNext/>
         <w:spacing w:before="160" w:after="60"/>
       </w:pPr>
+      <w:proofErr w:type="gramStart"/>
       <w:r>
         <w:rPr>
           <w:rFonts w:cs="Carlito"/>
           <w:b/>
           <w:color w:val="003796"/>
         </w:rPr>
-        <w:t>C.2  Tipografi: skala, ukuran relatif, dan jarak baris</w:t>
+        <w:t>C.2  Tipografi</w:t>
+      </w:r>
+      <w:proofErr w:type="gramEnd"/>
+      <w:r>
+        <w:rPr>
+          <w:rFonts w:cs="Carlito"/>
+          <w:b/>
+          <w:color w:val="003796"/>
+        </w:rPr>
+        <w:t>: skala, ukuran relatif, dan jarak baris</w:t>
       </w:r>
     </w:p>
     <w:p>
@@ -8405,7 +9149,25 @@
                 <w:color w:val="E2E8F0"/>
                 <w:sz w:val="17"/>
               </w:rPr>
-              <w:t xml:space="preserve">  font-size: 100%;            /* ikuti pengaturan pengguna, jangan dipatok */</w:t>
+              <w:t xml:space="preserve">  font-size: 100</w:t>
+            </w:r>
+            <w:proofErr w:type="gramStart"/>
+            <w:r>
+              <w:rPr>
+                <w:rFonts w:ascii="DejaVu Sans Mono" w:eastAsia="DejaVu Sans Mono" w:hAnsi="DejaVu Sans Mono" w:cs="DejaVu Sans Mono"/>
+                <w:color w:val="E2E8F0"/>
+                <w:sz w:val="17"/>
+              </w:rPr>
+              <w:t xml:space="preserve">%;   </w:t>
+            </w:r>
+            <w:proofErr w:type="gramEnd"/>
+            <w:r>
+              <w:rPr>
+                <w:rFonts w:ascii="DejaVu Sans Mono" w:eastAsia="DejaVu Sans Mono" w:hAnsi="DejaVu Sans Mono" w:cs="DejaVu Sans Mono"/>
+                <w:color w:val="E2E8F0"/>
+                <w:sz w:val="17"/>
+              </w:rPr>
+              <w:t xml:space="preserve">         /* ikuti pengaturan pengguna, jangan dipatok */</w:t>
             </w:r>
           </w:p>
           <w:p>
@@ -8470,7 +9232,25 @@
                 <w:color w:val="E2E8F0"/>
                 <w:sz w:val="17"/>
               </w:rPr>
-              <w:t xml:space="preserve">  font-size: var(--text-md);</w:t>
+              <w:t xml:space="preserve">  font-size: </w:t>
+            </w:r>
+            <w:proofErr w:type="gramStart"/>
+            <w:r>
+              <w:rPr>
+                <w:rFonts w:ascii="DejaVu Sans Mono" w:eastAsia="DejaVu Sans Mono" w:hAnsi="DejaVu Sans Mono" w:cs="DejaVu Sans Mono"/>
+                <w:color w:val="E2E8F0"/>
+                <w:sz w:val="17"/>
+              </w:rPr>
+              <w:t>var(</w:t>
+            </w:r>
+            <w:proofErr w:type="gramEnd"/>
+            <w:r>
+              <w:rPr>
+                <w:rFonts w:ascii="DejaVu Sans Mono" w:eastAsia="DejaVu Sans Mono" w:hAnsi="DejaVu Sans Mono" w:cs="DejaVu Sans Mono"/>
+                <w:color w:val="E2E8F0"/>
+                <w:sz w:val="17"/>
+              </w:rPr>
+              <w:t>--text-md);</w:t>
             </w:r>
           </w:p>
           <w:p>
@@ -8496,7 +9276,25 @@
                 <w:color w:val="E2E8F0"/>
                 <w:sz w:val="17"/>
               </w:rPr>
-              <w:t xml:space="preserve">  color: var(--color-fg);</w:t>
+              <w:t xml:space="preserve">  color: </w:t>
+            </w:r>
+            <w:proofErr w:type="gramStart"/>
+            <w:r>
+              <w:rPr>
+                <w:rFonts w:ascii="DejaVu Sans Mono" w:eastAsia="DejaVu Sans Mono" w:hAnsi="DejaVu Sans Mono" w:cs="DejaVu Sans Mono"/>
+                <w:color w:val="E2E8F0"/>
+                <w:sz w:val="17"/>
+              </w:rPr>
+              <w:t>var(</w:t>
+            </w:r>
+            <w:proofErr w:type="gramEnd"/>
+            <w:r>
+              <w:rPr>
+                <w:rFonts w:ascii="DejaVu Sans Mono" w:eastAsia="DejaVu Sans Mono" w:hAnsi="DejaVu Sans Mono" w:cs="DejaVu Sans Mono"/>
+                <w:color w:val="E2E8F0"/>
+                <w:sz w:val="17"/>
+              </w:rPr>
+              <w:t>--color-fg);</w:t>
             </w:r>
           </w:p>
           <w:p>
@@ -8509,7 +9307,25 @@
                 <w:color w:val="E2E8F0"/>
                 <w:sz w:val="17"/>
               </w:rPr>
-              <w:t xml:space="preserve">  background: var(--color-bg);</w:t>
+              <w:t xml:space="preserve">  background: </w:t>
+            </w:r>
+            <w:proofErr w:type="gramStart"/>
+            <w:r>
+              <w:rPr>
+                <w:rFonts w:ascii="DejaVu Sans Mono" w:eastAsia="DejaVu Sans Mono" w:hAnsi="DejaVu Sans Mono" w:cs="DejaVu Sans Mono"/>
+                <w:color w:val="E2E8F0"/>
+                <w:sz w:val="17"/>
+              </w:rPr>
+              <w:t>var(</w:t>
+            </w:r>
+            <w:proofErr w:type="gramEnd"/>
+            <w:r>
+              <w:rPr>
+                <w:rFonts w:ascii="DejaVu Sans Mono" w:eastAsia="DejaVu Sans Mono" w:hAnsi="DejaVu Sans Mono" w:cs="DejaVu Sans Mono"/>
+                <w:color w:val="E2E8F0"/>
+                <w:sz w:val="17"/>
+              </w:rPr>
+              <w:t>--color-bg);</w:t>
             </w:r>
           </w:p>
           <w:p>
@@ -8522,7 +9338,25 @@
                 <w:color w:val="E2E8F0"/>
                 <w:sz w:val="17"/>
               </w:rPr>
-              <w:t xml:space="preserve">  padding: var(--space-4);</w:t>
+              <w:t xml:space="preserve">  padding: </w:t>
+            </w:r>
+            <w:proofErr w:type="gramStart"/>
+            <w:r>
+              <w:rPr>
+                <w:rFonts w:ascii="DejaVu Sans Mono" w:eastAsia="DejaVu Sans Mono" w:hAnsi="DejaVu Sans Mono" w:cs="DejaVu Sans Mono"/>
+                <w:color w:val="E2E8F0"/>
+                <w:sz w:val="17"/>
+              </w:rPr>
+              <w:t>var(</w:t>
+            </w:r>
+            <w:proofErr w:type="gramEnd"/>
+            <w:r>
+              <w:rPr>
+                <w:rFonts w:ascii="DejaVu Sans Mono" w:eastAsia="DejaVu Sans Mono" w:hAnsi="DejaVu Sans Mono" w:cs="DejaVu Sans Mono"/>
+                <w:color w:val="E2E8F0"/>
+                <w:sz w:val="17"/>
+              </w:rPr>
+              <w:t>--space-4);</w:t>
             </w:r>
           </w:p>
           <w:p>
@@ -8561,8 +9395,54 @@
                 <w:color w:val="E2E8F0"/>
                 <w:sz w:val="17"/>
               </w:rPr>
-              <w:t>h1 { font-size: var(--text-3xl); line-height: 1.15; }</w:t>
-            </w:r>
+              <w:t xml:space="preserve">h1 </w:t>
+            </w:r>
+            <w:proofErr w:type="gramStart"/>
+            <w:r>
+              <w:rPr>
+                <w:rFonts w:ascii="DejaVu Sans Mono" w:eastAsia="DejaVu Sans Mono" w:hAnsi="DejaVu Sans Mono" w:cs="DejaVu Sans Mono"/>
+                <w:color w:val="E2E8F0"/>
+                <w:sz w:val="17"/>
+              </w:rPr>
+              <w:t>{ font</w:t>
+            </w:r>
+            <w:proofErr w:type="gramEnd"/>
+            <w:r>
+              <w:rPr>
+                <w:rFonts w:ascii="DejaVu Sans Mono" w:eastAsia="DejaVu Sans Mono" w:hAnsi="DejaVu Sans Mono" w:cs="DejaVu Sans Mono"/>
+                <w:color w:val="E2E8F0"/>
+                <w:sz w:val="17"/>
+              </w:rPr>
+              <w:t xml:space="preserve">-size: </w:t>
+            </w:r>
+            <w:proofErr w:type="gramStart"/>
+            <w:r>
+              <w:rPr>
+                <w:rFonts w:ascii="DejaVu Sans Mono" w:eastAsia="DejaVu Sans Mono" w:hAnsi="DejaVu Sans Mono" w:cs="DejaVu Sans Mono"/>
+                <w:color w:val="E2E8F0"/>
+                <w:sz w:val="17"/>
+              </w:rPr>
+              <w:t>var(</w:t>
+            </w:r>
+            <w:proofErr w:type="gramEnd"/>
+            <w:r>
+              <w:rPr>
+                <w:rFonts w:ascii="DejaVu Sans Mono" w:eastAsia="DejaVu Sans Mono" w:hAnsi="DejaVu Sans Mono" w:cs="DejaVu Sans Mono"/>
+                <w:color w:val="E2E8F0"/>
+                <w:sz w:val="17"/>
+              </w:rPr>
+              <w:t>--text-3xl); line-height: 1.15</w:t>
+            </w:r>
+            <w:proofErr w:type="gramStart"/>
+            <w:r>
+              <w:rPr>
+                <w:rFonts w:ascii="DejaVu Sans Mono" w:eastAsia="DejaVu Sans Mono" w:hAnsi="DejaVu Sans Mono" w:cs="DejaVu Sans Mono"/>
+                <w:color w:val="E2E8F0"/>
+                <w:sz w:val="17"/>
+              </w:rPr>
+              <w:t>; }</w:t>
+            </w:r>
+            <w:proofErr w:type="gramEnd"/>
           </w:p>
           <w:p>
             <w:pPr>
@@ -8574,8 +9454,72 @@
                 <w:color w:val="E2E8F0"/>
                 <w:sz w:val="17"/>
               </w:rPr>
-              <w:t>h2 { font-size: var(--text-xl);  line-height: 1.25; }</w:t>
-            </w:r>
+              <w:t xml:space="preserve">h2 </w:t>
+            </w:r>
+            <w:proofErr w:type="gramStart"/>
+            <w:r>
+              <w:rPr>
+                <w:rFonts w:ascii="DejaVu Sans Mono" w:eastAsia="DejaVu Sans Mono" w:hAnsi="DejaVu Sans Mono" w:cs="DejaVu Sans Mono"/>
+                <w:color w:val="E2E8F0"/>
+                <w:sz w:val="17"/>
+              </w:rPr>
+              <w:t>{ font</w:t>
+            </w:r>
+            <w:proofErr w:type="gramEnd"/>
+            <w:r>
+              <w:rPr>
+                <w:rFonts w:ascii="DejaVu Sans Mono" w:eastAsia="DejaVu Sans Mono" w:hAnsi="DejaVu Sans Mono" w:cs="DejaVu Sans Mono"/>
+                <w:color w:val="E2E8F0"/>
+                <w:sz w:val="17"/>
+              </w:rPr>
+              <w:t xml:space="preserve">-size: </w:t>
+            </w:r>
+            <w:proofErr w:type="gramStart"/>
+            <w:r>
+              <w:rPr>
+                <w:rFonts w:ascii="DejaVu Sans Mono" w:eastAsia="DejaVu Sans Mono" w:hAnsi="DejaVu Sans Mono" w:cs="DejaVu Sans Mono"/>
+                <w:color w:val="E2E8F0"/>
+                <w:sz w:val="17"/>
+              </w:rPr>
+              <w:t>var(</w:t>
+            </w:r>
+            <w:proofErr w:type="gramEnd"/>
+            <w:r>
+              <w:rPr>
+                <w:rFonts w:ascii="DejaVu Sans Mono" w:eastAsia="DejaVu Sans Mono" w:hAnsi="DejaVu Sans Mono" w:cs="DejaVu Sans Mono"/>
+                <w:color w:val="E2E8F0"/>
+                <w:sz w:val="17"/>
+              </w:rPr>
+              <w:t>--text-xl</w:t>
+            </w:r>
+            <w:proofErr w:type="gramStart"/>
+            <w:r>
+              <w:rPr>
+                <w:rFonts w:ascii="DejaVu Sans Mono" w:eastAsia="DejaVu Sans Mono" w:hAnsi="DejaVu Sans Mono" w:cs="DejaVu Sans Mono"/>
+                <w:color w:val="E2E8F0"/>
+                <w:sz w:val="17"/>
+              </w:rPr>
+              <w:t>);  line</w:t>
+            </w:r>
+            <w:proofErr w:type="gramEnd"/>
+            <w:r>
+              <w:rPr>
+                <w:rFonts w:ascii="DejaVu Sans Mono" w:eastAsia="DejaVu Sans Mono" w:hAnsi="DejaVu Sans Mono" w:cs="DejaVu Sans Mono"/>
+                <w:color w:val="E2E8F0"/>
+                <w:sz w:val="17"/>
+              </w:rPr>
+              <w:t>-height: 1.25</w:t>
+            </w:r>
+            <w:proofErr w:type="gramStart"/>
+            <w:r>
+              <w:rPr>
+                <w:rFonts w:ascii="DejaVu Sans Mono" w:eastAsia="DejaVu Sans Mono" w:hAnsi="DejaVu Sans Mono" w:cs="DejaVu Sans Mono"/>
+                <w:color w:val="E2E8F0"/>
+                <w:sz w:val="17"/>
+              </w:rPr>
+              <w:t>; }</w:t>
+            </w:r>
+            <w:proofErr w:type="gramEnd"/>
           </w:p>
           <w:p>
             <w:pPr>
@@ -8587,8 +9531,54 @@
                 <w:color w:val="E2E8F0"/>
                 <w:sz w:val="17"/>
               </w:rPr>
-              <w:t>h3 { font-size: var(--text-md); }</w:t>
-            </w:r>
+              <w:t xml:space="preserve">h3 </w:t>
+            </w:r>
+            <w:proofErr w:type="gramStart"/>
+            <w:r>
+              <w:rPr>
+                <w:rFonts w:ascii="DejaVu Sans Mono" w:eastAsia="DejaVu Sans Mono" w:hAnsi="DejaVu Sans Mono" w:cs="DejaVu Sans Mono"/>
+                <w:color w:val="E2E8F0"/>
+                <w:sz w:val="17"/>
+              </w:rPr>
+              <w:t>{ font</w:t>
+            </w:r>
+            <w:proofErr w:type="gramEnd"/>
+            <w:r>
+              <w:rPr>
+                <w:rFonts w:ascii="DejaVu Sans Mono" w:eastAsia="DejaVu Sans Mono" w:hAnsi="DejaVu Sans Mono" w:cs="DejaVu Sans Mono"/>
+                <w:color w:val="E2E8F0"/>
+                <w:sz w:val="17"/>
+              </w:rPr>
+              <w:t xml:space="preserve">-size: </w:t>
+            </w:r>
+            <w:proofErr w:type="gramStart"/>
+            <w:r>
+              <w:rPr>
+                <w:rFonts w:ascii="DejaVu Sans Mono" w:eastAsia="DejaVu Sans Mono" w:hAnsi="DejaVu Sans Mono" w:cs="DejaVu Sans Mono"/>
+                <w:color w:val="E2E8F0"/>
+                <w:sz w:val="17"/>
+              </w:rPr>
+              <w:t>var(</w:t>
+            </w:r>
+            <w:proofErr w:type="gramEnd"/>
+            <w:r>
+              <w:rPr>
+                <w:rFonts w:ascii="DejaVu Sans Mono" w:eastAsia="DejaVu Sans Mono" w:hAnsi="DejaVu Sans Mono" w:cs="DejaVu Sans Mono"/>
+                <w:color w:val="E2E8F0"/>
+                <w:sz w:val="17"/>
+              </w:rPr>
+              <w:t>--text-md)</w:t>
+            </w:r>
+            <w:proofErr w:type="gramStart"/>
+            <w:r>
+              <w:rPr>
+                <w:rFonts w:ascii="DejaVu Sans Mono" w:eastAsia="DejaVu Sans Mono" w:hAnsi="DejaVu Sans Mono" w:cs="DejaVu Sans Mono"/>
+                <w:color w:val="E2E8F0"/>
+                <w:sz w:val="17"/>
+              </w:rPr>
+              <w:t>; }</w:t>
+            </w:r>
+            <w:proofErr w:type="gramEnd"/>
           </w:p>
           <w:p>
             <w:pPr>
@@ -8626,8 +9616,36 @@
                 <w:color w:val="E2E8F0"/>
                 <w:sz w:val="17"/>
               </w:rPr>
-              <w:t>main p { max-width: 60ch; }</w:t>
-            </w:r>
+              <w:t xml:space="preserve">main p </w:t>
+            </w:r>
+            <w:proofErr w:type="gramStart"/>
+            <w:r>
+              <w:rPr>
+                <w:rFonts w:ascii="DejaVu Sans Mono" w:eastAsia="DejaVu Sans Mono" w:hAnsi="DejaVu Sans Mono" w:cs="DejaVu Sans Mono"/>
+                <w:color w:val="E2E8F0"/>
+                <w:sz w:val="17"/>
+              </w:rPr>
+              <w:t>{ max</w:t>
+            </w:r>
+            <w:proofErr w:type="gramEnd"/>
+            <w:r>
+              <w:rPr>
+                <w:rFonts w:ascii="DejaVu Sans Mono" w:eastAsia="DejaVu Sans Mono" w:hAnsi="DejaVu Sans Mono" w:cs="DejaVu Sans Mono"/>
+                <w:color w:val="E2E8F0"/>
+                <w:sz w:val="17"/>
+              </w:rPr>
+              <w:t>-width: 60ch</w:t>
+            </w:r>
+            <w:proofErr w:type="gramStart"/>
+            <w:r>
+              <w:rPr>
+                <w:rFonts w:ascii="DejaVu Sans Mono" w:eastAsia="DejaVu Sans Mono" w:hAnsi="DejaVu Sans Mono" w:cs="DejaVu Sans Mono"/>
+                <w:color w:val="E2E8F0"/>
+                <w:sz w:val="17"/>
+              </w:rPr>
+              <w:t>; }</w:t>
+            </w:r>
+            <w:proofErr w:type="gramEnd"/>
           </w:p>
         </w:tc>
       </w:tr>
@@ -9132,13 +10150,23 @@
         <w:keepNext/>
         <w:spacing w:before="160" w:after="60"/>
       </w:pPr>
+      <w:proofErr w:type="gramStart"/>
       <w:r>
         <w:rPr>
           <w:rFonts w:cs="Carlito"/>
           <w:b/>
           <w:color w:val="003796"/>
         </w:rPr>
-        <w:t>C.3  Warisan cara lama — jangan dipakai lagi</w:t>
+        <w:t>C.3  Warisan</w:t>
+      </w:r>
+      <w:proofErr w:type="gramEnd"/>
+      <w:r>
+        <w:rPr>
+          <w:rFonts w:cs="Carlito"/>
+          <w:b/>
+          <w:color w:val="003796"/>
+        </w:rPr>
+        <w:t xml:space="preserve"> cara lama — jangan dipakai lagi</w:t>
       </w:r>
     </w:p>
     <w:p>
@@ -9397,7 +10425,23 @@
                 <w:rFonts w:cs="Carlito"/>
                 <w:sz w:val="18"/>
               </w:rPr>
-              <w:t>rem untuk ukuran, clamp() untuk ukuran fluid</w:t>
+              <w:t xml:space="preserve">rem untuk ukuran, </w:t>
+            </w:r>
+            <w:proofErr w:type="gramStart"/>
+            <w:r>
+              <w:rPr>
+                <w:rFonts w:cs="Carlito"/>
+                <w:sz w:val="18"/>
+              </w:rPr>
+              <w:t>clamp(</w:t>
+            </w:r>
+            <w:proofErr w:type="gramEnd"/>
+            <w:r>
+              <w:rPr>
+                <w:rFonts w:cs="Carlito"/>
+                <w:sz w:val="18"/>
+              </w:rPr>
+              <w:t>) untuk ukuran fluid</w:t>
             </w:r>
           </w:p>
         </w:tc>
@@ -9473,8 +10517,17 @@
                 <w:rFonts w:cs="Carlito"/>
                 <w:sz w:val="18"/>
               </w:rPr>
-              <w:t>design token, satu nilai di :root</w:t>
-            </w:r>
+              <w:t xml:space="preserve">design token, satu nilai </w:t>
+            </w:r>
+            <w:proofErr w:type="gramStart"/>
+            <w:r>
+              <w:rPr>
+                <w:rFonts w:cs="Carlito"/>
+                <w:sz w:val="18"/>
+              </w:rPr>
+              <w:t>di :root</w:t>
+            </w:r>
+            <w:proofErr w:type="gramEnd"/>
           </w:p>
         </w:tc>
       </w:tr>
@@ -9708,13 +10761,23 @@
             <w:pPr>
               <w:spacing w:before="40" w:after="40"/>
             </w:pPr>
+            <w:proofErr w:type="gramStart"/>
             <w:r>
               <w:rPr>
                 <w:rFonts w:cs="Carlito"/>
                 <w:b/>
                 <w:color w:val="FFFFFF"/>
               </w:rPr>
-              <w:t>▌  SIMPAN KE GIT — SETELAH LEMBAR C</w:t>
+              <w:t>▌  SIMPAN</w:t>
+            </w:r>
+            <w:proofErr w:type="gramEnd"/>
+            <w:r>
+              <w:rPr>
+                <w:rFonts w:cs="Carlito"/>
+                <w:b/>
+                <w:color w:val="FFFFFF"/>
+              </w:rPr>
+              <w:t xml:space="preserve"> KE GIT — SETELAH LEMBAR C</w:t>
             </w:r>
           </w:p>
         </w:tc>
@@ -9783,8 +10846,18 @@
                 <w:color w:val="E2E8F0"/>
                 <w:sz w:val="17"/>
               </w:rPr>
-              <w:t>git add .</w:t>
-            </w:r>
+              <w:t xml:space="preserve">git </w:t>
+            </w:r>
+            <w:proofErr w:type="gramStart"/>
+            <w:r>
+              <w:rPr>
+                <w:rFonts w:ascii="DejaVu Sans Mono" w:eastAsia="DejaVu Sans Mono" w:hAnsi="DejaVu Sans Mono" w:cs="DejaVu Sans Mono"/>
+                <w:color w:val="E2E8F0"/>
+                <w:sz w:val="17"/>
+              </w:rPr>
+              <w:t>add .</w:t>
+            </w:r>
+            <w:proofErr w:type="gramEnd"/>
           </w:p>
           <w:p>
             <w:pPr>
@@ -9963,7 +11036,27 @@
                 <w:color w:val="003796"/>
                 <w:sz w:val="18"/>
               </w:rPr>
-              <w:t>Pertemuan 4  ·  CSS Fundamental dan Design Token</w:t>
+              <w:t xml:space="preserve">Pertemuan </w:t>
+            </w:r>
+            <w:proofErr w:type="gramStart"/>
+            <w:r>
+              <w:rPr>
+                <w:rFonts w:cs="Carlito"/>
+                <w:b/>
+                <w:color w:val="003796"/>
+                <w:sz w:val="18"/>
+              </w:rPr>
+              <w:t>4  ·</w:t>
+            </w:r>
+            <w:proofErr w:type="gramEnd"/>
+            <w:r>
+              <w:rPr>
+                <w:rFonts w:cs="Carlito"/>
+                <w:b/>
+                <w:color w:val="003796"/>
+                <w:sz w:val="18"/>
+              </w:rPr>
+              <w:t xml:space="preserve">  CSS Fundamental dan Design Token</w:t>
             </w:r>
           </w:p>
         </w:tc>
@@ -10002,13 +11095,23 @@
             <w:pPr>
               <w:spacing w:before="40" w:after="40"/>
             </w:pPr>
+            <w:proofErr w:type="gramStart"/>
             <w:r>
               <w:rPr>
                 <w:rFonts w:cs="Carlito"/>
                 <w:b/>
                 <w:color w:val="FFFFFF"/>
               </w:rPr>
-              <w:t>▌  FLEXBOX UNTUK MENYUSUN BARIS DAN KOLOM</w:t>
+              <w:t>▌  FLEXBOX</w:t>
+            </w:r>
+            <w:proofErr w:type="gramEnd"/>
+            <w:r>
+              <w:rPr>
+                <w:rFonts w:cs="Carlito"/>
+                <w:b/>
+                <w:color w:val="FFFFFF"/>
+              </w:rPr>
+              <w:t xml:space="preserve"> UNTUK MENYUSUN BARIS DAN KOLOM</w:t>
             </w:r>
           </w:p>
         </w:tc>
@@ -10024,13 +11127,23 @@
         <w:keepNext/>
         <w:spacing w:before="160" w:after="60"/>
       </w:pPr>
+      <w:proofErr w:type="gramStart"/>
       <w:r>
         <w:rPr>
           <w:rFonts w:cs="Carlito"/>
           <w:b/>
           <w:color w:val="003796"/>
         </w:rPr>
-        <w:t>D.1  Navbar dalam satu baris</w:t>
+        <w:t>D.1  Navbar</w:t>
+      </w:r>
+      <w:proofErr w:type="gramEnd"/>
+      <w:r>
+        <w:rPr>
+          <w:rFonts w:cs="Carlito"/>
+          <w:b/>
+          <w:color w:val="003796"/>
+        </w:rPr>
+        <w:t xml:space="preserve"> dalam satu baris</w:t>
       </w:r>
     </w:p>
     <w:p>
@@ -10104,7 +11217,25 @@
                 <w:color w:val="E2E8F0"/>
                 <w:sz w:val="17"/>
               </w:rPr>
-              <w:t xml:space="preserve">  padding-block: var(--space-4);</w:t>
+              <w:t xml:space="preserve">  padding-block: </w:t>
+            </w:r>
+            <w:proofErr w:type="gramStart"/>
+            <w:r>
+              <w:rPr>
+                <w:rFonts w:ascii="DejaVu Sans Mono" w:eastAsia="DejaVu Sans Mono" w:hAnsi="DejaVu Sans Mono" w:cs="DejaVu Sans Mono"/>
+                <w:color w:val="E2E8F0"/>
+                <w:sz w:val="17"/>
+              </w:rPr>
+              <w:t>var(</w:t>
+            </w:r>
+            <w:proofErr w:type="gramEnd"/>
+            <w:r>
+              <w:rPr>
+                <w:rFonts w:ascii="DejaVu Sans Mono" w:eastAsia="DejaVu Sans Mono" w:hAnsi="DejaVu Sans Mono" w:cs="DejaVu Sans Mono"/>
+                <w:color w:val="E2E8F0"/>
+                <w:sz w:val="17"/>
+              </w:rPr>
+              <w:t>--space-4);</w:t>
             </w:r>
           </w:p>
           <w:p>
@@ -10117,7 +11248,25 @@
                 <w:color w:val="E2E8F0"/>
                 <w:sz w:val="17"/>
               </w:rPr>
-              <w:t xml:space="preserve">  border-bottom: 1px solid var(--color-border);</w:t>
+              <w:t xml:space="preserve">  border-bottom: 1px solid </w:t>
+            </w:r>
+            <w:proofErr w:type="gramStart"/>
+            <w:r>
+              <w:rPr>
+                <w:rFonts w:ascii="DejaVu Sans Mono" w:eastAsia="DejaVu Sans Mono" w:hAnsi="DejaVu Sans Mono" w:cs="DejaVu Sans Mono"/>
+                <w:color w:val="E2E8F0"/>
+                <w:sz w:val="17"/>
+              </w:rPr>
+              <w:t>var(</w:t>
+            </w:r>
+            <w:proofErr w:type="gramEnd"/>
+            <w:r>
+              <w:rPr>
+                <w:rFonts w:ascii="DejaVu Sans Mono" w:eastAsia="DejaVu Sans Mono" w:hAnsi="DejaVu Sans Mono" w:cs="DejaVu Sans Mono"/>
+                <w:color w:val="E2E8F0"/>
+                <w:sz w:val="17"/>
+              </w:rPr>
+              <w:t>--color-border);</w:t>
             </w:r>
           </w:p>
           <w:p>
@@ -10150,13 +11299,41 @@
             <w:pPr>
               <w:spacing w:after="0" w:line="240" w:lineRule="auto"/>
             </w:pPr>
-            <w:r>
-              <w:rPr>
-                <w:rFonts w:ascii="DejaVu Sans Mono" w:eastAsia="DejaVu Sans Mono" w:hAnsi="DejaVu Sans Mono" w:cs="DejaVu Sans Mono"/>
-                <w:color w:val="E2E8F0"/>
-                <w:sz w:val="17"/>
-              </w:rPr>
-              <w:t>.header-baris {                /* &lt;div class="header-baris"&gt; di dalam header */</w:t>
+            <w:proofErr w:type="gramStart"/>
+            <w:r>
+              <w:rPr>
+                <w:rFonts w:ascii="DejaVu Sans Mono" w:eastAsia="DejaVu Sans Mono" w:hAnsi="DejaVu Sans Mono" w:cs="DejaVu Sans Mono"/>
+                <w:color w:val="E2E8F0"/>
+                <w:sz w:val="17"/>
+              </w:rPr>
+              <w:t>.header</w:t>
+            </w:r>
+            <w:proofErr w:type="gramEnd"/>
+            <w:r>
+              <w:rPr>
+                <w:rFonts w:ascii="DejaVu Sans Mono" w:eastAsia="DejaVu Sans Mono" w:hAnsi="DejaVu Sans Mono" w:cs="DejaVu Sans Mono"/>
+                <w:color w:val="E2E8F0"/>
+                <w:sz w:val="17"/>
+              </w:rPr>
+              <w:t xml:space="preserve">-baris </w:t>
+            </w:r>
+            <w:proofErr w:type="gramStart"/>
+            <w:r>
+              <w:rPr>
+                <w:rFonts w:ascii="DejaVu Sans Mono" w:eastAsia="DejaVu Sans Mono" w:hAnsi="DejaVu Sans Mono" w:cs="DejaVu Sans Mono"/>
+                <w:color w:val="E2E8F0"/>
+                <w:sz w:val="17"/>
+              </w:rPr>
+              <w:t xml:space="preserve">{  </w:t>
+            </w:r>
+            <w:proofErr w:type="gramEnd"/>
+            <w:r>
+              <w:rPr>
+                <w:rFonts w:ascii="DejaVu Sans Mono" w:eastAsia="DejaVu Sans Mono" w:hAnsi="DejaVu Sans Mono" w:cs="DejaVu Sans Mono"/>
+                <w:color w:val="E2E8F0"/>
+                <w:sz w:val="17"/>
+              </w:rPr>
+              <w:t xml:space="preserve">              /* &lt;div class="header-baris"&gt; di dalam header */</w:t>
             </w:r>
           </w:p>
           <w:p>
@@ -10182,7 +11359,25 @@
                 <w:color w:val="E2E8F0"/>
                 <w:sz w:val="17"/>
               </w:rPr>
-              <w:t xml:space="preserve">  align-items: center;          /* sumbu silang: rata tengah */</w:t>
+              <w:t xml:space="preserve">  align-items: </w:t>
+            </w:r>
+            <w:proofErr w:type="gramStart"/>
+            <w:r>
+              <w:rPr>
+                <w:rFonts w:ascii="DejaVu Sans Mono" w:eastAsia="DejaVu Sans Mono" w:hAnsi="DejaVu Sans Mono" w:cs="DejaVu Sans Mono"/>
+                <w:color w:val="E2E8F0"/>
+                <w:sz w:val="17"/>
+              </w:rPr>
+              <w:t xml:space="preserve">center;   </w:t>
+            </w:r>
+            <w:proofErr w:type="gramEnd"/>
+            <w:r>
+              <w:rPr>
+                <w:rFonts w:ascii="DejaVu Sans Mono" w:eastAsia="DejaVu Sans Mono" w:hAnsi="DejaVu Sans Mono" w:cs="DejaVu Sans Mono"/>
+                <w:color w:val="E2E8F0"/>
+                <w:sz w:val="17"/>
+              </w:rPr>
+              <w:t xml:space="preserve">       /* sumbu silang: rata tengah */</w:t>
             </w:r>
           </w:p>
           <w:p>
@@ -10208,7 +11403,25 @@
                 <w:color w:val="E2E8F0"/>
                 <w:sz w:val="17"/>
               </w:rPr>
-              <w:t xml:space="preserve">  gap: var(--space-4);</w:t>
+              <w:t xml:space="preserve">  gap: </w:t>
+            </w:r>
+            <w:proofErr w:type="gramStart"/>
+            <w:r>
+              <w:rPr>
+                <w:rFonts w:ascii="DejaVu Sans Mono" w:eastAsia="DejaVu Sans Mono" w:hAnsi="DejaVu Sans Mono" w:cs="DejaVu Sans Mono"/>
+                <w:color w:val="E2E8F0"/>
+                <w:sz w:val="17"/>
+              </w:rPr>
+              <w:t>var(</w:t>
+            </w:r>
+            <w:proofErr w:type="gramEnd"/>
+            <w:r>
+              <w:rPr>
+                <w:rFonts w:ascii="DejaVu Sans Mono" w:eastAsia="DejaVu Sans Mono" w:hAnsi="DejaVu Sans Mono" w:cs="DejaVu Sans Mono"/>
+                <w:color w:val="E2E8F0"/>
+                <w:sz w:val="17"/>
+              </w:rPr>
+              <w:t>--space-4);</w:t>
             </w:r>
           </w:p>
           <w:p>
@@ -10221,7 +11434,25 @@
                 <w:color w:val="E2E8F0"/>
                 <w:sz w:val="17"/>
               </w:rPr>
-              <w:t xml:space="preserve">  flex-wrap: wrap;              /* turun baris di layar sempit, jangan meluber */</w:t>
+              <w:t xml:space="preserve">  flex-wrap: </w:t>
+            </w:r>
+            <w:proofErr w:type="gramStart"/>
+            <w:r>
+              <w:rPr>
+                <w:rFonts w:ascii="DejaVu Sans Mono" w:eastAsia="DejaVu Sans Mono" w:hAnsi="DejaVu Sans Mono" w:cs="DejaVu Sans Mono"/>
+                <w:color w:val="E2E8F0"/>
+                <w:sz w:val="17"/>
+              </w:rPr>
+              <w:t xml:space="preserve">wrap;   </w:t>
+            </w:r>
+            <w:proofErr w:type="gramEnd"/>
+            <w:r>
+              <w:rPr>
+                <w:rFonts w:ascii="DejaVu Sans Mono" w:eastAsia="DejaVu Sans Mono" w:hAnsi="DejaVu Sans Mono" w:cs="DejaVu Sans Mono"/>
+                <w:color w:val="E2E8F0"/>
+                <w:sz w:val="17"/>
+              </w:rPr>
+              <w:t xml:space="preserve">           /* turun baris di layar sempit, jangan meluber */</w:t>
             </w:r>
           </w:p>
           <w:p>
@@ -10286,7 +11517,25 @@
                 <w:color w:val="E2E8F0"/>
                 <w:sz w:val="17"/>
               </w:rPr>
-              <w:t xml:space="preserve">  gap: var(--space-4);</w:t>
+              <w:t xml:space="preserve">  gap: </w:t>
+            </w:r>
+            <w:proofErr w:type="gramStart"/>
+            <w:r>
+              <w:rPr>
+                <w:rFonts w:ascii="DejaVu Sans Mono" w:eastAsia="DejaVu Sans Mono" w:hAnsi="DejaVu Sans Mono" w:cs="DejaVu Sans Mono"/>
+                <w:color w:val="E2E8F0"/>
+                <w:sz w:val="17"/>
+              </w:rPr>
+              <w:t>var(</w:t>
+            </w:r>
+            <w:proofErr w:type="gramEnd"/>
+            <w:r>
+              <w:rPr>
+                <w:rFonts w:ascii="DejaVu Sans Mono" w:eastAsia="DejaVu Sans Mono" w:hAnsi="DejaVu Sans Mono" w:cs="DejaVu Sans Mono"/>
+                <w:color w:val="E2E8F0"/>
+                <w:sz w:val="17"/>
+              </w:rPr>
+              <w:t>--space-4);</w:t>
             </w:r>
           </w:p>
           <w:p>
@@ -10299,7 +11548,25 @@
                 <w:color w:val="E2E8F0"/>
                 <w:sz w:val="17"/>
               </w:rPr>
-              <w:t xml:space="preserve">  list-style: none;             /* daftar nav tanpa butir */</w:t>
+              <w:t xml:space="preserve">  list-style: </w:t>
+            </w:r>
+            <w:proofErr w:type="gramStart"/>
+            <w:r>
+              <w:rPr>
+                <w:rFonts w:ascii="DejaVu Sans Mono" w:eastAsia="DejaVu Sans Mono" w:hAnsi="DejaVu Sans Mono" w:cs="DejaVu Sans Mono"/>
+                <w:color w:val="E2E8F0"/>
+                <w:sz w:val="17"/>
+              </w:rPr>
+              <w:t xml:space="preserve">none;   </w:t>
+            </w:r>
+            <w:proofErr w:type="gramEnd"/>
+            <w:r>
+              <w:rPr>
+                <w:rFonts w:ascii="DejaVu Sans Mono" w:eastAsia="DejaVu Sans Mono" w:hAnsi="DejaVu Sans Mono" w:cs="DejaVu Sans Mono"/>
+                <w:color w:val="E2E8F0"/>
+                <w:sz w:val="17"/>
+              </w:rPr>
+              <w:t xml:space="preserve">          /* daftar nav tanpa butir */</w:t>
             </w:r>
           </w:p>
           <w:p>
@@ -10364,7 +11631,25 @@
                 <w:color w:val="E2E8F0"/>
                 <w:sz w:val="17"/>
               </w:rPr>
-              <w:t xml:space="preserve">  color: var(--color-primary);</w:t>
+              <w:t xml:space="preserve">  color: </w:t>
+            </w:r>
+            <w:proofErr w:type="gramStart"/>
+            <w:r>
+              <w:rPr>
+                <w:rFonts w:ascii="DejaVu Sans Mono" w:eastAsia="DejaVu Sans Mono" w:hAnsi="DejaVu Sans Mono" w:cs="DejaVu Sans Mono"/>
+                <w:color w:val="E2E8F0"/>
+                <w:sz w:val="17"/>
+              </w:rPr>
+              <w:t>var(</w:t>
+            </w:r>
+            <w:proofErr w:type="gramEnd"/>
+            <w:r>
+              <w:rPr>
+                <w:rFonts w:ascii="DejaVu Sans Mono" w:eastAsia="DejaVu Sans Mono" w:hAnsi="DejaVu Sans Mono" w:cs="DejaVu Sans Mono"/>
+                <w:color w:val="E2E8F0"/>
+                <w:sz w:val="17"/>
+              </w:rPr>
+              <w:t>--color-primary);</w:t>
             </w:r>
           </w:p>
           <w:p>
@@ -10416,8 +11701,54 @@
                 <w:color w:val="E2E8F0"/>
                 <w:sz w:val="17"/>
               </w:rPr>
-              <w:t>nav a:hover { text-decoration: underline; }</w:t>
-            </w:r>
+              <w:t xml:space="preserve">nav </w:t>
+            </w:r>
+            <w:proofErr w:type="gramStart"/>
+            <w:r>
+              <w:rPr>
+                <w:rFonts w:ascii="DejaVu Sans Mono" w:eastAsia="DejaVu Sans Mono" w:hAnsi="DejaVu Sans Mono" w:cs="DejaVu Sans Mono"/>
+                <w:color w:val="E2E8F0"/>
+                <w:sz w:val="17"/>
+              </w:rPr>
+              <w:t>a:hover</w:t>
+            </w:r>
+            <w:proofErr w:type="gramEnd"/>
+            <w:r>
+              <w:rPr>
+                <w:rFonts w:ascii="DejaVu Sans Mono" w:eastAsia="DejaVu Sans Mono" w:hAnsi="DejaVu Sans Mono" w:cs="DejaVu Sans Mono"/>
+                <w:color w:val="E2E8F0"/>
+                <w:sz w:val="17"/>
+              </w:rPr>
+              <w:t xml:space="preserve"> </w:t>
+            </w:r>
+            <w:proofErr w:type="gramStart"/>
+            <w:r>
+              <w:rPr>
+                <w:rFonts w:ascii="DejaVu Sans Mono" w:eastAsia="DejaVu Sans Mono" w:hAnsi="DejaVu Sans Mono" w:cs="DejaVu Sans Mono"/>
+                <w:color w:val="E2E8F0"/>
+                <w:sz w:val="17"/>
+              </w:rPr>
+              <w:t>{ text</w:t>
+            </w:r>
+            <w:proofErr w:type="gramEnd"/>
+            <w:r>
+              <w:rPr>
+                <w:rFonts w:ascii="DejaVu Sans Mono" w:eastAsia="DejaVu Sans Mono" w:hAnsi="DejaVu Sans Mono" w:cs="DejaVu Sans Mono"/>
+                <w:color w:val="E2E8F0"/>
+                <w:sz w:val="17"/>
+              </w:rPr>
+              <w:t>-decoration: underline</w:t>
+            </w:r>
+            <w:proofErr w:type="gramStart"/>
+            <w:r>
+              <w:rPr>
+                <w:rFonts w:ascii="DejaVu Sans Mono" w:eastAsia="DejaVu Sans Mono" w:hAnsi="DejaVu Sans Mono" w:cs="DejaVu Sans Mono"/>
+                <w:color w:val="E2E8F0"/>
+                <w:sz w:val="17"/>
+              </w:rPr>
+              <w:t>; }</w:t>
+            </w:r>
+            <w:proofErr w:type="gramEnd"/>
           </w:p>
         </w:tc>
       </w:tr>
@@ -10972,13 +12303,23 @@
         <w:keepNext/>
         <w:spacing w:before="160" w:after="60"/>
       </w:pPr>
+      <w:proofErr w:type="gramStart"/>
       <w:r>
         <w:rPr>
           <w:rFonts w:cs="Carlito"/>
           <w:b/>
           <w:color w:val="003796"/>
         </w:rPr>
-        <w:t>D.2  Katalog kartu yang membungkus sendiri</w:t>
+        <w:t>D.2  Katalog</w:t>
+      </w:r>
+      <w:proofErr w:type="gramEnd"/>
+      <w:r>
+        <w:rPr>
+          <w:rFonts w:cs="Carlito"/>
+          <w:b/>
+          <w:color w:val="003796"/>
+        </w:rPr>
+        <w:t xml:space="preserve"> kartu yang membungkus sendiri</w:t>
       </w:r>
     </w:p>
     <w:p>
@@ -11079,7 +12420,43 @@
                 <w:color w:val="E2E8F0"/>
                 <w:sz w:val="17"/>
               </w:rPr>
-              <w:t xml:space="preserve">  gap: var(--section-gap);      /* jarak antar bagian, tanpa margin */</w:t>
+              <w:t xml:space="preserve">  gap: </w:t>
+            </w:r>
+            <w:proofErr w:type="gramStart"/>
+            <w:r>
+              <w:rPr>
+                <w:rFonts w:ascii="DejaVu Sans Mono" w:eastAsia="DejaVu Sans Mono" w:hAnsi="DejaVu Sans Mono" w:cs="DejaVu Sans Mono"/>
+                <w:color w:val="E2E8F0"/>
+                <w:sz w:val="17"/>
+              </w:rPr>
+              <w:t>var(</w:t>
+            </w:r>
+            <w:proofErr w:type="gramEnd"/>
+            <w:r>
+              <w:rPr>
+                <w:rFonts w:ascii="DejaVu Sans Mono" w:eastAsia="DejaVu Sans Mono" w:hAnsi="DejaVu Sans Mono" w:cs="DejaVu Sans Mono"/>
+                <w:color w:val="E2E8F0"/>
+                <w:sz w:val="17"/>
+              </w:rPr>
+              <w:t>--section-gap</w:t>
+            </w:r>
+            <w:proofErr w:type="gramStart"/>
+            <w:r>
+              <w:rPr>
+                <w:rFonts w:ascii="DejaVu Sans Mono" w:eastAsia="DejaVu Sans Mono" w:hAnsi="DejaVu Sans Mono" w:cs="DejaVu Sans Mono"/>
+                <w:color w:val="E2E8F0"/>
+                <w:sz w:val="17"/>
+              </w:rPr>
+              <w:t xml:space="preserve">);   </w:t>
+            </w:r>
+            <w:proofErr w:type="gramEnd"/>
+            <w:r>
+              <w:rPr>
+                <w:rFonts w:ascii="DejaVu Sans Mono" w:eastAsia="DejaVu Sans Mono" w:hAnsi="DejaVu Sans Mono" w:cs="DejaVu Sans Mono"/>
+                <w:color w:val="E2E8F0"/>
+                <w:sz w:val="17"/>
+              </w:rPr>
+              <w:t xml:space="preserve">   /* jarak antar bagian, tanpa margin */</w:t>
             </w:r>
           </w:p>
           <w:p>
@@ -11092,7 +12469,25 @@
                 <w:color w:val="E2E8F0"/>
                 <w:sz w:val="17"/>
               </w:rPr>
-              <w:t xml:space="preserve">  padding-block: var(--space-6);</w:t>
+              <w:t xml:space="preserve">  padding-block: </w:t>
+            </w:r>
+            <w:proofErr w:type="gramStart"/>
+            <w:r>
+              <w:rPr>
+                <w:rFonts w:ascii="DejaVu Sans Mono" w:eastAsia="DejaVu Sans Mono" w:hAnsi="DejaVu Sans Mono" w:cs="DejaVu Sans Mono"/>
+                <w:color w:val="E2E8F0"/>
+                <w:sz w:val="17"/>
+              </w:rPr>
+              <w:t>var(</w:t>
+            </w:r>
+            <w:proofErr w:type="gramEnd"/>
+            <w:r>
+              <w:rPr>
+                <w:rFonts w:ascii="DejaVu Sans Mono" w:eastAsia="DejaVu Sans Mono" w:hAnsi="DejaVu Sans Mono" w:cs="DejaVu Sans Mono"/>
+                <w:color w:val="E2E8F0"/>
+                <w:sz w:val="17"/>
+              </w:rPr>
+              <w:t>--space-6);</w:t>
             </w:r>
           </w:p>
           <w:p>
@@ -11125,13 +12520,23 @@
             <w:pPr>
               <w:spacing w:after="0" w:line="240" w:lineRule="auto"/>
             </w:pPr>
-            <w:r>
-              <w:rPr>
-                <w:rFonts w:ascii="DejaVu Sans Mono" w:eastAsia="DejaVu Sans Mono" w:hAnsi="DejaVu Sans Mono" w:cs="DejaVu Sans Mono"/>
-                <w:color w:val="E2E8F0"/>
-                <w:sz w:val="17"/>
-              </w:rPr>
-              <w:t>.katalog {</w:t>
+            <w:proofErr w:type="gramStart"/>
+            <w:r>
+              <w:rPr>
+                <w:rFonts w:ascii="DejaVu Sans Mono" w:eastAsia="DejaVu Sans Mono" w:hAnsi="DejaVu Sans Mono" w:cs="DejaVu Sans Mono"/>
+                <w:color w:val="E2E8F0"/>
+                <w:sz w:val="17"/>
+              </w:rPr>
+              <w:t>.katalog</w:t>
+            </w:r>
+            <w:proofErr w:type="gramEnd"/>
+            <w:r>
+              <w:rPr>
+                <w:rFonts w:ascii="DejaVu Sans Mono" w:eastAsia="DejaVu Sans Mono" w:hAnsi="DejaVu Sans Mono" w:cs="DejaVu Sans Mono"/>
+                <w:color w:val="E2E8F0"/>
+                <w:sz w:val="17"/>
+              </w:rPr>
+              <w:t xml:space="preserve"> {</w:t>
             </w:r>
           </w:p>
           <w:p>
@@ -11157,7 +12562,25 @@
                 <w:color w:val="E2E8F0"/>
                 <w:sz w:val="17"/>
               </w:rPr>
-              <w:t xml:space="preserve">  flex-wrap: wrap;              /* kunci responsif: kartu turun sendiri */</w:t>
+              <w:t xml:space="preserve">  flex-wrap: </w:t>
+            </w:r>
+            <w:proofErr w:type="gramStart"/>
+            <w:r>
+              <w:rPr>
+                <w:rFonts w:ascii="DejaVu Sans Mono" w:eastAsia="DejaVu Sans Mono" w:hAnsi="DejaVu Sans Mono" w:cs="DejaVu Sans Mono"/>
+                <w:color w:val="E2E8F0"/>
+                <w:sz w:val="17"/>
+              </w:rPr>
+              <w:t xml:space="preserve">wrap;   </w:t>
+            </w:r>
+            <w:proofErr w:type="gramEnd"/>
+            <w:r>
+              <w:rPr>
+                <w:rFonts w:ascii="DejaVu Sans Mono" w:eastAsia="DejaVu Sans Mono" w:hAnsi="DejaVu Sans Mono" w:cs="DejaVu Sans Mono"/>
+                <w:color w:val="E2E8F0"/>
+                <w:sz w:val="17"/>
+              </w:rPr>
+              <w:t xml:space="preserve">           /* kunci responsif: kartu turun sendiri */</w:t>
             </w:r>
           </w:p>
           <w:p>
@@ -11170,7 +12593,25 @@
                 <w:color w:val="E2E8F0"/>
                 <w:sz w:val="17"/>
               </w:rPr>
-              <w:t xml:space="preserve">  gap: var(--space-4);</w:t>
+              <w:t xml:space="preserve">  gap: </w:t>
+            </w:r>
+            <w:proofErr w:type="gramStart"/>
+            <w:r>
+              <w:rPr>
+                <w:rFonts w:ascii="DejaVu Sans Mono" w:eastAsia="DejaVu Sans Mono" w:hAnsi="DejaVu Sans Mono" w:cs="DejaVu Sans Mono"/>
+                <w:color w:val="E2E8F0"/>
+                <w:sz w:val="17"/>
+              </w:rPr>
+              <w:t>var(</w:t>
+            </w:r>
+            <w:proofErr w:type="gramEnd"/>
+            <w:r>
+              <w:rPr>
+                <w:rFonts w:ascii="DejaVu Sans Mono" w:eastAsia="DejaVu Sans Mono" w:hAnsi="DejaVu Sans Mono" w:cs="DejaVu Sans Mono"/>
+                <w:color w:val="E2E8F0"/>
+                <w:sz w:val="17"/>
+              </w:rPr>
+              <w:t>--space-4);</w:t>
             </w:r>
           </w:p>
           <w:p>
@@ -11203,13 +12644,23 @@
             <w:pPr>
               <w:spacing w:after="0" w:line="240" w:lineRule="auto"/>
             </w:pPr>
-            <w:r>
-              <w:rPr>
-                <w:rFonts w:ascii="DejaVu Sans Mono" w:eastAsia="DejaVu Sans Mono" w:hAnsi="DejaVu Sans Mono" w:cs="DejaVu Sans Mono"/>
-                <w:color w:val="E2E8F0"/>
-                <w:sz w:val="17"/>
-              </w:rPr>
-              <w:t>.kartu {</w:t>
+            <w:proofErr w:type="gramStart"/>
+            <w:r>
+              <w:rPr>
+                <w:rFonts w:ascii="DejaVu Sans Mono" w:eastAsia="DejaVu Sans Mono" w:hAnsi="DejaVu Sans Mono" w:cs="DejaVu Sans Mono"/>
+                <w:color w:val="E2E8F0"/>
+                <w:sz w:val="17"/>
+              </w:rPr>
+              <w:t>.kartu</w:t>
+            </w:r>
+            <w:proofErr w:type="gramEnd"/>
+            <w:r>
+              <w:rPr>
+                <w:rFonts w:ascii="DejaVu Sans Mono" w:eastAsia="DejaVu Sans Mono" w:hAnsi="DejaVu Sans Mono" w:cs="DejaVu Sans Mono"/>
+                <w:color w:val="E2E8F0"/>
+                <w:sz w:val="17"/>
+              </w:rPr>
+              <w:t xml:space="preserve"> {</w:t>
             </w:r>
           </w:p>
           <w:p>
@@ -11222,7 +12673,25 @@
                 <w:color w:val="E2E8F0"/>
                 <w:sz w:val="17"/>
               </w:rPr>
-              <w:t xml:space="preserve">  flex: 1 1 16rem;              /* tumbuh, menyusut, lebar dasar 16rem */</w:t>
+              <w:t xml:space="preserve">  flex: 1 1 16</w:t>
+            </w:r>
+            <w:proofErr w:type="gramStart"/>
+            <w:r>
+              <w:rPr>
+                <w:rFonts w:ascii="DejaVu Sans Mono" w:eastAsia="DejaVu Sans Mono" w:hAnsi="DejaVu Sans Mono" w:cs="DejaVu Sans Mono"/>
+                <w:color w:val="E2E8F0"/>
+                <w:sz w:val="17"/>
+              </w:rPr>
+              <w:t xml:space="preserve">rem;   </w:t>
+            </w:r>
+            <w:proofErr w:type="gramEnd"/>
+            <w:r>
+              <w:rPr>
+                <w:rFonts w:ascii="DejaVu Sans Mono" w:eastAsia="DejaVu Sans Mono" w:hAnsi="DejaVu Sans Mono" w:cs="DejaVu Sans Mono"/>
+                <w:color w:val="E2E8F0"/>
+                <w:sz w:val="17"/>
+              </w:rPr>
+              <w:t xml:space="preserve">           /* tumbuh, menyusut, lebar dasar 16rem */</w:t>
             </w:r>
           </w:p>
           <w:p>
@@ -11235,7 +12704,25 @@
                 <w:color w:val="E2E8F0"/>
                 <w:sz w:val="17"/>
               </w:rPr>
-              <w:t xml:space="preserve">  background: var(--color-surface);</w:t>
+              <w:t xml:space="preserve">  background: </w:t>
+            </w:r>
+            <w:proofErr w:type="gramStart"/>
+            <w:r>
+              <w:rPr>
+                <w:rFonts w:ascii="DejaVu Sans Mono" w:eastAsia="DejaVu Sans Mono" w:hAnsi="DejaVu Sans Mono" w:cs="DejaVu Sans Mono"/>
+                <w:color w:val="E2E8F0"/>
+                <w:sz w:val="17"/>
+              </w:rPr>
+              <w:t>var(</w:t>
+            </w:r>
+            <w:proofErr w:type="gramEnd"/>
+            <w:r>
+              <w:rPr>
+                <w:rFonts w:ascii="DejaVu Sans Mono" w:eastAsia="DejaVu Sans Mono" w:hAnsi="DejaVu Sans Mono" w:cs="DejaVu Sans Mono"/>
+                <w:color w:val="E2E8F0"/>
+                <w:sz w:val="17"/>
+              </w:rPr>
+              <w:t>--color-surface);</w:t>
             </w:r>
           </w:p>
           <w:p>
@@ -11248,7 +12735,25 @@
                 <w:color w:val="E2E8F0"/>
                 <w:sz w:val="17"/>
               </w:rPr>
-              <w:t xml:space="preserve">  border: 1px solid var(--color-border);</w:t>
+              <w:t xml:space="preserve">  border: 1px solid </w:t>
+            </w:r>
+            <w:proofErr w:type="gramStart"/>
+            <w:r>
+              <w:rPr>
+                <w:rFonts w:ascii="DejaVu Sans Mono" w:eastAsia="DejaVu Sans Mono" w:hAnsi="DejaVu Sans Mono" w:cs="DejaVu Sans Mono"/>
+                <w:color w:val="E2E8F0"/>
+                <w:sz w:val="17"/>
+              </w:rPr>
+              <w:t>var(</w:t>
+            </w:r>
+            <w:proofErr w:type="gramEnd"/>
+            <w:r>
+              <w:rPr>
+                <w:rFonts w:ascii="DejaVu Sans Mono" w:eastAsia="DejaVu Sans Mono" w:hAnsi="DejaVu Sans Mono" w:cs="DejaVu Sans Mono"/>
+                <w:color w:val="E2E8F0"/>
+                <w:sz w:val="17"/>
+              </w:rPr>
+              <w:t>--color-border);</w:t>
             </w:r>
           </w:p>
           <w:p>
@@ -11261,7 +12766,25 @@
                 <w:color w:val="E2E8F0"/>
                 <w:sz w:val="17"/>
               </w:rPr>
-              <w:t xml:space="preserve">  border-radius: var(--radius-md);</w:t>
+              <w:t xml:space="preserve">  border-radius: </w:t>
+            </w:r>
+            <w:proofErr w:type="gramStart"/>
+            <w:r>
+              <w:rPr>
+                <w:rFonts w:ascii="DejaVu Sans Mono" w:eastAsia="DejaVu Sans Mono" w:hAnsi="DejaVu Sans Mono" w:cs="DejaVu Sans Mono"/>
+                <w:color w:val="E2E8F0"/>
+                <w:sz w:val="17"/>
+              </w:rPr>
+              <w:t>var(</w:t>
+            </w:r>
+            <w:proofErr w:type="gramEnd"/>
+            <w:r>
+              <w:rPr>
+                <w:rFonts w:ascii="DejaVu Sans Mono" w:eastAsia="DejaVu Sans Mono" w:hAnsi="DejaVu Sans Mono" w:cs="DejaVu Sans Mono"/>
+                <w:color w:val="E2E8F0"/>
+                <w:sz w:val="17"/>
+              </w:rPr>
+              <w:t>--radius-md);</w:t>
             </w:r>
           </w:p>
           <w:p>
@@ -11274,7 +12797,25 @@
                 <w:color w:val="E2E8F0"/>
                 <w:sz w:val="17"/>
               </w:rPr>
-              <w:t xml:space="preserve">  box-shadow: var(--shadow-1);</w:t>
+              <w:t xml:space="preserve">  box-shadow: </w:t>
+            </w:r>
+            <w:proofErr w:type="gramStart"/>
+            <w:r>
+              <w:rPr>
+                <w:rFonts w:ascii="DejaVu Sans Mono" w:eastAsia="DejaVu Sans Mono" w:hAnsi="DejaVu Sans Mono" w:cs="DejaVu Sans Mono"/>
+                <w:color w:val="E2E8F0"/>
+                <w:sz w:val="17"/>
+              </w:rPr>
+              <w:t>var(</w:t>
+            </w:r>
+            <w:proofErr w:type="gramEnd"/>
+            <w:r>
+              <w:rPr>
+                <w:rFonts w:ascii="DejaVu Sans Mono" w:eastAsia="DejaVu Sans Mono" w:hAnsi="DejaVu Sans Mono" w:cs="DejaVu Sans Mono"/>
+                <w:color w:val="E2E8F0"/>
+                <w:sz w:val="17"/>
+              </w:rPr>
+              <w:t>--shadow-1);</w:t>
             </w:r>
           </w:p>
           <w:p>
@@ -11287,7 +12828,25 @@
                 <w:color w:val="E2E8F0"/>
                 <w:sz w:val="17"/>
               </w:rPr>
-              <w:t xml:space="preserve">  padding: var(--card-pad);</w:t>
+              <w:t xml:space="preserve">  padding: </w:t>
+            </w:r>
+            <w:proofErr w:type="gramStart"/>
+            <w:r>
+              <w:rPr>
+                <w:rFonts w:ascii="DejaVu Sans Mono" w:eastAsia="DejaVu Sans Mono" w:hAnsi="DejaVu Sans Mono" w:cs="DejaVu Sans Mono"/>
+                <w:color w:val="E2E8F0"/>
+                <w:sz w:val="17"/>
+              </w:rPr>
+              <w:t>var(</w:t>
+            </w:r>
+            <w:proofErr w:type="gramEnd"/>
+            <w:r>
+              <w:rPr>
+                <w:rFonts w:ascii="DejaVu Sans Mono" w:eastAsia="DejaVu Sans Mono" w:hAnsi="DejaVu Sans Mono" w:cs="DejaVu Sans Mono"/>
+                <w:color w:val="E2E8F0"/>
+                <w:sz w:val="17"/>
+              </w:rPr>
+              <w:t>--card-pad);</w:t>
             </w:r>
           </w:p>
           <w:p>
@@ -11339,7 +12898,25 @@
                 <w:color w:val="E2E8F0"/>
                 <w:sz w:val="17"/>
               </w:rPr>
-              <w:t xml:space="preserve">  margin-top: var(--space-6);</w:t>
+              <w:t xml:space="preserve">  margin-top: </w:t>
+            </w:r>
+            <w:proofErr w:type="gramStart"/>
+            <w:r>
+              <w:rPr>
+                <w:rFonts w:ascii="DejaVu Sans Mono" w:eastAsia="DejaVu Sans Mono" w:hAnsi="DejaVu Sans Mono" w:cs="DejaVu Sans Mono"/>
+                <w:color w:val="E2E8F0"/>
+                <w:sz w:val="17"/>
+              </w:rPr>
+              <w:t>var(</w:t>
+            </w:r>
+            <w:proofErr w:type="gramEnd"/>
+            <w:r>
+              <w:rPr>
+                <w:rFonts w:ascii="DejaVu Sans Mono" w:eastAsia="DejaVu Sans Mono" w:hAnsi="DejaVu Sans Mono" w:cs="DejaVu Sans Mono"/>
+                <w:color w:val="E2E8F0"/>
+                <w:sz w:val="17"/>
+              </w:rPr>
+              <w:t>--space-6);</w:t>
             </w:r>
           </w:p>
           <w:p>
@@ -11352,7 +12929,25 @@
                 <w:color w:val="E2E8F0"/>
                 <w:sz w:val="17"/>
               </w:rPr>
-              <w:t xml:space="preserve">  padding-block: var(--space-4);</w:t>
+              <w:t xml:space="preserve">  padding-block: </w:t>
+            </w:r>
+            <w:proofErr w:type="gramStart"/>
+            <w:r>
+              <w:rPr>
+                <w:rFonts w:ascii="DejaVu Sans Mono" w:eastAsia="DejaVu Sans Mono" w:hAnsi="DejaVu Sans Mono" w:cs="DejaVu Sans Mono"/>
+                <w:color w:val="E2E8F0"/>
+                <w:sz w:val="17"/>
+              </w:rPr>
+              <w:t>var(</w:t>
+            </w:r>
+            <w:proofErr w:type="gramEnd"/>
+            <w:r>
+              <w:rPr>
+                <w:rFonts w:ascii="DejaVu Sans Mono" w:eastAsia="DejaVu Sans Mono" w:hAnsi="DejaVu Sans Mono" w:cs="DejaVu Sans Mono"/>
+                <w:color w:val="E2E8F0"/>
+                <w:sz w:val="17"/>
+              </w:rPr>
+              <w:t>--space-4);</w:t>
             </w:r>
           </w:p>
           <w:p>
@@ -11365,7 +12960,25 @@
                 <w:color w:val="E2E8F0"/>
                 <w:sz w:val="17"/>
               </w:rPr>
-              <w:t xml:space="preserve">  border-top: 1px solid var(--color-border);</w:t>
+              <w:t xml:space="preserve">  border-top: 1px solid </w:t>
+            </w:r>
+            <w:proofErr w:type="gramStart"/>
+            <w:r>
+              <w:rPr>
+                <w:rFonts w:ascii="DejaVu Sans Mono" w:eastAsia="DejaVu Sans Mono" w:hAnsi="DejaVu Sans Mono" w:cs="DejaVu Sans Mono"/>
+                <w:color w:val="E2E8F0"/>
+                <w:sz w:val="17"/>
+              </w:rPr>
+              <w:t>var(</w:t>
+            </w:r>
+            <w:proofErr w:type="gramEnd"/>
+            <w:r>
+              <w:rPr>
+                <w:rFonts w:ascii="DejaVu Sans Mono" w:eastAsia="DejaVu Sans Mono" w:hAnsi="DejaVu Sans Mono" w:cs="DejaVu Sans Mono"/>
+                <w:color w:val="E2E8F0"/>
+                <w:sz w:val="17"/>
+              </w:rPr>
+              <w:t>--color-border);</w:t>
             </w:r>
           </w:p>
           <w:p>
@@ -11378,7 +12991,43 @@
                 <w:color w:val="E2E8F0"/>
                 <w:sz w:val="17"/>
               </w:rPr>
-              <w:t xml:space="preserve">  color: var(--color-fg);       /* hindari abu pucat yang gagal kontras */</w:t>
+              <w:t xml:space="preserve">  color: </w:t>
+            </w:r>
+            <w:proofErr w:type="gramStart"/>
+            <w:r>
+              <w:rPr>
+                <w:rFonts w:ascii="DejaVu Sans Mono" w:eastAsia="DejaVu Sans Mono" w:hAnsi="DejaVu Sans Mono" w:cs="DejaVu Sans Mono"/>
+                <w:color w:val="E2E8F0"/>
+                <w:sz w:val="17"/>
+              </w:rPr>
+              <w:t>var(</w:t>
+            </w:r>
+            <w:proofErr w:type="gramEnd"/>
+            <w:r>
+              <w:rPr>
+                <w:rFonts w:ascii="DejaVu Sans Mono" w:eastAsia="DejaVu Sans Mono" w:hAnsi="DejaVu Sans Mono" w:cs="DejaVu Sans Mono"/>
+                <w:color w:val="E2E8F0"/>
+                <w:sz w:val="17"/>
+              </w:rPr>
+              <w:t>--color-fg</w:t>
+            </w:r>
+            <w:proofErr w:type="gramStart"/>
+            <w:r>
+              <w:rPr>
+                <w:rFonts w:ascii="DejaVu Sans Mono" w:eastAsia="DejaVu Sans Mono" w:hAnsi="DejaVu Sans Mono" w:cs="DejaVu Sans Mono"/>
+                <w:color w:val="E2E8F0"/>
+                <w:sz w:val="17"/>
+              </w:rPr>
+              <w:t xml:space="preserve">);   </w:t>
+            </w:r>
+            <w:proofErr w:type="gramEnd"/>
+            <w:r>
+              <w:rPr>
+                <w:rFonts w:ascii="DejaVu Sans Mono" w:eastAsia="DejaVu Sans Mono" w:hAnsi="DejaVu Sans Mono" w:cs="DejaVu Sans Mono"/>
+                <w:color w:val="E2E8F0"/>
+                <w:sz w:val="17"/>
+              </w:rPr>
+              <w:t xml:space="preserve">    /* hindari abu pucat yang gagal kontras */</w:t>
             </w:r>
           </w:p>
           <w:p>
@@ -11391,7 +13040,25 @@
                 <w:color w:val="E2E8F0"/>
                 <w:sz w:val="17"/>
               </w:rPr>
-              <w:t xml:space="preserve">  font-size: var(--text-sm);</w:t>
+              <w:t xml:space="preserve">  font-size: </w:t>
+            </w:r>
+            <w:proofErr w:type="gramStart"/>
+            <w:r>
+              <w:rPr>
+                <w:rFonts w:ascii="DejaVu Sans Mono" w:eastAsia="DejaVu Sans Mono" w:hAnsi="DejaVu Sans Mono" w:cs="DejaVu Sans Mono"/>
+                <w:color w:val="E2E8F0"/>
+                <w:sz w:val="17"/>
+              </w:rPr>
+              <w:t>var(</w:t>
+            </w:r>
+            <w:proofErr w:type="gramEnd"/>
+            <w:r>
+              <w:rPr>
+                <w:rFonts w:ascii="DejaVu Sans Mono" w:eastAsia="DejaVu Sans Mono" w:hAnsi="DejaVu Sans Mono" w:cs="DejaVu Sans Mono"/>
+                <w:color w:val="E2E8F0"/>
+                <w:sz w:val="17"/>
+              </w:rPr>
+              <w:t>--text-sm);</w:t>
             </w:r>
           </w:p>
           <w:p>
@@ -12118,13 +13785,23 @@
             <w:pPr>
               <w:spacing w:before="40" w:after="40"/>
             </w:pPr>
+            <w:proofErr w:type="gramStart"/>
             <w:r>
               <w:rPr>
                 <w:rFonts w:cs="Carlito"/>
                 <w:b/>
                 <w:color w:val="FFFFFF"/>
               </w:rPr>
-              <w:t>▌  SIMPAN KE GIT — SETELAH LEMBAR D</w:t>
+              <w:t>▌  SIMPAN</w:t>
+            </w:r>
+            <w:proofErr w:type="gramEnd"/>
+            <w:r>
+              <w:rPr>
+                <w:rFonts w:cs="Carlito"/>
+                <w:b/>
+                <w:color w:val="FFFFFF"/>
+              </w:rPr>
+              <w:t xml:space="preserve"> KE GIT — SETELAH LEMBAR D</w:t>
             </w:r>
           </w:p>
         </w:tc>
@@ -12193,8 +13870,18 @@
                 <w:color w:val="E2E8F0"/>
                 <w:sz w:val="17"/>
               </w:rPr>
-              <w:t>git add .</w:t>
-            </w:r>
+              <w:t xml:space="preserve">git </w:t>
+            </w:r>
+            <w:proofErr w:type="gramStart"/>
+            <w:r>
+              <w:rPr>
+                <w:rFonts w:ascii="DejaVu Sans Mono" w:eastAsia="DejaVu Sans Mono" w:hAnsi="DejaVu Sans Mono" w:cs="DejaVu Sans Mono"/>
+                <w:color w:val="E2E8F0"/>
+                <w:sz w:val="17"/>
+              </w:rPr>
+              <w:t>add .</w:t>
+            </w:r>
+            <w:proofErr w:type="gramEnd"/>
           </w:p>
           <w:p>
             <w:pPr>
@@ -12374,7 +14061,27 @@
                 <w:color w:val="003796"/>
                 <w:sz w:val="18"/>
               </w:rPr>
-              <w:t>Pertemuan 4  ·  CSS Fundamental dan Design Token</w:t>
+              <w:t xml:space="preserve">Pertemuan </w:t>
+            </w:r>
+            <w:proofErr w:type="gramStart"/>
+            <w:r>
+              <w:rPr>
+                <w:rFonts w:cs="Carlito"/>
+                <w:b/>
+                <w:color w:val="003796"/>
+                <w:sz w:val="18"/>
+              </w:rPr>
+              <w:t>4  ·</w:t>
+            </w:r>
+            <w:proofErr w:type="gramEnd"/>
+            <w:r>
+              <w:rPr>
+                <w:rFonts w:cs="Carlito"/>
+                <w:b/>
+                <w:color w:val="003796"/>
+                <w:sz w:val="18"/>
+              </w:rPr>
+              <w:t xml:space="preserve">  CSS Fundamental dan Design Token</w:t>
             </w:r>
           </w:p>
         </w:tc>
@@ -12413,13 +14120,23 @@
             <w:pPr>
               <w:spacing w:before="40" w:after="40"/>
             </w:pPr>
+            <w:proofErr w:type="gramStart"/>
             <w:r>
               <w:rPr>
                 <w:rFonts w:cs="Carlito"/>
                 <w:b/>
                 <w:color w:val="FFFFFF"/>
               </w:rPr>
-              <w:t>▌  KEADAAN YANG PALING SERING DILUPAKAN: FOKUS DAN TIDAK SAH</w:t>
+              <w:t>▌  KEADAAN</w:t>
+            </w:r>
+            <w:proofErr w:type="gramEnd"/>
+            <w:r>
+              <w:rPr>
+                <w:rFonts w:cs="Carlito"/>
+                <w:b/>
+                <w:color w:val="FFFFFF"/>
+              </w:rPr>
+              <w:t xml:space="preserve"> YANG PALING SERING DILUPAKAN: FOKUS DAN TIDAK SAH</w:t>
             </w:r>
           </w:p>
         </w:tc>
@@ -12444,13 +14161,23 @@
         <w:keepNext/>
         <w:spacing w:before="160" w:after="60"/>
       </w:pPr>
+      <w:proofErr w:type="gramStart"/>
       <w:r>
         <w:rPr>
           <w:rFonts w:cs="Carlito"/>
           <w:b/>
           <w:color w:val="003796"/>
         </w:rPr>
-        <w:t>E.1  Tampilan dasar kolom isian</w:t>
+        <w:t>E.1  Tampilan</w:t>
+      </w:r>
+      <w:proofErr w:type="gramEnd"/>
+      <w:r>
+        <w:rPr>
+          <w:rFonts w:cs="Carlito"/>
+          <w:b/>
+          <w:color w:val="003796"/>
+        </w:rPr>
+        <w:t xml:space="preserve"> dasar kolom isian</w:t>
       </w:r>
     </w:p>
     <w:p>
@@ -12496,13 +14223,23 @@
             <w:pPr>
               <w:spacing w:after="0" w:line="240" w:lineRule="auto"/>
             </w:pPr>
-            <w:r>
-              <w:rPr>
-                <w:rFonts w:ascii="DejaVu Sans Mono" w:eastAsia="DejaVu Sans Mono" w:hAnsi="DejaVu Sans Mono" w:cs="DejaVu Sans Mono"/>
-                <w:color w:val="E2E8F0"/>
-                <w:sz w:val="17"/>
-              </w:rPr>
-              <w:t>.form-kolom {</w:t>
+            <w:proofErr w:type="gramStart"/>
+            <w:r>
+              <w:rPr>
+                <w:rFonts w:ascii="DejaVu Sans Mono" w:eastAsia="DejaVu Sans Mono" w:hAnsi="DejaVu Sans Mono" w:cs="DejaVu Sans Mono"/>
+                <w:color w:val="E2E8F0"/>
+                <w:sz w:val="17"/>
+              </w:rPr>
+              <w:t>.form</w:t>
+            </w:r>
+            <w:proofErr w:type="gramEnd"/>
+            <w:r>
+              <w:rPr>
+                <w:rFonts w:ascii="DejaVu Sans Mono" w:eastAsia="DejaVu Sans Mono" w:hAnsi="DejaVu Sans Mono" w:cs="DejaVu Sans Mono"/>
+                <w:color w:val="E2E8F0"/>
+                <w:sz w:val="17"/>
+              </w:rPr>
+              <w:t>-kolom {</w:t>
             </w:r>
           </w:p>
           <w:p>
@@ -12541,7 +14278,43 @@
                 <w:color w:val="E2E8F0"/>
                 <w:sz w:val="17"/>
               </w:rPr>
-              <w:t xml:space="preserve">  gap: var(--space-2);          /* jarak label ke isian, seragam */</w:t>
+              <w:t xml:space="preserve">  gap: </w:t>
+            </w:r>
+            <w:proofErr w:type="gramStart"/>
+            <w:r>
+              <w:rPr>
+                <w:rFonts w:ascii="DejaVu Sans Mono" w:eastAsia="DejaVu Sans Mono" w:hAnsi="DejaVu Sans Mono" w:cs="DejaVu Sans Mono"/>
+                <w:color w:val="E2E8F0"/>
+                <w:sz w:val="17"/>
+              </w:rPr>
+              <w:t>var(</w:t>
+            </w:r>
+            <w:proofErr w:type="gramEnd"/>
+            <w:r>
+              <w:rPr>
+                <w:rFonts w:ascii="DejaVu Sans Mono" w:eastAsia="DejaVu Sans Mono" w:hAnsi="DejaVu Sans Mono" w:cs="DejaVu Sans Mono"/>
+                <w:color w:val="E2E8F0"/>
+                <w:sz w:val="17"/>
+              </w:rPr>
+              <w:t>--space-2</w:t>
+            </w:r>
+            <w:proofErr w:type="gramStart"/>
+            <w:r>
+              <w:rPr>
+                <w:rFonts w:ascii="DejaVu Sans Mono" w:eastAsia="DejaVu Sans Mono" w:hAnsi="DejaVu Sans Mono" w:cs="DejaVu Sans Mono"/>
+                <w:color w:val="E2E8F0"/>
+                <w:sz w:val="17"/>
+              </w:rPr>
+              <w:t xml:space="preserve">);   </w:t>
+            </w:r>
+            <w:proofErr w:type="gramEnd"/>
+            <w:r>
+              <w:rPr>
+                <w:rFonts w:ascii="DejaVu Sans Mono" w:eastAsia="DejaVu Sans Mono" w:hAnsi="DejaVu Sans Mono" w:cs="DejaVu Sans Mono"/>
+                <w:color w:val="E2E8F0"/>
+                <w:sz w:val="17"/>
+              </w:rPr>
+              <w:t xml:space="preserve">       /* jarak label ke isian, seragam */</w:t>
             </w:r>
           </w:p>
           <w:p>
@@ -12593,7 +14366,25 @@
                 <w:color w:val="E2E8F0"/>
                 <w:sz w:val="17"/>
               </w:rPr>
-              <w:t xml:space="preserve">  font-size: var(--text-sm);</w:t>
+              <w:t xml:space="preserve">  font-size: </w:t>
+            </w:r>
+            <w:proofErr w:type="gramStart"/>
+            <w:r>
+              <w:rPr>
+                <w:rFonts w:ascii="DejaVu Sans Mono" w:eastAsia="DejaVu Sans Mono" w:hAnsi="DejaVu Sans Mono" w:cs="DejaVu Sans Mono"/>
+                <w:color w:val="E2E8F0"/>
+                <w:sz w:val="17"/>
+              </w:rPr>
+              <w:t>var(</w:t>
+            </w:r>
+            <w:proofErr w:type="gramEnd"/>
+            <w:r>
+              <w:rPr>
+                <w:rFonts w:ascii="DejaVu Sans Mono" w:eastAsia="DejaVu Sans Mono" w:hAnsi="DejaVu Sans Mono" w:cs="DejaVu Sans Mono"/>
+                <w:color w:val="E2E8F0"/>
+                <w:sz w:val="17"/>
+              </w:rPr>
+              <w:t>--text-sm);</w:t>
             </w:r>
           </w:p>
           <w:p>
@@ -12658,7 +14449,25 @@
                 <w:color w:val="E2E8F0"/>
                 <w:sz w:val="17"/>
               </w:rPr>
-              <w:t xml:space="preserve">  font: inherit;                /* kolom isian ikut ukuran huruf halaman */</w:t>
+              <w:t xml:space="preserve">  font: </w:t>
+            </w:r>
+            <w:proofErr w:type="gramStart"/>
+            <w:r>
+              <w:rPr>
+                <w:rFonts w:ascii="DejaVu Sans Mono" w:eastAsia="DejaVu Sans Mono" w:hAnsi="DejaVu Sans Mono" w:cs="DejaVu Sans Mono"/>
+                <w:color w:val="E2E8F0"/>
+                <w:sz w:val="17"/>
+              </w:rPr>
+              <w:t xml:space="preserve">inherit;   </w:t>
+            </w:r>
+            <w:proofErr w:type="gramEnd"/>
+            <w:r>
+              <w:rPr>
+                <w:rFonts w:ascii="DejaVu Sans Mono" w:eastAsia="DejaVu Sans Mono" w:hAnsi="DejaVu Sans Mono" w:cs="DejaVu Sans Mono"/>
+                <w:color w:val="E2E8F0"/>
+                <w:sz w:val="17"/>
+              </w:rPr>
+              <w:t xml:space="preserve">             /* kolom isian ikut ukuran huruf halaman */</w:t>
             </w:r>
           </w:p>
           <w:p>
@@ -12671,7 +14480,43 @@
                 <w:color w:val="E2E8F0"/>
                 <w:sz w:val="17"/>
               </w:rPr>
-              <w:t xml:space="preserve">  padding: var(--space-2) var(--space-3);</w:t>
+              <w:t xml:space="preserve">  padding: </w:t>
+            </w:r>
+            <w:proofErr w:type="gramStart"/>
+            <w:r>
+              <w:rPr>
+                <w:rFonts w:ascii="DejaVu Sans Mono" w:eastAsia="DejaVu Sans Mono" w:hAnsi="DejaVu Sans Mono" w:cs="DejaVu Sans Mono"/>
+                <w:color w:val="E2E8F0"/>
+                <w:sz w:val="17"/>
+              </w:rPr>
+              <w:t>var(</w:t>
+            </w:r>
+            <w:proofErr w:type="gramEnd"/>
+            <w:r>
+              <w:rPr>
+                <w:rFonts w:ascii="DejaVu Sans Mono" w:eastAsia="DejaVu Sans Mono" w:hAnsi="DejaVu Sans Mono" w:cs="DejaVu Sans Mono"/>
+                <w:color w:val="E2E8F0"/>
+                <w:sz w:val="17"/>
+              </w:rPr>
+              <w:t xml:space="preserve">--space-2) </w:t>
+            </w:r>
+            <w:proofErr w:type="gramStart"/>
+            <w:r>
+              <w:rPr>
+                <w:rFonts w:ascii="DejaVu Sans Mono" w:eastAsia="DejaVu Sans Mono" w:hAnsi="DejaVu Sans Mono" w:cs="DejaVu Sans Mono"/>
+                <w:color w:val="E2E8F0"/>
+                <w:sz w:val="17"/>
+              </w:rPr>
+              <w:t>var(</w:t>
+            </w:r>
+            <w:proofErr w:type="gramEnd"/>
+            <w:r>
+              <w:rPr>
+                <w:rFonts w:ascii="DejaVu Sans Mono" w:eastAsia="DejaVu Sans Mono" w:hAnsi="DejaVu Sans Mono" w:cs="DejaVu Sans Mono"/>
+                <w:color w:val="E2E8F0"/>
+                <w:sz w:val="17"/>
+              </w:rPr>
+              <w:t>--space-3);</w:t>
             </w:r>
           </w:p>
           <w:p>
@@ -12684,7 +14529,25 @@
                 <w:color w:val="E2E8F0"/>
                 <w:sz w:val="17"/>
               </w:rPr>
-              <w:t xml:space="preserve">  border: 1px solid var(--color-border);</w:t>
+              <w:t xml:space="preserve">  border: 1px solid </w:t>
+            </w:r>
+            <w:proofErr w:type="gramStart"/>
+            <w:r>
+              <w:rPr>
+                <w:rFonts w:ascii="DejaVu Sans Mono" w:eastAsia="DejaVu Sans Mono" w:hAnsi="DejaVu Sans Mono" w:cs="DejaVu Sans Mono"/>
+                <w:color w:val="E2E8F0"/>
+                <w:sz w:val="17"/>
+              </w:rPr>
+              <w:t>var(</w:t>
+            </w:r>
+            <w:proofErr w:type="gramEnd"/>
+            <w:r>
+              <w:rPr>
+                <w:rFonts w:ascii="DejaVu Sans Mono" w:eastAsia="DejaVu Sans Mono" w:hAnsi="DejaVu Sans Mono" w:cs="DejaVu Sans Mono"/>
+                <w:color w:val="E2E8F0"/>
+                <w:sz w:val="17"/>
+              </w:rPr>
+              <w:t>--color-border);</w:t>
             </w:r>
           </w:p>
           <w:p>
@@ -12697,7 +14560,25 @@
                 <w:color w:val="E2E8F0"/>
                 <w:sz w:val="17"/>
               </w:rPr>
-              <w:t xml:space="preserve">  border-radius: var(--radius-md);</w:t>
+              <w:t xml:space="preserve">  border-radius: </w:t>
+            </w:r>
+            <w:proofErr w:type="gramStart"/>
+            <w:r>
+              <w:rPr>
+                <w:rFonts w:ascii="DejaVu Sans Mono" w:eastAsia="DejaVu Sans Mono" w:hAnsi="DejaVu Sans Mono" w:cs="DejaVu Sans Mono"/>
+                <w:color w:val="E2E8F0"/>
+                <w:sz w:val="17"/>
+              </w:rPr>
+              <w:t>var(</w:t>
+            </w:r>
+            <w:proofErr w:type="gramEnd"/>
+            <w:r>
+              <w:rPr>
+                <w:rFonts w:ascii="DejaVu Sans Mono" w:eastAsia="DejaVu Sans Mono" w:hAnsi="DejaVu Sans Mono" w:cs="DejaVu Sans Mono"/>
+                <w:color w:val="E2E8F0"/>
+                <w:sz w:val="17"/>
+              </w:rPr>
+              <w:t>--radius-md);</w:t>
             </w:r>
           </w:p>
           <w:p>
@@ -12710,7 +14591,25 @@
                 <w:color w:val="E2E8F0"/>
                 <w:sz w:val="17"/>
               </w:rPr>
-              <w:t xml:space="preserve">  background: var(--color-surface);</w:t>
+              <w:t xml:space="preserve">  background: </w:t>
+            </w:r>
+            <w:proofErr w:type="gramStart"/>
+            <w:r>
+              <w:rPr>
+                <w:rFonts w:ascii="DejaVu Sans Mono" w:eastAsia="DejaVu Sans Mono" w:hAnsi="DejaVu Sans Mono" w:cs="DejaVu Sans Mono"/>
+                <w:color w:val="E2E8F0"/>
+                <w:sz w:val="17"/>
+              </w:rPr>
+              <w:t>var(</w:t>
+            </w:r>
+            <w:proofErr w:type="gramEnd"/>
+            <w:r>
+              <w:rPr>
+                <w:rFonts w:ascii="DejaVu Sans Mono" w:eastAsia="DejaVu Sans Mono" w:hAnsi="DejaVu Sans Mono" w:cs="DejaVu Sans Mono"/>
+                <w:color w:val="E2E8F0"/>
+                <w:sz w:val="17"/>
+              </w:rPr>
+              <w:t>--color-surface);</w:t>
             </w:r>
           </w:p>
           <w:p>
@@ -12723,7 +14622,25 @@
                 <w:color w:val="E2E8F0"/>
                 <w:sz w:val="17"/>
               </w:rPr>
-              <w:t xml:space="preserve">  color: var(--color-fg);</w:t>
+              <w:t xml:space="preserve">  color: </w:t>
+            </w:r>
+            <w:proofErr w:type="gramStart"/>
+            <w:r>
+              <w:rPr>
+                <w:rFonts w:ascii="DejaVu Sans Mono" w:eastAsia="DejaVu Sans Mono" w:hAnsi="DejaVu Sans Mono" w:cs="DejaVu Sans Mono"/>
+                <w:color w:val="E2E8F0"/>
+                <w:sz w:val="17"/>
+              </w:rPr>
+              <w:t>var(</w:t>
+            </w:r>
+            <w:proofErr w:type="gramEnd"/>
+            <w:r>
+              <w:rPr>
+                <w:rFonts w:ascii="DejaVu Sans Mono" w:eastAsia="DejaVu Sans Mono" w:hAnsi="DejaVu Sans Mono" w:cs="DejaVu Sans Mono"/>
+                <w:color w:val="E2E8F0"/>
+                <w:sz w:val="17"/>
+              </w:rPr>
+              <w:t>--color-fg);</w:t>
             </w:r>
           </w:p>
           <w:p>
@@ -12788,7 +14705,43 @@
                 <w:color w:val="E2E8F0"/>
                 <w:sz w:val="17"/>
               </w:rPr>
-              <w:t xml:space="preserve">  padding: var(--space-2) var(--space-4);</w:t>
+              <w:t xml:space="preserve">  padding: </w:t>
+            </w:r>
+            <w:proofErr w:type="gramStart"/>
+            <w:r>
+              <w:rPr>
+                <w:rFonts w:ascii="DejaVu Sans Mono" w:eastAsia="DejaVu Sans Mono" w:hAnsi="DejaVu Sans Mono" w:cs="DejaVu Sans Mono"/>
+                <w:color w:val="E2E8F0"/>
+                <w:sz w:val="17"/>
+              </w:rPr>
+              <w:t>var(</w:t>
+            </w:r>
+            <w:proofErr w:type="gramEnd"/>
+            <w:r>
+              <w:rPr>
+                <w:rFonts w:ascii="DejaVu Sans Mono" w:eastAsia="DejaVu Sans Mono" w:hAnsi="DejaVu Sans Mono" w:cs="DejaVu Sans Mono"/>
+                <w:color w:val="E2E8F0"/>
+                <w:sz w:val="17"/>
+              </w:rPr>
+              <w:t xml:space="preserve">--space-2) </w:t>
+            </w:r>
+            <w:proofErr w:type="gramStart"/>
+            <w:r>
+              <w:rPr>
+                <w:rFonts w:ascii="DejaVu Sans Mono" w:eastAsia="DejaVu Sans Mono" w:hAnsi="DejaVu Sans Mono" w:cs="DejaVu Sans Mono"/>
+                <w:color w:val="E2E8F0"/>
+                <w:sz w:val="17"/>
+              </w:rPr>
+              <w:t>var(</w:t>
+            </w:r>
+            <w:proofErr w:type="gramEnd"/>
+            <w:r>
+              <w:rPr>
+                <w:rFonts w:ascii="DejaVu Sans Mono" w:eastAsia="DejaVu Sans Mono" w:hAnsi="DejaVu Sans Mono" w:cs="DejaVu Sans Mono"/>
+                <w:color w:val="E2E8F0"/>
+                <w:sz w:val="17"/>
+              </w:rPr>
+              <w:t>--space-4);</w:t>
             </w:r>
           </w:p>
           <w:p>
@@ -12814,7 +14767,25 @@
                 <w:color w:val="E2E8F0"/>
                 <w:sz w:val="17"/>
               </w:rPr>
-              <w:t xml:space="preserve">  border-radius: var(--radius-md);</w:t>
+              <w:t xml:space="preserve">  border-radius: </w:t>
+            </w:r>
+            <w:proofErr w:type="gramStart"/>
+            <w:r>
+              <w:rPr>
+                <w:rFonts w:ascii="DejaVu Sans Mono" w:eastAsia="DejaVu Sans Mono" w:hAnsi="DejaVu Sans Mono" w:cs="DejaVu Sans Mono"/>
+                <w:color w:val="E2E8F0"/>
+                <w:sz w:val="17"/>
+              </w:rPr>
+              <w:t>var(</w:t>
+            </w:r>
+            <w:proofErr w:type="gramEnd"/>
+            <w:r>
+              <w:rPr>
+                <w:rFonts w:ascii="DejaVu Sans Mono" w:eastAsia="DejaVu Sans Mono" w:hAnsi="DejaVu Sans Mono" w:cs="DejaVu Sans Mono"/>
+                <w:color w:val="E2E8F0"/>
+                <w:sz w:val="17"/>
+              </w:rPr>
+              <w:t>--radius-md);</w:t>
             </w:r>
           </w:p>
           <w:p>
@@ -12827,7 +14798,25 @@
                 <w:color w:val="E2E8F0"/>
                 <w:sz w:val="17"/>
               </w:rPr>
-              <w:t xml:space="preserve">  background: var(--color-primary);</w:t>
+              <w:t xml:space="preserve">  background: </w:t>
+            </w:r>
+            <w:proofErr w:type="gramStart"/>
+            <w:r>
+              <w:rPr>
+                <w:rFonts w:ascii="DejaVu Sans Mono" w:eastAsia="DejaVu Sans Mono" w:hAnsi="DejaVu Sans Mono" w:cs="DejaVu Sans Mono"/>
+                <w:color w:val="E2E8F0"/>
+                <w:sz w:val="17"/>
+              </w:rPr>
+              <w:t>var(</w:t>
+            </w:r>
+            <w:proofErr w:type="gramEnd"/>
+            <w:r>
+              <w:rPr>
+                <w:rFonts w:ascii="DejaVu Sans Mono" w:eastAsia="DejaVu Sans Mono" w:hAnsi="DejaVu Sans Mono" w:cs="DejaVu Sans Mono"/>
+                <w:color w:val="E2E8F0"/>
+                <w:sz w:val="17"/>
+              </w:rPr>
+              <w:t>--color-primary);</w:t>
             </w:r>
           </w:p>
           <w:p>
@@ -12840,7 +14829,25 @@
                 <w:color w:val="E2E8F0"/>
                 <w:sz w:val="17"/>
               </w:rPr>
-              <w:t xml:space="preserve">  color: var(--color-surface);</w:t>
+              <w:t xml:space="preserve">  color: </w:t>
+            </w:r>
+            <w:proofErr w:type="gramStart"/>
+            <w:r>
+              <w:rPr>
+                <w:rFonts w:ascii="DejaVu Sans Mono" w:eastAsia="DejaVu Sans Mono" w:hAnsi="DejaVu Sans Mono" w:cs="DejaVu Sans Mono"/>
+                <w:color w:val="E2E8F0"/>
+                <w:sz w:val="17"/>
+              </w:rPr>
+              <w:t>var(</w:t>
+            </w:r>
+            <w:proofErr w:type="gramEnd"/>
+            <w:r>
+              <w:rPr>
+                <w:rFonts w:ascii="DejaVu Sans Mono" w:eastAsia="DejaVu Sans Mono" w:hAnsi="DejaVu Sans Mono" w:cs="DejaVu Sans Mono"/>
+                <w:color w:val="E2E8F0"/>
+                <w:sz w:val="17"/>
+              </w:rPr>
+              <w:t>--color-surface);</w:t>
             </w:r>
           </w:p>
           <w:p>
@@ -12933,13 +14940,23 @@
         <w:keepNext/>
         <w:spacing w:before="160" w:after="60"/>
       </w:pPr>
+      <w:proofErr w:type="gramStart"/>
       <w:r>
         <w:rPr>
           <w:rFonts w:cs="Carlito"/>
           <w:b/>
           <w:color w:val="003796"/>
         </w:rPr>
-        <w:t>E.2  Keadaan fokus — wajib terlihat</w:t>
+        <w:t>E.2  Keadaan</w:t>
+      </w:r>
+      <w:proofErr w:type="gramEnd"/>
+      <w:r>
+        <w:rPr>
+          <w:rFonts w:cs="Carlito"/>
+          <w:b/>
+          <w:color w:val="003796"/>
+        </w:rPr>
+        <w:t xml:space="preserve"> fokus — wajib terlihat</w:t>
       </w:r>
     </w:p>
     <w:p>
@@ -13000,20 +15017,48 @@
                 <w:color w:val="E2E8F0"/>
                 <w:sz w:val="17"/>
               </w:rPr>
-              <w:t>/* :focus-visible hanya muncul saat pengguna memakai papan ketik */</w:t>
+              <w:t>/</w:t>
+            </w:r>
+            <w:proofErr w:type="gramStart"/>
+            <w:r>
+              <w:rPr>
+                <w:rFonts w:ascii="DejaVu Sans Mono" w:eastAsia="DejaVu Sans Mono" w:hAnsi="DejaVu Sans Mono" w:cs="DejaVu Sans Mono"/>
+                <w:color w:val="E2E8F0"/>
+                <w:sz w:val="17"/>
+              </w:rPr>
+              <w:t>* :focus</w:t>
+            </w:r>
+            <w:proofErr w:type="gramEnd"/>
+            <w:r>
+              <w:rPr>
+                <w:rFonts w:ascii="DejaVu Sans Mono" w:eastAsia="DejaVu Sans Mono" w:hAnsi="DejaVu Sans Mono" w:cs="DejaVu Sans Mono"/>
+                <w:color w:val="E2E8F0"/>
+                <w:sz w:val="17"/>
+              </w:rPr>
+              <w:t>-visible hanya muncul saat pengguna memakai papan ketik */</w:t>
             </w:r>
           </w:p>
           <w:p>
             <w:pPr>
               <w:spacing w:after="0" w:line="240" w:lineRule="auto"/>
             </w:pPr>
-            <w:r>
-              <w:rPr>
-                <w:rFonts w:ascii="DejaVu Sans Mono" w:eastAsia="DejaVu Sans Mono" w:hAnsi="DejaVu Sans Mono" w:cs="DejaVu Sans Mono"/>
-                <w:color w:val="E2E8F0"/>
-                <w:sz w:val="17"/>
-              </w:rPr>
-              <w:t>:focus-visible {</w:t>
+            <w:proofErr w:type="gramStart"/>
+            <w:r>
+              <w:rPr>
+                <w:rFonts w:ascii="DejaVu Sans Mono" w:eastAsia="DejaVu Sans Mono" w:hAnsi="DejaVu Sans Mono" w:cs="DejaVu Sans Mono"/>
+                <w:color w:val="E2E8F0"/>
+                <w:sz w:val="17"/>
+              </w:rPr>
+              <w:t>:focus</w:t>
+            </w:r>
+            <w:proofErr w:type="gramEnd"/>
+            <w:r>
+              <w:rPr>
+                <w:rFonts w:ascii="DejaVu Sans Mono" w:eastAsia="DejaVu Sans Mono" w:hAnsi="DejaVu Sans Mono" w:cs="DejaVu Sans Mono"/>
+                <w:color w:val="E2E8F0"/>
+                <w:sz w:val="17"/>
+              </w:rPr>
+              <w:t>-visible {</w:t>
             </w:r>
           </w:p>
           <w:p>
@@ -13026,7 +15071,25 @@
                 <w:color w:val="E2E8F0"/>
                 <w:sz w:val="17"/>
               </w:rPr>
-              <w:t xml:space="preserve">  outline: 2px solid var(--color-focus);</w:t>
+              <w:t xml:space="preserve">  outline: 2px solid </w:t>
+            </w:r>
+            <w:proofErr w:type="gramStart"/>
+            <w:r>
+              <w:rPr>
+                <w:rFonts w:ascii="DejaVu Sans Mono" w:eastAsia="DejaVu Sans Mono" w:hAnsi="DejaVu Sans Mono" w:cs="DejaVu Sans Mono"/>
+                <w:color w:val="E2E8F0"/>
+                <w:sz w:val="17"/>
+              </w:rPr>
+              <w:t>var(</w:t>
+            </w:r>
+            <w:proofErr w:type="gramEnd"/>
+            <w:r>
+              <w:rPr>
+                <w:rFonts w:ascii="DejaVu Sans Mono" w:eastAsia="DejaVu Sans Mono" w:hAnsi="DejaVu Sans Mono" w:cs="DejaVu Sans Mono"/>
+                <w:color w:val="E2E8F0"/>
+                <w:sz w:val="17"/>
+              </w:rPr>
+              <w:t>--color-focus);</w:t>
             </w:r>
           </w:p>
           <w:p>
@@ -13091,7 +15154,61 @@
                 <w:color w:val="E2E8F0"/>
                 <w:sz w:val="17"/>
               </w:rPr>
-              <w:t>/* *:focus { outline: none; } */</w:t>
+              <w:t xml:space="preserve">/* </w:t>
+            </w:r>
+            <w:proofErr w:type="gramStart"/>
+            <w:r>
+              <w:rPr>
+                <w:rFonts w:ascii="DejaVu Sans Mono" w:eastAsia="DejaVu Sans Mono" w:hAnsi="DejaVu Sans Mono" w:cs="DejaVu Sans Mono"/>
+                <w:color w:val="E2E8F0"/>
+                <w:sz w:val="17"/>
+              </w:rPr>
+              <w:t>*:focus</w:t>
+            </w:r>
+            <w:proofErr w:type="gramEnd"/>
+            <w:r>
+              <w:rPr>
+                <w:rFonts w:ascii="DejaVu Sans Mono" w:eastAsia="DejaVu Sans Mono" w:hAnsi="DejaVu Sans Mono" w:cs="DejaVu Sans Mono"/>
+                <w:color w:val="E2E8F0"/>
+                <w:sz w:val="17"/>
+              </w:rPr>
+              <w:t xml:space="preserve"> </w:t>
+            </w:r>
+            <w:proofErr w:type="gramStart"/>
+            <w:r>
+              <w:rPr>
+                <w:rFonts w:ascii="DejaVu Sans Mono" w:eastAsia="DejaVu Sans Mono" w:hAnsi="DejaVu Sans Mono" w:cs="DejaVu Sans Mono"/>
+                <w:color w:val="E2E8F0"/>
+                <w:sz w:val="17"/>
+              </w:rPr>
+              <w:t>{ outline</w:t>
+            </w:r>
+            <w:proofErr w:type="gramEnd"/>
+            <w:r>
+              <w:rPr>
+                <w:rFonts w:ascii="DejaVu Sans Mono" w:eastAsia="DejaVu Sans Mono" w:hAnsi="DejaVu Sans Mono" w:cs="DejaVu Sans Mono"/>
+                <w:color w:val="E2E8F0"/>
+                <w:sz w:val="17"/>
+              </w:rPr>
+              <w:t>: none</w:t>
+            </w:r>
+            <w:proofErr w:type="gramStart"/>
+            <w:r>
+              <w:rPr>
+                <w:rFonts w:ascii="DejaVu Sans Mono" w:eastAsia="DejaVu Sans Mono" w:hAnsi="DejaVu Sans Mono" w:cs="DejaVu Sans Mono"/>
+                <w:color w:val="E2E8F0"/>
+                <w:sz w:val="17"/>
+              </w:rPr>
+              <w:t>; }</w:t>
+            </w:r>
+            <w:proofErr w:type="gramEnd"/>
+            <w:r>
+              <w:rPr>
+                <w:rFonts w:ascii="DejaVu Sans Mono" w:eastAsia="DejaVu Sans Mono" w:hAnsi="DejaVu Sans Mono" w:cs="DejaVu Sans Mono"/>
+                <w:color w:val="E2E8F0"/>
+                <w:sz w:val="17"/>
+              </w:rPr>
+              <w:t xml:space="preserve"> */</w:t>
             </w:r>
           </w:p>
         </w:tc>
@@ -13297,6 +15414,7 @@
             <w:pPr>
               <w:spacing w:before="20" w:after="20" w:line="252" w:lineRule="auto"/>
             </w:pPr>
+            <w:proofErr w:type="gramStart"/>
             <w:r>
               <w:rPr>
                 <w:rFonts w:ascii="DejaVu Sans Mono" w:eastAsia="DejaVu Sans Mono" w:hAnsi="DejaVu Sans Mono" w:cs="DejaVu Sans Mono"/>
@@ -13304,6 +15422,7 @@
               </w:rPr>
               <w:t>:hover</w:t>
             </w:r>
+            <w:proofErr w:type="gramEnd"/>
           </w:p>
         </w:tc>
         <w:tc>
@@ -13375,12 +15494,21 @@
             <w:pPr>
               <w:spacing w:before="20" w:after="20" w:line="252" w:lineRule="auto"/>
             </w:pPr>
+            <w:proofErr w:type="gramStart"/>
             <w:r>
               <w:rPr>
                 <w:rFonts w:ascii="DejaVu Sans Mono" w:eastAsia="DejaVu Sans Mono" w:hAnsi="DejaVu Sans Mono" w:cs="DejaVu Sans Mono"/>
                 <w:sz w:val="16"/>
               </w:rPr>
-              <w:t>:focus-visible</w:t>
+              <w:t>:focus</w:t>
+            </w:r>
+            <w:proofErr w:type="gramEnd"/>
+            <w:r>
+              <w:rPr>
+                <w:rFonts w:ascii="DejaVu Sans Mono" w:eastAsia="DejaVu Sans Mono" w:hAnsi="DejaVu Sans Mono" w:cs="DejaVu Sans Mono"/>
+                <w:sz w:val="16"/>
+              </w:rPr>
+              <w:t>-visible</w:t>
             </w:r>
           </w:p>
         </w:tc>
@@ -13597,13 +15725,23 @@
         <w:keepNext/>
         <w:spacing w:before="160" w:after="60"/>
       </w:pPr>
+      <w:proofErr w:type="gramStart"/>
       <w:r>
         <w:rPr>
           <w:rFonts w:cs="Carlito"/>
           <w:b/>
           <w:color w:val="003796"/>
         </w:rPr>
-        <w:t>E.3  Menandai isian yang belum sah — dengan hati-hati</w:t>
+        <w:t>E.3  Menandai</w:t>
+      </w:r>
+      <w:proofErr w:type="gramEnd"/>
+      <w:r>
+        <w:rPr>
+          <w:rFonts w:cs="Carlito"/>
+          <w:b/>
+          <w:color w:val="003796"/>
+        </w:rPr>
+        <w:t xml:space="preserve"> isian yang belum sah — dengan hati-hati</w:t>
       </w:r>
     </w:p>
     <w:p>
@@ -13612,7 +15750,23 @@
           <w:rFonts w:cs="Carlito"/>
           <w:sz w:val="20"/>
         </w:rPr>
-        <w:t>Ada jebakan penting di sini, dan banyak tutorial masih salah. Penanda :invalid pada CSS menandai kolom wajib yang masih kosong segera setelah halaman dibuka — sebelum pengguna mengetik apa pun, seluruh form sudah tampak merah dan salah. Yang Anda inginkan adalah menandai setelah pengguna mencoba mengisi.</w:t>
+        <w:t xml:space="preserve">Ada jebakan penting di sini, dan banyak tutorial masih salah. </w:t>
+      </w:r>
+      <w:proofErr w:type="gramStart"/>
+      <w:r>
+        <w:rPr>
+          <w:rFonts w:cs="Carlito"/>
+          <w:sz w:val="20"/>
+        </w:rPr>
+        <w:t>Penanda :invalid</w:t>
+      </w:r>
+      <w:proofErr w:type="gramEnd"/>
+      <w:r>
+        <w:rPr>
+          <w:rFonts w:cs="Carlito"/>
+          <w:sz w:val="20"/>
+        </w:rPr>
+        <w:t xml:space="preserve"> pada CSS menandai kolom wajib yang masih kosong segera setelah halaman dibuka — sebelum pengguna mengetik apa pun, seluruh form sudah tampak merah dan salah. Yang Anda inginkan adalah menandai setelah pengguna mencoba mengisi.</w:t>
       </w:r>
     </w:p>
     <w:p>
@@ -13671,14 +15825,70 @@
             <w:pPr>
               <w:spacing w:after="0" w:line="240" w:lineRule="auto"/>
             </w:pPr>
-            <w:r>
-              <w:rPr>
-                <w:rFonts w:ascii="DejaVu Sans Mono" w:eastAsia="DejaVu Sans Mono" w:hAnsi="DejaVu Sans Mono" w:cs="DejaVu Sans Mono"/>
-                <w:color w:val="E2E8F0"/>
-                <w:sz w:val="17"/>
-              </w:rPr>
-              <w:t>input:invalid { border-color: var(--color-danger); }</w:t>
-            </w:r>
+            <w:proofErr w:type="gramStart"/>
+            <w:r>
+              <w:rPr>
+                <w:rFonts w:ascii="DejaVu Sans Mono" w:eastAsia="DejaVu Sans Mono" w:hAnsi="DejaVu Sans Mono" w:cs="DejaVu Sans Mono"/>
+                <w:color w:val="E2E8F0"/>
+                <w:sz w:val="17"/>
+              </w:rPr>
+              <w:t>input:invalid</w:t>
+            </w:r>
+            <w:proofErr w:type="gramEnd"/>
+            <w:r>
+              <w:rPr>
+                <w:rFonts w:ascii="DejaVu Sans Mono" w:eastAsia="DejaVu Sans Mono" w:hAnsi="DejaVu Sans Mono" w:cs="DejaVu Sans Mono"/>
+                <w:color w:val="E2E8F0"/>
+                <w:sz w:val="17"/>
+              </w:rPr>
+              <w:t xml:space="preserve"> </w:t>
+            </w:r>
+            <w:proofErr w:type="gramStart"/>
+            <w:r>
+              <w:rPr>
+                <w:rFonts w:ascii="DejaVu Sans Mono" w:eastAsia="DejaVu Sans Mono" w:hAnsi="DejaVu Sans Mono" w:cs="DejaVu Sans Mono"/>
+                <w:color w:val="E2E8F0"/>
+                <w:sz w:val="17"/>
+              </w:rPr>
+              <w:t>{ border</w:t>
+            </w:r>
+            <w:proofErr w:type="gramEnd"/>
+            <w:r>
+              <w:rPr>
+                <w:rFonts w:ascii="DejaVu Sans Mono" w:eastAsia="DejaVu Sans Mono" w:hAnsi="DejaVu Sans Mono" w:cs="DejaVu Sans Mono"/>
+                <w:color w:val="E2E8F0"/>
+                <w:sz w:val="17"/>
+              </w:rPr>
+              <w:t xml:space="preserve">-color: </w:t>
+            </w:r>
+            <w:proofErr w:type="gramStart"/>
+            <w:r>
+              <w:rPr>
+                <w:rFonts w:ascii="DejaVu Sans Mono" w:eastAsia="DejaVu Sans Mono" w:hAnsi="DejaVu Sans Mono" w:cs="DejaVu Sans Mono"/>
+                <w:color w:val="E2E8F0"/>
+                <w:sz w:val="17"/>
+              </w:rPr>
+              <w:t>var(</w:t>
+            </w:r>
+            <w:proofErr w:type="gramEnd"/>
+            <w:r>
+              <w:rPr>
+                <w:rFonts w:ascii="DejaVu Sans Mono" w:eastAsia="DejaVu Sans Mono" w:hAnsi="DejaVu Sans Mono" w:cs="DejaVu Sans Mono"/>
+                <w:color w:val="E2E8F0"/>
+                <w:sz w:val="17"/>
+              </w:rPr>
+              <w:t>--color-danger)</w:t>
+            </w:r>
+            <w:proofErr w:type="gramStart"/>
+            <w:r>
+              <w:rPr>
+                <w:rFonts w:ascii="DejaVu Sans Mono" w:eastAsia="DejaVu Sans Mono" w:hAnsi="DejaVu Sans Mono" w:cs="DejaVu Sans Mono"/>
+                <w:color w:val="E2E8F0"/>
+                <w:sz w:val="17"/>
+              </w:rPr>
+              <w:t>; }</w:t>
+            </w:r>
+            <w:proofErr w:type="gramEnd"/>
           </w:p>
           <w:p>
             <w:pPr>
@@ -13729,7 +15939,25 @@
                 <w:color w:val="E2E8F0"/>
                 <w:sz w:val="17"/>
               </w:rPr>
-              <w:t xml:space="preserve">  border-color: var(--color-danger);</w:t>
+              <w:t xml:space="preserve">  border-color: </w:t>
+            </w:r>
+            <w:proofErr w:type="gramStart"/>
+            <w:r>
+              <w:rPr>
+                <w:rFonts w:ascii="DejaVu Sans Mono" w:eastAsia="DejaVu Sans Mono" w:hAnsi="DejaVu Sans Mono" w:cs="DejaVu Sans Mono"/>
+                <w:color w:val="E2E8F0"/>
+                <w:sz w:val="17"/>
+              </w:rPr>
+              <w:t>var(</w:t>
+            </w:r>
+            <w:proofErr w:type="gramEnd"/>
+            <w:r>
+              <w:rPr>
+                <w:rFonts w:ascii="DejaVu Sans Mono" w:eastAsia="DejaVu Sans Mono" w:hAnsi="DejaVu Sans Mono" w:cs="DejaVu Sans Mono"/>
+                <w:color w:val="E2E8F0"/>
+                <w:sz w:val="17"/>
+              </w:rPr>
+              <w:t>--color-danger);</w:t>
             </w:r>
           </w:p>
           <w:p>
@@ -13788,27 +16016,175 @@
             <w:pPr>
               <w:spacing w:after="0" w:line="240" w:lineRule="auto"/>
             </w:pPr>
-            <w:r>
-              <w:rPr>
-                <w:rFonts w:ascii="DejaVu Sans Mono" w:eastAsia="DejaVu Sans Mono" w:hAnsi="DejaVu Sans Mono" w:cs="DejaVu Sans Mono"/>
-                <w:color w:val="E2E8F0"/>
-                <w:sz w:val="17"/>
-              </w:rPr>
-              <w:t>.pesan-galat       { display: none; color: var(--color-danger); font-size: var(--text-sm); }</w:t>
-            </w:r>
+            <w:proofErr w:type="gramStart"/>
+            <w:r>
+              <w:rPr>
+                <w:rFonts w:ascii="DejaVu Sans Mono" w:eastAsia="DejaVu Sans Mono" w:hAnsi="DejaVu Sans Mono" w:cs="DejaVu Sans Mono"/>
+                <w:color w:val="E2E8F0"/>
+                <w:sz w:val="17"/>
+              </w:rPr>
+              <w:t>.pesan</w:t>
+            </w:r>
+            <w:proofErr w:type="gramEnd"/>
+            <w:r>
+              <w:rPr>
+                <w:rFonts w:ascii="DejaVu Sans Mono" w:eastAsia="DejaVu Sans Mono" w:hAnsi="DejaVu Sans Mono" w:cs="DejaVu Sans Mono"/>
+                <w:color w:val="E2E8F0"/>
+                <w:sz w:val="17"/>
+              </w:rPr>
+              <w:t xml:space="preserve">-galat    </w:t>
+            </w:r>
+            <w:proofErr w:type="gramStart"/>
+            <w:r>
+              <w:rPr>
+                <w:rFonts w:ascii="DejaVu Sans Mono" w:eastAsia="DejaVu Sans Mono" w:hAnsi="DejaVu Sans Mono" w:cs="DejaVu Sans Mono"/>
+                <w:color w:val="E2E8F0"/>
+                <w:sz w:val="17"/>
+              </w:rPr>
+              <w:t xml:space="preserve">   {</w:t>
+            </w:r>
+            <w:proofErr w:type="gramEnd"/>
+            <w:r>
+              <w:rPr>
+                <w:rFonts w:ascii="DejaVu Sans Mono" w:eastAsia="DejaVu Sans Mono" w:hAnsi="DejaVu Sans Mono" w:cs="DejaVu Sans Mono"/>
+                <w:color w:val="E2E8F0"/>
+                <w:sz w:val="17"/>
+              </w:rPr>
+              <w:t xml:space="preserve"> display: none; color: </w:t>
+            </w:r>
+            <w:proofErr w:type="gramStart"/>
+            <w:r>
+              <w:rPr>
+                <w:rFonts w:ascii="DejaVu Sans Mono" w:eastAsia="DejaVu Sans Mono" w:hAnsi="DejaVu Sans Mono" w:cs="DejaVu Sans Mono"/>
+                <w:color w:val="E2E8F0"/>
+                <w:sz w:val="17"/>
+              </w:rPr>
+              <w:t>var(</w:t>
+            </w:r>
+            <w:proofErr w:type="gramEnd"/>
+            <w:r>
+              <w:rPr>
+                <w:rFonts w:ascii="DejaVu Sans Mono" w:eastAsia="DejaVu Sans Mono" w:hAnsi="DejaVu Sans Mono" w:cs="DejaVu Sans Mono"/>
+                <w:color w:val="E2E8F0"/>
+                <w:sz w:val="17"/>
+              </w:rPr>
+              <w:t xml:space="preserve">--color-danger); font-size: </w:t>
+            </w:r>
+            <w:proofErr w:type="gramStart"/>
+            <w:r>
+              <w:rPr>
+                <w:rFonts w:ascii="DejaVu Sans Mono" w:eastAsia="DejaVu Sans Mono" w:hAnsi="DejaVu Sans Mono" w:cs="DejaVu Sans Mono"/>
+                <w:color w:val="E2E8F0"/>
+                <w:sz w:val="17"/>
+              </w:rPr>
+              <w:t>var(</w:t>
+            </w:r>
+            <w:proofErr w:type="gramEnd"/>
+            <w:r>
+              <w:rPr>
+                <w:rFonts w:ascii="DejaVu Sans Mono" w:eastAsia="DejaVu Sans Mono" w:hAnsi="DejaVu Sans Mono" w:cs="DejaVu Sans Mono"/>
+                <w:color w:val="E2E8F0"/>
+                <w:sz w:val="17"/>
+              </w:rPr>
+              <w:t>--text-sm)</w:t>
+            </w:r>
+            <w:proofErr w:type="gramStart"/>
+            <w:r>
+              <w:rPr>
+                <w:rFonts w:ascii="DejaVu Sans Mono" w:eastAsia="DejaVu Sans Mono" w:hAnsi="DejaVu Sans Mono" w:cs="DejaVu Sans Mono"/>
+                <w:color w:val="E2E8F0"/>
+                <w:sz w:val="17"/>
+              </w:rPr>
+              <w:t>; }</w:t>
+            </w:r>
+            <w:proofErr w:type="gramEnd"/>
           </w:p>
           <w:p>
             <w:pPr>
               <w:spacing w:after="0" w:line="240" w:lineRule="auto"/>
             </w:pPr>
-            <w:r>
-              <w:rPr>
-                <w:rFonts w:ascii="DejaVu Sans Mono" w:eastAsia="DejaVu Sans Mono" w:hAnsi="DejaVu Sans Mono" w:cs="DejaVu Sans Mono"/>
-                <w:color w:val="E2E8F0"/>
-                <w:sz w:val="17"/>
-              </w:rPr>
-              <w:t>.form-kolom:has(input:user-invalid) .pesan-galat { display: block; }</w:t>
-            </w:r>
+            <w:proofErr w:type="gramStart"/>
+            <w:r>
+              <w:rPr>
+                <w:rFonts w:ascii="DejaVu Sans Mono" w:eastAsia="DejaVu Sans Mono" w:hAnsi="DejaVu Sans Mono" w:cs="DejaVu Sans Mono"/>
+                <w:color w:val="E2E8F0"/>
+                <w:sz w:val="17"/>
+              </w:rPr>
+              <w:t>.form</w:t>
+            </w:r>
+            <w:proofErr w:type="gramEnd"/>
+            <w:r>
+              <w:rPr>
+                <w:rFonts w:ascii="DejaVu Sans Mono" w:eastAsia="DejaVu Sans Mono" w:hAnsi="DejaVu Sans Mono" w:cs="DejaVu Sans Mono"/>
+                <w:color w:val="E2E8F0"/>
+                <w:sz w:val="17"/>
+              </w:rPr>
+              <w:t>-</w:t>
+            </w:r>
+            <w:proofErr w:type="gramStart"/>
+            <w:r>
+              <w:rPr>
+                <w:rFonts w:ascii="DejaVu Sans Mono" w:eastAsia="DejaVu Sans Mono" w:hAnsi="DejaVu Sans Mono" w:cs="DejaVu Sans Mono"/>
+                <w:color w:val="E2E8F0"/>
+                <w:sz w:val="17"/>
+              </w:rPr>
+              <w:t>kolom:has</w:t>
+            </w:r>
+            <w:proofErr w:type="gramEnd"/>
+            <w:r>
+              <w:rPr>
+                <w:rFonts w:ascii="DejaVu Sans Mono" w:eastAsia="DejaVu Sans Mono" w:hAnsi="DejaVu Sans Mono" w:cs="DejaVu Sans Mono"/>
+                <w:color w:val="E2E8F0"/>
+                <w:sz w:val="17"/>
+              </w:rPr>
+              <w:t>(input:user-invalid</w:t>
+            </w:r>
+            <w:proofErr w:type="gramStart"/>
+            <w:r>
+              <w:rPr>
+                <w:rFonts w:ascii="DejaVu Sans Mono" w:eastAsia="DejaVu Sans Mono" w:hAnsi="DejaVu Sans Mono" w:cs="DejaVu Sans Mono"/>
+                <w:color w:val="E2E8F0"/>
+                <w:sz w:val="17"/>
+              </w:rPr>
+              <w:t>) .pesan</w:t>
+            </w:r>
+            <w:proofErr w:type="gramEnd"/>
+            <w:r>
+              <w:rPr>
+                <w:rFonts w:ascii="DejaVu Sans Mono" w:eastAsia="DejaVu Sans Mono" w:hAnsi="DejaVu Sans Mono" w:cs="DejaVu Sans Mono"/>
+                <w:color w:val="E2E8F0"/>
+                <w:sz w:val="17"/>
+              </w:rPr>
+              <w:t xml:space="preserve">-galat </w:t>
+            </w:r>
+            <w:proofErr w:type="gramStart"/>
+            <w:r>
+              <w:rPr>
+                <w:rFonts w:ascii="DejaVu Sans Mono" w:eastAsia="DejaVu Sans Mono" w:hAnsi="DejaVu Sans Mono" w:cs="DejaVu Sans Mono"/>
+                <w:color w:val="E2E8F0"/>
+                <w:sz w:val="17"/>
+              </w:rPr>
+              <w:t>{ display</w:t>
+            </w:r>
+            <w:proofErr w:type="gramEnd"/>
+            <w:r>
+              <w:rPr>
+                <w:rFonts w:ascii="DejaVu Sans Mono" w:eastAsia="DejaVu Sans Mono" w:hAnsi="DejaVu Sans Mono" w:cs="DejaVu Sans Mono"/>
+                <w:color w:val="E2E8F0"/>
+                <w:sz w:val="17"/>
+              </w:rPr>
+              <w:t>: block</w:t>
+            </w:r>
+            <w:proofErr w:type="gramStart"/>
+            <w:r>
+              <w:rPr>
+                <w:rFonts w:ascii="DejaVu Sans Mono" w:eastAsia="DejaVu Sans Mono" w:hAnsi="DejaVu Sans Mono" w:cs="DejaVu Sans Mono"/>
+                <w:color w:val="E2E8F0"/>
+                <w:sz w:val="17"/>
+              </w:rPr>
+              <w:t>; }</w:t>
+            </w:r>
+            <w:proofErr w:type="gramEnd"/>
           </w:p>
         </w:tc>
       </w:tr>
@@ -13935,6 +16311,7 @@
             <w:pPr>
               <w:spacing w:before="20" w:after="20" w:line="252" w:lineRule="auto"/>
             </w:pPr>
+            <w:proofErr w:type="gramStart"/>
             <w:r>
               <w:rPr>
                 <w:rFonts w:ascii="DejaVu Sans Mono" w:eastAsia="DejaVu Sans Mono" w:hAnsi="DejaVu Sans Mono" w:cs="DejaVu Sans Mono"/>
@@ -13942,6 +16319,7 @@
               </w:rPr>
               <w:t>:invalid</w:t>
             </w:r>
+            <w:proofErr w:type="gramEnd"/>
           </w:p>
         </w:tc>
         <w:tc>
@@ -14090,12 +16468,21 @@
             <w:pPr>
               <w:spacing w:before="20" w:after="20" w:line="252" w:lineRule="auto"/>
             </w:pPr>
+            <w:proofErr w:type="gramStart"/>
             <w:r>
               <w:rPr>
                 <w:rFonts w:ascii="DejaVu Sans Mono" w:eastAsia="DejaVu Sans Mono" w:hAnsi="DejaVu Sans Mono" w:cs="DejaVu Sans Mono"/>
                 <w:sz w:val="16"/>
               </w:rPr>
-              <w:t>:has()</w:t>
+              <w:t>:has</w:t>
+            </w:r>
+            <w:proofErr w:type="gramEnd"/>
+            <w:r>
+              <w:rPr>
+                <w:rFonts w:ascii="DejaVu Sans Mono" w:eastAsia="DejaVu Sans Mono" w:hAnsi="DejaVu Sans Mono" w:cs="DejaVu Sans Mono"/>
+                <w:sz w:val="16"/>
+              </w:rPr>
+              <w:t>()</w:t>
             </w:r>
           </w:p>
         </w:tc>
@@ -14591,6 +16978,7 @@
             <w:r>
               <w:t xml:space="preserve">Ada garis </w:t>
             </w:r>
+            <w:proofErr w:type="gramStart"/>
             <w:r>
               <w:t>p</w:t>
             </w:r>
@@ -14598,7 +16986,11 @@
               <w:t xml:space="preserve">eringatan </w:t>
             </w:r>
             <w:r>
-              <w:t xml:space="preserve"> dan pesan muncul</w:t>
+              <w:t xml:space="preserve"> dan</w:t>
+            </w:r>
+            <w:proofErr w:type="gramEnd"/>
+            <w:r>
+              <w:t xml:space="preserve"> pesan muncul</w:t>
             </w:r>
           </w:p>
         </w:tc>
@@ -14702,13 +17094,23 @@
             <w:pPr>
               <w:spacing w:before="40" w:after="40"/>
             </w:pPr>
+            <w:proofErr w:type="gramStart"/>
             <w:r>
               <w:rPr>
                 <w:rFonts w:cs="Carlito"/>
                 <w:b/>
                 <w:color w:val="FFFFFF"/>
               </w:rPr>
-              <w:t>▌  SIMPAN KE GIT — SETELAH LEMBAR E</w:t>
+              <w:t>▌  SIMPAN</w:t>
+            </w:r>
+            <w:proofErr w:type="gramEnd"/>
+            <w:r>
+              <w:rPr>
+                <w:rFonts w:cs="Carlito"/>
+                <w:b/>
+                <w:color w:val="FFFFFF"/>
+              </w:rPr>
+              <w:t xml:space="preserve"> KE GIT — SETELAH LEMBAR E</w:t>
             </w:r>
           </w:p>
         </w:tc>
@@ -14778,8 +17180,18 @@
                 <w:color w:val="E2E8F0"/>
                 <w:sz w:val="17"/>
               </w:rPr>
-              <w:t>git add .</w:t>
-            </w:r>
+              <w:t xml:space="preserve">git </w:t>
+            </w:r>
+            <w:proofErr w:type="gramStart"/>
+            <w:r>
+              <w:rPr>
+                <w:rFonts w:ascii="DejaVu Sans Mono" w:eastAsia="DejaVu Sans Mono" w:hAnsi="DejaVu Sans Mono" w:cs="DejaVu Sans Mono"/>
+                <w:color w:val="E2E8F0"/>
+                <w:sz w:val="17"/>
+              </w:rPr>
+              <w:t>add .</w:t>
+            </w:r>
+            <w:proofErr w:type="gramEnd"/>
           </w:p>
           <w:p>
             <w:pPr>
@@ -14861,7 +17273,43 @@
           <w:i/>
           <w:sz w:val="19"/>
         </w:rPr>
-        <w:t>Cara memastikan: buka commit terbaru dan pastikan komponen.css sudah memuat :focus-visible dan :user-invalid. Perbaikan di Lembar E disimpan terpisah dari Lembar D — itu memang tujuannya.</w:t>
+        <w:t xml:space="preserve">Cara memastikan: buka commit terbaru dan pastikan komponen.css sudah </w:t>
+      </w:r>
+      <w:proofErr w:type="gramStart"/>
+      <w:r>
+        <w:rPr>
+          <w:rFonts w:cs="Carlito"/>
+          <w:i/>
+          <w:sz w:val="19"/>
+        </w:rPr>
+        <w:t>memuat :focus</w:t>
+      </w:r>
+      <w:proofErr w:type="gramEnd"/>
+      <w:r>
+        <w:rPr>
+          <w:rFonts w:cs="Carlito"/>
+          <w:i/>
+          <w:sz w:val="19"/>
+        </w:rPr>
+        <w:t xml:space="preserve">-visible </w:t>
+      </w:r>
+      <w:proofErr w:type="gramStart"/>
+      <w:r>
+        <w:rPr>
+          <w:rFonts w:cs="Carlito"/>
+          <w:i/>
+          <w:sz w:val="19"/>
+        </w:rPr>
+        <w:t>dan :user</w:t>
+      </w:r>
+      <w:proofErr w:type="gramEnd"/>
+      <w:r>
+        <w:rPr>
+          <w:rFonts w:cs="Carlito"/>
+          <w:i/>
+          <w:sz w:val="19"/>
+        </w:rPr>
+        <w:t>-invalid. Perbaikan di Lembar E disimpan terpisah dari Lembar D — itu memang tujuannya.</w:t>
       </w:r>
     </w:p>
     <w:p>
@@ -14958,7 +17406,27 @@
                 <w:color w:val="003796"/>
                 <w:sz w:val="18"/>
               </w:rPr>
-              <w:t>Pertemuan 4  ·  CSS Fundamental dan Design Token</w:t>
+              <w:t xml:space="preserve">Pertemuan </w:t>
+            </w:r>
+            <w:proofErr w:type="gramStart"/>
+            <w:r>
+              <w:rPr>
+                <w:rFonts w:cs="Carlito"/>
+                <w:b/>
+                <w:color w:val="003796"/>
+                <w:sz w:val="18"/>
+              </w:rPr>
+              <w:t>4  ·</w:t>
+            </w:r>
+            <w:proofErr w:type="gramEnd"/>
+            <w:r>
+              <w:rPr>
+                <w:rFonts w:cs="Carlito"/>
+                <w:b/>
+                <w:color w:val="003796"/>
+                <w:sz w:val="18"/>
+              </w:rPr>
+              <w:t xml:space="preserve">  CSS Fundamental dan Design Token</w:t>
             </w:r>
           </w:p>
         </w:tc>
@@ -14997,13 +17465,23 @@
             <w:pPr>
               <w:spacing w:before="40" w:after="40"/>
             </w:pPr>
+            <w:proofErr w:type="gramStart"/>
             <w:r>
               <w:rPr>
                 <w:rFonts w:cs="Carlito"/>
                 <w:b/>
                 <w:color w:val="FFFFFF"/>
               </w:rPr>
-              <w:t>▌  SATU ATRIBUT, SELURUH HALAMAN IKUT BERUBAH</w:t>
+              <w:t>▌  SATU</w:t>
+            </w:r>
+            <w:proofErr w:type="gramEnd"/>
+            <w:r>
+              <w:rPr>
+                <w:rFonts w:cs="Carlito"/>
+                <w:b/>
+                <w:color w:val="FFFFFF"/>
+              </w:rPr>
+              <w:t xml:space="preserve"> ATRIBUT, SELURUH HALAMAN IKUT BERUBAH</w:t>
             </w:r>
           </w:p>
         </w:tc>
@@ -15028,13 +17506,23 @@
         <w:keepNext/>
         <w:spacing w:before="160" w:after="60"/>
       </w:pPr>
+      <w:proofErr w:type="gramStart"/>
       <w:r>
         <w:rPr>
           <w:rFonts w:cs="Carlito"/>
           <w:b/>
           <w:color w:val="003796"/>
         </w:rPr>
-        <w:t>F.1  Tema gelap mengikuti pengaturan sistem pengguna</w:t>
+        <w:t>F.1  Tema</w:t>
+      </w:r>
+      <w:proofErr w:type="gramEnd"/>
+      <w:r>
+        <w:rPr>
+          <w:rFonts w:cs="Carlito"/>
+          <w:b/>
+          <w:color w:val="003796"/>
+        </w:rPr>
+        <w:t xml:space="preserve"> gelap mengikuti pengaturan sistem pengguna</w:t>
       </w:r>
     </w:p>
     <w:p>
@@ -15112,7 +17600,25 @@
                 <w:color w:val="E2E8F0"/>
                 <w:sz w:val="17"/>
               </w:rPr>
-              <w:t xml:space="preserve">  :root {</w:t>
+              <w:t xml:space="preserve">  </w:t>
+            </w:r>
+            <w:proofErr w:type="gramStart"/>
+            <w:r>
+              <w:rPr>
+                <w:rFonts w:ascii="DejaVu Sans Mono" w:eastAsia="DejaVu Sans Mono" w:hAnsi="DejaVu Sans Mono" w:cs="DejaVu Sans Mono"/>
+                <w:color w:val="E2E8F0"/>
+                <w:sz w:val="17"/>
+              </w:rPr>
+              <w:t>:root</w:t>
+            </w:r>
+            <w:proofErr w:type="gramEnd"/>
+            <w:r>
+              <w:rPr>
+                <w:rFonts w:ascii="DejaVu Sans Mono" w:eastAsia="DejaVu Sans Mono" w:hAnsi="DejaVu Sans Mono" w:cs="DejaVu Sans Mono"/>
+                <w:color w:val="E2E8F0"/>
+                <w:sz w:val="17"/>
+              </w:rPr>
+              <w:t xml:space="preserve"> {</w:t>
             </w:r>
           </w:p>
           <w:p>
@@ -15177,7 +17683,25 @@
                 <w:color w:val="E2E8F0"/>
                 <w:sz w:val="17"/>
               </w:rPr>
-              <w:t xml:space="preserve">    --color-primary: #7DA9F7;   /* versi lebih terang agar kontras tetap lolos */</w:t>
+              <w:t xml:space="preserve">    --color-primary: #7DA9F</w:t>
+            </w:r>
+            <w:proofErr w:type="gramStart"/>
+            <w:r>
+              <w:rPr>
+                <w:rFonts w:ascii="DejaVu Sans Mono" w:eastAsia="DejaVu Sans Mono" w:hAnsi="DejaVu Sans Mono" w:cs="DejaVu Sans Mono"/>
+                <w:color w:val="E2E8F0"/>
+                <w:sz w:val="17"/>
+              </w:rPr>
+              <w:t xml:space="preserve">7;   </w:t>
+            </w:r>
+            <w:proofErr w:type="gramEnd"/>
+            <w:r>
+              <w:rPr>
+                <w:rFonts w:ascii="DejaVu Sans Mono" w:eastAsia="DejaVu Sans Mono" w:hAnsi="DejaVu Sans Mono" w:cs="DejaVu Sans Mono"/>
+                <w:color w:val="E2E8F0"/>
+                <w:sz w:val="17"/>
+              </w:rPr>
+              <w:t>/* versi lebih terang agar kontras tetap lolos */</w:t>
             </w:r>
           </w:p>
           <w:p>
@@ -15216,7 +17740,25 @@
                 <w:color w:val="E2E8F0"/>
                 <w:sz w:val="17"/>
               </w:rPr>
-              <w:t xml:space="preserve">    --shadow-1:      0 1px 3px rgba(0, 0, 0, .45);</w:t>
+              <w:t xml:space="preserve">    --shadow-1:      0 1px 3px </w:t>
+            </w:r>
+            <w:proofErr w:type="gramStart"/>
+            <w:r>
+              <w:rPr>
+                <w:rFonts w:ascii="DejaVu Sans Mono" w:eastAsia="DejaVu Sans Mono" w:hAnsi="DejaVu Sans Mono" w:cs="DejaVu Sans Mono"/>
+                <w:color w:val="E2E8F0"/>
+                <w:sz w:val="17"/>
+              </w:rPr>
+              <w:t>rgba(</w:t>
+            </w:r>
+            <w:proofErr w:type="gramEnd"/>
+            <w:r>
+              <w:rPr>
+                <w:rFonts w:ascii="DejaVu Sans Mono" w:eastAsia="DejaVu Sans Mono" w:hAnsi="DejaVu Sans Mono" w:cs="DejaVu Sans Mono"/>
+                <w:color w:val="E2E8F0"/>
+                <w:sz w:val="17"/>
+              </w:rPr>
+              <w:t>0, 0, 0, .45);</w:t>
             </w:r>
           </w:p>
           <w:p>
@@ -15655,7 +18197,23 @@
                 <w:rFonts w:cs="Carlito"/>
                 <w:sz w:val="18"/>
               </w:rPr>
-              <w:t>Pastikan komponen hanya memakai var() lapis semantik</w:t>
+              <w:t xml:space="preserve">Pastikan komponen hanya memakai </w:t>
+            </w:r>
+            <w:proofErr w:type="gramStart"/>
+            <w:r>
+              <w:rPr>
+                <w:rFonts w:cs="Carlito"/>
+                <w:sz w:val="18"/>
+              </w:rPr>
+              <w:t>var(</w:t>
+            </w:r>
+            <w:proofErr w:type="gramEnd"/>
+            <w:r>
+              <w:rPr>
+                <w:rFonts w:cs="Carlito"/>
+                <w:sz w:val="18"/>
+              </w:rPr>
+              <w:t>) lapis semantik</w:t>
             </w:r>
           </w:p>
         </w:tc>
@@ -15671,13 +18229,23 @@
         <w:keepNext/>
         <w:spacing w:before="160" w:after="60"/>
       </w:pPr>
+      <w:proofErr w:type="gramStart"/>
       <w:r>
         <w:rPr>
           <w:rFonts w:cs="Carlito"/>
           <w:b/>
           <w:color w:val="003796"/>
         </w:rPr>
-        <w:t>F.2  Tombol pengalih tema</w:t>
+        <w:t>F.2  Tombol</w:t>
+      </w:r>
+      <w:proofErr w:type="gramEnd"/>
+      <w:r>
+        <w:rPr>
+          <w:rFonts w:cs="Carlito"/>
+          <w:b/>
+          <w:color w:val="003796"/>
+        </w:rPr>
+        <w:t xml:space="preserve"> pengalih tema</w:t>
       </w:r>
     </w:p>
     <w:p>
@@ -15686,7 +18254,23 @@
           <w:rFonts w:cs="Carlito"/>
           <w:sz w:val="20"/>
         </w:rPr>
-        <w:t>Tema otomatis mengikuti sistem pengguna. Sebagian orang ingin menimpanya — misalnya sistemnya gelap, tetapi ia sedang membaca di ruang terang. Pengalih itu bisa dibuat tanpa JavaScript sama sekali, memakai kotak centang dan :has().</w:t>
+        <w:t xml:space="preserve">Tema otomatis mengikuti sistem pengguna. Sebagian orang ingin menimpanya — misalnya sistemnya gelap, tetapi ia sedang membaca di ruang terang. Pengalih itu bisa dibuat tanpa JavaScript sama sekali, memakai kotak centang </w:t>
+      </w:r>
+      <w:proofErr w:type="gramStart"/>
+      <w:r>
+        <w:rPr>
+          <w:rFonts w:cs="Carlito"/>
+          <w:sz w:val="20"/>
+        </w:rPr>
+        <w:t>dan :has</w:t>
+      </w:r>
+      <w:proofErr w:type="gramEnd"/>
+      <w:r>
+        <w:rPr>
+          <w:rFonts w:cs="Carlito"/>
+          <w:sz w:val="20"/>
+        </w:rPr>
+        <w:t>().</w:t>
       </w:r>
     </w:p>
     <w:p>
@@ -15732,13 +18316,23 @@
             <w:pPr>
               <w:spacing w:after="0" w:line="240" w:lineRule="auto"/>
             </w:pPr>
+            <w:proofErr w:type="gramStart"/>
             <w:r>
               <w:rPr>
                 <w:rFonts w:ascii="DejaVu Sans Mono" w:eastAsia="DejaVu Sans Mono" w:hAnsi="DejaVu Sans Mono" w:cs="DejaVu Sans Mono"/>
                 <w:color w:val="7DD3FC"/>
                 <w:sz w:val="17"/>
               </w:rPr>
-              <w:t>&lt;!-- taruh di dalam &lt;header&gt;, sebelum judul --&gt;</w:t>
+              <w:t>&lt;!--</w:t>
+            </w:r>
+            <w:proofErr w:type="gramEnd"/>
+            <w:r>
+              <w:rPr>
+                <w:rFonts w:ascii="DejaVu Sans Mono" w:eastAsia="DejaVu Sans Mono" w:hAnsi="DejaVu Sans Mono" w:cs="DejaVu Sans Mono"/>
+                <w:color w:val="7DD3FC"/>
+                <w:sz w:val="17"/>
+              </w:rPr>
+              <w:t xml:space="preserve"> taruh di dalam &lt;header&gt;, sebelum judul --&gt;</w:t>
             </w:r>
           </w:p>
           <w:p>
@@ -15797,14 +18391,52 @@
             <w:pPr>
               <w:spacing w:after="0" w:line="240" w:lineRule="auto"/>
             </w:pPr>
-            <w:r>
-              <w:rPr>
-                <w:rFonts w:ascii="DejaVu Sans Mono" w:eastAsia="DejaVu Sans Mono" w:hAnsi="DejaVu Sans Mono" w:cs="DejaVu Sans Mono"/>
-                <w:color w:val="E2E8F0"/>
-                <w:sz w:val="17"/>
-              </w:rPr>
-              <w:t>.pengalih-tema { position: absolute; opacity: 0; pointer-events: none; }</w:t>
-            </w:r>
+            <w:proofErr w:type="gramStart"/>
+            <w:r>
+              <w:rPr>
+                <w:rFonts w:ascii="DejaVu Sans Mono" w:eastAsia="DejaVu Sans Mono" w:hAnsi="DejaVu Sans Mono" w:cs="DejaVu Sans Mono"/>
+                <w:color w:val="E2E8F0"/>
+                <w:sz w:val="17"/>
+              </w:rPr>
+              <w:t>.pengalih</w:t>
+            </w:r>
+            <w:proofErr w:type="gramEnd"/>
+            <w:r>
+              <w:rPr>
+                <w:rFonts w:ascii="DejaVu Sans Mono" w:eastAsia="DejaVu Sans Mono" w:hAnsi="DejaVu Sans Mono" w:cs="DejaVu Sans Mono"/>
+                <w:color w:val="E2E8F0"/>
+                <w:sz w:val="17"/>
+              </w:rPr>
+              <w:t xml:space="preserve">-tema </w:t>
+            </w:r>
+            <w:proofErr w:type="gramStart"/>
+            <w:r>
+              <w:rPr>
+                <w:rFonts w:ascii="DejaVu Sans Mono" w:eastAsia="DejaVu Sans Mono" w:hAnsi="DejaVu Sans Mono" w:cs="DejaVu Sans Mono"/>
+                <w:color w:val="E2E8F0"/>
+                <w:sz w:val="17"/>
+              </w:rPr>
+              <w:t>{ position</w:t>
+            </w:r>
+            <w:proofErr w:type="gramEnd"/>
+            <w:r>
+              <w:rPr>
+                <w:rFonts w:ascii="DejaVu Sans Mono" w:eastAsia="DejaVu Sans Mono" w:hAnsi="DejaVu Sans Mono" w:cs="DejaVu Sans Mono"/>
+                <w:color w:val="E2E8F0"/>
+                <w:sz w:val="17"/>
+              </w:rPr>
+              <w:t>: absolute; opacity: 0; pointer-events: none</w:t>
+            </w:r>
+            <w:proofErr w:type="gramStart"/>
+            <w:r>
+              <w:rPr>
+                <w:rFonts w:ascii="DejaVu Sans Mono" w:eastAsia="DejaVu Sans Mono" w:hAnsi="DejaVu Sans Mono" w:cs="DejaVu Sans Mono"/>
+                <w:color w:val="E2E8F0"/>
+                <w:sz w:val="17"/>
+              </w:rPr>
+              <w:t>; }</w:t>
+            </w:r>
+            <w:proofErr w:type="gramEnd"/>
           </w:p>
           <w:p>
             <w:pPr>
@@ -15849,13 +18481,41 @@
             <w:pPr>
               <w:spacing w:after="0" w:line="240" w:lineRule="auto"/>
             </w:pPr>
-            <w:r>
-              <w:rPr>
-                <w:rFonts w:ascii="DejaVu Sans Mono" w:eastAsia="DejaVu Sans Mono" w:hAnsi="DejaVu Sans Mono" w:cs="DejaVu Sans Mono"/>
-                <w:color w:val="E2E8F0"/>
-                <w:sz w:val="17"/>
-              </w:rPr>
-              <w:t>:root:has(#tema:checked) {</w:t>
+            <w:proofErr w:type="gramStart"/>
+            <w:r>
+              <w:rPr>
+                <w:rFonts w:ascii="DejaVu Sans Mono" w:eastAsia="DejaVu Sans Mono" w:hAnsi="DejaVu Sans Mono" w:cs="DejaVu Sans Mono"/>
+                <w:color w:val="E2E8F0"/>
+                <w:sz w:val="17"/>
+              </w:rPr>
+              <w:t>:root</w:t>
+            </w:r>
+            <w:proofErr w:type="gramEnd"/>
+            <w:r>
+              <w:rPr>
+                <w:rFonts w:ascii="DejaVu Sans Mono" w:eastAsia="DejaVu Sans Mono" w:hAnsi="DejaVu Sans Mono" w:cs="DejaVu Sans Mono"/>
+                <w:color w:val="E2E8F0"/>
+                <w:sz w:val="17"/>
+              </w:rPr>
+              <w:t>:has(#</w:t>
+            </w:r>
+            <w:proofErr w:type="gramStart"/>
+            <w:r>
+              <w:rPr>
+                <w:rFonts w:ascii="DejaVu Sans Mono" w:eastAsia="DejaVu Sans Mono" w:hAnsi="DejaVu Sans Mono" w:cs="DejaVu Sans Mono"/>
+                <w:color w:val="E2E8F0"/>
+                <w:sz w:val="17"/>
+              </w:rPr>
+              <w:t>tema:checked</w:t>
+            </w:r>
+            <w:proofErr w:type="gramEnd"/>
+            <w:r>
+              <w:rPr>
+                <w:rFonts w:ascii="DejaVu Sans Mono" w:eastAsia="DejaVu Sans Mono" w:hAnsi="DejaVu Sans Mono" w:cs="DejaVu Sans Mono"/>
+                <w:color w:val="E2E8F0"/>
+                <w:sz w:val="17"/>
+              </w:rPr>
+              <w:t>) {</w:t>
             </w:r>
           </w:p>
           <w:p>
@@ -16002,7 +18662,27 @@
                 <w:color w:val="003796"/>
                 <w:sz w:val="20"/>
               </w:rPr>
-              <w:t xml:space="preserve">Jangan pakai :hover untuk ini, dan jangan pakai JavaScript.  </w:t>
+              <w:t xml:space="preserve">Jangan </w:t>
+            </w:r>
+            <w:proofErr w:type="gramStart"/>
+            <w:r>
+              <w:rPr>
+                <w:rFonts w:cs="Carlito"/>
+                <w:b/>
+                <w:color w:val="003796"/>
+                <w:sz w:val="20"/>
+              </w:rPr>
+              <w:t>pakai :hover</w:t>
+            </w:r>
+            <w:proofErr w:type="gramEnd"/>
+            <w:r>
+              <w:rPr>
+                <w:rFonts w:cs="Carlito"/>
+                <w:b/>
+                <w:color w:val="003796"/>
+                <w:sz w:val="20"/>
+              </w:rPr>
+              <w:t xml:space="preserve"> untuk ini, dan jangan pakai JavaScript.  </w:t>
             </w:r>
             <w:r>
               <w:rPr>
@@ -16019,7 +18699,25 @@
                 <w:sz w:val="20"/>
               </w:rPr>
               <w:lastRenderedPageBreak/>
-              <w:t>Pengalih berbasis kotak centang dan :has() sudah cukup untuk hari ini, dan justru menunjukkan pemahaman Anda tentang selector. Satu kekurangan yang wajar: pilihan tema Anda belum tersimpan dan akan kembali ke pengaturan sistem setiap halaman dimuat ulang. Menyimpannya adalah materi Pertemuan 11.</w:t>
+              <w:t xml:space="preserve">Pengalih berbasis kotak centang </w:t>
+            </w:r>
+            <w:proofErr w:type="gramStart"/>
+            <w:r>
+              <w:rPr>
+                <w:rFonts w:cs="Carlito"/>
+                <w:color w:val="1A1A2E"/>
+                <w:sz w:val="20"/>
+              </w:rPr>
+              <w:t>dan :has</w:t>
+            </w:r>
+            <w:proofErr w:type="gramEnd"/>
+            <w:r>
+              <w:rPr>
+                <w:rFonts w:cs="Carlito"/>
+                <w:color w:val="1A1A2E"/>
+                <w:sz w:val="20"/>
+              </w:rPr>
+              <w:t>() sudah cukup untuk hari ini, dan justru menunjukkan pemahaman Anda tentang selector. Satu kekurangan yang wajar: pilihan tema Anda belum tersimpan dan akan kembali ke pengaturan sistem setiap halaman dimuat ulang. Menyimpannya adalah materi Pertemuan 11.</w:t>
             </w:r>
           </w:p>
         </w:tc>
@@ -16035,13 +18733,23 @@
         <w:keepNext/>
         <w:spacing w:before="160" w:after="60"/>
       </w:pPr>
+      <w:proofErr w:type="gramStart"/>
       <w:r>
         <w:rPr>
           <w:rFonts w:cs="Carlito"/>
           <w:b/>
           <w:color w:val="003796"/>
         </w:rPr>
-        <w:t>F.3  Uji kontras kedua tema</w:t>
+        <w:t>F.3  Uji</w:t>
+      </w:r>
+      <w:proofErr w:type="gramEnd"/>
+      <w:r>
+        <w:rPr>
+          <w:rFonts w:cs="Carlito"/>
+          <w:b/>
+          <w:color w:val="003796"/>
+        </w:rPr>
+        <w:t xml:space="preserve"> kontras kedua tema</w:t>
       </w:r>
     </w:p>
     <w:p>
@@ -16779,6 +19487,9 @@
             <w:pPr>
               <w:spacing w:before="20" w:after="20" w:line="252" w:lineRule="auto"/>
             </w:pPr>
+            <w:r>
+              <w:t>Halaman ikut gelap</w:t>
+            </w:r>
           </w:p>
         </w:tc>
       </w:tr>
@@ -16851,6 +19562,9 @@
             <w:pPr>
               <w:spacing w:before="20" w:after="20" w:line="252" w:lineRule="auto"/>
             </w:pPr>
+            <w:r>
+              <w:t>Halaman menjadi gelap</w:t>
+            </w:r>
           </w:p>
         </w:tc>
       </w:tr>
@@ -16920,6 +19634,9 @@
             <w:pPr>
               <w:spacing w:before="20" w:after="20" w:line="252" w:lineRule="auto"/>
             </w:pPr>
+            <w:r>
+              <w:t>Halaman menjadi terang</w:t>
+            </w:r>
           </w:p>
         </w:tc>
       </w:tr>
@@ -16992,6 +19709,9 @@
             <w:pPr>
               <w:spacing w:before="20" w:after="20" w:line="252" w:lineRule="auto"/>
             </w:pPr>
+            <w:r>
+              <w:t>Kedua tema ikut berubah</w:t>
+            </w:r>
           </w:p>
         </w:tc>
       </w:tr>
@@ -17019,13 +19739,23 @@
             <w:pPr>
               <w:spacing w:before="40" w:after="40"/>
             </w:pPr>
+            <w:proofErr w:type="gramStart"/>
             <w:r>
               <w:rPr>
                 <w:rFonts w:cs="Carlito"/>
                 <w:b/>
                 <w:color w:val="FFFFFF"/>
               </w:rPr>
-              <w:t>▌  SIMPAN KE GIT — SETELAH LEMBAR F</w:t>
+              <w:t>▌  SIMPAN</w:t>
+            </w:r>
+            <w:proofErr w:type="gramEnd"/>
+            <w:r>
+              <w:rPr>
+                <w:rFonts w:cs="Carlito"/>
+                <w:b/>
+                <w:color w:val="FFFFFF"/>
+              </w:rPr>
+              <w:t xml:space="preserve"> KE GIT — SETELAH LEMBAR F</w:t>
             </w:r>
           </w:p>
         </w:tc>
@@ -17094,8 +19824,18 @@
                 <w:color w:val="E2E8F0"/>
                 <w:sz w:val="17"/>
               </w:rPr>
-              <w:t>git add .</w:t>
-            </w:r>
+              <w:t xml:space="preserve">git </w:t>
+            </w:r>
+            <w:proofErr w:type="gramStart"/>
+            <w:r>
+              <w:rPr>
+                <w:rFonts w:ascii="DejaVu Sans Mono" w:eastAsia="DejaVu Sans Mono" w:hAnsi="DejaVu Sans Mono" w:cs="DejaVu Sans Mono"/>
+                <w:color w:val="E2E8F0"/>
+                <w:sz w:val="17"/>
+              </w:rPr>
+              <w:t>add .</w:t>
+            </w:r>
+            <w:proofErr w:type="gramEnd"/>
           </w:p>
           <w:p>
             <w:pPr>
@@ -17274,7 +20014,27 @@
                 <w:color w:val="003796"/>
                 <w:sz w:val="18"/>
               </w:rPr>
-              <w:t>Pertemuan 4  ·  CSS Fundamental dan Design Token</w:t>
+              <w:t xml:space="preserve">Pertemuan </w:t>
+            </w:r>
+            <w:proofErr w:type="gramStart"/>
+            <w:r>
+              <w:rPr>
+                <w:rFonts w:cs="Carlito"/>
+                <w:b/>
+                <w:color w:val="003796"/>
+                <w:sz w:val="18"/>
+              </w:rPr>
+              <w:t>4  ·</w:t>
+            </w:r>
+            <w:proofErr w:type="gramEnd"/>
+            <w:r>
+              <w:rPr>
+                <w:rFonts w:cs="Carlito"/>
+                <w:b/>
+                <w:color w:val="003796"/>
+                <w:sz w:val="18"/>
+              </w:rPr>
+              <w:t xml:space="preserve">  CSS Fundamental dan Design Token</w:t>
             </w:r>
           </w:p>
         </w:tc>
@@ -17313,13 +20073,23 @@
             <w:pPr>
               <w:spacing w:before="40" w:after="40"/>
             </w:pPr>
+            <w:proofErr w:type="gramStart"/>
             <w:r>
               <w:rPr>
                 <w:rFonts w:cs="Carlito"/>
                 <w:b/>
                 <w:color w:val="FFFFFF"/>
               </w:rPr>
-              <w:t>▌  BUKTIKAN HALAMANNYA BISA DIRAWAT, BUKAN HANYA TERLIHAT BAGUS</w:t>
+              <w:t>▌  BUKTIKAN</w:t>
+            </w:r>
+            <w:proofErr w:type="gramEnd"/>
+            <w:r>
+              <w:rPr>
+                <w:rFonts w:cs="Carlito"/>
+                <w:b/>
+                <w:color w:val="FFFFFF"/>
+              </w:rPr>
+              <w:t xml:space="preserve"> HALAMANNYA BISA DIRAWAT, BUKAN HANYA TERLIHAT BAGUS</w:t>
             </w:r>
           </w:p>
         </w:tc>
@@ -17335,13 +20105,23 @@
         <w:keepNext/>
         <w:spacing w:before="160" w:after="60"/>
       </w:pPr>
+      <w:proofErr w:type="gramStart"/>
       <w:r>
         <w:rPr>
           <w:rFonts w:cs="Carlito"/>
           <w:b/>
           <w:color w:val="003796"/>
         </w:rPr>
-        <w:t>G.1  Uji satu baris — kerjakan sekarang, jangan dilewatkan</w:t>
+        <w:t>G.1  Uji</w:t>
+      </w:r>
+      <w:proofErr w:type="gramEnd"/>
+      <w:r>
+        <w:rPr>
+          <w:rFonts w:cs="Carlito"/>
+          <w:b/>
+          <w:color w:val="003796"/>
+        </w:rPr>
+        <w:t xml:space="preserve"> satu baris — kerjakan sekarang, jangan dilewatkan</w:t>
       </w:r>
     </w:p>
     <w:p>
@@ -17409,13 +20189,23 @@
             <w:pPr>
               <w:spacing w:after="0" w:line="240" w:lineRule="auto"/>
             </w:pPr>
-            <w:r>
-              <w:rPr>
-                <w:rFonts w:ascii="DejaVu Sans Mono" w:eastAsia="DejaVu Sans Mono" w:hAnsi="DejaVu Sans Mono" w:cs="DejaVu Sans Mono"/>
-                <w:color w:val="E2E8F0"/>
-                <w:sz w:val="17"/>
-              </w:rPr>
-              <w:t>:root {</w:t>
+            <w:proofErr w:type="gramStart"/>
+            <w:r>
+              <w:rPr>
+                <w:rFonts w:ascii="DejaVu Sans Mono" w:eastAsia="DejaVu Sans Mono" w:hAnsi="DejaVu Sans Mono" w:cs="DejaVu Sans Mono"/>
+                <w:color w:val="E2E8F0"/>
+                <w:sz w:val="17"/>
+              </w:rPr>
+              <w:t>:root</w:t>
+            </w:r>
+            <w:proofErr w:type="gramEnd"/>
+            <w:r>
+              <w:rPr>
+                <w:rFonts w:ascii="DejaVu Sans Mono" w:eastAsia="DejaVu Sans Mono" w:hAnsi="DejaVu Sans Mono" w:cs="DejaVu Sans Mono"/>
+                <w:color w:val="E2E8F0"/>
+                <w:sz w:val="17"/>
+              </w:rPr>
+              <w:t xml:space="preserve"> {</w:t>
             </w:r>
           </w:p>
           <w:p>
@@ -17428,7 +20218,25 @@
                 <w:color w:val="E2E8F0"/>
                 <w:sz w:val="17"/>
               </w:rPr>
-              <w:t xml:space="preserve">  --blue-700: #7C3AED;      /* ganti dengan warna lain */</w:t>
+              <w:t xml:space="preserve">  --blue-700: #7C3</w:t>
+            </w:r>
+            <w:proofErr w:type="gramStart"/>
+            <w:r>
+              <w:rPr>
+                <w:rFonts w:ascii="DejaVu Sans Mono" w:eastAsia="DejaVu Sans Mono" w:hAnsi="DejaVu Sans Mono" w:cs="DejaVu Sans Mono"/>
+                <w:color w:val="E2E8F0"/>
+                <w:sz w:val="17"/>
+              </w:rPr>
+              <w:t xml:space="preserve">AED;   </w:t>
+            </w:r>
+            <w:proofErr w:type="gramEnd"/>
+            <w:r>
+              <w:rPr>
+                <w:rFonts w:ascii="DejaVu Sans Mono" w:eastAsia="DejaVu Sans Mono" w:hAnsi="DejaVu Sans Mono" w:cs="DejaVu Sans Mono"/>
+                <w:color w:val="E2E8F0"/>
+                <w:sz w:val="17"/>
+              </w:rPr>
+              <w:t xml:space="preserve">   /* ganti dengan warna lain */</w:t>
             </w:r>
           </w:p>
           <w:p>
@@ -17597,7 +20405,7 @@
                 <w:rFonts w:cs="Carlito"/>
                 <w:sz w:val="19"/>
               </w:rPr>
-              <w:t>ya / tidak</w:t>
+              <w:t>ya</w:t>
             </w:r>
           </w:p>
         </w:tc>
@@ -17668,7 +20476,7 @@
                 <w:rFonts w:cs="Carlito"/>
                 <w:sz w:val="19"/>
               </w:rPr>
-              <w:t>ya / tidak</w:t>
+              <w:t xml:space="preserve">ya </w:t>
             </w:r>
           </w:p>
         </w:tc>
@@ -17738,7 +20546,7 @@
                 <w:rFonts w:cs="Carlito"/>
                 <w:sz w:val="19"/>
               </w:rPr>
-              <w:t>ya / tidak</w:t>
+              <w:t>ya</w:t>
             </w:r>
           </w:p>
         </w:tc>
@@ -17809,7 +20617,7 @@
                 <w:rFonts w:cs="Carlito"/>
                 <w:sz w:val="19"/>
               </w:rPr>
-              <w:t>ya / tidak</w:t>
+              <w:t xml:space="preserve">ya </w:t>
             </w:r>
           </w:p>
         </w:tc>
@@ -17879,7 +20687,7 @@
                 <w:rFonts w:cs="Carlito"/>
                 <w:sz w:val="19"/>
               </w:rPr>
-              <w:t>ya / tidak</w:t>
+              <w:t>ya</w:t>
             </w:r>
           </w:p>
         </w:tc>
@@ -17946,7 +20754,25 @@
                 <w:color w:val="1A1A2E"/>
                 <w:sz w:val="20"/>
               </w:rPr>
-              <w:t>Setiap “tidak” berarti masih ada warna yang ditulis langsung di sebuah komponen, bukan diambil dari token. Perbaiki sekarang: ganti nilai langsung itu dengan var() yang tepat. Inilah pekerjaan sesungguhnya dari Lembar ini.</w:t>
+              <w:t xml:space="preserve">Setiap “tidak” berarti masih ada warna yang ditulis langsung di sebuah komponen, bukan diambil dari token. Perbaiki sekarang: ganti nilai langsung itu dengan </w:t>
+            </w:r>
+            <w:proofErr w:type="gramStart"/>
+            <w:r>
+              <w:rPr>
+                <w:rFonts w:cs="Carlito"/>
+                <w:color w:val="1A1A2E"/>
+                <w:sz w:val="20"/>
+              </w:rPr>
+              <w:t>var(</w:t>
+            </w:r>
+            <w:proofErr w:type="gramEnd"/>
+            <w:r>
+              <w:rPr>
+                <w:rFonts w:cs="Carlito"/>
+                <w:color w:val="1A1A2E"/>
+                <w:sz w:val="20"/>
+              </w:rPr>
+              <w:t>) yang tepat. Inilah pekerjaan sesungguhnya dari Lembar ini.</w:t>
             </w:r>
           </w:p>
         </w:tc>
@@ -17962,13 +20788,23 @@
         <w:keepNext/>
         <w:spacing w:before="160" w:after="60"/>
       </w:pPr>
+      <w:proofErr w:type="gramStart"/>
       <w:r>
         <w:rPr>
           <w:rFonts w:cs="Carlito"/>
           <w:b/>
           <w:color w:val="003796"/>
         </w:rPr>
-        <w:t>G.2  Bersihkan sisa cara lama</w:t>
+        <w:t>G.2  Bersihkan</w:t>
+      </w:r>
+      <w:proofErr w:type="gramEnd"/>
+      <w:r>
+        <w:rPr>
+          <w:rFonts w:cs="Carlito"/>
+          <w:b/>
+          <w:color w:val="003796"/>
+        </w:rPr>
+        <w:t xml:space="preserve"> sisa cara lama</w:t>
       </w:r>
     </w:p>
     <w:p>
@@ -18120,6 +20956,9 @@
             <w:pPr>
               <w:spacing w:before="20" w:after="20" w:line="252" w:lineRule="auto"/>
             </w:pPr>
+            <w:r>
+              <w:t>0</w:t>
+            </w:r>
           </w:p>
         </w:tc>
         <w:tc>
@@ -18136,6 +20975,9 @@
             <w:pPr>
               <w:spacing w:before="20" w:after="20" w:line="252" w:lineRule="auto"/>
             </w:pPr>
+            <w:r>
+              <w:t>-</w:t>
+            </w:r>
           </w:p>
         </w:tc>
       </w:tr>
@@ -18160,6 +21002,7 @@
             <w:pPr>
               <w:spacing w:before="20" w:after="20" w:line="252" w:lineRule="auto"/>
             </w:pPr>
+            <w:proofErr w:type="gramStart"/>
             <w:r>
               <w:rPr>
                 <w:rFonts w:cs="Carlito"/>
@@ -18167,6 +21010,7 @@
               </w:rPr>
               <w:t>!important</w:t>
             </w:r>
+            <w:proofErr w:type="gramEnd"/>
           </w:p>
         </w:tc>
         <w:tc>
@@ -18184,6 +21028,9 @@
             <w:pPr>
               <w:spacing w:before="20" w:after="20" w:line="252" w:lineRule="auto"/>
             </w:pPr>
+            <w:r>
+              <w:t>0</w:t>
+            </w:r>
           </w:p>
         </w:tc>
         <w:tc>
@@ -18201,6 +21048,9 @@
             <w:pPr>
               <w:spacing w:before="20" w:after="20" w:line="252" w:lineRule="auto"/>
             </w:pPr>
+            <w:r>
+              <w:t>-</w:t>
+            </w:r>
           </w:p>
         </w:tc>
       </w:tr>
@@ -18247,6 +21097,9 @@
             <w:pPr>
               <w:spacing w:before="20" w:after="20" w:line="252" w:lineRule="auto"/>
             </w:pPr>
+            <w:r>
+              <w:t>37</w:t>
+            </w:r>
           </w:p>
         </w:tc>
         <w:tc>
@@ -18263,6 +21116,12 @@
             <w:pPr>
               <w:spacing w:before="20" w:after="20" w:line="252" w:lineRule="auto"/>
             </w:pPr>
+            <w:r>
+              <w:t xml:space="preserve">README.md, </w:t>
+            </w:r>
+            <w:r>
+              <w:t>profil.html, tema.css, token.css</w:t>
+            </w:r>
           </w:p>
         </w:tc>
       </w:tr>
@@ -18311,6 +21170,9 @@
             <w:pPr>
               <w:spacing w:before="20" w:after="20" w:line="252" w:lineRule="auto"/>
             </w:pPr>
+            <w:r>
+              <w:t>7</w:t>
+            </w:r>
           </w:p>
         </w:tc>
         <w:tc>
@@ -18328,6 +21190,12 @@
             <w:pPr>
               <w:spacing w:before="20" w:after="20" w:line="252" w:lineRule="auto"/>
             </w:pPr>
+            <w:r>
+              <w:t>b</w:t>
+            </w:r>
+            <w:r>
+              <w:t>ase.css, komponen.css, layout.css</w:t>
+            </w:r>
           </w:p>
         </w:tc>
       </w:tr>
@@ -18374,6 +21242,9 @@
             <w:pPr>
               <w:spacing w:before="20" w:after="20" w:line="252" w:lineRule="auto"/>
             </w:pPr>
+            <w:r>
+              <w:t>0</w:t>
+            </w:r>
           </w:p>
         </w:tc>
         <w:tc>
@@ -18390,6 +21261,9 @@
             <w:pPr>
               <w:spacing w:before="20" w:after="20" w:line="252" w:lineRule="auto"/>
             </w:pPr>
+            <w:r>
+              <w:t>-</w:t>
+            </w:r>
           </w:p>
         </w:tc>
       </w:tr>
@@ -18404,13 +21278,23 @@
         <w:keepNext/>
         <w:spacing w:before="160" w:after="60"/>
       </w:pPr>
+      <w:proofErr w:type="gramStart"/>
       <w:r>
         <w:rPr>
           <w:rFonts w:cs="Carlito"/>
           <w:b/>
           <w:color w:val="003796"/>
         </w:rPr>
-        <w:t>G.3  Skor Lighthouse</w:t>
+        <w:t>G.3  Skor</w:t>
+      </w:r>
+      <w:proofErr w:type="gramEnd"/>
+      <w:r>
+        <w:rPr>
+          <w:rFonts w:cs="Carlito"/>
+          <w:b/>
+          <w:color w:val="003796"/>
+        </w:rPr>
+        <w:t xml:space="preserve"> Lighthouse</w:t>
       </w:r>
     </w:p>
     <w:p>
@@ -18562,6 +21446,9 @@
             <w:pPr>
               <w:spacing w:before="20" w:after="20" w:line="252" w:lineRule="auto"/>
             </w:pPr>
+            <w:r>
+              <w:t>100</w:t>
+            </w:r>
           </w:p>
         </w:tc>
         <w:tc>
@@ -18626,6 +21513,9 @@
             <w:pPr>
               <w:spacing w:before="20" w:after="20" w:line="252" w:lineRule="auto"/>
             </w:pPr>
+            <w:r>
+              <w:t>100</w:t>
+            </w:r>
           </w:p>
         </w:tc>
         <w:tc>
@@ -18689,6 +21579,9 @@
             <w:pPr>
               <w:spacing w:before="20" w:after="20" w:line="252" w:lineRule="auto"/>
             </w:pPr>
+            <w:r>
+              <w:t>100</w:t>
+            </w:r>
           </w:p>
         </w:tc>
         <w:tc>
@@ -18808,7 +21701,27 @@
                 <w:color w:val="003796"/>
                 <w:sz w:val="18"/>
               </w:rPr>
-              <w:t>Pertemuan 4  ·  CSS Fundamental dan Design Token</w:t>
+              <w:t xml:space="preserve">Pertemuan </w:t>
+            </w:r>
+            <w:proofErr w:type="gramStart"/>
+            <w:r>
+              <w:rPr>
+                <w:rFonts w:cs="Carlito"/>
+                <w:b/>
+                <w:color w:val="003796"/>
+                <w:sz w:val="18"/>
+              </w:rPr>
+              <w:t>4  ·</w:t>
+            </w:r>
+            <w:proofErr w:type="gramEnd"/>
+            <w:r>
+              <w:rPr>
+                <w:rFonts w:cs="Carlito"/>
+                <w:b/>
+                <w:color w:val="003796"/>
+                <w:sz w:val="18"/>
+              </w:rPr>
+              <w:t xml:space="preserve">  CSS Fundamental dan Design Token</w:t>
             </w:r>
           </w:p>
         </w:tc>
@@ -18847,13 +21760,23 @@
             <w:pPr>
               <w:spacing w:before="40" w:after="40"/>
             </w:pPr>
+            <w:proofErr w:type="gramStart"/>
             <w:r>
               <w:rPr>
                 <w:rFonts w:cs="Carlito"/>
                 <w:b/>
                 <w:color w:val="FFFFFF"/>
               </w:rPr>
-              <w:t>▌  TIKET KELUAR</w:t>
+              <w:t>▌  TIKET</w:t>
+            </w:r>
+            <w:proofErr w:type="gramEnd"/>
+            <w:r>
+              <w:rPr>
+                <w:rFonts w:cs="Carlito"/>
+                <w:b/>
+                <w:color w:val="FFFFFF"/>
+              </w:rPr>
+              <w:t xml:space="preserve"> KELUAR</w:t>
             </w:r>
           </w:p>
         </w:tc>
@@ -18951,7 +21874,17 @@
               <w:right w:val="single" w:sz="4" w:space="0" w:color="B9C6E2"/>
             </w:tcBorders>
           </w:tcPr>
-          <w:p/>
+          <w:p>
+            <w:r>
+              <w:t xml:space="preserve">--blue-700 </w:t>
+            </w:r>
+            <w:r>
+              <w:t>merujuk langsung kepada warna spesifik dalam palet</w:t>
+            </w:r>
+            <w:r>
+              <w:t>, sedangkan –color-primary merujuk pada</w:t>
+            </w:r>
+          </w:p>
         </w:tc>
       </w:tr>
       <w:tr>
@@ -18968,7 +21901,14 @@
               <w:right w:val="single" w:sz="4" w:space="0" w:color="B9C6E2"/>
             </w:tcBorders>
           </w:tcPr>
-          <w:p/>
+          <w:p>
+            <w:r>
+              <w:t xml:space="preserve">Peran fungsional </w:t>
+            </w:r>
+            <w:r>
+              <w:t xml:space="preserve">warn aitu dalam tema sebuah web atau aplikasi. Komponen sebaiknya hnaya menyentuh </w:t>
+            </w:r>
+          </w:p>
         </w:tc>
       </w:tr>
       <w:tr>
@@ -18985,7 +21925,14 @@
               <w:right w:val="single" w:sz="4" w:space="0" w:color="B9C6E2"/>
             </w:tcBorders>
           </w:tcPr>
-          <w:p/>
+          <w:p>
+            <w:r>
+              <w:t xml:space="preserve">--color-primary </w:t>
+            </w:r>
+            <w:r>
+              <w:t>agar tampilannya dapat beradaptasi secara otomatis.</w:t>
+            </w:r>
+          </w:p>
         </w:tc>
       </w:tr>
     </w:tbl>
@@ -19030,7 +21977,33 @@
               <w:right w:val="single" w:sz="4" w:space="0" w:color="B9C6E2"/>
             </w:tcBorders>
           </w:tcPr>
-          <w:p/>
+          <w:p>
+            <w:r>
+              <w:t xml:space="preserve">Yang saya </w:t>
+            </w:r>
+            <w:proofErr w:type="gramStart"/>
+            <w:r>
+              <w:t>tulis :root</w:t>
+            </w:r>
+            <w:proofErr w:type="gramEnd"/>
+            <w:r>
+              <w:t xml:space="preserve"> {</w:t>
+            </w:r>
+            <w:r>
+              <w:t>--color-surface: #FFFFFF;</w:t>
+            </w:r>
+            <w:proofErr w:type="gramStart"/>
+            <w:r>
+              <w:t>} .card</w:t>
+            </w:r>
+            <w:proofErr w:type="gramEnd"/>
+            <w:r>
+              <w:t xml:space="preserve"> {bac</w:t>
+            </w:r>
+            <w:r>
+              <w:t>kground-color: var (--color-surface;}</w:t>
+            </w:r>
+          </w:p>
         </w:tc>
       </w:tr>
       <w:tr>
@@ -19047,7 +22020,14 @@
               <w:right w:val="single" w:sz="4" w:space="0" w:color="B9C6E2"/>
             </w:tcBorders>
           </w:tcPr>
-          <w:p/>
+          <w:p>
+            <w:r>
+              <w:t xml:space="preserve">Seharusnya saya mendifinikan nilai variable </w:t>
+            </w:r>
+            <w:r>
+              <w:t>didalam selector tema gelap.</w:t>
+            </w:r>
+          </w:p>
         </w:tc>
       </w:tr>
     </w:tbl>
@@ -19092,7 +22072,14 @@
               <w:right w:val="single" w:sz="4" w:space="0" w:color="B9C6E2"/>
             </w:tcBorders>
           </w:tcPr>
-          <w:p/>
+          <w:p>
+            <w:r>
+              <w:t>Dilakukan untuk menjaga kontras dan kenyamanan mata</w:t>
+            </w:r>
+            <w:r>
+              <w:t>.</w:t>
+            </w:r>
+          </w:p>
         </w:tc>
       </w:tr>
       <w:tr>
@@ -19128,7 +22115,39 @@
           <w:rFonts w:cs="Carlito"/>
           <w:sz w:val="20"/>
         </w:rPr>
-        <w:t>4.  Apa yang terjadi bila input:invalid dipakai untuk memberi warna merah, dan mengapa :user-invalid lebih baik? Sebutkan saat keduanya menyala.</w:t>
+        <w:t xml:space="preserve">4.  Apa yang terjadi bila </w:t>
+      </w:r>
+      <w:proofErr w:type="gramStart"/>
+      <w:r>
+        <w:rPr>
+          <w:rFonts w:cs="Carlito"/>
+          <w:sz w:val="20"/>
+        </w:rPr>
+        <w:t>input:invalid</w:t>
+      </w:r>
+      <w:proofErr w:type="gramEnd"/>
+      <w:r>
+        <w:rPr>
+          <w:rFonts w:cs="Carlito"/>
+          <w:sz w:val="20"/>
+        </w:rPr>
+        <w:t xml:space="preserve"> dipakai untuk memberi warna merah, dan </w:t>
+      </w:r>
+      <w:proofErr w:type="gramStart"/>
+      <w:r>
+        <w:rPr>
+          <w:rFonts w:cs="Carlito"/>
+          <w:sz w:val="20"/>
+        </w:rPr>
+        <w:t>mengapa :user</w:t>
+      </w:r>
+      <w:proofErr w:type="gramEnd"/>
+      <w:r>
+        <w:rPr>
+          <w:rFonts w:cs="Carlito"/>
+          <w:sz w:val="20"/>
+        </w:rPr>
+        <w:t>-invalid lebih baik? Sebutkan saat keduanya menyala.</w:t>
       </w:r>
     </w:p>
     <w:tbl>
@@ -19154,7 +22173,26 @@
               <w:right w:val="single" w:sz="4" w:space="0" w:color="B9C6E2"/>
             </w:tcBorders>
           </w:tcPr>
-          <w:p/>
+          <w:p>
+            <w:r>
+              <w:t xml:space="preserve">User invalid lebih baik </w:t>
+            </w:r>
+            <w:r>
+              <w:t>karena menjaga kenyamanan pengguna</w:t>
+            </w:r>
+            <w:r>
+              <w:t xml:space="preserve">. </w:t>
+            </w:r>
+            <w:r>
+              <w:t xml:space="preserve">Invalid dapat menyala kapan saja </w:t>
+            </w:r>
+            <w:r>
+              <w:t xml:space="preserve">sehingga dapat memicu data yang didalam kolom tersebut tidak tepat, sedangkan user invalid hanya </w:t>
+            </w:r>
+            <w:r>
+              <w:t>menyala saat</w:t>
+            </w:r>
+          </w:p>
         </w:tc>
       </w:tr>
       <w:tr>
@@ -19171,7 +22209,11 @@
               <w:right w:val="single" w:sz="4" w:space="0" w:color="B9C6E2"/>
             </w:tcBorders>
           </w:tcPr>
-          <w:p/>
+          <w:p>
+            <w:r>
+              <w:t>Ada interaksi dari pengguna.</w:t>
+            </w:r>
+          </w:p>
         </w:tc>
       </w:tr>
     </w:tbl>
@@ -19216,7 +22258,14 @@
               <w:right w:val="single" w:sz="4" w:space="0" w:color="B9C6E2"/>
             </w:tcBorders>
           </w:tcPr>
-          <w:p/>
+          <w:p>
+            <w:r>
+              <w:t xml:space="preserve">Dikarenakan </w:t>
+            </w:r>
+            <w:r>
+              <w:t xml:space="preserve">gap hanya memberi jarak antara item sedangkan margin sering kali menyisakan jarak diluar </w:t>
+            </w:r>
+          </w:p>
         </w:tc>
       </w:tr>
       <w:tr>
@@ -19233,7 +22282,14 @@
               <w:right w:val="single" w:sz="4" w:space="0" w:color="B9C6E2"/>
             </w:tcBorders>
           </w:tcPr>
-          <w:p/>
+          <w:p>
+            <w:r>
+              <w:t xml:space="preserve">Item </w:t>
+            </w:r>
+            <w:r>
+              <w:t>sehingga dapat merusak tata letak.</w:t>
+            </w:r>
+          </w:p>
         </w:tc>
       </w:tr>
     </w:tbl>
@@ -19278,16 +22334,14 @@
           </w:tcPr>
           <w:p>
             <w:pPr>
+              <w:pStyle w:val="ListParagraph"/>
+              <w:numPr>
+                <w:ilvl w:val="0"/>
+                <w:numId w:val="10"/>
+              </w:numPr>
               <w:spacing w:after="0"/>
             </w:pPr>
-            <w:r>
-              <w:rPr>
-                <w:rFonts w:cs="Carlito"/>
-                <w:color w:val="003796"/>
-                <w:sz w:val="22"/>
-              </w:rPr>
-              <w:t xml:space="preserve">☐  </w:t>
-            </w:r>
+            <w:proofErr w:type="gramStart"/>
             <w:r>
               <w:rPr>
                 <w:rFonts w:cs="Carlito"/>
@@ -19302,7 +22356,16 @@
                 <w:color w:val="5A6080"/>
                 <w:sz w:val="19"/>
               </w:rPr>
-              <w:t>profil.html dan keempat berkas CSS ada di worksheet-p4/, terbuka tanpa galat di Console dan tanpa 404 di tab Network</w:t>
+              <w:t>profil.html</w:t>
+            </w:r>
+            <w:proofErr w:type="gramEnd"/>
+            <w:r>
+              <w:rPr>
+                <w:rFonts w:cs="Carlito"/>
+                <w:color w:val="5A6080"/>
+                <w:sz w:val="19"/>
+              </w:rPr>
+              <w:t xml:space="preserve"> dan keempat berkas CSS ada di worksheet-p4/, terbuka tanpa galat di Console dan tanpa 404 di tab Network</w:t>
             </w:r>
           </w:p>
         </w:tc>
@@ -19337,6 +22400,7 @@
             <w:pPr>
               <w:spacing w:after="0"/>
             </w:pPr>
+            <w:proofErr w:type="gramStart"/>
             <w:r>
               <w:rPr>
                 <w:rFonts w:cs="Carlito"/>
@@ -19351,7 +22415,25 @@
                 <w:b/>
                 <w:sz w:val="20"/>
               </w:rPr>
-              <w:t xml:space="preserve">Urutan pemuatan  </w:t>
+              <w:t>Urutan</w:t>
+            </w:r>
+            <w:proofErr w:type="gramEnd"/>
+            <w:r>
+              <w:rPr>
+                <w:rFonts w:cs="Carlito"/>
+                <w:b/>
+                <w:sz w:val="20"/>
+              </w:rPr>
+              <w:t xml:space="preserve"> </w:t>
+            </w:r>
+            <w:proofErr w:type="gramStart"/>
+            <w:r>
+              <w:rPr>
+                <w:rFonts w:cs="Carlito"/>
+                <w:b/>
+                <w:sz w:val="20"/>
+              </w:rPr>
+              <w:t xml:space="preserve">pemuatan  </w:t>
             </w:r>
             <w:r>
               <w:rPr>
@@ -19359,7 +22441,16 @@
                 <w:color w:val="5A6080"/>
                 <w:sz w:val="19"/>
               </w:rPr>
-              <w:t>tokens.css dimuat paling awal, lalu base, layout, komponen</w:t>
+              <w:t>tokens.css</w:t>
+            </w:r>
+            <w:proofErr w:type="gramEnd"/>
+            <w:r>
+              <w:rPr>
+                <w:rFonts w:cs="Carlito"/>
+                <w:color w:val="5A6080"/>
+                <w:sz w:val="19"/>
+              </w:rPr>
+              <w:t xml:space="preserve"> dimuat paling awal, lalu base, layout, komponen</w:t>
             </w:r>
           </w:p>
         </w:tc>
@@ -19392,23 +22483,29 @@
           </w:tcPr>
           <w:p>
             <w:pPr>
+              <w:pStyle w:val="ListParagraph"/>
+              <w:numPr>
+                <w:ilvl w:val="0"/>
+                <w:numId w:val="10"/>
+              </w:numPr>
               <w:spacing w:after="0"/>
             </w:pPr>
-            <w:r>
-              <w:rPr>
-                <w:rFonts w:cs="Carlito"/>
-                <w:color w:val="003796"/>
-                <w:sz w:val="22"/>
-              </w:rPr>
-              <w:t xml:space="preserve">☐  </w:t>
-            </w:r>
             <w:r>
               <w:rPr>
                 <w:rFonts w:cs="Carlito"/>
                 <w:b/>
                 <w:sz w:val="20"/>
               </w:rPr>
-              <w:t xml:space="preserve">Token dua lapis  </w:t>
+              <w:t xml:space="preserve">Token dua </w:t>
+            </w:r>
+            <w:proofErr w:type="gramStart"/>
+            <w:r>
+              <w:rPr>
+                <w:rFonts w:cs="Carlito"/>
+                <w:b/>
+                <w:sz w:val="20"/>
+              </w:rPr>
+              <w:t xml:space="preserve">lapis  </w:t>
             </w:r>
             <w:r>
               <w:rPr>
@@ -19416,8 +22513,27 @@
                 <w:color w:val="5A6080"/>
                 <w:sz w:val="19"/>
               </w:rPr>
-              <w:t>primitif dan semantik dipisah dalam dua blok :root</w:t>
-            </w:r>
+              <w:t>primitif</w:t>
+            </w:r>
+            <w:proofErr w:type="gramEnd"/>
+            <w:r>
+              <w:rPr>
+                <w:rFonts w:cs="Carlito"/>
+                <w:color w:val="5A6080"/>
+                <w:sz w:val="19"/>
+              </w:rPr>
+              <w:t xml:space="preserve"> dan semantik dipisah dalam dua </w:t>
+            </w:r>
+            <w:proofErr w:type="gramStart"/>
+            <w:r>
+              <w:rPr>
+                <w:rFonts w:cs="Carlito"/>
+                <w:color w:val="5A6080"/>
+                <w:sz w:val="19"/>
+              </w:rPr>
+              <w:t>blok :root</w:t>
+            </w:r>
+            <w:proofErr w:type="gramEnd"/>
           </w:p>
         </w:tc>
       </w:tr>
@@ -19449,23 +22565,29 @@
           </w:tcPr>
           <w:p>
             <w:pPr>
+              <w:pStyle w:val="ListParagraph"/>
+              <w:numPr>
+                <w:ilvl w:val="0"/>
+                <w:numId w:val="10"/>
+              </w:numPr>
               <w:spacing w:after="0"/>
             </w:pPr>
-            <w:r>
-              <w:rPr>
-                <w:rFonts w:cs="Carlito"/>
-                <w:color w:val="003796"/>
-                <w:sz w:val="22"/>
-              </w:rPr>
-              <w:t xml:space="preserve">☐  </w:t>
-            </w:r>
             <w:r>
               <w:rPr>
                 <w:rFonts w:cs="Carlito"/>
                 <w:b/>
                 <w:sz w:val="20"/>
               </w:rPr>
-              <w:t xml:space="preserve">Token dipakai  </w:t>
+              <w:t xml:space="preserve">Token </w:t>
+            </w:r>
+            <w:proofErr w:type="gramStart"/>
+            <w:r>
+              <w:rPr>
+                <w:rFonts w:cs="Carlito"/>
+                <w:b/>
+                <w:sz w:val="20"/>
+              </w:rPr>
+              <w:t xml:space="preserve">dipakai  </w:t>
             </w:r>
             <w:r>
               <w:rPr>
@@ -19473,7 +22595,16 @@
                 <w:color w:val="5A6080"/>
                 <w:sz w:val="19"/>
               </w:rPr>
-              <w:t>tidak ada warna langsung maupun px huruf di luar tokens.css</w:t>
+              <w:t>tidak</w:t>
+            </w:r>
+            <w:proofErr w:type="gramEnd"/>
+            <w:r>
+              <w:rPr>
+                <w:rFonts w:cs="Carlito"/>
+                <w:color w:val="5A6080"/>
+                <w:sz w:val="19"/>
+              </w:rPr>
+              <w:t xml:space="preserve"> ada warna langsung maupun px huruf di luar tokens.css</w:t>
             </w:r>
           </w:p>
         </w:tc>
@@ -19506,16 +22637,14 @@
           </w:tcPr>
           <w:p>
             <w:pPr>
+              <w:pStyle w:val="ListParagraph"/>
+              <w:numPr>
+                <w:ilvl w:val="0"/>
+                <w:numId w:val="10"/>
+              </w:numPr>
               <w:spacing w:after="0"/>
             </w:pPr>
-            <w:r>
-              <w:rPr>
-                <w:rFonts w:cs="Carlito"/>
-                <w:color w:val="003796"/>
-                <w:sz w:val="22"/>
-              </w:rPr>
-              <w:t xml:space="preserve">☐  </w:t>
-            </w:r>
+            <w:proofErr w:type="gramStart"/>
             <w:r>
               <w:rPr>
                 <w:rFonts w:cs="Carlito"/>
@@ -19530,7 +22659,16 @@
                 <w:color w:val="5A6080"/>
                 <w:sz w:val="19"/>
               </w:rPr>
-              <w:t>box-sizing border-box global, margin dihapus, gambar max-width 100%</w:t>
+              <w:t>box</w:t>
+            </w:r>
+            <w:proofErr w:type="gramEnd"/>
+            <w:r>
+              <w:rPr>
+                <w:rFonts w:cs="Carlito"/>
+                <w:color w:val="5A6080"/>
+                <w:sz w:val="19"/>
+              </w:rPr>
+              <w:t>-sizing border-box global, margin dihapus, gambar max-width 100%</w:t>
             </w:r>
           </w:p>
         </w:tc>
@@ -19563,16 +22701,14 @@
           </w:tcPr>
           <w:p>
             <w:pPr>
+              <w:pStyle w:val="ListParagraph"/>
+              <w:numPr>
+                <w:ilvl w:val="0"/>
+                <w:numId w:val="10"/>
+              </w:numPr>
               <w:spacing w:after="0"/>
             </w:pPr>
-            <w:r>
-              <w:rPr>
-                <w:rFonts w:cs="Carlito"/>
-                <w:color w:val="003796"/>
-                <w:sz w:val="22"/>
-              </w:rPr>
-              <w:t xml:space="preserve">☐  </w:t>
-            </w:r>
+            <w:proofErr w:type="gramStart"/>
             <w:r>
               <w:rPr>
                 <w:rFonts w:cs="Carlito"/>
@@ -19587,7 +22723,16 @@
                 <w:color w:val="5A6080"/>
                 <w:sz w:val="19"/>
               </w:rPr>
-              <w:t>memakai rem, line-height 1.5 atau lebih untuk teks isi</w:t>
+              <w:t>memakai</w:t>
+            </w:r>
+            <w:proofErr w:type="gramEnd"/>
+            <w:r>
+              <w:rPr>
+                <w:rFonts w:cs="Carlito"/>
+                <w:color w:val="5A6080"/>
+                <w:sz w:val="19"/>
+              </w:rPr>
+              <w:t xml:space="preserve"> rem, line-height 1.5 atau lebih untuk teks isi</w:t>
             </w:r>
           </w:p>
         </w:tc>
@@ -19622,6 +22767,7 @@
             <w:pPr>
               <w:spacing w:after="0"/>
             </w:pPr>
+            <w:proofErr w:type="gramStart"/>
             <w:r>
               <w:rPr>
                 <w:rFonts w:cs="Carlito"/>
@@ -19636,7 +22782,16 @@
                 <w:b/>
                 <w:sz w:val="20"/>
               </w:rPr>
-              <w:t xml:space="preserve">Layout  </w:t>
+              <w:t>Layout</w:t>
+            </w:r>
+            <w:proofErr w:type="gramEnd"/>
+            <w:r>
+              <w:rPr>
+                <w:rFonts w:cs="Carlito"/>
+                <w:b/>
+                <w:sz w:val="20"/>
+              </w:rPr>
+              <w:t xml:space="preserve">  </w:t>
             </w:r>
             <w:r>
               <w:rPr>
@@ -19679,6 +22834,7 @@
             <w:pPr>
               <w:spacing w:after="0"/>
             </w:pPr>
+            <w:proofErr w:type="gramStart"/>
             <w:r>
               <w:rPr>
                 <w:rFonts w:cs="Carlito"/>
@@ -19693,7 +22849,16 @@
                 <w:b/>
                 <w:sz w:val="20"/>
               </w:rPr>
-              <w:t xml:space="preserve">Responsif  </w:t>
+              <w:t>Responsif</w:t>
+            </w:r>
+            <w:proofErr w:type="gramEnd"/>
+            <w:r>
+              <w:rPr>
+                <w:rFonts w:cs="Carlito"/>
+                <w:b/>
+                <w:sz w:val="20"/>
+              </w:rPr>
+              <w:t xml:space="preserve">  </w:t>
             </w:r>
             <w:r>
               <w:rPr>
@@ -19736,6 +22901,7 @@
             <w:pPr>
               <w:spacing w:after="0"/>
             </w:pPr>
+            <w:proofErr w:type="gramStart"/>
             <w:r>
               <w:rPr>
                 <w:rFonts w:cs="Carlito"/>
@@ -19750,7 +22916,16 @@
                 <w:b/>
                 <w:sz w:val="20"/>
               </w:rPr>
-              <w:t xml:space="preserve">Form  </w:t>
+              <w:t>Form</w:t>
+            </w:r>
+            <w:proofErr w:type="gramEnd"/>
+            <w:r>
+              <w:rPr>
+                <w:rFonts w:cs="Carlito"/>
+                <w:b/>
+                <w:sz w:val="20"/>
+              </w:rPr>
+              <w:t xml:space="preserve">  </w:t>
             </w:r>
             <w:r>
               <w:rPr>
@@ -19793,6 +22968,7 @@
             <w:pPr>
               <w:spacing w:after="0"/>
             </w:pPr>
+            <w:proofErr w:type="gramStart"/>
             <w:r>
               <w:rPr>
                 <w:rFonts w:cs="Carlito"/>
@@ -19815,7 +22991,16 @@
                 <w:color w:val="5A6080"/>
                 <w:sz w:val="19"/>
               </w:rPr>
-              <w:t>:focus-visible terlihat jelas dan kontras</w:t>
+              <w:t>:focus</w:t>
+            </w:r>
+            <w:proofErr w:type="gramEnd"/>
+            <w:r>
+              <w:rPr>
+                <w:rFonts w:cs="Carlito"/>
+                <w:color w:val="5A6080"/>
+                <w:sz w:val="19"/>
+              </w:rPr>
+              <w:t>-visible terlihat jelas dan kontras</w:t>
             </w:r>
           </w:p>
         </w:tc>
@@ -19850,6 +23035,7 @@
             <w:pPr>
               <w:spacing w:after="0"/>
             </w:pPr>
+            <w:proofErr w:type="gramStart"/>
             <w:r>
               <w:rPr>
                 <w:rFonts w:cs="Carlito"/>
@@ -19864,7 +23050,25 @@
                 <w:b/>
                 <w:sz w:val="20"/>
               </w:rPr>
-              <w:t xml:space="preserve">Isian tidak sah  </w:t>
+              <w:t>Isian</w:t>
+            </w:r>
+            <w:proofErr w:type="gramEnd"/>
+            <w:r>
+              <w:rPr>
+                <w:rFonts w:cs="Carlito"/>
+                <w:b/>
+                <w:sz w:val="20"/>
+              </w:rPr>
+              <w:t xml:space="preserve"> tidak </w:t>
+            </w:r>
+            <w:proofErr w:type="gramStart"/>
+            <w:r>
+              <w:rPr>
+                <w:rFonts w:cs="Carlito"/>
+                <w:b/>
+                <w:sz w:val="20"/>
+              </w:rPr>
+              <w:t xml:space="preserve">sah  </w:t>
             </w:r>
             <w:r>
               <w:rPr>
@@ -19872,8 +23076,27 @@
                 <w:color w:val="5A6080"/>
                 <w:sz w:val="19"/>
               </w:rPr>
-              <w:t>:user-invalid dipakai, bukan :invalid</w:t>
-            </w:r>
+              <w:t>:</w:t>
+            </w:r>
+            <w:proofErr w:type="gramEnd"/>
+            <w:r>
+              <w:rPr>
+                <w:rFonts w:cs="Carlito"/>
+                <w:color w:val="5A6080"/>
+                <w:sz w:val="19"/>
+              </w:rPr>
+              <w:t xml:space="preserve">user-invalid dipakai, </w:t>
+            </w:r>
+            <w:proofErr w:type="gramStart"/>
+            <w:r>
+              <w:rPr>
+                <w:rFonts w:cs="Carlito"/>
+                <w:color w:val="5A6080"/>
+                <w:sz w:val="19"/>
+              </w:rPr>
+              <w:t>bukan :invalid</w:t>
+            </w:r>
+            <w:proofErr w:type="gramEnd"/>
           </w:p>
         </w:tc>
       </w:tr>
@@ -19907,6 +23130,7 @@
             <w:pPr>
               <w:spacing w:after="0"/>
             </w:pPr>
+            <w:proofErr w:type="gramStart"/>
             <w:r>
               <w:rPr>
                 <w:rFonts w:cs="Carlito"/>
@@ -19921,7 +23145,25 @@
                 <w:b/>
                 <w:sz w:val="20"/>
               </w:rPr>
-              <w:t xml:space="preserve">Tema gelap  </w:t>
+              <w:t>Tema</w:t>
+            </w:r>
+            <w:proofErr w:type="gramEnd"/>
+            <w:r>
+              <w:rPr>
+                <w:rFonts w:cs="Carlito"/>
+                <w:b/>
+                <w:sz w:val="20"/>
+              </w:rPr>
+              <w:t xml:space="preserve"> </w:t>
+            </w:r>
+            <w:proofErr w:type="gramStart"/>
+            <w:r>
+              <w:rPr>
+                <w:rFonts w:cs="Carlito"/>
+                <w:b/>
+                <w:sz w:val="20"/>
+              </w:rPr>
+              <w:t xml:space="preserve">gelap  </w:t>
             </w:r>
             <w:r>
               <w:rPr>
@@ -19929,7 +23171,16 @@
                 <w:color w:val="5A6080"/>
                 <w:sz w:val="19"/>
               </w:rPr>
-              <w:t>berfungsi lewat prefers-color-scheme dan bisa ditimpa tombol</w:t>
+              <w:t>berfungsi</w:t>
+            </w:r>
+            <w:proofErr w:type="gramEnd"/>
+            <w:r>
+              <w:rPr>
+                <w:rFonts w:cs="Carlito"/>
+                <w:color w:val="5A6080"/>
+                <w:sz w:val="19"/>
+              </w:rPr>
+              <w:t xml:space="preserve"> lewat prefers-color-scheme dan bisa ditimpa tombol</w:t>
             </w:r>
           </w:p>
         </w:tc>
@@ -19964,6 +23215,7 @@
             <w:pPr>
               <w:spacing w:after="0"/>
             </w:pPr>
+            <w:proofErr w:type="gramStart"/>
             <w:r>
               <w:rPr>
                 <w:rFonts w:cs="Carlito"/>
@@ -19978,7 +23230,16 @@
                 <w:b/>
                 <w:sz w:val="20"/>
               </w:rPr>
-              <w:t xml:space="preserve">Kontras  </w:t>
+              <w:t>Kontras</w:t>
+            </w:r>
+            <w:proofErr w:type="gramEnd"/>
+            <w:r>
+              <w:rPr>
+                <w:rFonts w:cs="Carlito"/>
+                <w:b/>
+                <w:sz w:val="20"/>
+              </w:rPr>
+              <w:t xml:space="preserve">  </w:t>
             </w:r>
             <w:r>
               <w:rPr>
@@ -20021,6 +23282,7 @@
             <w:pPr>
               <w:spacing w:after="0"/>
             </w:pPr>
+            <w:proofErr w:type="gramStart"/>
             <w:r>
               <w:rPr>
                 <w:rFonts w:cs="Carlito"/>
@@ -20035,15 +23297,34 @@
                 <w:b/>
                 <w:sz w:val="20"/>
               </w:rPr>
-              <w:t xml:space="preserve">Kebersihan  </w:t>
-            </w:r>
+              <w:t>Kebersihan</w:t>
+            </w:r>
+            <w:proofErr w:type="gramEnd"/>
+            <w:r>
+              <w:rPr>
+                <w:rFonts w:cs="Carlito"/>
+                <w:b/>
+                <w:sz w:val="20"/>
+              </w:rPr>
+              <w:t xml:space="preserve">  </w:t>
+            </w:r>
+            <w:proofErr w:type="gramStart"/>
             <w:r>
               <w:rPr>
                 <w:rFonts w:cs="Carlito"/>
                 <w:color w:val="5A6080"/>
                 <w:sz w:val="19"/>
               </w:rPr>
-              <w:t>tanpa !important, tanpa gaya inline</w:t>
+              <w:t>tanpa !important</w:t>
+            </w:r>
+            <w:proofErr w:type="gramEnd"/>
+            <w:r>
+              <w:rPr>
+                <w:rFonts w:cs="Carlito"/>
+                <w:color w:val="5A6080"/>
+                <w:sz w:val="19"/>
+              </w:rPr>
+              <w:t>, tanpa gaya inline</w:t>
             </w:r>
           </w:p>
         </w:tc>
@@ -20076,23 +23357,29 @@
           </w:tcPr>
           <w:p>
             <w:pPr>
+              <w:pStyle w:val="ListParagraph"/>
+              <w:numPr>
+                <w:ilvl w:val="0"/>
+                <w:numId w:val="14"/>
+              </w:numPr>
               <w:spacing w:after="0"/>
             </w:pPr>
-            <w:r>
-              <w:rPr>
-                <w:rFonts w:cs="Carlito"/>
-                <w:color w:val="003796"/>
-                <w:sz w:val="22"/>
-              </w:rPr>
-              <w:t xml:space="preserve">☐  </w:t>
-            </w:r>
             <w:r>
               <w:rPr>
                 <w:rFonts w:cs="Carlito"/>
                 <w:b/>
                 <w:sz w:val="20"/>
               </w:rPr>
-              <w:t xml:space="preserve">Uji satu baris  </w:t>
+              <w:t xml:space="preserve">Uji satu </w:t>
+            </w:r>
+            <w:proofErr w:type="gramStart"/>
+            <w:r>
+              <w:rPr>
+                <w:rFonts w:cs="Carlito"/>
+                <w:b/>
+                <w:sz w:val="20"/>
+              </w:rPr>
+              <w:t xml:space="preserve">baris  </w:t>
             </w:r>
             <w:r>
               <w:rPr>
@@ -20100,7 +23387,16 @@
                 <w:color w:val="5A6080"/>
                 <w:sz w:val="19"/>
               </w:rPr>
-              <w:t>warna utama berubah dari satu baris di tokens.css</w:t>
+              <w:t>warna</w:t>
+            </w:r>
+            <w:proofErr w:type="gramEnd"/>
+            <w:r>
+              <w:rPr>
+                <w:rFonts w:cs="Carlito"/>
+                <w:color w:val="5A6080"/>
+                <w:sz w:val="19"/>
+              </w:rPr>
+              <w:t xml:space="preserve"> utama berubah dari satu baris di tokens.css</w:t>
             </w:r>
           </w:p>
         </w:tc>
@@ -20133,23 +23429,29 @@
           </w:tcPr>
           <w:p>
             <w:pPr>
+              <w:pStyle w:val="ListParagraph"/>
+              <w:numPr>
+                <w:ilvl w:val="0"/>
+                <w:numId w:val="13"/>
+              </w:numPr>
               <w:spacing w:after="0"/>
             </w:pPr>
-            <w:r>
-              <w:rPr>
-                <w:rFonts w:cs="Carlito"/>
-                <w:color w:val="003796"/>
-                <w:sz w:val="22"/>
-              </w:rPr>
-              <w:t xml:space="preserve">☐  </w:t>
-            </w:r>
             <w:r>
               <w:rPr>
                 <w:rFonts w:cs="Carlito"/>
                 <w:b/>
                 <w:sz w:val="20"/>
               </w:rPr>
-              <w:t xml:space="preserve">Pengungkapan AI  </w:t>
+              <w:t xml:space="preserve">Pengungkapan </w:t>
+            </w:r>
+            <w:proofErr w:type="gramStart"/>
+            <w:r>
+              <w:rPr>
+                <w:rFonts w:cs="Carlito"/>
+                <w:b/>
+                <w:sz w:val="20"/>
+              </w:rPr>
+              <w:t xml:space="preserve">AI  </w:t>
             </w:r>
             <w:r>
               <w:rPr>
@@ -20157,7 +23459,16 @@
                 <w:color w:val="5A6080"/>
                 <w:sz w:val="19"/>
               </w:rPr>
-              <w:t>README menyebutkan bagian mana yang dibantu AI</w:t>
+              <w:t>README</w:t>
+            </w:r>
+            <w:proofErr w:type="gramEnd"/>
+            <w:r>
+              <w:rPr>
+                <w:rFonts w:cs="Carlito"/>
+                <w:color w:val="5A6080"/>
+                <w:sz w:val="19"/>
+              </w:rPr>
+              <w:t xml:space="preserve"> menyebutkan bagian mana yang dibantu AI</w:t>
             </w:r>
           </w:p>
         </w:tc>
@@ -20190,16 +23501,14 @@
           </w:tcPr>
           <w:p>
             <w:pPr>
+              <w:pStyle w:val="ListParagraph"/>
+              <w:numPr>
+                <w:ilvl w:val="0"/>
+                <w:numId w:val="10"/>
+              </w:numPr>
               <w:spacing w:after="0"/>
             </w:pPr>
-            <w:r>
-              <w:rPr>
-                <w:rFonts w:cs="Carlito"/>
-                <w:color w:val="003796"/>
-                <w:sz w:val="22"/>
-              </w:rPr>
-              <w:t xml:space="preserve">☐  </w:t>
-            </w:r>
+            <w:proofErr w:type="gramStart"/>
             <w:r>
               <w:rPr>
                 <w:rFonts w:cs="Carlito"/>
@@ -20214,7 +23523,16 @@
                 <w:color w:val="5A6080"/>
                 <w:sz w:val="19"/>
               </w:rPr>
-              <w:t>tampilan ini rancangan saya sendiri, tidak menyalin teman</w:t>
+              <w:t>tampilan</w:t>
+            </w:r>
+            <w:proofErr w:type="gramEnd"/>
+            <w:r>
+              <w:rPr>
+                <w:rFonts w:cs="Carlito"/>
+                <w:color w:val="5A6080"/>
+                <w:sz w:val="19"/>
+              </w:rPr>
+              <w:t xml:space="preserve"> ini rancangan saya sendiri, tidak menyalin teman</w:t>
             </w:r>
           </w:p>
         </w:tc>
@@ -20508,7 +23826,23 @@
                 <w:rFonts w:cs="Carlito"/>
                 <w:sz w:val="19"/>
               </w:rPr>
-              <w:t>Kebersihan kode: urutan pemuatan, tanpa !important (10)</w:t>
+              <w:t xml:space="preserve">Kebersihan kode: urutan pemuatan, </w:t>
+            </w:r>
+            <w:proofErr w:type="gramStart"/>
+            <w:r>
+              <w:rPr>
+                <w:rFonts w:cs="Carlito"/>
+                <w:sz w:val="19"/>
+              </w:rPr>
+              <w:t>tanpa !important</w:t>
+            </w:r>
+            <w:proofErr w:type="gramEnd"/>
+            <w:r>
+              <w:rPr>
+                <w:rFonts w:cs="Carlito"/>
+                <w:sz w:val="19"/>
+              </w:rPr>
+              <w:t xml:space="preserve"> (10)</w:t>
             </w:r>
           </w:p>
         </w:tc>
@@ -20610,13 +23944,23 @@
             <w:pPr>
               <w:spacing w:before="40" w:after="40"/>
             </w:pPr>
+            <w:proofErr w:type="gramStart"/>
             <w:r>
               <w:rPr>
                 <w:rFonts w:cs="Carlito"/>
                 <w:b/>
                 <w:color w:val="FFFFFF"/>
               </w:rPr>
-              <w:t>▌  SIMPAN KE GIT — SETELAH LEMBAR G</w:t>
+              <w:t>▌  SIMPAN</w:t>
+            </w:r>
+            <w:proofErr w:type="gramEnd"/>
+            <w:r>
+              <w:rPr>
+                <w:rFonts w:cs="Carlito"/>
+                <w:b/>
+                <w:color w:val="FFFFFF"/>
+              </w:rPr>
+              <w:t xml:space="preserve"> KE GIT — SETELAH LEMBAR G</w:t>
             </w:r>
           </w:p>
         </w:tc>
@@ -20685,8 +24029,18 @@
                 <w:color w:val="E2E8F0"/>
                 <w:sz w:val="17"/>
               </w:rPr>
-              <w:t>git add .</w:t>
-            </w:r>
+              <w:t xml:space="preserve">git </w:t>
+            </w:r>
+            <w:proofErr w:type="gramStart"/>
+            <w:r>
+              <w:rPr>
+                <w:rFonts w:ascii="DejaVu Sans Mono" w:eastAsia="DejaVu Sans Mono" w:hAnsi="DejaVu Sans Mono" w:cs="DejaVu Sans Mono"/>
+                <w:color w:val="E2E8F0"/>
+                <w:sz w:val="17"/>
+              </w:rPr>
+              <w:t>add .</w:t>
+            </w:r>
+            <w:proofErr w:type="gramEnd"/>
           </w:p>
           <w:p>
             <w:pPr>
@@ -20807,6 +24161,7 @@
                 <w:color w:val="FFFFFF"/>
                 <w:sz w:val="22"/>
               </w:rPr>
+              <w:lastRenderedPageBreak/>
               <w:t>WORKSHEET</w:t>
             </w:r>
           </w:p>
@@ -20860,7 +24215,27 @@
                 <w:color w:val="003796"/>
                 <w:sz w:val="18"/>
               </w:rPr>
-              <w:t>Pertemuan 4  ·  CSS Fundamental dan Design Token</w:t>
+              <w:t xml:space="preserve">Pertemuan </w:t>
+            </w:r>
+            <w:proofErr w:type="gramStart"/>
+            <w:r>
+              <w:rPr>
+                <w:rFonts w:cs="Carlito"/>
+                <w:b/>
+                <w:color w:val="003796"/>
+                <w:sz w:val="18"/>
+              </w:rPr>
+              <w:t>4  ·</w:t>
+            </w:r>
+            <w:proofErr w:type="gramEnd"/>
+            <w:r>
+              <w:rPr>
+                <w:rFonts w:cs="Carlito"/>
+                <w:b/>
+                <w:color w:val="003796"/>
+                <w:sz w:val="18"/>
+              </w:rPr>
+              <w:t xml:space="preserve">  CSS Fundamental dan Design Token</w:t>
             </w:r>
           </w:p>
         </w:tc>
@@ -20899,13 +24274,23 @@
             <w:pPr>
               <w:spacing w:before="40" w:after="40"/>
             </w:pPr>
+            <w:proofErr w:type="gramStart"/>
             <w:r>
               <w:rPr>
                 <w:rFonts w:cs="Carlito"/>
                 <w:b/>
                 <w:color w:val="FFFFFF"/>
               </w:rPr>
-              <w:t>▌  RUBRIK PENILAIAN</w:t>
+              <w:t>▌  RUBRIK</w:t>
+            </w:r>
+            <w:proofErr w:type="gramEnd"/>
+            <w:r>
+              <w:rPr>
+                <w:rFonts w:cs="Carlito"/>
+                <w:b/>
+                <w:color w:val="FFFFFF"/>
+              </w:rPr>
+              <w:t xml:space="preserve"> PENILAIAN</w:t>
             </w:r>
             <w:r>
               <w:rPr>
@@ -21645,7 +25030,23 @@
                 <w:rFonts w:cs="Carlito"/>
                 <w:sz w:val="17"/>
               </w:rPr>
-              <w:t>Urutan pemuatan benar; tanpa !important dan tanpa gaya inline; nama token konsisten</w:t>
+              <w:t xml:space="preserve">Urutan pemuatan benar; </w:t>
+            </w:r>
+            <w:proofErr w:type="gramStart"/>
+            <w:r>
+              <w:rPr>
+                <w:rFonts w:cs="Carlito"/>
+                <w:sz w:val="17"/>
+              </w:rPr>
+              <w:t>tanpa !important</w:t>
+            </w:r>
+            <w:proofErr w:type="gramEnd"/>
+            <w:r>
+              <w:rPr>
+                <w:rFonts w:cs="Carlito"/>
+                <w:sz w:val="17"/>
+              </w:rPr>
+              <w:t xml:space="preserve"> dan tanpa gaya inline; nama token konsisten</w:t>
             </w:r>
           </w:p>
         </w:tc>
@@ -21668,7 +25069,23 @@
                 <w:rFonts w:cs="Carlito"/>
                 <w:sz w:val="17"/>
               </w:rPr>
-              <w:t>Ada satu atau dua !important atau gaya inline</w:t>
+              <w:t xml:space="preserve">Ada satu atau </w:t>
+            </w:r>
+            <w:proofErr w:type="gramStart"/>
+            <w:r>
+              <w:rPr>
+                <w:rFonts w:cs="Carlito"/>
+                <w:sz w:val="17"/>
+              </w:rPr>
+              <w:t>dua !important</w:t>
+            </w:r>
+            <w:proofErr w:type="gramEnd"/>
+            <w:r>
+              <w:rPr>
+                <w:rFonts w:cs="Carlito"/>
+                <w:sz w:val="17"/>
+              </w:rPr>
+              <w:t xml:space="preserve"> atau gaya inline</w:t>
             </w:r>
           </w:p>
         </w:tc>
@@ -21686,12 +25103,21 @@
             <w:pPr>
               <w:spacing w:before="20" w:after="20" w:line="252" w:lineRule="auto"/>
             </w:pPr>
-            <w:r>
-              <w:rPr>
-                <w:rFonts w:cs="Carlito"/>
-                <w:sz w:val="17"/>
-              </w:rPr>
-              <w:t>Banyak !important, urutan pemuatan salah, atau gaya inline tersebar</w:t>
+            <w:proofErr w:type="gramStart"/>
+            <w:r>
+              <w:rPr>
+                <w:rFonts w:cs="Carlito"/>
+                <w:sz w:val="17"/>
+              </w:rPr>
+              <w:t>Banyak !important</w:t>
+            </w:r>
+            <w:proofErr w:type="gramEnd"/>
+            <w:r>
+              <w:rPr>
+                <w:rFonts w:cs="Carlito"/>
+                <w:sz w:val="17"/>
+              </w:rPr>
+              <w:t>, urutan pemuatan salah, atau gaya inline tersebar</w:t>
             </w:r>
           </w:p>
         </w:tc>
@@ -21847,7 +25273,27 @@
                 <w:color w:val="003796"/>
                 <w:sz w:val="18"/>
               </w:rPr>
-              <w:t>Pertemuan 4  ·  CSS Fundamental dan Design Token</w:t>
+              <w:t xml:space="preserve">Pertemuan </w:t>
+            </w:r>
+            <w:proofErr w:type="gramStart"/>
+            <w:r>
+              <w:rPr>
+                <w:rFonts w:cs="Carlito"/>
+                <w:b/>
+                <w:color w:val="003796"/>
+                <w:sz w:val="18"/>
+              </w:rPr>
+              <w:t>4  ·</w:t>
+            </w:r>
+            <w:proofErr w:type="gramEnd"/>
+            <w:r>
+              <w:rPr>
+                <w:rFonts w:cs="Carlito"/>
+                <w:b/>
+                <w:color w:val="003796"/>
+                <w:sz w:val="18"/>
+              </w:rPr>
+              <w:t xml:space="preserve">  CSS Fundamental dan Design Token</w:t>
             </w:r>
           </w:p>
         </w:tc>
@@ -21886,13 +25332,23 @@
             <w:pPr>
               <w:spacing w:before="40" w:after="40"/>
             </w:pPr>
+            <w:proofErr w:type="gramStart"/>
             <w:r>
               <w:rPr>
                 <w:rFonts w:cs="Carlito"/>
                 <w:b/>
                 <w:color w:val="FFFFFF"/>
               </w:rPr>
-              <w:t>▌  RUJUKAN CEPAT PROPERTI</w:t>
+              <w:t>▌  RUJUKAN</w:t>
+            </w:r>
+            <w:proofErr w:type="gramEnd"/>
+            <w:r>
+              <w:rPr>
+                <w:rFonts w:cs="Carlito"/>
+                <w:b/>
+                <w:color w:val="FFFFFF"/>
+              </w:rPr>
+              <w:t xml:space="preserve"> CEPAT PROPERTI</w:t>
             </w:r>
             <w:r>
               <w:rPr>
@@ -22791,7 +26247,23 @@
                 <w:rFonts w:cs="Carlito"/>
                 <w:sz w:val="17"/>
               </w:rPr>
-              <w:t>rem, clamp()</w:t>
+              <w:t xml:space="preserve">rem, </w:t>
+            </w:r>
+            <w:proofErr w:type="gramStart"/>
+            <w:r>
+              <w:rPr>
+                <w:rFonts w:cs="Carlito"/>
+                <w:sz w:val="17"/>
+              </w:rPr>
+              <w:t>clamp(</w:t>
+            </w:r>
+            <w:proofErr w:type="gramEnd"/>
+            <w:r>
+              <w:rPr>
+                <w:rFonts w:cs="Carlito"/>
+                <w:sz w:val="17"/>
+              </w:rPr>
+              <w:t>)</w:t>
             </w:r>
           </w:p>
         </w:tc>
@@ -23066,12 +26538,21 @@
             <w:pPr>
               <w:spacing w:before="20" w:after="20" w:line="252" w:lineRule="auto"/>
             </w:pPr>
+            <w:proofErr w:type="gramStart"/>
             <w:r>
               <w:rPr>
                 <w:rFonts w:ascii="DejaVu Sans Mono" w:eastAsia="DejaVu Sans Mono" w:hAnsi="DejaVu Sans Mono" w:cs="DejaVu Sans Mono"/>
                 <w:sz w:val="15"/>
               </w:rPr>
-              <w:t>:focus-visible</w:t>
+              <w:t>:focus</w:t>
+            </w:r>
+            <w:proofErr w:type="gramEnd"/>
+            <w:r>
+              <w:rPr>
+                <w:rFonts w:ascii="DejaVu Sans Mono" w:eastAsia="DejaVu Sans Mono" w:hAnsi="DejaVu Sans Mono" w:cs="DejaVu Sans Mono"/>
+                <w:sz w:val="15"/>
+              </w:rPr>
+              <w:t>-visible</w:t>
             </w:r>
           </w:p>
         </w:tc>
@@ -23238,12 +26719,21 @@
             <w:pPr>
               <w:spacing w:before="20" w:after="20" w:line="252" w:lineRule="auto"/>
             </w:pPr>
-            <w:r>
-              <w:rPr>
-                <w:rFonts w:cs="Carlito"/>
-                <w:sz w:val="17"/>
-              </w:rPr>
-              <w:t>Diganti :invalid untuk memberi warna peringatan</w:t>
+            <w:proofErr w:type="gramStart"/>
+            <w:r>
+              <w:rPr>
+                <w:rFonts w:cs="Carlito"/>
+                <w:sz w:val="17"/>
+              </w:rPr>
+              <w:t>Diganti :invalid</w:t>
+            </w:r>
+            <w:proofErr w:type="gramEnd"/>
+            <w:r>
+              <w:rPr>
+                <w:rFonts w:cs="Carlito"/>
+                <w:sz w:val="17"/>
+              </w:rPr>
+              <w:t xml:space="preserve"> untuk memberi warna peringatan</w:t>
             </w:r>
           </w:p>
         </w:tc>
@@ -23268,12 +26758,21 @@
             <w:pPr>
               <w:spacing w:before="20" w:after="20" w:line="252" w:lineRule="auto"/>
             </w:pPr>
+            <w:proofErr w:type="gramStart"/>
             <w:r>
               <w:rPr>
                 <w:rFonts w:ascii="DejaVu Sans Mono" w:eastAsia="DejaVu Sans Mono" w:hAnsi="DejaVu Sans Mono" w:cs="DejaVu Sans Mono"/>
                 <w:sz w:val="15"/>
               </w:rPr>
-              <w:t>var(--token)</w:t>
+              <w:t>var(</w:t>
+            </w:r>
+            <w:proofErr w:type="gramEnd"/>
+            <w:r>
+              <w:rPr>
+                <w:rFonts w:ascii="DejaVu Sans Mono" w:eastAsia="DejaVu Sans Mono" w:hAnsi="DejaVu Sans Mono" w:cs="DejaVu Sans Mono"/>
+                <w:sz w:val="15"/>
+              </w:rPr>
+              <w:t>--token)</w:t>
             </w:r>
           </w:p>
         </w:tc>
@@ -23371,13 +26870,23 @@
             <w:pPr>
               <w:spacing w:before="40" w:after="40"/>
             </w:pPr>
+            <w:proofErr w:type="gramStart"/>
             <w:r>
               <w:rPr>
                 <w:rFonts w:cs="Carlito"/>
                 <w:b/>
                 <w:color w:val="FFFFFF"/>
               </w:rPr>
-              <w:t>▌  KALAU MACET</w:t>
+              <w:t>▌  KALAU</w:t>
+            </w:r>
+            <w:proofErr w:type="gramEnd"/>
+            <w:r>
+              <w:rPr>
+                <w:rFonts w:cs="Carlito"/>
+                <w:b/>
+                <w:color w:val="FFFFFF"/>
+              </w:rPr>
+              <w:t xml:space="preserve"> MACET</w:t>
             </w:r>
             <w:r>
               <w:rPr>
@@ -23775,7 +27284,23 @@
                 <w:rFonts w:cs="Carlito"/>
                 <w:sz w:val="17"/>
               </w:rPr>
-              <w:t>Masih ada nilai langsung di komponen, bukan var()</w:t>
+              <w:t xml:space="preserve">Masih ada nilai langsung di komponen, bukan </w:t>
+            </w:r>
+            <w:proofErr w:type="gramStart"/>
+            <w:r>
+              <w:rPr>
+                <w:rFonts w:cs="Carlito"/>
+                <w:sz w:val="17"/>
+              </w:rPr>
+              <w:t>var(</w:t>
+            </w:r>
+            <w:proofErr w:type="gramEnd"/>
+            <w:r>
+              <w:rPr>
+                <w:rFonts w:cs="Carlito"/>
+                <w:sz w:val="17"/>
+              </w:rPr>
+              <w:t>)</w:t>
             </w:r>
           </w:p>
         </w:tc>
@@ -23799,7 +27324,23 @@
                 <w:rFonts w:cs="Carlito"/>
                 <w:sz w:val="17"/>
               </w:rPr>
-              <w:t>Cari nilai hex itu di seluruh berkas CSS Anda (Ctrl+Shift+F di VS Code) dan ganti dengan var() yang tepat</w:t>
+              <w:t xml:space="preserve">Cari nilai hex itu di seluruh berkas CSS Anda (Ctrl+Shift+F di VS Code) dan ganti dengan </w:t>
+            </w:r>
+            <w:proofErr w:type="gramStart"/>
+            <w:r>
+              <w:rPr>
+                <w:rFonts w:cs="Carlito"/>
+                <w:sz w:val="17"/>
+              </w:rPr>
+              <w:t>var(</w:t>
+            </w:r>
+            <w:proofErr w:type="gramEnd"/>
+            <w:r>
+              <w:rPr>
+                <w:rFonts w:cs="Carlito"/>
+                <w:sz w:val="17"/>
+              </w:rPr>
+              <w:t>) yang tepat</w:t>
             </w:r>
           </w:p>
         </w:tc>
@@ -23954,7 +27495,39 @@
                 <w:rFonts w:cs="Carlito"/>
                 <w:sz w:val="17"/>
               </w:rPr>
-              <w:t>Pindahkan blok :root:has(#tema:checked) ke bawah blok media query</w:t>
+              <w:t xml:space="preserve">Pindahkan </w:t>
+            </w:r>
+            <w:proofErr w:type="gramStart"/>
+            <w:r>
+              <w:rPr>
+                <w:rFonts w:cs="Carlito"/>
+                <w:sz w:val="17"/>
+              </w:rPr>
+              <w:t>blok :root</w:t>
+            </w:r>
+            <w:proofErr w:type="gramEnd"/>
+            <w:r>
+              <w:rPr>
+                <w:rFonts w:cs="Carlito"/>
+                <w:sz w:val="17"/>
+              </w:rPr>
+              <w:t>:has(#</w:t>
+            </w:r>
+            <w:proofErr w:type="gramStart"/>
+            <w:r>
+              <w:rPr>
+                <w:rFonts w:cs="Carlito"/>
+                <w:sz w:val="17"/>
+              </w:rPr>
+              <w:t>tema:checked</w:t>
+            </w:r>
+            <w:proofErr w:type="gramEnd"/>
+            <w:r>
+              <w:rPr>
+                <w:rFonts w:cs="Carlito"/>
+                <w:sz w:val="17"/>
+              </w:rPr>
+              <w:t>) ke bawah blok media query</w:t>
             </w:r>
           </w:p>
         </w:tc>
@@ -24030,7 +27603,39 @@
                 <w:rFonts w:cs="Carlito"/>
                 <w:sz w:val="17"/>
               </w:rPr>
-              <w:t>Pastikan img { max-width: 100% } ada, dan ganti width tetap menjadi flex atau persen</w:t>
+              <w:t xml:space="preserve">Pastikan img </w:t>
+            </w:r>
+            <w:proofErr w:type="gramStart"/>
+            <w:r>
+              <w:rPr>
+                <w:rFonts w:cs="Carlito"/>
+                <w:sz w:val="17"/>
+              </w:rPr>
+              <w:t>{ max</w:t>
+            </w:r>
+            <w:proofErr w:type="gramEnd"/>
+            <w:r>
+              <w:rPr>
+                <w:rFonts w:cs="Carlito"/>
+                <w:sz w:val="17"/>
+              </w:rPr>
+              <w:t>-width: 100</w:t>
+            </w:r>
+            <w:proofErr w:type="gramStart"/>
+            <w:r>
+              <w:rPr>
+                <w:rFonts w:cs="Carlito"/>
+                <w:sz w:val="17"/>
+              </w:rPr>
+              <w:t>% }</w:t>
+            </w:r>
+            <w:proofErr w:type="gramEnd"/>
+            <w:r>
+              <w:rPr>
+                <w:rFonts w:cs="Carlito"/>
+                <w:sz w:val="17"/>
+              </w:rPr>
+              <w:t xml:space="preserve"> ada, dan ganti width tetap menjadi flex atau persen</w:t>
             </w:r>
           </w:p>
         </w:tc>
@@ -24109,7 +27714,39 @@
                 <w:rFonts w:cs="Carlito"/>
                 <w:sz w:val="17"/>
               </w:rPr>
-              <w:t>Pastikan * { margin: 0 } ada, lalu atur jarak dengan gap</w:t>
+              <w:t xml:space="preserve">Pastikan * </w:t>
+            </w:r>
+            <w:proofErr w:type="gramStart"/>
+            <w:r>
+              <w:rPr>
+                <w:rFonts w:cs="Carlito"/>
+                <w:sz w:val="17"/>
+              </w:rPr>
+              <w:t>{ margin</w:t>
+            </w:r>
+            <w:proofErr w:type="gramEnd"/>
+            <w:r>
+              <w:rPr>
+                <w:rFonts w:cs="Carlito"/>
+                <w:sz w:val="17"/>
+              </w:rPr>
+              <w:t xml:space="preserve">: </w:t>
+            </w:r>
+            <w:proofErr w:type="gramStart"/>
+            <w:r>
+              <w:rPr>
+                <w:rFonts w:cs="Carlito"/>
+                <w:sz w:val="17"/>
+              </w:rPr>
+              <w:t>0 }</w:t>
+            </w:r>
+            <w:proofErr w:type="gramEnd"/>
+            <w:r>
+              <w:rPr>
+                <w:rFonts w:cs="Carlito"/>
+                <w:sz w:val="17"/>
+              </w:rPr>
+              <w:t xml:space="preserve"> ada, lalu atur jarak dengan gap</w:t>
             </w:r>
           </w:p>
         </w:tc>
@@ -24259,12 +27896,21 @@
             <w:pPr>
               <w:spacing w:before="20" w:after="20" w:line="252" w:lineRule="auto"/>
             </w:pPr>
-            <w:r>
-              <w:rPr>
-                <w:rFonts w:cs="Carlito"/>
-                <w:sz w:val="17"/>
-              </w:rPr>
-              <w:t>Pasang :focus-visible dengan outline dan warna yang kontras terhadap latar</w:t>
+            <w:proofErr w:type="gramStart"/>
+            <w:r>
+              <w:rPr>
+                <w:rFonts w:cs="Carlito"/>
+                <w:sz w:val="17"/>
+              </w:rPr>
+              <w:t>Pasang :focus</w:t>
+            </w:r>
+            <w:proofErr w:type="gramEnd"/>
+            <w:r>
+              <w:rPr>
+                <w:rFonts w:cs="Carlito"/>
+                <w:sz w:val="17"/>
+              </w:rPr>
+              <w:t>-visible dengan outline dan warna yang kontras terhadap latar</w:t>
             </w:r>
           </w:p>
         </w:tc>
@@ -24623,7 +28269,79 @@
         <w:color w:val="5A6080"/>
         <w:sz w:val="15"/>
       </w:rPr>
-      <w:t xml:space="preserve">PABW 2026/2027  ·  Pertemuan 4  ·  CSS Fundamental dan Design Token  ·  Universitas Islam Indonesia  ·  halaman </w:t>
+      <w:t>PABW 2026/</w:t>
+    </w:r>
+    <w:proofErr w:type="gramStart"/>
+    <w:r>
+      <w:rPr>
+        <w:rFonts w:cs="Carlito"/>
+        <w:color w:val="5A6080"/>
+        <w:sz w:val="15"/>
+      </w:rPr>
+      <w:t>2027  ·</w:t>
+    </w:r>
+    <w:proofErr w:type="gramEnd"/>
+    <w:r>
+      <w:rPr>
+        <w:rFonts w:cs="Carlito"/>
+        <w:color w:val="5A6080"/>
+        <w:sz w:val="15"/>
+      </w:rPr>
+      <w:t xml:space="preserve">  Pertemuan </w:t>
+    </w:r>
+    <w:proofErr w:type="gramStart"/>
+    <w:r>
+      <w:rPr>
+        <w:rFonts w:cs="Carlito"/>
+        <w:color w:val="5A6080"/>
+        <w:sz w:val="15"/>
+      </w:rPr>
+      <w:t>4  ·</w:t>
+    </w:r>
+    <w:proofErr w:type="gramEnd"/>
+    <w:r>
+      <w:rPr>
+        <w:rFonts w:cs="Carlito"/>
+        <w:color w:val="5A6080"/>
+        <w:sz w:val="15"/>
+      </w:rPr>
+      <w:t xml:space="preserve">  CSS Fundamental dan Design </w:t>
+    </w:r>
+    <w:proofErr w:type="gramStart"/>
+    <w:r>
+      <w:rPr>
+        <w:rFonts w:cs="Carlito"/>
+        <w:color w:val="5A6080"/>
+        <w:sz w:val="15"/>
+      </w:rPr>
+      <w:t>Token  ·</w:t>
+    </w:r>
+    <w:proofErr w:type="gramEnd"/>
+    <w:r>
+      <w:rPr>
+        <w:rFonts w:cs="Carlito"/>
+        <w:color w:val="5A6080"/>
+        <w:sz w:val="15"/>
+      </w:rPr>
+      <w:t xml:space="preserve">  Universitas Islam </w:t>
+    </w:r>
+    <w:proofErr w:type="gramStart"/>
+    <w:r>
+      <w:rPr>
+        <w:rFonts w:cs="Carlito"/>
+        <w:color w:val="5A6080"/>
+        <w:sz w:val="15"/>
+      </w:rPr>
+      <w:t>Indonesia  ·</w:t>
+    </w:r>
+    <w:proofErr w:type="gramEnd"/>
+    <w:r>
+      <w:rPr>
+        <w:rFonts w:cs="Carlito"/>
+        <w:color w:val="5A6080"/>
+        <w:sz w:val="15"/>
+      </w:rPr>
+      <w:t xml:space="preserve">  halaman </w:t>
     </w:r>
     <w:r>
       <w:fldChar w:fldCharType="begin"/>
@@ -24851,6 +28569,119 @@
     </w:lvl>
   </w:abstractNum>
   <w:abstractNum w:abstractNumId="9" w15:restartNumberingAfterBreak="0">
+    <w:nsid w:val="00C400DB"/>
+    <w:multiLevelType w:val="hybridMultilevel"/>
+    <w:tmpl w:val="E79AB9EC"/>
+    <w:lvl w:ilvl="0" w:tplc="0409000D">
+      <w:start w:val="1"/>
+      <w:numFmt w:val="bullet"/>
+      <w:lvlText w:val=""/>
+      <w:lvlJc w:val="left"/>
+      <w:pPr>
+        <w:ind w:left="720" w:hanging="360"/>
+      </w:pPr>
+      <w:rPr>
+        <w:rFonts w:ascii="Wingdings" w:hAnsi="Wingdings" w:hint="default"/>
+      </w:rPr>
+    </w:lvl>
+    <w:lvl w:ilvl="1" w:tplc="04090003" w:tentative="1">
+      <w:start w:val="1"/>
+      <w:numFmt w:val="bullet"/>
+      <w:lvlText w:val="o"/>
+      <w:lvlJc w:val="left"/>
+      <w:pPr>
+        <w:ind w:left="1440" w:hanging="360"/>
+      </w:pPr>
+      <w:rPr>
+        <w:rFonts w:ascii="Courier New" w:hAnsi="Courier New" w:cs="Courier New" w:hint="default"/>
+      </w:rPr>
+    </w:lvl>
+    <w:lvl w:ilvl="2" w:tplc="04090005" w:tentative="1">
+      <w:start w:val="1"/>
+      <w:numFmt w:val="bullet"/>
+      <w:lvlText w:val=""/>
+      <w:lvlJc w:val="left"/>
+      <w:pPr>
+        <w:ind w:left="2160" w:hanging="360"/>
+      </w:pPr>
+      <w:rPr>
+        <w:rFonts w:ascii="Wingdings" w:hAnsi="Wingdings" w:hint="default"/>
+      </w:rPr>
+    </w:lvl>
+    <w:lvl w:ilvl="3" w:tplc="04090001" w:tentative="1">
+      <w:start w:val="1"/>
+      <w:numFmt w:val="bullet"/>
+      <w:lvlText w:val=""/>
+      <w:lvlJc w:val="left"/>
+      <w:pPr>
+        <w:ind w:left="2880" w:hanging="360"/>
+      </w:pPr>
+      <w:rPr>
+        <w:rFonts w:ascii="Symbol" w:hAnsi="Symbol" w:hint="default"/>
+      </w:rPr>
+    </w:lvl>
+    <w:lvl w:ilvl="4" w:tplc="04090003" w:tentative="1">
+      <w:start w:val="1"/>
+      <w:numFmt w:val="bullet"/>
+      <w:lvlText w:val="o"/>
+      <w:lvlJc w:val="left"/>
+      <w:pPr>
+        <w:ind w:left="3600" w:hanging="360"/>
+      </w:pPr>
+      <w:rPr>
+        <w:rFonts w:ascii="Courier New" w:hAnsi="Courier New" w:cs="Courier New" w:hint="default"/>
+      </w:rPr>
+    </w:lvl>
+    <w:lvl w:ilvl="5" w:tplc="04090005" w:tentative="1">
+      <w:start w:val="1"/>
+      <w:numFmt w:val="bullet"/>
+      <w:lvlText w:val=""/>
+      <w:lvlJc w:val="left"/>
+      <w:pPr>
+        <w:ind w:left="4320" w:hanging="360"/>
+      </w:pPr>
+      <w:rPr>
+        <w:rFonts w:ascii="Wingdings" w:hAnsi="Wingdings" w:hint="default"/>
+      </w:rPr>
+    </w:lvl>
+    <w:lvl w:ilvl="6" w:tplc="04090001" w:tentative="1">
+      <w:start w:val="1"/>
+      <w:numFmt w:val="bullet"/>
+      <w:lvlText w:val=""/>
+      <w:lvlJc w:val="left"/>
+      <w:pPr>
+        <w:ind w:left="5040" w:hanging="360"/>
+      </w:pPr>
+      <w:rPr>
+        <w:rFonts w:ascii="Symbol" w:hAnsi="Symbol" w:hint="default"/>
+      </w:rPr>
+    </w:lvl>
+    <w:lvl w:ilvl="7" w:tplc="04090003" w:tentative="1">
+      <w:start w:val="1"/>
+      <w:numFmt w:val="bullet"/>
+      <w:lvlText w:val="o"/>
+      <w:lvlJc w:val="left"/>
+      <w:pPr>
+        <w:ind w:left="5760" w:hanging="360"/>
+      </w:pPr>
+      <w:rPr>
+        <w:rFonts w:ascii="Courier New" w:hAnsi="Courier New" w:cs="Courier New" w:hint="default"/>
+      </w:rPr>
+    </w:lvl>
+    <w:lvl w:ilvl="8" w:tplc="04090005" w:tentative="1">
+      <w:start w:val="1"/>
+      <w:numFmt w:val="bullet"/>
+      <w:lvlText w:val=""/>
+      <w:lvlJc w:val="left"/>
+      <w:pPr>
+        <w:ind w:left="6480" w:hanging="360"/>
+      </w:pPr>
+      <w:rPr>
+        <w:rFonts w:ascii="Wingdings" w:hAnsi="Wingdings" w:hint="default"/>
+      </w:rPr>
+    </w:lvl>
+  </w:abstractNum>
+  <w:abstractNum w:abstractNumId="10" w15:restartNumberingAfterBreak="0">
     <w:nsid w:val="54271BCC"/>
     <w:multiLevelType w:val="hybridMultilevel"/>
     <w:tmpl w:val="517EB5B8"/>
@@ -24963,10 +28794,10 @@
       </w:rPr>
     </w:lvl>
   </w:abstractNum>
-  <w:abstractNum w:abstractNumId="10" w15:restartNumberingAfterBreak="0">
+  <w:abstractNum w:abstractNumId="11" w15:restartNumberingAfterBreak="0">
     <w:nsid w:val="5C8A6492"/>
     <w:multiLevelType w:val="hybridMultilevel"/>
-    <w:tmpl w:val="EFEA8F14"/>
+    <w:tmpl w:val="8AFA43A0"/>
     <w:lvl w:ilvl="0" w:tplc="0409000D">
       <w:start w:val="1"/>
       <w:numFmt w:val="bullet"/>
@@ -25076,10 +28907,123 @@
       </w:rPr>
     </w:lvl>
   </w:abstractNum>
-  <w:abstractNum w:abstractNumId="11" w15:restartNumberingAfterBreak="0">
+  <w:abstractNum w:abstractNumId="12" w15:restartNumberingAfterBreak="0">
     <w:nsid w:val="6F346FC3"/>
     <w:multiLevelType w:val="hybridMultilevel"/>
     <w:tmpl w:val="D4AC43CC"/>
+    <w:lvl w:ilvl="0" w:tplc="0409000D">
+      <w:start w:val="1"/>
+      <w:numFmt w:val="bullet"/>
+      <w:lvlText w:val=""/>
+      <w:lvlJc w:val="left"/>
+      <w:pPr>
+        <w:ind w:left="720" w:hanging="360"/>
+      </w:pPr>
+      <w:rPr>
+        <w:rFonts w:ascii="Wingdings" w:hAnsi="Wingdings" w:hint="default"/>
+      </w:rPr>
+    </w:lvl>
+    <w:lvl w:ilvl="1" w:tplc="04090003" w:tentative="1">
+      <w:start w:val="1"/>
+      <w:numFmt w:val="bullet"/>
+      <w:lvlText w:val="o"/>
+      <w:lvlJc w:val="left"/>
+      <w:pPr>
+        <w:ind w:left="1440" w:hanging="360"/>
+      </w:pPr>
+      <w:rPr>
+        <w:rFonts w:ascii="Courier New" w:hAnsi="Courier New" w:cs="Courier New" w:hint="default"/>
+      </w:rPr>
+    </w:lvl>
+    <w:lvl w:ilvl="2" w:tplc="04090005" w:tentative="1">
+      <w:start w:val="1"/>
+      <w:numFmt w:val="bullet"/>
+      <w:lvlText w:val=""/>
+      <w:lvlJc w:val="left"/>
+      <w:pPr>
+        <w:ind w:left="2160" w:hanging="360"/>
+      </w:pPr>
+      <w:rPr>
+        <w:rFonts w:ascii="Wingdings" w:hAnsi="Wingdings" w:hint="default"/>
+      </w:rPr>
+    </w:lvl>
+    <w:lvl w:ilvl="3" w:tplc="04090001" w:tentative="1">
+      <w:start w:val="1"/>
+      <w:numFmt w:val="bullet"/>
+      <w:lvlText w:val=""/>
+      <w:lvlJc w:val="left"/>
+      <w:pPr>
+        <w:ind w:left="2880" w:hanging="360"/>
+      </w:pPr>
+      <w:rPr>
+        <w:rFonts w:ascii="Symbol" w:hAnsi="Symbol" w:hint="default"/>
+      </w:rPr>
+    </w:lvl>
+    <w:lvl w:ilvl="4" w:tplc="04090003" w:tentative="1">
+      <w:start w:val="1"/>
+      <w:numFmt w:val="bullet"/>
+      <w:lvlText w:val="o"/>
+      <w:lvlJc w:val="left"/>
+      <w:pPr>
+        <w:ind w:left="3600" w:hanging="360"/>
+      </w:pPr>
+      <w:rPr>
+        <w:rFonts w:ascii="Courier New" w:hAnsi="Courier New" w:cs="Courier New" w:hint="default"/>
+      </w:rPr>
+    </w:lvl>
+    <w:lvl w:ilvl="5" w:tplc="04090005" w:tentative="1">
+      <w:start w:val="1"/>
+      <w:numFmt w:val="bullet"/>
+      <w:lvlText w:val=""/>
+      <w:lvlJc w:val="left"/>
+      <w:pPr>
+        <w:ind w:left="4320" w:hanging="360"/>
+      </w:pPr>
+      <w:rPr>
+        <w:rFonts w:ascii="Wingdings" w:hAnsi="Wingdings" w:hint="default"/>
+      </w:rPr>
+    </w:lvl>
+    <w:lvl w:ilvl="6" w:tplc="04090001" w:tentative="1">
+      <w:start w:val="1"/>
+      <w:numFmt w:val="bullet"/>
+      <w:lvlText w:val=""/>
+      <w:lvlJc w:val="left"/>
+      <w:pPr>
+        <w:ind w:left="5040" w:hanging="360"/>
+      </w:pPr>
+      <w:rPr>
+        <w:rFonts w:ascii="Symbol" w:hAnsi="Symbol" w:hint="default"/>
+      </w:rPr>
+    </w:lvl>
+    <w:lvl w:ilvl="7" w:tplc="04090003" w:tentative="1">
+      <w:start w:val="1"/>
+      <w:numFmt w:val="bullet"/>
+      <w:lvlText w:val="o"/>
+      <w:lvlJc w:val="left"/>
+      <w:pPr>
+        <w:ind w:left="5760" w:hanging="360"/>
+      </w:pPr>
+      <w:rPr>
+        <w:rFonts w:ascii="Courier New" w:hAnsi="Courier New" w:cs="Courier New" w:hint="default"/>
+      </w:rPr>
+    </w:lvl>
+    <w:lvl w:ilvl="8" w:tplc="04090005" w:tentative="1">
+      <w:start w:val="1"/>
+      <w:numFmt w:val="bullet"/>
+      <w:lvlText w:val=""/>
+      <w:lvlJc w:val="left"/>
+      <w:pPr>
+        <w:ind w:left="6480" w:hanging="360"/>
+      </w:pPr>
+      <w:rPr>
+        <w:rFonts w:ascii="Wingdings" w:hAnsi="Wingdings" w:hint="default"/>
+      </w:rPr>
+    </w:lvl>
+  </w:abstractNum>
+  <w:abstractNum w:abstractNumId="13" w15:restartNumberingAfterBreak="0">
+    <w:nsid w:val="774E3AF9"/>
+    <w:multiLevelType w:val="hybridMultilevel"/>
+    <w:tmpl w:val="5AE0A818"/>
     <w:lvl w:ilvl="0" w:tplc="0409000D">
       <w:start w:val="1"/>
       <w:numFmt w:val="bullet"/>
@@ -25217,13 +29161,19 @@
     <w:abstractNumId w:val="0"/>
   </w:num>
   <w:num w:numId="10" w16cid:durableId="28724674">
+    <w:abstractNumId w:val="11"/>
+  </w:num>
+  <w:num w:numId="11" w16cid:durableId="62408410">
     <w:abstractNumId w:val="10"/>
   </w:num>
-  <w:num w:numId="11" w16cid:durableId="62408410">
+  <w:num w:numId="12" w16cid:durableId="1229418649">
+    <w:abstractNumId w:val="12"/>
+  </w:num>
+  <w:num w:numId="13" w16cid:durableId="815221410">
+    <w:abstractNumId w:val="13"/>
+  </w:num>
+  <w:num w:numId="14" w16cid:durableId="753010684">
     <w:abstractNumId w:val="9"/>
-  </w:num>
-  <w:num w:numId="12" w16cid:durableId="1229418649">
-    <w:abstractNumId w:val="11"/>
   </w:num>
 </w:numbering>
 </file>

--- a/Pertemuan 4/NURRAHMATIA - - 4. Worksheet_PABW_Pertemuan4.docx
+++ b/Pertemuan 4/NURRAHMATIA - - 4. Worksheet_PABW_Pertemuan4.docx
@@ -89,27 +89,7 @@
                 <w:color w:val="003796"/>
                 <w:sz w:val="18"/>
               </w:rPr>
-              <w:t xml:space="preserve">Pertemuan </w:t>
-            </w:r>
-            <w:proofErr w:type="gramStart"/>
-            <w:r>
-              <w:rPr>
-                <w:rFonts w:cs="Carlito"/>
-                <w:b/>
-                <w:color w:val="003796"/>
-                <w:sz w:val="18"/>
-              </w:rPr>
-              <w:t>4  ·</w:t>
-            </w:r>
-            <w:proofErr w:type="gramEnd"/>
-            <w:r>
-              <w:rPr>
-                <w:rFonts w:cs="Carlito"/>
-                <w:b/>
-                <w:color w:val="003796"/>
-                <w:sz w:val="18"/>
-              </w:rPr>
-              <w:t xml:space="preserve">  CSS Fundamental dan Design Token</w:t>
+              <w:t>Pertemuan 4  ·  CSS Fundamental dan Design Token</w:t>
             </w:r>
           </w:p>
         </w:tc>
@@ -142,47 +122,7 @@
           <w:color w:val="5A6080"/>
           <w:sz w:val="18"/>
         </w:rPr>
-        <w:t xml:space="preserve">Pengembangan Aplikasi Berbasis </w:t>
-      </w:r>
-      <w:proofErr w:type="gramStart"/>
-      <w:r>
-        <w:rPr>
-          <w:rFonts w:cs="Carlito"/>
-          <w:i/>
-          <w:color w:val="5A6080"/>
-          <w:sz w:val="18"/>
-        </w:rPr>
-        <w:t>Web  ·</w:t>
-      </w:r>
-      <w:proofErr w:type="gramEnd"/>
-      <w:r>
-        <w:rPr>
-          <w:rFonts w:cs="Carlito"/>
-          <w:i/>
-          <w:color w:val="5A6080"/>
-          <w:sz w:val="18"/>
-        </w:rPr>
-        <w:t xml:space="preserve">  SIF</w:t>
-      </w:r>
-      <w:proofErr w:type="gramStart"/>
-      <w:r>
-        <w:rPr>
-          <w:rFonts w:cs="Carlito"/>
-          <w:i/>
-          <w:color w:val="5A6080"/>
-          <w:sz w:val="18"/>
-        </w:rPr>
-        <w:t>302  ·</w:t>
-      </w:r>
-      <w:proofErr w:type="gramEnd"/>
-      <w:r>
-        <w:rPr>
-          <w:rFonts w:cs="Carlito"/>
-          <w:i/>
-          <w:color w:val="5A6080"/>
-          <w:sz w:val="18"/>
-        </w:rPr>
-        <w:t xml:space="preserve">  Semester Gasal 2026/2027</w:t>
+        <w:t>Pengembangan Aplikasi Berbasis Web  ·  SIF302  ·  Semester Gasal 2026/2027</w:t>
       </w:r>
     </w:p>
     <w:tbl>
@@ -610,23 +550,7 @@
                 <w:rFonts w:cs="Carlito"/>
                 <w:sz w:val="19"/>
               </w:rPr>
-              <w:t xml:space="preserve">5. Tidak ada gaya inline, tidak </w:t>
-            </w:r>
-            <w:proofErr w:type="gramStart"/>
-            <w:r>
-              <w:rPr>
-                <w:rFonts w:cs="Carlito"/>
-                <w:sz w:val="19"/>
-              </w:rPr>
-              <w:t>ada !important</w:t>
-            </w:r>
-            <w:proofErr w:type="gramEnd"/>
-            <w:r>
-              <w:rPr>
-                <w:rFonts w:cs="Carlito"/>
-                <w:sz w:val="19"/>
-              </w:rPr>
-              <w:t>, urutan pemuatan CSS benar.</w:t>
+              <w:t>5. Tidak ada gaya inline, tidak ada !important, urutan pemuatan CSS benar.</w:t>
             </w:r>
           </w:p>
         </w:tc>
@@ -878,23 +802,7 @@
                 <w:rFonts w:cs="Carlito"/>
                 <w:sz w:val="19"/>
               </w:rPr>
-              <w:t xml:space="preserve">profil.html dari Pertemuan 3, disalin ke folder worksheet-p4/. </w:t>
-            </w:r>
-            <w:proofErr w:type="gramStart"/>
-            <w:r>
-              <w:rPr>
-                <w:rFonts w:cs="Carlito"/>
-                <w:sz w:val="19"/>
-              </w:rPr>
-              <w:t>Plus</w:t>
-            </w:r>
-            <w:proofErr w:type="gramEnd"/>
-            <w:r>
-              <w:rPr>
-                <w:rFonts w:cs="Carlito"/>
-                <w:sz w:val="19"/>
-              </w:rPr>
-              <w:t xml:space="preserve"> satu berkas gambar yang sudah Anda pakai di P3.</w:t>
+              <w:t>profil.html dari Pertemuan 3, disalin ke folder worksheet-p4/. Plus satu berkas gambar yang sudah Anda pakai di P3.</w:t>
             </w:r>
           </w:p>
         </w:tc>
@@ -1999,27 +1907,7 @@
                 <w:color w:val="003796"/>
                 <w:sz w:val="18"/>
               </w:rPr>
-              <w:t xml:space="preserve">Pertemuan </w:t>
-            </w:r>
-            <w:proofErr w:type="gramStart"/>
-            <w:r>
-              <w:rPr>
-                <w:rFonts w:cs="Carlito"/>
-                <w:b/>
-                <w:color w:val="003796"/>
-                <w:sz w:val="18"/>
-              </w:rPr>
-              <w:t>4  ·</w:t>
-            </w:r>
-            <w:proofErr w:type="gramEnd"/>
-            <w:r>
-              <w:rPr>
-                <w:rFonts w:cs="Carlito"/>
-                <w:b/>
-                <w:color w:val="003796"/>
-                <w:sz w:val="18"/>
-              </w:rPr>
-              <w:t xml:space="preserve">  CSS Fundamental dan Design Token</w:t>
+              <w:t>Pertemuan 4  ·  CSS Fundamental dan Design Token</w:t>
             </w:r>
           </w:p>
         </w:tc>
@@ -2058,23 +1946,13 @@
             <w:pPr>
               <w:spacing w:before="40" w:after="40"/>
             </w:pPr>
-            <w:proofErr w:type="gramStart"/>
             <w:r>
               <w:rPr>
                 <w:rFonts w:cs="Carlito"/>
                 <w:b/>
                 <w:color w:val="FFFFFF"/>
               </w:rPr>
-              <w:t>▌  PUTUSKAN</w:t>
-            </w:r>
-            <w:proofErr w:type="gramEnd"/>
-            <w:r>
-              <w:rPr>
-                <w:rFonts w:cs="Carlito"/>
-                <w:b/>
-                <w:color w:val="FFFFFF"/>
-              </w:rPr>
-              <w:t xml:space="preserve"> NILAINYA LEBIH DULU, TULIS KODENYA KEMUDIAN</w:t>
+              <w:t>▌  PUTUSKAN NILAINYA LEBIH DULU, TULIS KODENYA KEMUDIAN</w:t>
             </w:r>
           </w:p>
         </w:tc>
@@ -2099,7 +1977,6 @@
         <w:keepNext/>
         <w:spacing w:before="160" w:after="60"/>
       </w:pPr>
-      <w:proofErr w:type="gramStart"/>
       <w:r>
         <w:rPr>
           <w:rFonts w:cs="Carlito"/>
@@ -2108,7 +1985,6 @@
         </w:rPr>
         <w:t>A.1  Warna</w:t>
       </w:r>
-      <w:proofErr w:type="gramEnd"/>
     </w:p>
     <w:p>
       <w:r>
@@ -2994,23 +2870,13 @@
         <w:keepNext/>
         <w:spacing w:before="160" w:after="60"/>
       </w:pPr>
-      <w:proofErr w:type="gramStart"/>
       <w:r>
         <w:rPr>
           <w:rFonts w:cs="Carlito"/>
           <w:b/>
           <w:color w:val="003796"/>
         </w:rPr>
-        <w:t>A.2  Jarak</w:t>
-      </w:r>
-      <w:proofErr w:type="gramEnd"/>
-      <w:r>
-        <w:rPr>
-          <w:rFonts w:cs="Carlito"/>
-          <w:b/>
-          <w:color w:val="003796"/>
-        </w:rPr>
-        <w:t>, sudut, bayangan, dan ukuran huruf</w:t>
+        <w:t>A.2  Jarak, sudut, bayangan, dan ukuran huruf</w:t>
       </w:r>
     </w:p>
     <w:p>
@@ -3882,23 +3748,7 @@
                 <w:rFonts w:cs="Carlito"/>
                 <w:sz w:val="18"/>
               </w:rPr>
-              <w:t xml:space="preserve">0 1px 3px </w:t>
-            </w:r>
-            <w:proofErr w:type="gramStart"/>
-            <w:r>
-              <w:rPr>
-                <w:rFonts w:cs="Carlito"/>
-                <w:sz w:val="18"/>
-              </w:rPr>
-              <w:t>rgba(</w:t>
-            </w:r>
-            <w:proofErr w:type="gramEnd"/>
-            <w:r>
-              <w:rPr>
-                <w:rFonts w:cs="Carlito"/>
-                <w:sz w:val="18"/>
-              </w:rPr>
-              <w:t>0,0,0,.10)</w:t>
+              <w:t>0 1px 3px rgba(0,0,0,.10)</w:t>
             </w:r>
           </w:p>
         </w:tc>
@@ -4367,23 +4217,13 @@
         <w:keepNext/>
         <w:spacing w:before="160" w:after="60"/>
       </w:pPr>
-      <w:proofErr w:type="gramStart"/>
       <w:r>
         <w:rPr>
           <w:rFonts w:cs="Carlito"/>
           <w:b/>
           <w:color w:val="003796"/>
         </w:rPr>
-        <w:t>A.3  Uji</w:t>
-      </w:r>
-      <w:proofErr w:type="gramEnd"/>
-      <w:r>
-        <w:rPr>
-          <w:rFonts w:cs="Carlito"/>
-          <w:b/>
-          <w:color w:val="003796"/>
-        </w:rPr>
-        <w:t xml:space="preserve"> satu baris — inilah ukuran keberhasilan hari ini</w:t>
+        <w:t>A.3  Uji satu baris — inilah ukuran keberhasilan hari ini</w:t>
       </w:r>
     </w:p>
     <w:tbl>
@@ -4451,23 +4291,13 @@
         <w:keepNext/>
         <w:spacing w:before="160" w:after="60"/>
       </w:pPr>
-      <w:proofErr w:type="gramStart"/>
       <w:r>
         <w:rPr>
           <w:rFonts w:cs="Carlito"/>
           <w:b/>
           <w:color w:val="003796"/>
         </w:rPr>
-        <w:t>A.4  Tuliskan</w:t>
-      </w:r>
-      <w:proofErr w:type="gramEnd"/>
-      <w:r>
-        <w:rPr>
-          <w:rFonts w:cs="Carlito"/>
-          <w:b/>
-          <w:color w:val="003796"/>
-        </w:rPr>
-        <w:t xml:space="preserve"> rencana itu ke README repositori Anda</w:t>
+        <w:t>A.4  Tuliskan rencana itu ke README repositori Anda</w:t>
       </w:r>
     </w:p>
     <w:p>
@@ -5133,23 +4963,13 @@
             <w:pPr>
               <w:spacing w:before="40" w:after="40"/>
             </w:pPr>
-            <w:proofErr w:type="gramStart"/>
             <w:r>
               <w:rPr>
                 <w:rFonts w:cs="Carlito"/>
                 <w:b/>
                 <w:color w:val="FFFFFF"/>
               </w:rPr>
-              <w:t>▌  SIMPAN</w:t>
-            </w:r>
-            <w:proofErr w:type="gramEnd"/>
-            <w:r>
-              <w:rPr>
-                <w:rFonts w:cs="Carlito"/>
-                <w:b/>
-                <w:color w:val="FFFFFF"/>
-              </w:rPr>
-              <w:t xml:space="preserve"> KE GIT — SETELAH LEMBAR A</w:t>
+              <w:t>▌  SIMPAN KE GIT — SETELAH LEMBAR A</w:t>
             </w:r>
           </w:p>
         </w:tc>
@@ -5218,18 +5038,8 @@
                 <w:color w:val="E2E8F0"/>
                 <w:sz w:val="17"/>
               </w:rPr>
-              <w:t xml:space="preserve">git </w:t>
-            </w:r>
-            <w:proofErr w:type="gramStart"/>
-            <w:r>
-              <w:rPr>
-                <w:rFonts w:ascii="DejaVu Sans Mono" w:eastAsia="DejaVu Sans Mono" w:hAnsi="DejaVu Sans Mono" w:cs="DejaVu Sans Mono"/>
-                <w:color w:val="E2E8F0"/>
-                <w:sz w:val="17"/>
-              </w:rPr>
-              <w:t>add .</w:t>
-            </w:r>
-            <w:proofErr w:type="gramEnd"/>
+              <w:t>git add .</w:t>
+            </w:r>
           </w:p>
           <w:p>
             <w:pPr>
@@ -5409,27 +5219,7 @@
                 <w:color w:val="003796"/>
                 <w:sz w:val="18"/>
               </w:rPr>
-              <w:t xml:space="preserve">Pertemuan </w:t>
-            </w:r>
-            <w:proofErr w:type="gramStart"/>
-            <w:r>
-              <w:rPr>
-                <w:rFonts w:cs="Carlito"/>
-                <w:b/>
-                <w:color w:val="003796"/>
-                <w:sz w:val="18"/>
-              </w:rPr>
-              <w:t>4  ·</w:t>
-            </w:r>
-            <w:proofErr w:type="gramEnd"/>
-            <w:r>
-              <w:rPr>
-                <w:rFonts w:cs="Carlito"/>
-                <w:b/>
-                <w:color w:val="003796"/>
-                <w:sz w:val="18"/>
-              </w:rPr>
-              <w:t xml:space="preserve">  CSS Fundamental dan Design Token</w:t>
+              <w:t>Pertemuan 4  ·  CSS Fundamental dan Design Token</w:t>
             </w:r>
           </w:p>
         </w:tc>
@@ -5468,23 +5258,13 @@
             <w:pPr>
               <w:spacing w:before="40" w:after="40"/>
             </w:pPr>
-            <w:proofErr w:type="gramStart"/>
             <w:r>
               <w:rPr>
                 <w:rFonts w:cs="Carlito"/>
                 <w:b/>
                 <w:color w:val="FFFFFF"/>
               </w:rPr>
-              <w:t>▌  BERKAS</w:t>
-            </w:r>
-            <w:proofErr w:type="gramEnd"/>
-            <w:r>
-              <w:rPr>
-                <w:rFonts w:cs="Carlito"/>
-                <w:b/>
-                <w:color w:val="FFFFFF"/>
-              </w:rPr>
-              <w:t xml:space="preserve"> GAYA PERTAMA: TEMPAT SEMUA NILAI BERKUMPUL</w:t>
+              <w:t>▌  BERKAS GAYA PERTAMA: TEMPAT SEMUA NILAI BERKUMPUL</w:t>
             </w:r>
           </w:p>
         </w:tc>
@@ -5500,23 +5280,13 @@
         <w:keepNext/>
         <w:spacing w:before="160" w:after="60"/>
       </w:pPr>
-      <w:proofErr w:type="gramStart"/>
       <w:r>
         <w:rPr>
           <w:rFonts w:cs="Carlito"/>
           <w:b/>
           <w:color w:val="003796"/>
         </w:rPr>
-        <w:t>B.1  Siapkan</w:t>
-      </w:r>
-      <w:proofErr w:type="gramEnd"/>
-      <w:r>
-        <w:rPr>
-          <w:rFonts w:cs="Carlito"/>
-          <w:b/>
-          <w:color w:val="003796"/>
-        </w:rPr>
-        <w:t xml:space="preserve"> folder pertemuan ini</w:t>
+        <w:t>B.1  Siapkan folder pertemuan ini</w:t>
       </w:r>
     </w:p>
     <w:p>
@@ -5724,23 +5494,7 @@
           <w:rFonts w:cs="Carlito"/>
           <w:sz w:val="20"/>
         </w:rPr>
-        <w:t>Bila nama berkas gambar Anda bukan gambar-</w:t>
-      </w:r>
-      <w:proofErr w:type="gramStart"/>
-      <w:r>
-        <w:rPr>
-          <w:rFonts w:cs="Carlito"/>
-          <w:sz w:val="20"/>
-        </w:rPr>
-        <w:t>saya.webp</w:t>
-      </w:r>
-      <w:proofErr w:type="gramEnd"/>
-      <w:r>
-        <w:rPr>
-          <w:rFonts w:cs="Carlito"/>
-          <w:sz w:val="20"/>
-        </w:rPr>
-        <w:t>, sesuaikan perintah keduanya. Nama berkas gambar harus sama persis dengan yang tertulis di atribut src pada profil.html, termasuk huruf besar-kecilnya.</w:t>
+        <w:t>Bila nama berkas gambar Anda bukan gambar-saya.webp, sesuaikan perintah keduanya. Nama berkas gambar harus sama persis dengan yang tertulis di atribut src pada profil.html, termasuk huruf besar-kecilnya.</w:t>
       </w:r>
     </w:p>
     <w:tbl>
@@ -5979,23 +5733,13 @@
         <w:keepNext/>
         <w:spacing w:before="160" w:after="60"/>
       </w:pPr>
-      <w:proofErr w:type="gramStart"/>
       <w:r>
         <w:rPr>
           <w:rFonts w:cs="Carlito"/>
           <w:b/>
           <w:color w:val="003796"/>
         </w:rPr>
-        <w:t>B.2  Tulis</w:t>
-      </w:r>
-      <w:proofErr w:type="gramEnd"/>
-      <w:r>
-        <w:rPr>
-          <w:rFonts w:cs="Carlito"/>
-          <w:b/>
-          <w:color w:val="003796"/>
-        </w:rPr>
-        <w:t xml:space="preserve"> tokens.css dalam dua lapis</w:t>
+        <w:t>B.2  Tulis tokens.css dalam dua lapis</w:t>
       </w:r>
     </w:p>
     <w:p>
@@ -6064,23 +5808,26 @@
             <w:pPr>
               <w:spacing w:after="0" w:line="240" w:lineRule="auto"/>
             </w:pPr>
-            <w:proofErr w:type="gramStart"/>
             <w:r>
               <w:rPr>
                 <w:rFonts w:ascii="DejaVu Sans Mono" w:eastAsia="DejaVu Sans Mono" w:hAnsi="DejaVu Sans Mono" w:cs="DejaVu Sans Mono"/>
                 <w:color w:val="E2E8F0"/>
                 <w:sz w:val="17"/>
               </w:rPr>
-              <w:t>:root</w:t>
-            </w:r>
-            <w:proofErr w:type="gramEnd"/>
+              <w:t>:root {</w:t>
+            </w:r>
+          </w:p>
+          <w:p>
+            <w:pPr>
+              <w:spacing w:after="0" w:line="240" w:lineRule="auto"/>
+            </w:pPr>
             <w:r>
               <w:rPr>
                 <w:rFonts w:ascii="DejaVu Sans Mono" w:eastAsia="DejaVu Sans Mono" w:hAnsi="DejaVu Sans Mono" w:cs="DejaVu Sans Mono"/>
                 <w:color w:val="E2E8F0"/>
                 <w:sz w:val="17"/>
               </w:rPr>
-              <w:t xml:space="preserve"> {</w:t>
+              <w:t xml:space="preserve">  --blue-700:  #1D3A8C;</w:t>
             </w:r>
           </w:p>
           <w:p>
@@ -6093,7 +5840,7 @@
                 <w:color w:val="E2E8F0"/>
                 <w:sz w:val="17"/>
               </w:rPr>
-              <w:t xml:space="preserve">  --blue-700:  #1D3A8C;</w:t>
+              <w:t xml:space="preserve">  --blue-500:  #2563EB;</w:t>
             </w:r>
           </w:p>
           <w:p>
@@ -6106,7 +5853,7 @@
                 <w:color w:val="E2E8F0"/>
                 <w:sz w:val="17"/>
               </w:rPr>
-              <w:t xml:space="preserve">  --blue-500:  #2563EB;</w:t>
+              <w:t xml:space="preserve">  --gray-50:   #F8FAFC;</w:t>
             </w:r>
           </w:p>
           <w:p>
@@ -6119,7 +5866,7 @@
                 <w:color w:val="E2E8F0"/>
                 <w:sz w:val="17"/>
               </w:rPr>
-              <w:t xml:space="preserve">  --gray-50:   #F8FAFC;</w:t>
+              <w:t xml:space="preserve">  --gray-900:  #0F172A;</w:t>
             </w:r>
           </w:p>
           <w:p>
@@ -6132,7 +5879,7 @@
                 <w:color w:val="E2E8F0"/>
                 <w:sz w:val="17"/>
               </w:rPr>
-              <w:t xml:space="preserve">  --gray-900:  #0F172A;</w:t>
+              <w:t xml:space="preserve"> </w:t>
             </w:r>
           </w:p>
           <w:p>
@@ -6145,7 +5892,7 @@
                 <w:color w:val="E2E8F0"/>
                 <w:sz w:val="17"/>
               </w:rPr>
-              <w:t xml:space="preserve"> </w:t>
+              <w:t xml:space="preserve">  --space-1: 0.25rem;</w:t>
             </w:r>
           </w:p>
           <w:p>
@@ -6158,7 +5905,7 @@
                 <w:color w:val="E2E8F0"/>
                 <w:sz w:val="17"/>
               </w:rPr>
-              <w:t xml:space="preserve">  --space-1: 0.25rem;</w:t>
+              <w:t xml:space="preserve">  --space-2: 0.5rem;</w:t>
             </w:r>
           </w:p>
           <w:p>
@@ -6171,7 +5918,7 @@
                 <w:color w:val="E2E8F0"/>
                 <w:sz w:val="17"/>
               </w:rPr>
-              <w:t xml:space="preserve">  --space-2: 0.5rem;</w:t>
+              <w:t xml:space="preserve">  --space-3: 0.75rem;</w:t>
             </w:r>
           </w:p>
           <w:p>
@@ -6184,7 +5931,7 @@
                 <w:color w:val="E2E8F0"/>
                 <w:sz w:val="17"/>
               </w:rPr>
-              <w:t xml:space="preserve">  --space-3: 0.75rem;</w:t>
+              <w:t xml:space="preserve">  --space-4: 1rem;</w:t>
             </w:r>
           </w:p>
           <w:p>
@@ -6197,7 +5944,7 @@
                 <w:color w:val="E2E8F0"/>
                 <w:sz w:val="17"/>
               </w:rPr>
-              <w:t xml:space="preserve">  --space-4: 1rem;</w:t>
+              <w:t xml:space="preserve">  --space-6: 1.5rem;</w:t>
             </w:r>
           </w:p>
           <w:p>
@@ -6210,7 +5957,7 @@
                 <w:color w:val="E2E8F0"/>
                 <w:sz w:val="17"/>
               </w:rPr>
-              <w:t xml:space="preserve">  --space-6: 1.5rem;</w:t>
+              <w:t xml:space="preserve"> </w:t>
             </w:r>
           </w:p>
           <w:p>
@@ -6223,7 +5970,7 @@
                 <w:color w:val="E2E8F0"/>
                 <w:sz w:val="17"/>
               </w:rPr>
-              <w:t xml:space="preserve"> </w:t>
+              <w:t xml:space="preserve">  --radius-md: 0.5rem;</w:t>
             </w:r>
           </w:p>
           <w:p>
@@ -6236,7 +5983,7 @@
                 <w:color w:val="E2E8F0"/>
                 <w:sz w:val="17"/>
               </w:rPr>
-              <w:t xml:space="preserve">  --radius-md: 0.5rem;</w:t>
+              <w:t xml:space="preserve">  --shadow-1:  0 1px 3px rgba(0, 0, 0, .10);</w:t>
             </w:r>
           </w:p>
           <w:p>
@@ -6249,25 +5996,33 @@
                 <w:color w:val="E2E8F0"/>
                 <w:sz w:val="17"/>
               </w:rPr>
-              <w:t xml:space="preserve">  --shadow-1:  0 1px 3px </w:t>
-            </w:r>
-            <w:proofErr w:type="gramStart"/>
+              <w:t xml:space="preserve"> </w:t>
+            </w:r>
+          </w:p>
+          <w:p>
+            <w:pPr>
+              <w:spacing w:after="0" w:line="240" w:lineRule="auto"/>
+            </w:pPr>
             <w:r>
               <w:rPr>
                 <w:rFonts w:ascii="DejaVu Sans Mono" w:eastAsia="DejaVu Sans Mono" w:hAnsi="DejaVu Sans Mono" w:cs="DejaVu Sans Mono"/>
                 <w:color w:val="E2E8F0"/>
                 <w:sz w:val="17"/>
               </w:rPr>
-              <w:t>rgba(</w:t>
-            </w:r>
-            <w:proofErr w:type="gramEnd"/>
+              <w:t xml:space="preserve">  --text-sm:  0.875rem;</w:t>
+            </w:r>
+          </w:p>
+          <w:p>
+            <w:pPr>
+              <w:spacing w:after="0" w:line="240" w:lineRule="auto"/>
+            </w:pPr>
             <w:r>
               <w:rPr>
                 <w:rFonts w:ascii="DejaVu Sans Mono" w:eastAsia="DejaVu Sans Mono" w:hAnsi="DejaVu Sans Mono" w:cs="DejaVu Sans Mono"/>
                 <w:color w:val="E2E8F0"/>
                 <w:sz w:val="17"/>
               </w:rPr>
-              <w:t>0, 0, 0, .10);</w:t>
+              <w:t xml:space="preserve">  --text-md:  1rem;</w:t>
             </w:r>
           </w:p>
           <w:p>
@@ -6280,7 +6035,7 @@
                 <w:color w:val="E2E8F0"/>
                 <w:sz w:val="17"/>
               </w:rPr>
-              <w:t xml:space="preserve"> </w:t>
+              <w:t xml:space="preserve">  --text-xl:  1.5rem;</w:t>
             </w:r>
           </w:p>
           <w:p>
@@ -6293,7 +6048,7 @@
                 <w:color w:val="E2E8F0"/>
                 <w:sz w:val="17"/>
               </w:rPr>
-              <w:t xml:space="preserve">  --text-sm:  0.875rem;</w:t>
+              <w:t xml:space="preserve">  --text-3xl: 2.25rem;</w:t>
             </w:r>
           </w:p>
           <w:p>
@@ -6306,7 +6061,7 @@
                 <w:color w:val="E2E8F0"/>
                 <w:sz w:val="17"/>
               </w:rPr>
-              <w:t xml:space="preserve">  --text-md:  1rem;</w:t>
+              <w:t>}</w:t>
             </w:r>
           </w:p>
           <w:p>
@@ -6319,7 +6074,7 @@
                 <w:color w:val="E2E8F0"/>
                 <w:sz w:val="17"/>
               </w:rPr>
-              <w:t xml:space="preserve">  --text-xl:  1.5rem;</w:t>
+              <w:t xml:space="preserve"> </w:t>
             </w:r>
           </w:p>
           <w:p>
@@ -6332,7 +6087,7 @@
                 <w:color w:val="E2E8F0"/>
                 <w:sz w:val="17"/>
               </w:rPr>
-              <w:t xml:space="preserve">  --text-3xl: 2.25rem;</w:t>
+              <w:t>/* LAPIS 2 — semantik: peran. Isinya mengacu ke lapis 1. */</w:t>
             </w:r>
           </w:p>
           <w:p>
@@ -6345,7 +6100,7 @@
                 <w:color w:val="E2E8F0"/>
                 <w:sz w:val="17"/>
               </w:rPr>
-              <w:t>}</w:t>
+              <w:t>:root {</w:t>
             </w:r>
           </w:p>
           <w:p>
@@ -6358,7 +6113,7 @@
                 <w:color w:val="E2E8F0"/>
                 <w:sz w:val="17"/>
               </w:rPr>
-              <w:t xml:space="preserve"> </w:t>
+              <w:t xml:space="preserve">  --color-bg:       var(--gray-50);</w:t>
             </w:r>
           </w:p>
           <w:p>
@@ -6371,30 +6126,33 @@
                 <w:color w:val="E2E8F0"/>
                 <w:sz w:val="17"/>
               </w:rPr>
-              <w:t>/* LAPIS 2 — semantik: peran. Isinya mengacu ke lapis 1. */</w:t>
+              <w:t xml:space="preserve">  --color-fg:       var(--gray-900);</w:t>
             </w:r>
           </w:p>
           <w:p>
             <w:pPr>
               <w:spacing w:after="0" w:line="240" w:lineRule="auto"/>
             </w:pPr>
-            <w:proofErr w:type="gramStart"/>
             <w:r>
               <w:rPr>
                 <w:rFonts w:ascii="DejaVu Sans Mono" w:eastAsia="DejaVu Sans Mono" w:hAnsi="DejaVu Sans Mono" w:cs="DejaVu Sans Mono"/>
                 <w:color w:val="E2E8F0"/>
                 <w:sz w:val="17"/>
               </w:rPr>
-              <w:t>:root</w:t>
-            </w:r>
-            <w:proofErr w:type="gramEnd"/>
+              <w:t xml:space="preserve">  --color-surface:  #FFFFFF;</w:t>
+            </w:r>
+          </w:p>
+          <w:p>
+            <w:pPr>
+              <w:spacing w:after="0" w:line="240" w:lineRule="auto"/>
+            </w:pPr>
             <w:r>
               <w:rPr>
                 <w:rFonts w:ascii="DejaVu Sans Mono" w:eastAsia="DejaVu Sans Mono" w:hAnsi="DejaVu Sans Mono" w:cs="DejaVu Sans Mono"/>
                 <w:color w:val="E2E8F0"/>
                 <w:sz w:val="17"/>
               </w:rPr>
-              <w:t xml:space="preserve"> {</w:t>
+              <w:t xml:space="preserve">  --color-border:   #D1D5DB;</w:t>
             </w:r>
           </w:p>
           <w:p>
@@ -6407,25 +6165,33 @@
                 <w:color w:val="E2E8F0"/>
                 <w:sz w:val="17"/>
               </w:rPr>
-              <w:t xml:space="preserve">  --color-bg:       </w:t>
-            </w:r>
-            <w:proofErr w:type="gramStart"/>
+              <w:t xml:space="preserve">  --color-primary:  var(--blue-700);</w:t>
+            </w:r>
+          </w:p>
+          <w:p>
+            <w:pPr>
+              <w:spacing w:after="0" w:line="240" w:lineRule="auto"/>
+            </w:pPr>
             <w:r>
               <w:rPr>
                 <w:rFonts w:ascii="DejaVu Sans Mono" w:eastAsia="DejaVu Sans Mono" w:hAnsi="DejaVu Sans Mono" w:cs="DejaVu Sans Mono"/>
                 <w:color w:val="E2E8F0"/>
                 <w:sz w:val="17"/>
               </w:rPr>
-              <w:t>var(</w:t>
-            </w:r>
-            <w:proofErr w:type="gramEnd"/>
+              <w:t xml:space="preserve">  --color-danger:   #B00020;</w:t>
+            </w:r>
+          </w:p>
+          <w:p>
+            <w:pPr>
+              <w:spacing w:after="0" w:line="240" w:lineRule="auto"/>
+            </w:pPr>
             <w:r>
               <w:rPr>
                 <w:rFonts w:ascii="DejaVu Sans Mono" w:eastAsia="DejaVu Sans Mono" w:hAnsi="DejaVu Sans Mono" w:cs="DejaVu Sans Mono"/>
                 <w:color w:val="E2E8F0"/>
                 <w:sz w:val="17"/>
               </w:rPr>
-              <w:t>--gray-50);</w:t>
+              <w:t xml:space="preserve">  --color-focus:    var(--blue-500);</w:t>
             </w:r>
           </w:p>
           <w:p>
@@ -6438,201 +6204,33 @@
                 <w:color w:val="E2E8F0"/>
                 <w:sz w:val="17"/>
               </w:rPr>
-              <w:t xml:space="preserve">  --color-fg:       </w:t>
-            </w:r>
-            <w:proofErr w:type="gramStart"/>
+              <w:t xml:space="preserve"> </w:t>
+            </w:r>
+          </w:p>
+          <w:p>
+            <w:pPr>
+              <w:spacing w:after="0" w:line="240" w:lineRule="auto"/>
+            </w:pPr>
             <w:r>
               <w:rPr>
                 <w:rFonts w:ascii="DejaVu Sans Mono" w:eastAsia="DejaVu Sans Mono" w:hAnsi="DejaVu Sans Mono" w:cs="DejaVu Sans Mono"/>
                 <w:color w:val="E2E8F0"/>
                 <w:sz w:val="17"/>
               </w:rPr>
-              <w:t>var(</w:t>
-            </w:r>
-            <w:proofErr w:type="gramEnd"/>
+              <w:t xml:space="preserve">  --card-pad:       var(--space-4);</w:t>
+            </w:r>
+          </w:p>
+          <w:p>
+            <w:pPr>
+              <w:spacing w:after="0" w:line="240" w:lineRule="auto"/>
+            </w:pPr>
             <w:r>
               <w:rPr>
                 <w:rFonts w:ascii="DejaVu Sans Mono" w:eastAsia="DejaVu Sans Mono" w:hAnsi="DejaVu Sans Mono" w:cs="DejaVu Sans Mono"/>
                 <w:color w:val="E2E8F0"/>
                 <w:sz w:val="17"/>
               </w:rPr>
-              <w:t>--gray-900);</w:t>
-            </w:r>
-          </w:p>
-          <w:p>
-            <w:pPr>
-              <w:spacing w:after="0" w:line="240" w:lineRule="auto"/>
-            </w:pPr>
-            <w:r>
-              <w:rPr>
-                <w:rFonts w:ascii="DejaVu Sans Mono" w:eastAsia="DejaVu Sans Mono" w:hAnsi="DejaVu Sans Mono" w:cs="DejaVu Sans Mono"/>
-                <w:color w:val="E2E8F0"/>
-                <w:sz w:val="17"/>
-              </w:rPr>
-              <w:t xml:space="preserve">  --color-surface:  #FFFFFF;</w:t>
-            </w:r>
-          </w:p>
-          <w:p>
-            <w:pPr>
-              <w:spacing w:after="0" w:line="240" w:lineRule="auto"/>
-            </w:pPr>
-            <w:r>
-              <w:rPr>
-                <w:rFonts w:ascii="DejaVu Sans Mono" w:eastAsia="DejaVu Sans Mono" w:hAnsi="DejaVu Sans Mono" w:cs="DejaVu Sans Mono"/>
-                <w:color w:val="E2E8F0"/>
-                <w:sz w:val="17"/>
-              </w:rPr>
-              <w:t xml:space="preserve">  --color-border:   #D1D5DB;</w:t>
-            </w:r>
-          </w:p>
-          <w:p>
-            <w:pPr>
-              <w:spacing w:after="0" w:line="240" w:lineRule="auto"/>
-            </w:pPr>
-            <w:r>
-              <w:rPr>
-                <w:rFonts w:ascii="DejaVu Sans Mono" w:eastAsia="DejaVu Sans Mono" w:hAnsi="DejaVu Sans Mono" w:cs="DejaVu Sans Mono"/>
-                <w:color w:val="E2E8F0"/>
-                <w:sz w:val="17"/>
-              </w:rPr>
-              <w:t xml:space="preserve">  --color-primary:  </w:t>
-            </w:r>
-            <w:proofErr w:type="gramStart"/>
-            <w:r>
-              <w:rPr>
-                <w:rFonts w:ascii="DejaVu Sans Mono" w:eastAsia="DejaVu Sans Mono" w:hAnsi="DejaVu Sans Mono" w:cs="DejaVu Sans Mono"/>
-                <w:color w:val="E2E8F0"/>
-                <w:sz w:val="17"/>
-              </w:rPr>
-              <w:t>var(</w:t>
-            </w:r>
-            <w:proofErr w:type="gramEnd"/>
-            <w:r>
-              <w:rPr>
-                <w:rFonts w:ascii="DejaVu Sans Mono" w:eastAsia="DejaVu Sans Mono" w:hAnsi="DejaVu Sans Mono" w:cs="DejaVu Sans Mono"/>
-                <w:color w:val="E2E8F0"/>
-                <w:sz w:val="17"/>
-              </w:rPr>
-              <w:t>--blue-700);</w:t>
-            </w:r>
-          </w:p>
-          <w:p>
-            <w:pPr>
-              <w:spacing w:after="0" w:line="240" w:lineRule="auto"/>
-            </w:pPr>
-            <w:r>
-              <w:rPr>
-                <w:rFonts w:ascii="DejaVu Sans Mono" w:eastAsia="DejaVu Sans Mono" w:hAnsi="DejaVu Sans Mono" w:cs="DejaVu Sans Mono"/>
-                <w:color w:val="E2E8F0"/>
-                <w:sz w:val="17"/>
-              </w:rPr>
-              <w:t xml:space="preserve">  --color-danger:   #B00020;</w:t>
-            </w:r>
-          </w:p>
-          <w:p>
-            <w:pPr>
-              <w:spacing w:after="0" w:line="240" w:lineRule="auto"/>
-            </w:pPr>
-            <w:r>
-              <w:rPr>
-                <w:rFonts w:ascii="DejaVu Sans Mono" w:eastAsia="DejaVu Sans Mono" w:hAnsi="DejaVu Sans Mono" w:cs="DejaVu Sans Mono"/>
-                <w:color w:val="E2E8F0"/>
-                <w:sz w:val="17"/>
-              </w:rPr>
-              <w:t xml:space="preserve">  --color-focus:    </w:t>
-            </w:r>
-            <w:proofErr w:type="gramStart"/>
-            <w:r>
-              <w:rPr>
-                <w:rFonts w:ascii="DejaVu Sans Mono" w:eastAsia="DejaVu Sans Mono" w:hAnsi="DejaVu Sans Mono" w:cs="DejaVu Sans Mono"/>
-                <w:color w:val="E2E8F0"/>
-                <w:sz w:val="17"/>
-              </w:rPr>
-              <w:t>var(</w:t>
-            </w:r>
-            <w:proofErr w:type="gramEnd"/>
-            <w:r>
-              <w:rPr>
-                <w:rFonts w:ascii="DejaVu Sans Mono" w:eastAsia="DejaVu Sans Mono" w:hAnsi="DejaVu Sans Mono" w:cs="DejaVu Sans Mono"/>
-                <w:color w:val="E2E8F0"/>
-                <w:sz w:val="17"/>
-              </w:rPr>
-              <w:t>--blue-500);</w:t>
-            </w:r>
-          </w:p>
-          <w:p>
-            <w:pPr>
-              <w:spacing w:after="0" w:line="240" w:lineRule="auto"/>
-            </w:pPr>
-            <w:r>
-              <w:rPr>
-                <w:rFonts w:ascii="DejaVu Sans Mono" w:eastAsia="DejaVu Sans Mono" w:hAnsi="DejaVu Sans Mono" w:cs="DejaVu Sans Mono"/>
-                <w:color w:val="E2E8F0"/>
-                <w:sz w:val="17"/>
-              </w:rPr>
-              <w:t xml:space="preserve"> </w:t>
-            </w:r>
-          </w:p>
-          <w:p>
-            <w:pPr>
-              <w:spacing w:after="0" w:line="240" w:lineRule="auto"/>
-            </w:pPr>
-            <w:r>
-              <w:rPr>
-                <w:rFonts w:ascii="DejaVu Sans Mono" w:eastAsia="DejaVu Sans Mono" w:hAnsi="DejaVu Sans Mono" w:cs="DejaVu Sans Mono"/>
-                <w:color w:val="E2E8F0"/>
-                <w:sz w:val="17"/>
-              </w:rPr>
-              <w:t xml:space="preserve">  --card-pad:       </w:t>
-            </w:r>
-            <w:proofErr w:type="gramStart"/>
-            <w:r>
-              <w:rPr>
-                <w:rFonts w:ascii="DejaVu Sans Mono" w:eastAsia="DejaVu Sans Mono" w:hAnsi="DejaVu Sans Mono" w:cs="DejaVu Sans Mono"/>
-                <w:color w:val="E2E8F0"/>
-                <w:sz w:val="17"/>
-              </w:rPr>
-              <w:t>var(</w:t>
-            </w:r>
-            <w:proofErr w:type="gramEnd"/>
-            <w:r>
-              <w:rPr>
-                <w:rFonts w:ascii="DejaVu Sans Mono" w:eastAsia="DejaVu Sans Mono" w:hAnsi="DejaVu Sans Mono" w:cs="DejaVu Sans Mono"/>
-                <w:color w:val="E2E8F0"/>
-                <w:sz w:val="17"/>
-              </w:rPr>
-              <w:t>--space-4);</w:t>
-            </w:r>
-          </w:p>
-          <w:p>
-            <w:pPr>
-              <w:spacing w:after="0" w:line="240" w:lineRule="auto"/>
-            </w:pPr>
-            <w:r>
-              <w:rPr>
-                <w:rFonts w:ascii="DejaVu Sans Mono" w:eastAsia="DejaVu Sans Mono" w:hAnsi="DejaVu Sans Mono" w:cs="DejaVu Sans Mono"/>
-                <w:color w:val="E2E8F0"/>
-                <w:sz w:val="17"/>
-              </w:rPr>
-              <w:t xml:space="preserve">  --section-gap:    </w:t>
-            </w:r>
-            <w:proofErr w:type="gramStart"/>
-            <w:r>
-              <w:rPr>
-                <w:rFonts w:ascii="DejaVu Sans Mono" w:eastAsia="DejaVu Sans Mono" w:hAnsi="DejaVu Sans Mono" w:cs="DejaVu Sans Mono"/>
-                <w:color w:val="E2E8F0"/>
-                <w:sz w:val="17"/>
-              </w:rPr>
-              <w:t>var(</w:t>
-            </w:r>
-            <w:proofErr w:type="gramEnd"/>
-            <w:r>
-              <w:rPr>
-                <w:rFonts w:ascii="DejaVu Sans Mono" w:eastAsia="DejaVu Sans Mono" w:hAnsi="DejaVu Sans Mono" w:cs="DejaVu Sans Mono"/>
-                <w:color w:val="E2E8F0"/>
-                <w:sz w:val="17"/>
-              </w:rPr>
-              <w:t>--space-6);</w:t>
+              <w:t xml:space="preserve">  --section-gap:    var(--space-6);</w:t>
             </w:r>
           </w:p>
           <w:p>
@@ -6696,61 +6294,7 @@
                 <w:color w:val="1A1A2E"/>
                 <w:sz w:val="20"/>
               </w:rPr>
-              <w:t xml:space="preserve">Nilai di atas hanya contoh. Yang tidak boleh berubah adalah bentuknya: dua </w:t>
-            </w:r>
-            <w:proofErr w:type="gramStart"/>
-            <w:r>
-              <w:rPr>
-                <w:rFonts w:cs="Carlito"/>
-                <w:color w:val="1A1A2E"/>
-                <w:sz w:val="20"/>
-              </w:rPr>
-              <w:t>blok :root</w:t>
-            </w:r>
-            <w:proofErr w:type="gramEnd"/>
-            <w:r>
-              <w:rPr>
-                <w:rFonts w:cs="Carlito"/>
-                <w:color w:val="1A1A2E"/>
-                <w:sz w:val="20"/>
-              </w:rPr>
-              <w:t xml:space="preserve">, lapis primitif lebih dulu, lapis semantik sesudahnya. Komponen nanti hanya menyebut nama di lapis kedua — misalnya background: </w:t>
-            </w:r>
-            <w:proofErr w:type="gramStart"/>
-            <w:r>
-              <w:rPr>
-                <w:rFonts w:cs="Carlito"/>
-                <w:color w:val="1A1A2E"/>
-                <w:sz w:val="20"/>
-              </w:rPr>
-              <w:t>var(</w:t>
-            </w:r>
-            <w:proofErr w:type="gramEnd"/>
-            <w:r>
-              <w:rPr>
-                <w:rFonts w:cs="Carlito"/>
-                <w:color w:val="1A1A2E"/>
-                <w:sz w:val="20"/>
-              </w:rPr>
-              <w:t xml:space="preserve">--color-surface), bukan #FFFFFF, dan bukan </w:t>
-            </w:r>
-            <w:proofErr w:type="gramStart"/>
-            <w:r>
-              <w:rPr>
-                <w:rFonts w:cs="Carlito"/>
-                <w:color w:val="1A1A2E"/>
-                <w:sz w:val="20"/>
-              </w:rPr>
-              <w:t>var(</w:t>
-            </w:r>
-            <w:proofErr w:type="gramEnd"/>
-            <w:r>
-              <w:rPr>
-                <w:rFonts w:cs="Carlito"/>
-                <w:color w:val="1A1A2E"/>
-                <w:sz w:val="20"/>
-              </w:rPr>
-              <w:t>--gray-50).</w:t>
+              <w:t>Nilai di atas hanya contoh. Yang tidak boleh berubah adalah bentuknya: dua blok :root, lapis primitif lebih dulu, lapis semantik sesudahnya. Komponen nanti hanya menyebut nama di lapis kedua — misalnya background: var(--color-surface), bukan #FFFFFF, dan bukan var(--gray-50).</w:t>
             </w:r>
           </w:p>
         </w:tc>
@@ -6766,23 +6310,13 @@
         <w:keepNext/>
         <w:spacing w:before="160" w:after="60"/>
       </w:pPr>
-      <w:proofErr w:type="gramStart"/>
       <w:r>
         <w:rPr>
           <w:rFonts w:cs="Carlito"/>
           <w:b/>
           <w:color w:val="003796"/>
         </w:rPr>
-        <w:t>B.3  Muat</w:t>
-      </w:r>
-      <w:proofErr w:type="gramEnd"/>
-      <w:r>
-        <w:rPr>
-          <w:rFonts w:cs="Carlito"/>
-          <w:b/>
-          <w:color w:val="003796"/>
-        </w:rPr>
-        <w:t xml:space="preserve"> keempat berkas dari &lt;head&gt;</w:t>
+        <w:t>B.3  Muat keempat berkas dari &lt;head&gt;</w:t>
       </w:r>
     </w:p>
     <w:p>
@@ -6908,25 +6442,7 @@
                 <w:color w:val="7DD3FC"/>
                 <w:sz w:val="17"/>
               </w:rPr>
-              <w:t xml:space="preserve">  </w:t>
-            </w:r>
-            <w:proofErr w:type="gramStart"/>
-            <w:r>
-              <w:rPr>
-                <w:rFonts w:ascii="DejaVu Sans Mono" w:eastAsia="DejaVu Sans Mono" w:hAnsi="DejaVu Sans Mono" w:cs="DejaVu Sans Mono"/>
-                <w:color w:val="7DD3FC"/>
-                <w:sz w:val="17"/>
-              </w:rPr>
-              <w:t>&lt;!--</w:t>
-            </w:r>
-            <w:proofErr w:type="gramEnd"/>
-            <w:r>
-              <w:rPr>
-                <w:rFonts w:ascii="DejaVu Sans Mono" w:eastAsia="DejaVu Sans Mono" w:hAnsi="DejaVu Sans Mono" w:cs="DejaVu Sans Mono"/>
-                <w:color w:val="7DD3FC"/>
-                <w:sz w:val="17"/>
-              </w:rPr>
-              <w:t xml:space="preserve"> urutan ini yang benar: token -&gt; dasar -&gt; tata letak -&gt; komponen -&gt; tema --&gt;</w:t>
+              <w:t xml:space="preserve">  &lt;!-- urutan ini yang benar: token -&gt; dasar -&gt; tata letak -&gt; komponen -&gt; tema --&gt;</w:t>
             </w:r>
           </w:p>
           <w:p>
@@ -7541,23 +7057,13 @@
         <w:keepNext/>
         <w:spacing w:before="160" w:after="60"/>
       </w:pPr>
-      <w:proofErr w:type="gramStart"/>
       <w:r>
         <w:rPr>
           <w:rFonts w:cs="Carlito"/>
           <w:b/>
           <w:color w:val="003796"/>
         </w:rPr>
-        <w:t>B.4  Periksa</w:t>
-      </w:r>
-      <w:proofErr w:type="gramEnd"/>
-      <w:r>
-        <w:rPr>
-          <w:rFonts w:cs="Carlito"/>
-          <w:b/>
-          <w:color w:val="003796"/>
-        </w:rPr>
-        <w:t xml:space="preserve"> bahwa gaya benar-benar termuat</w:t>
+        <w:t>B.4  Periksa bahwa gaya benar-benar termuat</w:t>
       </w:r>
     </w:p>
     <w:p>
@@ -7838,17 +7344,8 @@
                 <w:rFonts w:cs="Carlito"/>
                 <w:sz w:val="19"/>
               </w:rPr>
-              <w:t xml:space="preserve">DevTools → Elements </w:t>
-            </w:r>
-            <w:proofErr w:type="gramStart"/>
-            <w:r>
-              <w:rPr>
-                <w:rFonts w:cs="Carlito"/>
-                <w:sz w:val="19"/>
-              </w:rPr>
-              <w:t>→ :root</w:t>
-            </w:r>
-            <w:proofErr w:type="gramEnd"/>
+              <w:t>DevTools → Elements → :root</w:t>
+            </w:r>
           </w:p>
         </w:tc>
         <w:tc>
@@ -7969,23 +7466,13 @@
             <w:pPr>
               <w:spacing w:before="40" w:after="40"/>
             </w:pPr>
-            <w:proofErr w:type="gramStart"/>
             <w:r>
               <w:rPr>
                 <w:rFonts w:cs="Carlito"/>
                 <w:b/>
                 <w:color w:val="FFFFFF"/>
               </w:rPr>
-              <w:t>▌  SIMPAN</w:t>
-            </w:r>
-            <w:proofErr w:type="gramEnd"/>
-            <w:r>
-              <w:rPr>
-                <w:rFonts w:cs="Carlito"/>
-                <w:b/>
-                <w:color w:val="FFFFFF"/>
-              </w:rPr>
-              <w:t xml:space="preserve"> KE GIT — SETELAH LEMBAR B</w:t>
+              <w:t>▌  SIMPAN KE GIT — SETELAH LEMBAR B</w:t>
             </w:r>
           </w:p>
         </w:tc>
@@ -8054,18 +7541,8 @@
                 <w:color w:val="E2E8F0"/>
                 <w:sz w:val="17"/>
               </w:rPr>
-              <w:t xml:space="preserve">git </w:t>
-            </w:r>
-            <w:proofErr w:type="gramStart"/>
-            <w:r>
-              <w:rPr>
-                <w:rFonts w:ascii="DejaVu Sans Mono" w:eastAsia="DejaVu Sans Mono" w:hAnsi="DejaVu Sans Mono" w:cs="DejaVu Sans Mono"/>
-                <w:color w:val="E2E8F0"/>
-                <w:sz w:val="17"/>
-              </w:rPr>
-              <w:t>add .</w:t>
-            </w:r>
-            <w:proofErr w:type="gramEnd"/>
+              <w:t>git add .</w:t>
+            </w:r>
           </w:p>
           <w:p>
             <w:pPr>
@@ -8244,27 +7721,7 @@
                 <w:color w:val="003796"/>
                 <w:sz w:val="18"/>
               </w:rPr>
-              <w:t xml:space="preserve">Pertemuan </w:t>
-            </w:r>
-            <w:proofErr w:type="gramStart"/>
-            <w:r>
-              <w:rPr>
-                <w:rFonts w:cs="Carlito"/>
-                <w:b/>
-                <w:color w:val="003796"/>
-                <w:sz w:val="18"/>
-              </w:rPr>
-              <w:t>4  ·</w:t>
-            </w:r>
-            <w:proofErr w:type="gramEnd"/>
-            <w:r>
-              <w:rPr>
-                <w:rFonts w:cs="Carlito"/>
-                <w:b/>
-                <w:color w:val="003796"/>
-                <w:sz w:val="18"/>
-              </w:rPr>
-              <w:t xml:space="preserve">  CSS Fundamental dan Design Token</w:t>
+              <w:t>Pertemuan 4  ·  CSS Fundamental dan Design Token</w:t>
             </w:r>
           </w:p>
         </w:tc>
@@ -8303,23 +7760,13 @@
             <w:pPr>
               <w:spacing w:before="40" w:after="40"/>
             </w:pPr>
-            <w:proofErr w:type="gramStart"/>
             <w:r>
               <w:rPr>
                 <w:rFonts w:cs="Carlito"/>
                 <w:b/>
                 <w:color w:val="FFFFFF"/>
               </w:rPr>
-              <w:t>▌  SIMPAN</w:t>
-            </w:r>
-            <w:proofErr w:type="gramEnd"/>
-            <w:r>
-              <w:rPr>
-                <w:rFonts w:cs="Carlito"/>
-                <w:b/>
-                <w:color w:val="FFFFFF"/>
-              </w:rPr>
-              <w:t xml:space="preserve"> DI SINI HAL-HAL YANG BERLAKU UNTUK SELURUH HALAMAN</w:t>
+              <w:t>▌  SIMPAN DI SINI HAL-HAL YANG BERLAKU UNTUK SELURUH HALAMAN</w:t>
             </w:r>
           </w:p>
         </w:tc>
@@ -8335,23 +7782,13 @@
         <w:keepNext/>
         <w:spacing w:before="160" w:after="60"/>
       </w:pPr>
-      <w:proofErr w:type="gramStart"/>
       <w:r>
         <w:rPr>
           <w:rFonts w:cs="Carlito"/>
           <w:b/>
           <w:color w:val="003796"/>
         </w:rPr>
-        <w:t>C.1  Reset</w:t>
-      </w:r>
-      <w:proofErr w:type="gramEnd"/>
-      <w:r>
-        <w:rPr>
-          <w:rFonts w:cs="Carlito"/>
-          <w:b/>
-          <w:color w:val="003796"/>
-        </w:rPr>
-        <w:t xml:space="preserve"> ringan dan box-sizing</w:t>
+        <w:t>C.1  Reset ringan dan box-sizing</w:t>
       </w:r>
     </w:p>
     <w:p>
@@ -8412,43 +7849,59 @@
                 <w:color w:val="E2E8F0"/>
                 <w:sz w:val="17"/>
               </w:rPr>
-              <w:t xml:space="preserve">*, </w:t>
-            </w:r>
-            <w:proofErr w:type="gramStart"/>
+              <w:t>*, *::before, *::after {</w:t>
+            </w:r>
+          </w:p>
+          <w:p>
+            <w:pPr>
+              <w:spacing w:after="0" w:line="240" w:lineRule="auto"/>
+            </w:pPr>
             <w:r>
               <w:rPr>
                 <w:rFonts w:ascii="DejaVu Sans Mono" w:eastAsia="DejaVu Sans Mono" w:hAnsi="DejaVu Sans Mono" w:cs="DejaVu Sans Mono"/>
                 <w:color w:val="E2E8F0"/>
                 <w:sz w:val="17"/>
               </w:rPr>
-              <w:t>*::</w:t>
-            </w:r>
-            <w:proofErr w:type="gramEnd"/>
+              <w:t xml:space="preserve">  box-sizing: border-box;      /* width sudah mencakup padding + border */</w:t>
+            </w:r>
+          </w:p>
+          <w:p>
+            <w:pPr>
+              <w:spacing w:after="0" w:line="240" w:lineRule="auto"/>
+            </w:pPr>
             <w:r>
               <w:rPr>
                 <w:rFonts w:ascii="DejaVu Sans Mono" w:eastAsia="DejaVu Sans Mono" w:hAnsi="DejaVu Sans Mono" w:cs="DejaVu Sans Mono"/>
                 <w:color w:val="E2E8F0"/>
                 <w:sz w:val="17"/>
               </w:rPr>
-              <w:t xml:space="preserve">before, </w:t>
-            </w:r>
-            <w:proofErr w:type="gramStart"/>
+              <w:t>}</w:t>
+            </w:r>
+          </w:p>
+          <w:p>
+            <w:pPr>
+              <w:spacing w:after="0" w:line="240" w:lineRule="auto"/>
+            </w:pPr>
             <w:r>
               <w:rPr>
                 <w:rFonts w:ascii="DejaVu Sans Mono" w:eastAsia="DejaVu Sans Mono" w:hAnsi="DejaVu Sans Mono" w:cs="DejaVu Sans Mono"/>
                 <w:color w:val="E2E8F0"/>
                 <w:sz w:val="17"/>
               </w:rPr>
-              <w:t>*::</w:t>
-            </w:r>
-            <w:proofErr w:type="gramEnd"/>
+              <w:t xml:space="preserve"> </w:t>
+            </w:r>
+          </w:p>
+          <w:p>
+            <w:pPr>
+              <w:spacing w:after="0" w:line="240" w:lineRule="auto"/>
+            </w:pPr>
             <w:r>
               <w:rPr>
                 <w:rFonts w:ascii="DejaVu Sans Mono" w:eastAsia="DejaVu Sans Mono" w:hAnsi="DejaVu Sans Mono" w:cs="DejaVu Sans Mono"/>
                 <w:color w:val="E2E8F0"/>
                 <w:sz w:val="17"/>
               </w:rPr>
-              <w:t>after {</w:t>
+              <w:t>* { margin: 0; }               /* hapus jarak bawaan; atur sendiri memakai gap */</w:t>
             </w:r>
           </w:p>
           <w:p>
@@ -8461,155 +7914,21 @@
                 <w:color w:val="E2E8F0"/>
                 <w:sz w:val="17"/>
               </w:rPr>
-              <w:t xml:space="preserve">  box-sizing: border-</w:t>
-            </w:r>
-            <w:proofErr w:type="gramStart"/>
+              <w:t xml:space="preserve"> </w:t>
+            </w:r>
+          </w:p>
+          <w:p>
+            <w:pPr>
+              <w:spacing w:after="0" w:line="240" w:lineRule="auto"/>
+            </w:pPr>
             <w:r>
               <w:rPr>
                 <w:rFonts w:ascii="DejaVu Sans Mono" w:eastAsia="DejaVu Sans Mono" w:hAnsi="DejaVu Sans Mono" w:cs="DejaVu Sans Mono"/>
                 <w:color w:val="E2E8F0"/>
                 <w:sz w:val="17"/>
               </w:rPr>
-              <w:t xml:space="preserve">box;   </w:t>
-            </w:r>
-            <w:proofErr w:type="gramEnd"/>
-            <w:r>
-              <w:rPr>
-                <w:rFonts w:ascii="DejaVu Sans Mono" w:eastAsia="DejaVu Sans Mono" w:hAnsi="DejaVu Sans Mono" w:cs="DejaVu Sans Mono"/>
-                <w:color w:val="E2E8F0"/>
-                <w:sz w:val="17"/>
-              </w:rPr>
-              <w:t xml:space="preserve">   /* width sudah mencakup padding + border */</w:t>
-            </w:r>
-          </w:p>
-          <w:p>
-            <w:pPr>
-              <w:spacing w:after="0" w:line="240" w:lineRule="auto"/>
-            </w:pPr>
-            <w:r>
-              <w:rPr>
-                <w:rFonts w:ascii="DejaVu Sans Mono" w:eastAsia="DejaVu Sans Mono" w:hAnsi="DejaVu Sans Mono" w:cs="DejaVu Sans Mono"/>
-                <w:color w:val="E2E8F0"/>
-                <w:sz w:val="17"/>
-              </w:rPr>
-              <w:t>}</w:t>
-            </w:r>
-          </w:p>
-          <w:p>
-            <w:pPr>
-              <w:spacing w:after="0" w:line="240" w:lineRule="auto"/>
-            </w:pPr>
-            <w:r>
-              <w:rPr>
-                <w:rFonts w:ascii="DejaVu Sans Mono" w:eastAsia="DejaVu Sans Mono" w:hAnsi="DejaVu Sans Mono" w:cs="DejaVu Sans Mono"/>
-                <w:color w:val="E2E8F0"/>
-                <w:sz w:val="17"/>
-              </w:rPr>
-              <w:t xml:space="preserve"> </w:t>
-            </w:r>
-          </w:p>
-          <w:p>
-            <w:pPr>
-              <w:spacing w:after="0" w:line="240" w:lineRule="auto"/>
-            </w:pPr>
-            <w:r>
-              <w:rPr>
-                <w:rFonts w:ascii="DejaVu Sans Mono" w:eastAsia="DejaVu Sans Mono" w:hAnsi="DejaVu Sans Mono" w:cs="DejaVu Sans Mono"/>
-                <w:color w:val="E2E8F0"/>
-                <w:sz w:val="17"/>
-              </w:rPr>
-              <w:t xml:space="preserve">* </w:t>
-            </w:r>
-            <w:proofErr w:type="gramStart"/>
-            <w:r>
-              <w:rPr>
-                <w:rFonts w:ascii="DejaVu Sans Mono" w:eastAsia="DejaVu Sans Mono" w:hAnsi="DejaVu Sans Mono" w:cs="DejaVu Sans Mono"/>
-                <w:color w:val="E2E8F0"/>
-                <w:sz w:val="17"/>
-              </w:rPr>
-              <w:t>{ margin</w:t>
-            </w:r>
-            <w:proofErr w:type="gramEnd"/>
-            <w:r>
-              <w:rPr>
-                <w:rFonts w:ascii="DejaVu Sans Mono" w:eastAsia="DejaVu Sans Mono" w:hAnsi="DejaVu Sans Mono" w:cs="DejaVu Sans Mono"/>
-                <w:color w:val="E2E8F0"/>
-                <w:sz w:val="17"/>
-              </w:rPr>
-              <w:t>: 0</w:t>
-            </w:r>
-            <w:proofErr w:type="gramStart"/>
-            <w:r>
-              <w:rPr>
-                <w:rFonts w:ascii="DejaVu Sans Mono" w:eastAsia="DejaVu Sans Mono" w:hAnsi="DejaVu Sans Mono" w:cs="DejaVu Sans Mono"/>
-                <w:color w:val="E2E8F0"/>
-                <w:sz w:val="17"/>
-              </w:rPr>
-              <w:t>; }</w:t>
-            </w:r>
-            <w:proofErr w:type="gramEnd"/>
-            <w:r>
-              <w:rPr>
-                <w:rFonts w:ascii="DejaVu Sans Mono" w:eastAsia="DejaVu Sans Mono" w:hAnsi="DejaVu Sans Mono" w:cs="DejaVu Sans Mono"/>
-                <w:color w:val="E2E8F0"/>
-                <w:sz w:val="17"/>
-              </w:rPr>
-              <w:t xml:space="preserve">               /* hapus jarak bawaan; atur sendiri memakai gap */</w:t>
-            </w:r>
-          </w:p>
-          <w:p>
-            <w:pPr>
-              <w:spacing w:after="0" w:line="240" w:lineRule="auto"/>
-            </w:pPr>
-            <w:r>
-              <w:rPr>
-                <w:rFonts w:ascii="DejaVu Sans Mono" w:eastAsia="DejaVu Sans Mono" w:hAnsi="DejaVu Sans Mono" w:cs="DejaVu Sans Mono"/>
-                <w:color w:val="E2E8F0"/>
-                <w:sz w:val="17"/>
-              </w:rPr>
-              <w:t xml:space="preserve"> </w:t>
-            </w:r>
-          </w:p>
-          <w:p>
-            <w:pPr>
-              <w:spacing w:after="0" w:line="240" w:lineRule="auto"/>
-            </w:pPr>
-            <w:r>
-              <w:rPr>
-                <w:rFonts w:ascii="DejaVu Sans Mono" w:eastAsia="DejaVu Sans Mono" w:hAnsi="DejaVu Sans Mono" w:cs="DejaVu Sans Mono"/>
-                <w:color w:val="E2E8F0"/>
-                <w:sz w:val="17"/>
-              </w:rPr>
-              <w:t xml:space="preserve">img </w:t>
-            </w:r>
-            <w:proofErr w:type="gramStart"/>
-            <w:r>
-              <w:rPr>
-                <w:rFonts w:ascii="DejaVu Sans Mono" w:eastAsia="DejaVu Sans Mono" w:hAnsi="DejaVu Sans Mono" w:cs="DejaVu Sans Mono"/>
-                <w:color w:val="E2E8F0"/>
-                <w:sz w:val="17"/>
-              </w:rPr>
-              <w:t>{ max</w:t>
-            </w:r>
-            <w:proofErr w:type="gramEnd"/>
-            <w:r>
-              <w:rPr>
-                <w:rFonts w:ascii="DejaVu Sans Mono" w:eastAsia="DejaVu Sans Mono" w:hAnsi="DejaVu Sans Mono" w:cs="DejaVu Sans Mono"/>
-                <w:color w:val="E2E8F0"/>
-                <w:sz w:val="17"/>
-              </w:rPr>
-              <w:t>-width: 100%; height: auto; display: block</w:t>
-            </w:r>
-            <w:proofErr w:type="gramStart"/>
-            <w:r>
-              <w:rPr>
-                <w:rFonts w:ascii="DejaVu Sans Mono" w:eastAsia="DejaVu Sans Mono" w:hAnsi="DejaVu Sans Mono" w:cs="DejaVu Sans Mono"/>
-                <w:color w:val="E2E8F0"/>
-                <w:sz w:val="17"/>
-              </w:rPr>
-              <w:t>; }</w:t>
-            </w:r>
-            <w:proofErr w:type="gramEnd"/>
+              <w:t>img { max-width: 100%; height: auto; display: block; }</w:t>
+            </w:r>
           </w:p>
         </w:tc>
       </w:tr>
@@ -8818,33 +8137,8 @@
                 <w:rFonts w:ascii="DejaVu Sans Mono" w:eastAsia="DejaVu Sans Mono" w:hAnsi="DejaVu Sans Mono" w:cs="DejaVu Sans Mono"/>
                 <w:sz w:val="16"/>
               </w:rPr>
-              <w:t xml:space="preserve">* </w:t>
-            </w:r>
-            <w:proofErr w:type="gramStart"/>
-            <w:r>
-              <w:rPr>
-                <w:rFonts w:ascii="DejaVu Sans Mono" w:eastAsia="DejaVu Sans Mono" w:hAnsi="DejaVu Sans Mono" w:cs="DejaVu Sans Mono"/>
-                <w:sz w:val="16"/>
-              </w:rPr>
-              <w:t>{ margin</w:t>
-            </w:r>
-            <w:proofErr w:type="gramEnd"/>
-            <w:r>
-              <w:rPr>
-                <w:rFonts w:ascii="DejaVu Sans Mono" w:eastAsia="DejaVu Sans Mono" w:hAnsi="DejaVu Sans Mono" w:cs="DejaVu Sans Mono"/>
-                <w:sz w:val="16"/>
-              </w:rPr>
-              <w:t xml:space="preserve">: </w:t>
-            </w:r>
-            <w:proofErr w:type="gramStart"/>
-            <w:r>
-              <w:rPr>
-                <w:rFonts w:ascii="DejaVu Sans Mono" w:eastAsia="DejaVu Sans Mono" w:hAnsi="DejaVu Sans Mono" w:cs="DejaVu Sans Mono"/>
-                <w:sz w:val="16"/>
-              </w:rPr>
-              <w:t>0 }</w:t>
-            </w:r>
-            <w:proofErr w:type="gramEnd"/>
+              <w:t>* { margin: 0 }</w:t>
+            </w:r>
           </w:p>
         </w:tc>
         <w:tc>
@@ -8921,33 +8215,8 @@
                 <w:rFonts w:ascii="DejaVu Sans Mono" w:eastAsia="DejaVu Sans Mono" w:hAnsi="DejaVu Sans Mono" w:cs="DejaVu Sans Mono"/>
                 <w:sz w:val="16"/>
               </w:rPr>
-              <w:t xml:space="preserve">img </w:t>
-            </w:r>
-            <w:proofErr w:type="gramStart"/>
-            <w:r>
-              <w:rPr>
-                <w:rFonts w:ascii="DejaVu Sans Mono" w:eastAsia="DejaVu Sans Mono" w:hAnsi="DejaVu Sans Mono" w:cs="DejaVu Sans Mono"/>
-                <w:sz w:val="16"/>
-              </w:rPr>
-              <w:t>{ max</w:t>
-            </w:r>
-            <w:proofErr w:type="gramEnd"/>
-            <w:r>
-              <w:rPr>
-                <w:rFonts w:ascii="DejaVu Sans Mono" w:eastAsia="DejaVu Sans Mono" w:hAnsi="DejaVu Sans Mono" w:cs="DejaVu Sans Mono"/>
-                <w:sz w:val="16"/>
-              </w:rPr>
-              <w:t>-width: 100</w:t>
-            </w:r>
-            <w:proofErr w:type="gramStart"/>
-            <w:r>
-              <w:rPr>
-                <w:rFonts w:ascii="DejaVu Sans Mono" w:eastAsia="DejaVu Sans Mono" w:hAnsi="DejaVu Sans Mono" w:cs="DejaVu Sans Mono"/>
-                <w:sz w:val="16"/>
-              </w:rPr>
-              <w:t>% }</w:t>
-            </w:r>
-            <w:proofErr w:type="gramEnd"/>
+              <w:t>img { max-width: 100% }</w:t>
+            </w:r>
           </w:p>
         </w:tc>
         <w:tc>
@@ -9059,23 +8328,13 @@
         <w:keepNext/>
         <w:spacing w:before="160" w:after="60"/>
       </w:pPr>
-      <w:proofErr w:type="gramStart"/>
       <w:r>
         <w:rPr>
           <w:rFonts w:cs="Carlito"/>
           <w:b/>
           <w:color w:val="003796"/>
         </w:rPr>
-        <w:t>C.2  Tipografi</w:t>
-      </w:r>
-      <w:proofErr w:type="gramEnd"/>
-      <w:r>
-        <w:rPr>
-          <w:rFonts w:cs="Carlito"/>
-          <w:b/>
-          <w:color w:val="003796"/>
-        </w:rPr>
-        <w:t>: skala, ukuran relatif, dan jarak baris</w:t>
+        <w:t>C.2  Tipografi: skala, ukuran relatif, dan jarak baris</w:t>
       </w:r>
     </w:p>
     <w:p>
@@ -9149,25 +8408,33 @@
                 <w:color w:val="E2E8F0"/>
                 <w:sz w:val="17"/>
               </w:rPr>
-              <w:t xml:space="preserve">  font-size: 100</w:t>
-            </w:r>
-            <w:proofErr w:type="gramStart"/>
+              <w:t xml:space="preserve">  font-size: 100%;            /* ikuti pengaturan pengguna, jangan dipatok */</w:t>
+            </w:r>
+          </w:p>
+          <w:p>
+            <w:pPr>
+              <w:spacing w:after="0" w:line="240" w:lineRule="auto"/>
+            </w:pPr>
             <w:r>
               <w:rPr>
                 <w:rFonts w:ascii="DejaVu Sans Mono" w:eastAsia="DejaVu Sans Mono" w:hAnsi="DejaVu Sans Mono" w:cs="DejaVu Sans Mono"/>
                 <w:color w:val="E2E8F0"/>
                 <w:sz w:val="17"/>
               </w:rPr>
-              <w:t xml:space="preserve">%;   </w:t>
-            </w:r>
-            <w:proofErr w:type="gramEnd"/>
+              <w:t>}</w:t>
+            </w:r>
+          </w:p>
+          <w:p>
+            <w:pPr>
+              <w:spacing w:after="0" w:line="240" w:lineRule="auto"/>
+            </w:pPr>
             <w:r>
               <w:rPr>
                 <w:rFonts w:ascii="DejaVu Sans Mono" w:eastAsia="DejaVu Sans Mono" w:hAnsi="DejaVu Sans Mono" w:cs="DejaVu Sans Mono"/>
                 <w:color w:val="E2E8F0"/>
                 <w:sz w:val="17"/>
               </w:rPr>
-              <w:t xml:space="preserve">         /* ikuti pengaturan pengguna, jangan dipatok */</w:t>
+              <w:t xml:space="preserve"> </w:t>
             </w:r>
           </w:p>
           <w:p>
@@ -9180,7 +8447,7 @@
                 <w:color w:val="E2E8F0"/>
                 <w:sz w:val="17"/>
               </w:rPr>
-              <w:t>}</w:t>
+              <w:t>body {</w:t>
             </w:r>
           </w:p>
           <w:p>
@@ -9193,7 +8460,7 @@
                 <w:color w:val="E2E8F0"/>
                 <w:sz w:val="17"/>
               </w:rPr>
-              <w:t xml:space="preserve"> </w:t>
+              <w:t xml:space="preserve">  font-family: system-ui, "Segoe UI", Roboto, sans-serif;</w:t>
             </w:r>
           </w:p>
           <w:p>
@@ -9206,7 +8473,7 @@
                 <w:color w:val="E2E8F0"/>
                 <w:sz w:val="17"/>
               </w:rPr>
-              <w:t>body {</w:t>
+              <w:t xml:space="preserve">  font-size: var(--text-md);</w:t>
             </w:r>
           </w:p>
           <w:p>
@@ -9219,7 +8486,7 @@
                 <w:color w:val="E2E8F0"/>
                 <w:sz w:val="17"/>
               </w:rPr>
-              <w:t xml:space="preserve">  font-family: system-ui, "Segoe UI", Roboto, sans-serif;</w:t>
+              <w:t xml:space="preserve">  line-height: 1.6;           /* 1.5-1.7 nyaman untuk teks isi */</w:t>
             </w:r>
           </w:p>
           <w:p>
@@ -9232,25 +8499,33 @@
                 <w:color w:val="E2E8F0"/>
                 <w:sz w:val="17"/>
               </w:rPr>
-              <w:t xml:space="preserve">  font-size: </w:t>
-            </w:r>
-            <w:proofErr w:type="gramStart"/>
+              <w:t xml:space="preserve">  color: var(--color-fg);</w:t>
+            </w:r>
+          </w:p>
+          <w:p>
+            <w:pPr>
+              <w:spacing w:after="0" w:line="240" w:lineRule="auto"/>
+            </w:pPr>
             <w:r>
               <w:rPr>
                 <w:rFonts w:ascii="DejaVu Sans Mono" w:eastAsia="DejaVu Sans Mono" w:hAnsi="DejaVu Sans Mono" w:cs="DejaVu Sans Mono"/>
                 <w:color w:val="E2E8F0"/>
                 <w:sz w:val="17"/>
               </w:rPr>
-              <w:t>var(</w:t>
-            </w:r>
-            <w:proofErr w:type="gramEnd"/>
+              <w:t xml:space="preserve">  background: var(--color-bg);</w:t>
+            </w:r>
+          </w:p>
+          <w:p>
+            <w:pPr>
+              <w:spacing w:after="0" w:line="240" w:lineRule="auto"/>
+            </w:pPr>
             <w:r>
               <w:rPr>
                 <w:rFonts w:ascii="DejaVu Sans Mono" w:eastAsia="DejaVu Sans Mono" w:hAnsi="DejaVu Sans Mono" w:cs="DejaVu Sans Mono"/>
                 <w:color w:val="E2E8F0"/>
                 <w:sz w:val="17"/>
               </w:rPr>
-              <w:t>--text-md);</w:t>
+              <w:t xml:space="preserve">  padding: var(--space-4);</w:t>
             </w:r>
           </w:p>
           <w:p>
@@ -9263,7 +8538,7 @@
                 <w:color w:val="E2E8F0"/>
                 <w:sz w:val="17"/>
               </w:rPr>
-              <w:t xml:space="preserve">  line-height: 1.6;           /* 1.5-1.7 nyaman untuk teks isi */</w:t>
+              <w:t>}</w:t>
             </w:r>
           </w:p>
           <w:p>
@@ -9276,25 +8551,33 @@
                 <w:color w:val="E2E8F0"/>
                 <w:sz w:val="17"/>
               </w:rPr>
-              <w:t xml:space="preserve">  color: </w:t>
-            </w:r>
-            <w:proofErr w:type="gramStart"/>
+              <w:t xml:space="preserve"> </w:t>
+            </w:r>
+          </w:p>
+          <w:p>
+            <w:pPr>
+              <w:spacing w:after="0" w:line="240" w:lineRule="auto"/>
+            </w:pPr>
             <w:r>
               <w:rPr>
                 <w:rFonts w:ascii="DejaVu Sans Mono" w:eastAsia="DejaVu Sans Mono" w:hAnsi="DejaVu Sans Mono" w:cs="DejaVu Sans Mono"/>
                 <w:color w:val="E2E8F0"/>
                 <w:sz w:val="17"/>
               </w:rPr>
-              <w:t>var(</w:t>
-            </w:r>
-            <w:proofErr w:type="gramEnd"/>
+              <w:t>h1 { font-size: var(--text-3xl); line-height: 1.15; }</w:t>
+            </w:r>
+          </w:p>
+          <w:p>
+            <w:pPr>
+              <w:spacing w:after="0" w:line="240" w:lineRule="auto"/>
+            </w:pPr>
             <w:r>
               <w:rPr>
                 <w:rFonts w:ascii="DejaVu Sans Mono" w:eastAsia="DejaVu Sans Mono" w:hAnsi="DejaVu Sans Mono" w:cs="DejaVu Sans Mono"/>
                 <w:color w:val="E2E8F0"/>
                 <w:sz w:val="17"/>
               </w:rPr>
-              <w:t>--color-fg);</w:t>
+              <w:t>h2 { font-size: var(--text-xl);  line-height: 1.25; }</w:t>
             </w:r>
           </w:p>
           <w:p>
@@ -9307,25 +8590,33 @@
                 <w:color w:val="E2E8F0"/>
                 <w:sz w:val="17"/>
               </w:rPr>
-              <w:t xml:space="preserve">  background: </w:t>
-            </w:r>
-            <w:proofErr w:type="gramStart"/>
+              <w:t>h3 { font-size: var(--text-md); }</w:t>
+            </w:r>
+          </w:p>
+          <w:p>
+            <w:pPr>
+              <w:spacing w:after="0" w:line="240" w:lineRule="auto"/>
+            </w:pPr>
             <w:r>
               <w:rPr>
                 <w:rFonts w:ascii="DejaVu Sans Mono" w:eastAsia="DejaVu Sans Mono" w:hAnsi="DejaVu Sans Mono" w:cs="DejaVu Sans Mono"/>
                 <w:color w:val="E2E8F0"/>
                 <w:sz w:val="17"/>
               </w:rPr>
-              <w:t>var(</w:t>
-            </w:r>
-            <w:proofErr w:type="gramEnd"/>
+              <w:t xml:space="preserve"> </w:t>
+            </w:r>
+          </w:p>
+          <w:p>
+            <w:pPr>
+              <w:spacing w:after="0" w:line="240" w:lineRule="auto"/>
+            </w:pPr>
             <w:r>
               <w:rPr>
                 <w:rFonts w:ascii="DejaVu Sans Mono" w:eastAsia="DejaVu Sans Mono" w:hAnsi="DejaVu Sans Mono" w:cs="DejaVu Sans Mono"/>
                 <w:color w:val="E2E8F0"/>
                 <w:sz w:val="17"/>
               </w:rPr>
-              <w:t>--color-bg);</w:t>
+              <w:t>/* Batasi panjang baris supaya mata mudah berpindah baris */</w:t>
             </w:r>
           </w:p>
           <w:p>
@@ -9338,314 +8629,8 @@
                 <w:color w:val="E2E8F0"/>
                 <w:sz w:val="17"/>
               </w:rPr>
-              <w:t xml:space="preserve">  padding: </w:t>
-            </w:r>
-            <w:proofErr w:type="gramStart"/>
-            <w:r>
-              <w:rPr>
-                <w:rFonts w:ascii="DejaVu Sans Mono" w:eastAsia="DejaVu Sans Mono" w:hAnsi="DejaVu Sans Mono" w:cs="DejaVu Sans Mono"/>
-                <w:color w:val="E2E8F0"/>
-                <w:sz w:val="17"/>
-              </w:rPr>
-              <w:t>var(</w:t>
-            </w:r>
-            <w:proofErr w:type="gramEnd"/>
-            <w:r>
-              <w:rPr>
-                <w:rFonts w:ascii="DejaVu Sans Mono" w:eastAsia="DejaVu Sans Mono" w:hAnsi="DejaVu Sans Mono" w:cs="DejaVu Sans Mono"/>
-                <w:color w:val="E2E8F0"/>
-                <w:sz w:val="17"/>
-              </w:rPr>
-              <w:t>--space-4);</w:t>
-            </w:r>
-          </w:p>
-          <w:p>
-            <w:pPr>
-              <w:spacing w:after="0" w:line="240" w:lineRule="auto"/>
-            </w:pPr>
-            <w:r>
-              <w:rPr>
-                <w:rFonts w:ascii="DejaVu Sans Mono" w:eastAsia="DejaVu Sans Mono" w:hAnsi="DejaVu Sans Mono" w:cs="DejaVu Sans Mono"/>
-                <w:color w:val="E2E8F0"/>
-                <w:sz w:val="17"/>
-              </w:rPr>
-              <w:t>}</w:t>
-            </w:r>
-          </w:p>
-          <w:p>
-            <w:pPr>
-              <w:spacing w:after="0" w:line="240" w:lineRule="auto"/>
-            </w:pPr>
-            <w:r>
-              <w:rPr>
-                <w:rFonts w:ascii="DejaVu Sans Mono" w:eastAsia="DejaVu Sans Mono" w:hAnsi="DejaVu Sans Mono" w:cs="DejaVu Sans Mono"/>
-                <w:color w:val="E2E8F0"/>
-                <w:sz w:val="17"/>
-              </w:rPr>
-              <w:t xml:space="preserve"> </w:t>
-            </w:r>
-          </w:p>
-          <w:p>
-            <w:pPr>
-              <w:spacing w:after="0" w:line="240" w:lineRule="auto"/>
-            </w:pPr>
-            <w:r>
-              <w:rPr>
-                <w:rFonts w:ascii="DejaVu Sans Mono" w:eastAsia="DejaVu Sans Mono" w:hAnsi="DejaVu Sans Mono" w:cs="DejaVu Sans Mono"/>
-                <w:color w:val="E2E8F0"/>
-                <w:sz w:val="17"/>
-              </w:rPr>
-              <w:t xml:space="preserve">h1 </w:t>
-            </w:r>
-            <w:proofErr w:type="gramStart"/>
-            <w:r>
-              <w:rPr>
-                <w:rFonts w:ascii="DejaVu Sans Mono" w:eastAsia="DejaVu Sans Mono" w:hAnsi="DejaVu Sans Mono" w:cs="DejaVu Sans Mono"/>
-                <w:color w:val="E2E8F0"/>
-                <w:sz w:val="17"/>
-              </w:rPr>
-              <w:t>{ font</w:t>
-            </w:r>
-            <w:proofErr w:type="gramEnd"/>
-            <w:r>
-              <w:rPr>
-                <w:rFonts w:ascii="DejaVu Sans Mono" w:eastAsia="DejaVu Sans Mono" w:hAnsi="DejaVu Sans Mono" w:cs="DejaVu Sans Mono"/>
-                <w:color w:val="E2E8F0"/>
-                <w:sz w:val="17"/>
-              </w:rPr>
-              <w:t xml:space="preserve">-size: </w:t>
-            </w:r>
-            <w:proofErr w:type="gramStart"/>
-            <w:r>
-              <w:rPr>
-                <w:rFonts w:ascii="DejaVu Sans Mono" w:eastAsia="DejaVu Sans Mono" w:hAnsi="DejaVu Sans Mono" w:cs="DejaVu Sans Mono"/>
-                <w:color w:val="E2E8F0"/>
-                <w:sz w:val="17"/>
-              </w:rPr>
-              <w:t>var(</w:t>
-            </w:r>
-            <w:proofErr w:type="gramEnd"/>
-            <w:r>
-              <w:rPr>
-                <w:rFonts w:ascii="DejaVu Sans Mono" w:eastAsia="DejaVu Sans Mono" w:hAnsi="DejaVu Sans Mono" w:cs="DejaVu Sans Mono"/>
-                <w:color w:val="E2E8F0"/>
-                <w:sz w:val="17"/>
-              </w:rPr>
-              <w:t>--text-3xl); line-height: 1.15</w:t>
-            </w:r>
-            <w:proofErr w:type="gramStart"/>
-            <w:r>
-              <w:rPr>
-                <w:rFonts w:ascii="DejaVu Sans Mono" w:eastAsia="DejaVu Sans Mono" w:hAnsi="DejaVu Sans Mono" w:cs="DejaVu Sans Mono"/>
-                <w:color w:val="E2E8F0"/>
-                <w:sz w:val="17"/>
-              </w:rPr>
-              <w:t>; }</w:t>
-            </w:r>
-            <w:proofErr w:type="gramEnd"/>
-          </w:p>
-          <w:p>
-            <w:pPr>
-              <w:spacing w:after="0" w:line="240" w:lineRule="auto"/>
-            </w:pPr>
-            <w:r>
-              <w:rPr>
-                <w:rFonts w:ascii="DejaVu Sans Mono" w:eastAsia="DejaVu Sans Mono" w:hAnsi="DejaVu Sans Mono" w:cs="DejaVu Sans Mono"/>
-                <w:color w:val="E2E8F0"/>
-                <w:sz w:val="17"/>
-              </w:rPr>
-              <w:t xml:space="preserve">h2 </w:t>
-            </w:r>
-            <w:proofErr w:type="gramStart"/>
-            <w:r>
-              <w:rPr>
-                <w:rFonts w:ascii="DejaVu Sans Mono" w:eastAsia="DejaVu Sans Mono" w:hAnsi="DejaVu Sans Mono" w:cs="DejaVu Sans Mono"/>
-                <w:color w:val="E2E8F0"/>
-                <w:sz w:val="17"/>
-              </w:rPr>
-              <w:t>{ font</w:t>
-            </w:r>
-            <w:proofErr w:type="gramEnd"/>
-            <w:r>
-              <w:rPr>
-                <w:rFonts w:ascii="DejaVu Sans Mono" w:eastAsia="DejaVu Sans Mono" w:hAnsi="DejaVu Sans Mono" w:cs="DejaVu Sans Mono"/>
-                <w:color w:val="E2E8F0"/>
-                <w:sz w:val="17"/>
-              </w:rPr>
-              <w:t xml:space="preserve">-size: </w:t>
-            </w:r>
-            <w:proofErr w:type="gramStart"/>
-            <w:r>
-              <w:rPr>
-                <w:rFonts w:ascii="DejaVu Sans Mono" w:eastAsia="DejaVu Sans Mono" w:hAnsi="DejaVu Sans Mono" w:cs="DejaVu Sans Mono"/>
-                <w:color w:val="E2E8F0"/>
-                <w:sz w:val="17"/>
-              </w:rPr>
-              <w:t>var(</w:t>
-            </w:r>
-            <w:proofErr w:type="gramEnd"/>
-            <w:r>
-              <w:rPr>
-                <w:rFonts w:ascii="DejaVu Sans Mono" w:eastAsia="DejaVu Sans Mono" w:hAnsi="DejaVu Sans Mono" w:cs="DejaVu Sans Mono"/>
-                <w:color w:val="E2E8F0"/>
-                <w:sz w:val="17"/>
-              </w:rPr>
-              <w:t>--text-xl</w:t>
-            </w:r>
-            <w:proofErr w:type="gramStart"/>
-            <w:r>
-              <w:rPr>
-                <w:rFonts w:ascii="DejaVu Sans Mono" w:eastAsia="DejaVu Sans Mono" w:hAnsi="DejaVu Sans Mono" w:cs="DejaVu Sans Mono"/>
-                <w:color w:val="E2E8F0"/>
-                <w:sz w:val="17"/>
-              </w:rPr>
-              <w:t>);  line</w:t>
-            </w:r>
-            <w:proofErr w:type="gramEnd"/>
-            <w:r>
-              <w:rPr>
-                <w:rFonts w:ascii="DejaVu Sans Mono" w:eastAsia="DejaVu Sans Mono" w:hAnsi="DejaVu Sans Mono" w:cs="DejaVu Sans Mono"/>
-                <w:color w:val="E2E8F0"/>
-                <w:sz w:val="17"/>
-              </w:rPr>
-              <w:t>-height: 1.25</w:t>
-            </w:r>
-            <w:proofErr w:type="gramStart"/>
-            <w:r>
-              <w:rPr>
-                <w:rFonts w:ascii="DejaVu Sans Mono" w:eastAsia="DejaVu Sans Mono" w:hAnsi="DejaVu Sans Mono" w:cs="DejaVu Sans Mono"/>
-                <w:color w:val="E2E8F0"/>
-                <w:sz w:val="17"/>
-              </w:rPr>
-              <w:t>; }</w:t>
-            </w:r>
-            <w:proofErr w:type="gramEnd"/>
-          </w:p>
-          <w:p>
-            <w:pPr>
-              <w:spacing w:after="0" w:line="240" w:lineRule="auto"/>
-            </w:pPr>
-            <w:r>
-              <w:rPr>
-                <w:rFonts w:ascii="DejaVu Sans Mono" w:eastAsia="DejaVu Sans Mono" w:hAnsi="DejaVu Sans Mono" w:cs="DejaVu Sans Mono"/>
-                <w:color w:val="E2E8F0"/>
-                <w:sz w:val="17"/>
-              </w:rPr>
-              <w:t xml:space="preserve">h3 </w:t>
-            </w:r>
-            <w:proofErr w:type="gramStart"/>
-            <w:r>
-              <w:rPr>
-                <w:rFonts w:ascii="DejaVu Sans Mono" w:eastAsia="DejaVu Sans Mono" w:hAnsi="DejaVu Sans Mono" w:cs="DejaVu Sans Mono"/>
-                <w:color w:val="E2E8F0"/>
-                <w:sz w:val="17"/>
-              </w:rPr>
-              <w:t>{ font</w:t>
-            </w:r>
-            <w:proofErr w:type="gramEnd"/>
-            <w:r>
-              <w:rPr>
-                <w:rFonts w:ascii="DejaVu Sans Mono" w:eastAsia="DejaVu Sans Mono" w:hAnsi="DejaVu Sans Mono" w:cs="DejaVu Sans Mono"/>
-                <w:color w:val="E2E8F0"/>
-                <w:sz w:val="17"/>
-              </w:rPr>
-              <w:t xml:space="preserve">-size: </w:t>
-            </w:r>
-            <w:proofErr w:type="gramStart"/>
-            <w:r>
-              <w:rPr>
-                <w:rFonts w:ascii="DejaVu Sans Mono" w:eastAsia="DejaVu Sans Mono" w:hAnsi="DejaVu Sans Mono" w:cs="DejaVu Sans Mono"/>
-                <w:color w:val="E2E8F0"/>
-                <w:sz w:val="17"/>
-              </w:rPr>
-              <w:t>var(</w:t>
-            </w:r>
-            <w:proofErr w:type="gramEnd"/>
-            <w:r>
-              <w:rPr>
-                <w:rFonts w:ascii="DejaVu Sans Mono" w:eastAsia="DejaVu Sans Mono" w:hAnsi="DejaVu Sans Mono" w:cs="DejaVu Sans Mono"/>
-                <w:color w:val="E2E8F0"/>
-                <w:sz w:val="17"/>
-              </w:rPr>
-              <w:t>--text-md)</w:t>
-            </w:r>
-            <w:proofErr w:type="gramStart"/>
-            <w:r>
-              <w:rPr>
-                <w:rFonts w:ascii="DejaVu Sans Mono" w:eastAsia="DejaVu Sans Mono" w:hAnsi="DejaVu Sans Mono" w:cs="DejaVu Sans Mono"/>
-                <w:color w:val="E2E8F0"/>
-                <w:sz w:val="17"/>
-              </w:rPr>
-              <w:t>; }</w:t>
-            </w:r>
-            <w:proofErr w:type="gramEnd"/>
-          </w:p>
-          <w:p>
-            <w:pPr>
-              <w:spacing w:after="0" w:line="240" w:lineRule="auto"/>
-            </w:pPr>
-            <w:r>
-              <w:rPr>
-                <w:rFonts w:ascii="DejaVu Sans Mono" w:eastAsia="DejaVu Sans Mono" w:hAnsi="DejaVu Sans Mono" w:cs="DejaVu Sans Mono"/>
-                <w:color w:val="E2E8F0"/>
-                <w:sz w:val="17"/>
-              </w:rPr>
-              <w:t xml:space="preserve"> </w:t>
-            </w:r>
-          </w:p>
-          <w:p>
-            <w:pPr>
-              <w:spacing w:after="0" w:line="240" w:lineRule="auto"/>
-            </w:pPr>
-            <w:r>
-              <w:rPr>
-                <w:rFonts w:ascii="DejaVu Sans Mono" w:eastAsia="DejaVu Sans Mono" w:hAnsi="DejaVu Sans Mono" w:cs="DejaVu Sans Mono"/>
-                <w:color w:val="E2E8F0"/>
-                <w:sz w:val="17"/>
-              </w:rPr>
-              <w:t>/* Batasi panjang baris supaya mata mudah berpindah baris */</w:t>
-            </w:r>
-          </w:p>
-          <w:p>
-            <w:pPr>
-              <w:spacing w:after="0" w:line="240" w:lineRule="auto"/>
-            </w:pPr>
-            <w:r>
-              <w:rPr>
-                <w:rFonts w:ascii="DejaVu Sans Mono" w:eastAsia="DejaVu Sans Mono" w:hAnsi="DejaVu Sans Mono" w:cs="DejaVu Sans Mono"/>
-                <w:color w:val="E2E8F0"/>
-                <w:sz w:val="17"/>
-              </w:rPr>
-              <w:t xml:space="preserve">main p </w:t>
-            </w:r>
-            <w:proofErr w:type="gramStart"/>
-            <w:r>
-              <w:rPr>
-                <w:rFonts w:ascii="DejaVu Sans Mono" w:eastAsia="DejaVu Sans Mono" w:hAnsi="DejaVu Sans Mono" w:cs="DejaVu Sans Mono"/>
-                <w:color w:val="E2E8F0"/>
-                <w:sz w:val="17"/>
-              </w:rPr>
-              <w:t>{ max</w:t>
-            </w:r>
-            <w:proofErr w:type="gramEnd"/>
-            <w:r>
-              <w:rPr>
-                <w:rFonts w:ascii="DejaVu Sans Mono" w:eastAsia="DejaVu Sans Mono" w:hAnsi="DejaVu Sans Mono" w:cs="DejaVu Sans Mono"/>
-                <w:color w:val="E2E8F0"/>
-                <w:sz w:val="17"/>
-              </w:rPr>
-              <w:t>-width: 60ch</w:t>
-            </w:r>
-            <w:proofErr w:type="gramStart"/>
-            <w:r>
-              <w:rPr>
-                <w:rFonts w:ascii="DejaVu Sans Mono" w:eastAsia="DejaVu Sans Mono" w:hAnsi="DejaVu Sans Mono" w:cs="DejaVu Sans Mono"/>
-                <w:color w:val="E2E8F0"/>
-                <w:sz w:val="17"/>
-              </w:rPr>
-              <w:t>; }</w:t>
-            </w:r>
-            <w:proofErr w:type="gramEnd"/>
+              <w:t>main p { max-width: 60ch; }</w:t>
+            </w:r>
           </w:p>
         </w:tc>
       </w:tr>
@@ -10150,23 +9135,13 @@
         <w:keepNext/>
         <w:spacing w:before="160" w:after="60"/>
       </w:pPr>
-      <w:proofErr w:type="gramStart"/>
       <w:r>
         <w:rPr>
           <w:rFonts w:cs="Carlito"/>
           <w:b/>
           <w:color w:val="003796"/>
         </w:rPr>
-        <w:t>C.3  Warisan</w:t>
-      </w:r>
-      <w:proofErr w:type="gramEnd"/>
-      <w:r>
-        <w:rPr>
-          <w:rFonts w:cs="Carlito"/>
-          <w:b/>
-          <w:color w:val="003796"/>
-        </w:rPr>
-        <w:t xml:space="preserve"> cara lama — jangan dipakai lagi</w:t>
+        <w:t>C.3  Warisan cara lama — jangan dipakai lagi</w:t>
       </w:r>
     </w:p>
     <w:p>
@@ -10425,23 +9400,7 @@
                 <w:rFonts w:cs="Carlito"/>
                 <w:sz w:val="18"/>
               </w:rPr>
-              <w:t xml:space="preserve">rem untuk ukuran, </w:t>
-            </w:r>
-            <w:proofErr w:type="gramStart"/>
-            <w:r>
-              <w:rPr>
-                <w:rFonts w:cs="Carlito"/>
-                <w:sz w:val="18"/>
-              </w:rPr>
-              <w:t>clamp(</w:t>
-            </w:r>
-            <w:proofErr w:type="gramEnd"/>
-            <w:r>
-              <w:rPr>
-                <w:rFonts w:cs="Carlito"/>
-                <w:sz w:val="18"/>
-              </w:rPr>
-              <w:t>) untuk ukuran fluid</w:t>
+              <w:t>rem untuk ukuran, clamp() untuk ukuran fluid</w:t>
             </w:r>
           </w:p>
         </w:tc>
@@ -10517,17 +9476,8 @@
                 <w:rFonts w:cs="Carlito"/>
                 <w:sz w:val="18"/>
               </w:rPr>
-              <w:t xml:space="preserve">design token, satu nilai </w:t>
-            </w:r>
-            <w:proofErr w:type="gramStart"/>
-            <w:r>
-              <w:rPr>
-                <w:rFonts w:cs="Carlito"/>
-                <w:sz w:val="18"/>
-              </w:rPr>
-              <w:t>di :root</w:t>
-            </w:r>
-            <w:proofErr w:type="gramEnd"/>
+              <w:t>design token, satu nilai di :root</w:t>
+            </w:r>
           </w:p>
         </w:tc>
       </w:tr>
@@ -10761,23 +9711,13 @@
             <w:pPr>
               <w:spacing w:before="40" w:after="40"/>
             </w:pPr>
-            <w:proofErr w:type="gramStart"/>
             <w:r>
               <w:rPr>
                 <w:rFonts w:cs="Carlito"/>
                 <w:b/>
                 <w:color w:val="FFFFFF"/>
               </w:rPr>
-              <w:t>▌  SIMPAN</w:t>
-            </w:r>
-            <w:proofErr w:type="gramEnd"/>
-            <w:r>
-              <w:rPr>
-                <w:rFonts w:cs="Carlito"/>
-                <w:b/>
-                <w:color w:val="FFFFFF"/>
-              </w:rPr>
-              <w:t xml:space="preserve"> KE GIT — SETELAH LEMBAR C</w:t>
+              <w:t>▌  SIMPAN KE GIT — SETELAH LEMBAR C</w:t>
             </w:r>
           </w:p>
         </w:tc>
@@ -10846,18 +9786,8 @@
                 <w:color w:val="E2E8F0"/>
                 <w:sz w:val="17"/>
               </w:rPr>
-              <w:t xml:space="preserve">git </w:t>
-            </w:r>
-            <w:proofErr w:type="gramStart"/>
-            <w:r>
-              <w:rPr>
-                <w:rFonts w:ascii="DejaVu Sans Mono" w:eastAsia="DejaVu Sans Mono" w:hAnsi="DejaVu Sans Mono" w:cs="DejaVu Sans Mono"/>
-                <w:color w:val="E2E8F0"/>
-                <w:sz w:val="17"/>
-              </w:rPr>
-              <w:t>add .</w:t>
-            </w:r>
-            <w:proofErr w:type="gramEnd"/>
+              <w:t>git add .</w:t>
+            </w:r>
           </w:p>
           <w:p>
             <w:pPr>
@@ -11036,27 +9966,7 @@
                 <w:color w:val="003796"/>
                 <w:sz w:val="18"/>
               </w:rPr>
-              <w:t xml:space="preserve">Pertemuan </w:t>
-            </w:r>
-            <w:proofErr w:type="gramStart"/>
-            <w:r>
-              <w:rPr>
-                <w:rFonts w:cs="Carlito"/>
-                <w:b/>
-                <w:color w:val="003796"/>
-                <w:sz w:val="18"/>
-              </w:rPr>
-              <w:t>4  ·</w:t>
-            </w:r>
-            <w:proofErr w:type="gramEnd"/>
-            <w:r>
-              <w:rPr>
-                <w:rFonts w:cs="Carlito"/>
-                <w:b/>
-                <w:color w:val="003796"/>
-                <w:sz w:val="18"/>
-              </w:rPr>
-              <w:t xml:space="preserve">  CSS Fundamental dan Design Token</w:t>
+              <w:t>Pertemuan 4  ·  CSS Fundamental dan Design Token</w:t>
             </w:r>
           </w:p>
         </w:tc>
@@ -11095,23 +10005,13 @@
             <w:pPr>
               <w:spacing w:before="40" w:after="40"/>
             </w:pPr>
-            <w:proofErr w:type="gramStart"/>
             <w:r>
               <w:rPr>
                 <w:rFonts w:cs="Carlito"/>
                 <w:b/>
                 <w:color w:val="FFFFFF"/>
               </w:rPr>
-              <w:t>▌  FLEXBOX</w:t>
-            </w:r>
-            <w:proofErr w:type="gramEnd"/>
-            <w:r>
-              <w:rPr>
-                <w:rFonts w:cs="Carlito"/>
-                <w:b/>
-                <w:color w:val="FFFFFF"/>
-              </w:rPr>
-              <w:t xml:space="preserve"> UNTUK MENYUSUN BARIS DAN KOLOM</w:t>
+              <w:t>▌  FLEXBOX UNTUK MENYUSUN BARIS DAN KOLOM</w:t>
             </w:r>
           </w:p>
         </w:tc>
@@ -11127,23 +10027,13 @@
         <w:keepNext/>
         <w:spacing w:before="160" w:after="60"/>
       </w:pPr>
-      <w:proofErr w:type="gramStart"/>
       <w:r>
         <w:rPr>
           <w:rFonts w:cs="Carlito"/>
           <w:b/>
           <w:color w:val="003796"/>
         </w:rPr>
-        <w:t>D.1  Navbar</w:t>
-      </w:r>
-      <w:proofErr w:type="gramEnd"/>
-      <w:r>
-        <w:rPr>
-          <w:rFonts w:cs="Carlito"/>
-          <w:b/>
-          <w:color w:val="003796"/>
-        </w:rPr>
-        <w:t xml:space="preserve"> dalam satu baris</w:t>
+        <w:t>D.1  Navbar dalam satu baris</w:t>
       </w:r>
     </w:p>
     <w:p>
@@ -11217,25 +10107,33 @@
                 <w:color w:val="E2E8F0"/>
                 <w:sz w:val="17"/>
               </w:rPr>
-              <w:t xml:space="preserve">  padding-block: </w:t>
-            </w:r>
-            <w:proofErr w:type="gramStart"/>
+              <w:t xml:space="preserve">  padding-block: var(--space-4);</w:t>
+            </w:r>
+          </w:p>
+          <w:p>
+            <w:pPr>
+              <w:spacing w:after="0" w:line="240" w:lineRule="auto"/>
+            </w:pPr>
             <w:r>
               <w:rPr>
                 <w:rFonts w:ascii="DejaVu Sans Mono" w:eastAsia="DejaVu Sans Mono" w:hAnsi="DejaVu Sans Mono" w:cs="DejaVu Sans Mono"/>
                 <w:color w:val="E2E8F0"/>
                 <w:sz w:val="17"/>
               </w:rPr>
-              <w:t>var(</w:t>
-            </w:r>
-            <w:proofErr w:type="gramEnd"/>
+              <w:t xml:space="preserve">  border-bottom: 1px solid var(--color-border);</w:t>
+            </w:r>
+          </w:p>
+          <w:p>
+            <w:pPr>
+              <w:spacing w:after="0" w:line="240" w:lineRule="auto"/>
+            </w:pPr>
             <w:r>
               <w:rPr>
                 <w:rFonts w:ascii="DejaVu Sans Mono" w:eastAsia="DejaVu Sans Mono" w:hAnsi="DejaVu Sans Mono" w:cs="DejaVu Sans Mono"/>
                 <w:color w:val="E2E8F0"/>
                 <w:sz w:val="17"/>
               </w:rPr>
-              <w:t>--space-4);</w:t>
+              <w:t>}</w:t>
             </w:r>
           </w:p>
           <w:p>
@@ -11248,25 +10146,33 @@
                 <w:color w:val="E2E8F0"/>
                 <w:sz w:val="17"/>
               </w:rPr>
-              <w:t xml:space="preserve">  border-bottom: 1px solid </w:t>
-            </w:r>
-            <w:proofErr w:type="gramStart"/>
+              <w:t xml:space="preserve"> </w:t>
+            </w:r>
+          </w:p>
+          <w:p>
+            <w:pPr>
+              <w:spacing w:after="0" w:line="240" w:lineRule="auto"/>
+            </w:pPr>
             <w:r>
               <w:rPr>
                 <w:rFonts w:ascii="DejaVu Sans Mono" w:eastAsia="DejaVu Sans Mono" w:hAnsi="DejaVu Sans Mono" w:cs="DejaVu Sans Mono"/>
                 <w:color w:val="E2E8F0"/>
                 <w:sz w:val="17"/>
               </w:rPr>
-              <w:t>var(</w:t>
-            </w:r>
-            <w:proofErr w:type="gramEnd"/>
+              <w:t>.header-baris {                /* &lt;div class="header-baris"&gt; di dalam header */</w:t>
+            </w:r>
+          </w:p>
+          <w:p>
+            <w:pPr>
+              <w:spacing w:after="0" w:line="240" w:lineRule="auto"/>
+            </w:pPr>
             <w:r>
               <w:rPr>
                 <w:rFonts w:ascii="DejaVu Sans Mono" w:eastAsia="DejaVu Sans Mono" w:hAnsi="DejaVu Sans Mono" w:cs="DejaVu Sans Mono"/>
                 <w:color w:val="E2E8F0"/>
                 <w:sz w:val="17"/>
               </w:rPr>
-              <w:t>--color-border);</w:t>
+              <w:t xml:space="preserve">  display: flex;</w:t>
             </w:r>
           </w:p>
           <w:p>
@@ -11279,7 +10185,7 @@
                 <w:color w:val="E2E8F0"/>
                 <w:sz w:val="17"/>
               </w:rPr>
-              <w:t>}</w:t>
+              <w:t xml:space="preserve">  align-items: center;          /* sumbu silang: rata tengah */</w:t>
             </w:r>
           </w:p>
           <w:p>
@@ -11292,48 +10198,59 @@
                 <w:color w:val="E2E8F0"/>
                 <w:sz w:val="17"/>
               </w:rPr>
-              <w:t xml:space="preserve"> </w:t>
+              <w:t xml:space="preserve">  justify-content: space-between; /* sumbu utama: judul kiri, menu kanan */</w:t>
             </w:r>
           </w:p>
           <w:p>
             <w:pPr>
               <w:spacing w:after="0" w:line="240" w:lineRule="auto"/>
             </w:pPr>
-            <w:proofErr w:type="gramStart"/>
             <w:r>
               <w:rPr>
                 <w:rFonts w:ascii="DejaVu Sans Mono" w:eastAsia="DejaVu Sans Mono" w:hAnsi="DejaVu Sans Mono" w:cs="DejaVu Sans Mono"/>
                 <w:color w:val="E2E8F0"/>
                 <w:sz w:val="17"/>
               </w:rPr>
-              <w:t>.header</w:t>
-            </w:r>
-            <w:proofErr w:type="gramEnd"/>
+              <w:t xml:space="preserve">  gap: var(--space-4);</w:t>
+            </w:r>
+          </w:p>
+          <w:p>
+            <w:pPr>
+              <w:spacing w:after="0" w:line="240" w:lineRule="auto"/>
+            </w:pPr>
             <w:r>
               <w:rPr>
                 <w:rFonts w:ascii="DejaVu Sans Mono" w:eastAsia="DejaVu Sans Mono" w:hAnsi="DejaVu Sans Mono" w:cs="DejaVu Sans Mono"/>
                 <w:color w:val="E2E8F0"/>
                 <w:sz w:val="17"/>
               </w:rPr>
-              <w:t xml:space="preserve">-baris </w:t>
-            </w:r>
-            <w:proofErr w:type="gramStart"/>
+              <w:t xml:space="preserve">  flex-wrap: wrap;              /* turun baris di layar sempit, jangan meluber */</w:t>
+            </w:r>
+          </w:p>
+          <w:p>
+            <w:pPr>
+              <w:spacing w:after="0" w:line="240" w:lineRule="auto"/>
+            </w:pPr>
             <w:r>
               <w:rPr>
                 <w:rFonts w:ascii="DejaVu Sans Mono" w:eastAsia="DejaVu Sans Mono" w:hAnsi="DejaVu Sans Mono" w:cs="DejaVu Sans Mono"/>
                 <w:color w:val="E2E8F0"/>
                 <w:sz w:val="17"/>
               </w:rPr>
-              <w:t xml:space="preserve">{  </w:t>
-            </w:r>
-            <w:proofErr w:type="gramEnd"/>
+              <w:t>}</w:t>
+            </w:r>
+          </w:p>
+          <w:p>
+            <w:pPr>
+              <w:spacing w:after="0" w:line="240" w:lineRule="auto"/>
+            </w:pPr>
             <w:r>
               <w:rPr>
                 <w:rFonts w:ascii="DejaVu Sans Mono" w:eastAsia="DejaVu Sans Mono" w:hAnsi="DejaVu Sans Mono" w:cs="DejaVu Sans Mono"/>
                 <w:color w:val="E2E8F0"/>
                 <w:sz w:val="17"/>
               </w:rPr>
-              <w:t xml:space="preserve">              /* &lt;div class="header-baris"&gt; di dalam header */</w:t>
+              <w:t xml:space="preserve"> </w:t>
             </w:r>
           </w:p>
           <w:p>
@@ -11346,7 +10263,7 @@
                 <w:color w:val="E2E8F0"/>
                 <w:sz w:val="17"/>
               </w:rPr>
-              <w:t xml:space="preserve">  display: flex;</w:t>
+              <w:t>nav ul {</w:t>
             </w:r>
           </w:p>
           <w:p>
@@ -11359,25 +10276,33 @@
                 <w:color w:val="E2E8F0"/>
                 <w:sz w:val="17"/>
               </w:rPr>
-              <w:t xml:space="preserve">  align-items: </w:t>
-            </w:r>
-            <w:proofErr w:type="gramStart"/>
+              <w:t xml:space="preserve">  display: flex;</w:t>
+            </w:r>
+          </w:p>
+          <w:p>
+            <w:pPr>
+              <w:spacing w:after="0" w:line="240" w:lineRule="auto"/>
+            </w:pPr>
             <w:r>
               <w:rPr>
                 <w:rFonts w:ascii="DejaVu Sans Mono" w:eastAsia="DejaVu Sans Mono" w:hAnsi="DejaVu Sans Mono" w:cs="DejaVu Sans Mono"/>
                 <w:color w:val="E2E8F0"/>
                 <w:sz w:val="17"/>
               </w:rPr>
-              <w:t xml:space="preserve">center;   </w:t>
-            </w:r>
-            <w:proofErr w:type="gramEnd"/>
+              <w:t xml:space="preserve">  gap: var(--space-4);</w:t>
+            </w:r>
+          </w:p>
+          <w:p>
+            <w:pPr>
+              <w:spacing w:after="0" w:line="240" w:lineRule="auto"/>
+            </w:pPr>
             <w:r>
               <w:rPr>
                 <w:rFonts w:ascii="DejaVu Sans Mono" w:eastAsia="DejaVu Sans Mono" w:hAnsi="DejaVu Sans Mono" w:cs="DejaVu Sans Mono"/>
                 <w:color w:val="E2E8F0"/>
                 <w:sz w:val="17"/>
               </w:rPr>
-              <w:t xml:space="preserve">       /* sumbu silang: rata tengah */</w:t>
+              <w:t xml:space="preserve">  list-style: none;             /* daftar nav tanpa butir */</w:t>
             </w:r>
           </w:p>
           <w:p>
@@ -11390,7 +10315,7 @@
                 <w:color w:val="E2E8F0"/>
                 <w:sz w:val="17"/>
               </w:rPr>
-              <w:t xml:space="preserve">  justify-content: space-between; /* sumbu utama: judul kiri, menu kanan */</w:t>
+              <w:t xml:space="preserve">  padding: 0;</w:t>
             </w:r>
           </w:p>
           <w:p>
@@ -11403,25 +10328,33 @@
                 <w:color w:val="E2E8F0"/>
                 <w:sz w:val="17"/>
               </w:rPr>
-              <w:t xml:space="preserve">  gap: </w:t>
-            </w:r>
-            <w:proofErr w:type="gramStart"/>
+              <w:t>}</w:t>
+            </w:r>
+          </w:p>
+          <w:p>
+            <w:pPr>
+              <w:spacing w:after="0" w:line="240" w:lineRule="auto"/>
+            </w:pPr>
             <w:r>
               <w:rPr>
                 <w:rFonts w:ascii="DejaVu Sans Mono" w:eastAsia="DejaVu Sans Mono" w:hAnsi="DejaVu Sans Mono" w:cs="DejaVu Sans Mono"/>
                 <w:color w:val="E2E8F0"/>
                 <w:sz w:val="17"/>
               </w:rPr>
-              <w:t>var(</w:t>
-            </w:r>
-            <w:proofErr w:type="gramEnd"/>
+              <w:t xml:space="preserve"> </w:t>
+            </w:r>
+          </w:p>
+          <w:p>
+            <w:pPr>
+              <w:spacing w:after="0" w:line="240" w:lineRule="auto"/>
+            </w:pPr>
             <w:r>
               <w:rPr>
                 <w:rFonts w:ascii="DejaVu Sans Mono" w:eastAsia="DejaVu Sans Mono" w:hAnsi="DejaVu Sans Mono" w:cs="DejaVu Sans Mono"/>
                 <w:color w:val="E2E8F0"/>
                 <w:sz w:val="17"/>
               </w:rPr>
-              <w:t>--space-4);</w:t>
+              <w:t>nav a {</w:t>
             </w:r>
           </w:p>
           <w:p>
@@ -11434,25 +10367,33 @@
                 <w:color w:val="E2E8F0"/>
                 <w:sz w:val="17"/>
               </w:rPr>
-              <w:t xml:space="preserve">  flex-wrap: </w:t>
-            </w:r>
-            <w:proofErr w:type="gramStart"/>
+              <w:t xml:space="preserve">  color: var(--color-primary);</w:t>
+            </w:r>
+          </w:p>
+          <w:p>
+            <w:pPr>
+              <w:spacing w:after="0" w:line="240" w:lineRule="auto"/>
+            </w:pPr>
             <w:r>
               <w:rPr>
                 <w:rFonts w:ascii="DejaVu Sans Mono" w:eastAsia="DejaVu Sans Mono" w:hAnsi="DejaVu Sans Mono" w:cs="DejaVu Sans Mono"/>
                 <w:color w:val="E2E8F0"/>
                 <w:sz w:val="17"/>
               </w:rPr>
-              <w:t xml:space="preserve">wrap;   </w:t>
-            </w:r>
-            <w:proofErr w:type="gramEnd"/>
+              <w:t xml:space="preserve">  text-decoration: none;</w:t>
+            </w:r>
+          </w:p>
+          <w:p>
+            <w:pPr>
+              <w:spacing w:after="0" w:line="240" w:lineRule="auto"/>
+            </w:pPr>
             <w:r>
               <w:rPr>
                 <w:rFonts w:ascii="DejaVu Sans Mono" w:eastAsia="DejaVu Sans Mono" w:hAnsi="DejaVu Sans Mono" w:cs="DejaVu Sans Mono"/>
                 <w:color w:val="E2E8F0"/>
                 <w:sz w:val="17"/>
               </w:rPr>
-              <w:t xml:space="preserve">           /* turun baris di layar sempit, jangan meluber */</w:t>
+              <w:t>}</w:t>
             </w:r>
           </w:p>
           <w:p>
@@ -11465,7 +10406,7 @@
                 <w:color w:val="E2E8F0"/>
                 <w:sz w:val="17"/>
               </w:rPr>
-              <w:t>}</w:t>
+              <w:t xml:space="preserve"> </w:t>
             </w:r>
           </w:p>
           <w:p>
@@ -11478,277 +10419,8 @@
                 <w:color w:val="E2E8F0"/>
                 <w:sz w:val="17"/>
               </w:rPr>
-              <w:t xml:space="preserve"> </w:t>
-            </w:r>
-          </w:p>
-          <w:p>
-            <w:pPr>
-              <w:spacing w:after="0" w:line="240" w:lineRule="auto"/>
-            </w:pPr>
-            <w:r>
-              <w:rPr>
-                <w:rFonts w:ascii="DejaVu Sans Mono" w:eastAsia="DejaVu Sans Mono" w:hAnsi="DejaVu Sans Mono" w:cs="DejaVu Sans Mono"/>
-                <w:color w:val="E2E8F0"/>
-                <w:sz w:val="17"/>
-              </w:rPr>
-              <w:t>nav ul {</w:t>
-            </w:r>
-          </w:p>
-          <w:p>
-            <w:pPr>
-              <w:spacing w:after="0" w:line="240" w:lineRule="auto"/>
-            </w:pPr>
-            <w:r>
-              <w:rPr>
-                <w:rFonts w:ascii="DejaVu Sans Mono" w:eastAsia="DejaVu Sans Mono" w:hAnsi="DejaVu Sans Mono" w:cs="DejaVu Sans Mono"/>
-                <w:color w:val="E2E8F0"/>
-                <w:sz w:val="17"/>
-              </w:rPr>
-              <w:t xml:space="preserve">  display: flex;</w:t>
-            </w:r>
-          </w:p>
-          <w:p>
-            <w:pPr>
-              <w:spacing w:after="0" w:line="240" w:lineRule="auto"/>
-            </w:pPr>
-            <w:r>
-              <w:rPr>
-                <w:rFonts w:ascii="DejaVu Sans Mono" w:eastAsia="DejaVu Sans Mono" w:hAnsi="DejaVu Sans Mono" w:cs="DejaVu Sans Mono"/>
-                <w:color w:val="E2E8F0"/>
-                <w:sz w:val="17"/>
-              </w:rPr>
-              <w:t xml:space="preserve">  gap: </w:t>
-            </w:r>
-            <w:proofErr w:type="gramStart"/>
-            <w:r>
-              <w:rPr>
-                <w:rFonts w:ascii="DejaVu Sans Mono" w:eastAsia="DejaVu Sans Mono" w:hAnsi="DejaVu Sans Mono" w:cs="DejaVu Sans Mono"/>
-                <w:color w:val="E2E8F0"/>
-                <w:sz w:val="17"/>
-              </w:rPr>
-              <w:t>var(</w:t>
-            </w:r>
-            <w:proofErr w:type="gramEnd"/>
-            <w:r>
-              <w:rPr>
-                <w:rFonts w:ascii="DejaVu Sans Mono" w:eastAsia="DejaVu Sans Mono" w:hAnsi="DejaVu Sans Mono" w:cs="DejaVu Sans Mono"/>
-                <w:color w:val="E2E8F0"/>
-                <w:sz w:val="17"/>
-              </w:rPr>
-              <w:t>--space-4);</w:t>
-            </w:r>
-          </w:p>
-          <w:p>
-            <w:pPr>
-              <w:spacing w:after="0" w:line="240" w:lineRule="auto"/>
-            </w:pPr>
-            <w:r>
-              <w:rPr>
-                <w:rFonts w:ascii="DejaVu Sans Mono" w:eastAsia="DejaVu Sans Mono" w:hAnsi="DejaVu Sans Mono" w:cs="DejaVu Sans Mono"/>
-                <w:color w:val="E2E8F0"/>
-                <w:sz w:val="17"/>
-              </w:rPr>
-              <w:t xml:space="preserve">  list-style: </w:t>
-            </w:r>
-            <w:proofErr w:type="gramStart"/>
-            <w:r>
-              <w:rPr>
-                <w:rFonts w:ascii="DejaVu Sans Mono" w:eastAsia="DejaVu Sans Mono" w:hAnsi="DejaVu Sans Mono" w:cs="DejaVu Sans Mono"/>
-                <w:color w:val="E2E8F0"/>
-                <w:sz w:val="17"/>
-              </w:rPr>
-              <w:t xml:space="preserve">none;   </w:t>
-            </w:r>
-            <w:proofErr w:type="gramEnd"/>
-            <w:r>
-              <w:rPr>
-                <w:rFonts w:ascii="DejaVu Sans Mono" w:eastAsia="DejaVu Sans Mono" w:hAnsi="DejaVu Sans Mono" w:cs="DejaVu Sans Mono"/>
-                <w:color w:val="E2E8F0"/>
-                <w:sz w:val="17"/>
-              </w:rPr>
-              <w:t xml:space="preserve">          /* daftar nav tanpa butir */</w:t>
-            </w:r>
-          </w:p>
-          <w:p>
-            <w:pPr>
-              <w:spacing w:after="0" w:line="240" w:lineRule="auto"/>
-            </w:pPr>
-            <w:r>
-              <w:rPr>
-                <w:rFonts w:ascii="DejaVu Sans Mono" w:eastAsia="DejaVu Sans Mono" w:hAnsi="DejaVu Sans Mono" w:cs="DejaVu Sans Mono"/>
-                <w:color w:val="E2E8F0"/>
-                <w:sz w:val="17"/>
-              </w:rPr>
-              <w:t xml:space="preserve">  padding: 0;</w:t>
-            </w:r>
-          </w:p>
-          <w:p>
-            <w:pPr>
-              <w:spacing w:after="0" w:line="240" w:lineRule="auto"/>
-            </w:pPr>
-            <w:r>
-              <w:rPr>
-                <w:rFonts w:ascii="DejaVu Sans Mono" w:eastAsia="DejaVu Sans Mono" w:hAnsi="DejaVu Sans Mono" w:cs="DejaVu Sans Mono"/>
-                <w:color w:val="E2E8F0"/>
-                <w:sz w:val="17"/>
-              </w:rPr>
-              <w:t>}</w:t>
-            </w:r>
-          </w:p>
-          <w:p>
-            <w:pPr>
-              <w:spacing w:after="0" w:line="240" w:lineRule="auto"/>
-            </w:pPr>
-            <w:r>
-              <w:rPr>
-                <w:rFonts w:ascii="DejaVu Sans Mono" w:eastAsia="DejaVu Sans Mono" w:hAnsi="DejaVu Sans Mono" w:cs="DejaVu Sans Mono"/>
-                <w:color w:val="E2E8F0"/>
-                <w:sz w:val="17"/>
-              </w:rPr>
-              <w:t xml:space="preserve"> </w:t>
-            </w:r>
-          </w:p>
-          <w:p>
-            <w:pPr>
-              <w:spacing w:after="0" w:line="240" w:lineRule="auto"/>
-            </w:pPr>
-            <w:r>
-              <w:rPr>
-                <w:rFonts w:ascii="DejaVu Sans Mono" w:eastAsia="DejaVu Sans Mono" w:hAnsi="DejaVu Sans Mono" w:cs="DejaVu Sans Mono"/>
-                <w:color w:val="E2E8F0"/>
-                <w:sz w:val="17"/>
-              </w:rPr>
-              <w:t>nav a {</w:t>
-            </w:r>
-          </w:p>
-          <w:p>
-            <w:pPr>
-              <w:spacing w:after="0" w:line="240" w:lineRule="auto"/>
-            </w:pPr>
-            <w:r>
-              <w:rPr>
-                <w:rFonts w:ascii="DejaVu Sans Mono" w:eastAsia="DejaVu Sans Mono" w:hAnsi="DejaVu Sans Mono" w:cs="DejaVu Sans Mono"/>
-                <w:color w:val="E2E8F0"/>
-                <w:sz w:val="17"/>
-              </w:rPr>
-              <w:t xml:space="preserve">  color: </w:t>
-            </w:r>
-            <w:proofErr w:type="gramStart"/>
-            <w:r>
-              <w:rPr>
-                <w:rFonts w:ascii="DejaVu Sans Mono" w:eastAsia="DejaVu Sans Mono" w:hAnsi="DejaVu Sans Mono" w:cs="DejaVu Sans Mono"/>
-                <w:color w:val="E2E8F0"/>
-                <w:sz w:val="17"/>
-              </w:rPr>
-              <w:t>var(</w:t>
-            </w:r>
-            <w:proofErr w:type="gramEnd"/>
-            <w:r>
-              <w:rPr>
-                <w:rFonts w:ascii="DejaVu Sans Mono" w:eastAsia="DejaVu Sans Mono" w:hAnsi="DejaVu Sans Mono" w:cs="DejaVu Sans Mono"/>
-                <w:color w:val="E2E8F0"/>
-                <w:sz w:val="17"/>
-              </w:rPr>
-              <w:t>--color-primary);</w:t>
-            </w:r>
-          </w:p>
-          <w:p>
-            <w:pPr>
-              <w:spacing w:after="0" w:line="240" w:lineRule="auto"/>
-            </w:pPr>
-            <w:r>
-              <w:rPr>
-                <w:rFonts w:ascii="DejaVu Sans Mono" w:eastAsia="DejaVu Sans Mono" w:hAnsi="DejaVu Sans Mono" w:cs="DejaVu Sans Mono"/>
-                <w:color w:val="E2E8F0"/>
-                <w:sz w:val="17"/>
-              </w:rPr>
-              <w:t xml:space="preserve">  text-decoration: none;</w:t>
-            </w:r>
-          </w:p>
-          <w:p>
-            <w:pPr>
-              <w:spacing w:after="0" w:line="240" w:lineRule="auto"/>
-            </w:pPr>
-            <w:r>
-              <w:rPr>
-                <w:rFonts w:ascii="DejaVu Sans Mono" w:eastAsia="DejaVu Sans Mono" w:hAnsi="DejaVu Sans Mono" w:cs="DejaVu Sans Mono"/>
-                <w:color w:val="E2E8F0"/>
-                <w:sz w:val="17"/>
-              </w:rPr>
-              <w:t>}</w:t>
-            </w:r>
-          </w:p>
-          <w:p>
-            <w:pPr>
-              <w:spacing w:after="0" w:line="240" w:lineRule="auto"/>
-            </w:pPr>
-            <w:r>
-              <w:rPr>
-                <w:rFonts w:ascii="DejaVu Sans Mono" w:eastAsia="DejaVu Sans Mono" w:hAnsi="DejaVu Sans Mono" w:cs="DejaVu Sans Mono"/>
-                <w:color w:val="E2E8F0"/>
-                <w:sz w:val="17"/>
-              </w:rPr>
-              <w:t xml:space="preserve"> </w:t>
-            </w:r>
-          </w:p>
-          <w:p>
-            <w:pPr>
-              <w:spacing w:after="0" w:line="240" w:lineRule="auto"/>
-            </w:pPr>
-            <w:r>
-              <w:rPr>
-                <w:rFonts w:ascii="DejaVu Sans Mono" w:eastAsia="DejaVu Sans Mono" w:hAnsi="DejaVu Sans Mono" w:cs="DejaVu Sans Mono"/>
-                <w:color w:val="E2E8F0"/>
-                <w:sz w:val="17"/>
-              </w:rPr>
-              <w:t xml:space="preserve">nav </w:t>
-            </w:r>
-            <w:proofErr w:type="gramStart"/>
-            <w:r>
-              <w:rPr>
-                <w:rFonts w:ascii="DejaVu Sans Mono" w:eastAsia="DejaVu Sans Mono" w:hAnsi="DejaVu Sans Mono" w:cs="DejaVu Sans Mono"/>
-                <w:color w:val="E2E8F0"/>
-                <w:sz w:val="17"/>
-              </w:rPr>
-              <w:t>a:hover</w:t>
-            </w:r>
-            <w:proofErr w:type="gramEnd"/>
-            <w:r>
-              <w:rPr>
-                <w:rFonts w:ascii="DejaVu Sans Mono" w:eastAsia="DejaVu Sans Mono" w:hAnsi="DejaVu Sans Mono" w:cs="DejaVu Sans Mono"/>
-                <w:color w:val="E2E8F0"/>
-                <w:sz w:val="17"/>
-              </w:rPr>
-              <w:t xml:space="preserve"> </w:t>
-            </w:r>
-            <w:proofErr w:type="gramStart"/>
-            <w:r>
-              <w:rPr>
-                <w:rFonts w:ascii="DejaVu Sans Mono" w:eastAsia="DejaVu Sans Mono" w:hAnsi="DejaVu Sans Mono" w:cs="DejaVu Sans Mono"/>
-                <w:color w:val="E2E8F0"/>
-                <w:sz w:val="17"/>
-              </w:rPr>
-              <w:t>{ text</w:t>
-            </w:r>
-            <w:proofErr w:type="gramEnd"/>
-            <w:r>
-              <w:rPr>
-                <w:rFonts w:ascii="DejaVu Sans Mono" w:eastAsia="DejaVu Sans Mono" w:hAnsi="DejaVu Sans Mono" w:cs="DejaVu Sans Mono"/>
-                <w:color w:val="E2E8F0"/>
-                <w:sz w:val="17"/>
-              </w:rPr>
-              <w:t>-decoration: underline</w:t>
-            </w:r>
-            <w:proofErr w:type="gramStart"/>
-            <w:r>
-              <w:rPr>
-                <w:rFonts w:ascii="DejaVu Sans Mono" w:eastAsia="DejaVu Sans Mono" w:hAnsi="DejaVu Sans Mono" w:cs="DejaVu Sans Mono"/>
-                <w:color w:val="E2E8F0"/>
-                <w:sz w:val="17"/>
-              </w:rPr>
-              <w:t>; }</w:t>
-            </w:r>
-            <w:proofErr w:type="gramEnd"/>
+              <w:t>nav a:hover { text-decoration: underline; }</w:t>
+            </w:r>
           </w:p>
         </w:tc>
       </w:tr>
@@ -12303,23 +10975,13 @@
         <w:keepNext/>
         <w:spacing w:before="160" w:after="60"/>
       </w:pPr>
-      <w:proofErr w:type="gramStart"/>
       <w:r>
         <w:rPr>
           <w:rFonts w:cs="Carlito"/>
           <w:b/>
           <w:color w:val="003796"/>
         </w:rPr>
-        <w:t>D.2  Katalog</w:t>
-      </w:r>
-      <w:proofErr w:type="gramEnd"/>
-      <w:r>
-        <w:rPr>
-          <w:rFonts w:cs="Carlito"/>
-          <w:b/>
-          <w:color w:val="003796"/>
-        </w:rPr>
-        <w:t xml:space="preserve"> kartu yang membungkus sendiri</w:t>
+        <w:t>D.2  Katalog kartu yang membungkus sendiri</w:t>
       </w:r>
     </w:p>
     <w:p>
@@ -12420,43 +11082,59 @@
                 <w:color w:val="E2E8F0"/>
                 <w:sz w:val="17"/>
               </w:rPr>
-              <w:t xml:space="preserve">  gap: </w:t>
-            </w:r>
-            <w:proofErr w:type="gramStart"/>
+              <w:t xml:space="preserve">  gap: var(--section-gap);      /* jarak antar bagian, tanpa margin */</w:t>
+            </w:r>
+          </w:p>
+          <w:p>
+            <w:pPr>
+              <w:spacing w:after="0" w:line="240" w:lineRule="auto"/>
+            </w:pPr>
             <w:r>
               <w:rPr>
                 <w:rFonts w:ascii="DejaVu Sans Mono" w:eastAsia="DejaVu Sans Mono" w:hAnsi="DejaVu Sans Mono" w:cs="DejaVu Sans Mono"/>
                 <w:color w:val="E2E8F0"/>
                 <w:sz w:val="17"/>
               </w:rPr>
-              <w:t>var(</w:t>
-            </w:r>
-            <w:proofErr w:type="gramEnd"/>
+              <w:t xml:space="preserve">  padding-block: var(--space-6);</w:t>
+            </w:r>
+          </w:p>
+          <w:p>
+            <w:pPr>
+              <w:spacing w:after="0" w:line="240" w:lineRule="auto"/>
+            </w:pPr>
             <w:r>
               <w:rPr>
                 <w:rFonts w:ascii="DejaVu Sans Mono" w:eastAsia="DejaVu Sans Mono" w:hAnsi="DejaVu Sans Mono" w:cs="DejaVu Sans Mono"/>
                 <w:color w:val="E2E8F0"/>
                 <w:sz w:val="17"/>
               </w:rPr>
-              <w:t>--section-gap</w:t>
-            </w:r>
-            <w:proofErr w:type="gramStart"/>
+              <w:t>}</w:t>
+            </w:r>
+          </w:p>
+          <w:p>
+            <w:pPr>
+              <w:spacing w:after="0" w:line="240" w:lineRule="auto"/>
+            </w:pPr>
             <w:r>
               <w:rPr>
                 <w:rFonts w:ascii="DejaVu Sans Mono" w:eastAsia="DejaVu Sans Mono" w:hAnsi="DejaVu Sans Mono" w:cs="DejaVu Sans Mono"/>
                 <w:color w:val="E2E8F0"/>
                 <w:sz w:val="17"/>
               </w:rPr>
-              <w:t xml:space="preserve">);   </w:t>
-            </w:r>
-            <w:proofErr w:type="gramEnd"/>
+              <w:t xml:space="preserve"> </w:t>
+            </w:r>
+          </w:p>
+          <w:p>
+            <w:pPr>
+              <w:spacing w:after="0" w:line="240" w:lineRule="auto"/>
+            </w:pPr>
             <w:r>
               <w:rPr>
                 <w:rFonts w:ascii="DejaVu Sans Mono" w:eastAsia="DejaVu Sans Mono" w:hAnsi="DejaVu Sans Mono" w:cs="DejaVu Sans Mono"/>
                 <w:color w:val="E2E8F0"/>
                 <w:sz w:val="17"/>
               </w:rPr>
-              <w:t xml:space="preserve">   /* jarak antar bagian, tanpa margin */</w:t>
+              <w:t>.katalog {</w:t>
             </w:r>
           </w:p>
           <w:p>
@@ -12469,25 +11147,33 @@
                 <w:color w:val="E2E8F0"/>
                 <w:sz w:val="17"/>
               </w:rPr>
-              <w:t xml:space="preserve">  padding-block: </w:t>
-            </w:r>
-            <w:proofErr w:type="gramStart"/>
+              <w:t xml:space="preserve">  display: flex;</w:t>
+            </w:r>
+          </w:p>
+          <w:p>
+            <w:pPr>
+              <w:spacing w:after="0" w:line="240" w:lineRule="auto"/>
+            </w:pPr>
             <w:r>
               <w:rPr>
                 <w:rFonts w:ascii="DejaVu Sans Mono" w:eastAsia="DejaVu Sans Mono" w:hAnsi="DejaVu Sans Mono" w:cs="DejaVu Sans Mono"/>
                 <w:color w:val="E2E8F0"/>
                 <w:sz w:val="17"/>
               </w:rPr>
-              <w:t>var(</w:t>
-            </w:r>
-            <w:proofErr w:type="gramEnd"/>
+              <w:t xml:space="preserve">  flex-wrap: wrap;              /* kunci responsif: kartu turun sendiri */</w:t>
+            </w:r>
+          </w:p>
+          <w:p>
+            <w:pPr>
+              <w:spacing w:after="0" w:line="240" w:lineRule="auto"/>
+            </w:pPr>
             <w:r>
               <w:rPr>
                 <w:rFonts w:ascii="DejaVu Sans Mono" w:eastAsia="DejaVu Sans Mono" w:hAnsi="DejaVu Sans Mono" w:cs="DejaVu Sans Mono"/>
                 <w:color w:val="E2E8F0"/>
                 <w:sz w:val="17"/>
               </w:rPr>
-              <w:t>--space-6);</w:t>
+              <w:t xml:space="preserve">  gap: var(--space-4);</w:t>
             </w:r>
           </w:p>
           <w:p>
@@ -12520,23 +11206,26 @@
             <w:pPr>
               <w:spacing w:after="0" w:line="240" w:lineRule="auto"/>
             </w:pPr>
-            <w:proofErr w:type="gramStart"/>
             <w:r>
               <w:rPr>
                 <w:rFonts w:ascii="DejaVu Sans Mono" w:eastAsia="DejaVu Sans Mono" w:hAnsi="DejaVu Sans Mono" w:cs="DejaVu Sans Mono"/>
                 <w:color w:val="E2E8F0"/>
                 <w:sz w:val="17"/>
               </w:rPr>
-              <w:t>.katalog</w:t>
-            </w:r>
-            <w:proofErr w:type="gramEnd"/>
+              <w:t>.kartu {</w:t>
+            </w:r>
+          </w:p>
+          <w:p>
+            <w:pPr>
+              <w:spacing w:after="0" w:line="240" w:lineRule="auto"/>
+            </w:pPr>
             <w:r>
               <w:rPr>
                 <w:rFonts w:ascii="DejaVu Sans Mono" w:eastAsia="DejaVu Sans Mono" w:hAnsi="DejaVu Sans Mono" w:cs="DejaVu Sans Mono"/>
                 <w:color w:val="E2E8F0"/>
                 <w:sz w:val="17"/>
               </w:rPr>
-              <w:t xml:space="preserve"> {</w:t>
+              <w:t xml:space="preserve">  flex: 1 1 16rem;              /* tumbuh, menyusut, lebar dasar 16rem */</w:t>
             </w:r>
           </w:p>
           <w:p>
@@ -12549,7 +11238,7 @@
                 <w:color w:val="E2E8F0"/>
                 <w:sz w:val="17"/>
               </w:rPr>
-              <w:t xml:space="preserve">  display: flex;</w:t>
+              <w:t xml:space="preserve">  background: var(--color-surface);</w:t>
             </w:r>
           </w:p>
           <w:p>
@@ -12562,25 +11251,33 @@
                 <w:color w:val="E2E8F0"/>
                 <w:sz w:val="17"/>
               </w:rPr>
-              <w:t xml:space="preserve">  flex-wrap: </w:t>
-            </w:r>
-            <w:proofErr w:type="gramStart"/>
+              <w:t xml:space="preserve">  border: 1px solid var(--color-border);</w:t>
+            </w:r>
+          </w:p>
+          <w:p>
+            <w:pPr>
+              <w:spacing w:after="0" w:line="240" w:lineRule="auto"/>
+            </w:pPr>
             <w:r>
               <w:rPr>
                 <w:rFonts w:ascii="DejaVu Sans Mono" w:eastAsia="DejaVu Sans Mono" w:hAnsi="DejaVu Sans Mono" w:cs="DejaVu Sans Mono"/>
                 <w:color w:val="E2E8F0"/>
                 <w:sz w:val="17"/>
               </w:rPr>
-              <w:t xml:space="preserve">wrap;   </w:t>
-            </w:r>
-            <w:proofErr w:type="gramEnd"/>
+              <w:t xml:space="preserve">  border-radius: var(--radius-md);</w:t>
+            </w:r>
+          </w:p>
+          <w:p>
+            <w:pPr>
+              <w:spacing w:after="0" w:line="240" w:lineRule="auto"/>
+            </w:pPr>
             <w:r>
               <w:rPr>
                 <w:rFonts w:ascii="DejaVu Sans Mono" w:eastAsia="DejaVu Sans Mono" w:hAnsi="DejaVu Sans Mono" w:cs="DejaVu Sans Mono"/>
                 <w:color w:val="E2E8F0"/>
                 <w:sz w:val="17"/>
               </w:rPr>
-              <w:t xml:space="preserve">           /* kunci responsif: kartu turun sendiri */</w:t>
+              <w:t xml:space="preserve">  box-shadow: var(--shadow-1);</w:t>
             </w:r>
           </w:p>
           <w:p>
@@ -12593,25 +11290,33 @@
                 <w:color w:val="E2E8F0"/>
                 <w:sz w:val="17"/>
               </w:rPr>
-              <w:t xml:space="preserve">  gap: </w:t>
-            </w:r>
-            <w:proofErr w:type="gramStart"/>
+              <w:t xml:space="preserve">  padding: var(--card-pad);</w:t>
+            </w:r>
+          </w:p>
+          <w:p>
+            <w:pPr>
+              <w:spacing w:after="0" w:line="240" w:lineRule="auto"/>
+            </w:pPr>
             <w:r>
               <w:rPr>
                 <w:rFonts w:ascii="DejaVu Sans Mono" w:eastAsia="DejaVu Sans Mono" w:hAnsi="DejaVu Sans Mono" w:cs="DejaVu Sans Mono"/>
                 <w:color w:val="E2E8F0"/>
                 <w:sz w:val="17"/>
               </w:rPr>
-              <w:t>var(</w:t>
-            </w:r>
-            <w:proofErr w:type="gramEnd"/>
+              <w:t>}</w:t>
+            </w:r>
+          </w:p>
+          <w:p>
+            <w:pPr>
+              <w:spacing w:after="0" w:line="240" w:lineRule="auto"/>
+            </w:pPr>
             <w:r>
               <w:rPr>
                 <w:rFonts w:ascii="DejaVu Sans Mono" w:eastAsia="DejaVu Sans Mono" w:hAnsi="DejaVu Sans Mono" w:cs="DejaVu Sans Mono"/>
                 <w:color w:val="E2E8F0"/>
                 <w:sz w:val="17"/>
               </w:rPr>
-              <w:t>--space-4);</w:t>
+              <w:t xml:space="preserve"> </w:t>
             </w:r>
           </w:p>
           <w:p>
@@ -12624,7 +11329,7 @@
                 <w:color w:val="E2E8F0"/>
                 <w:sz w:val="17"/>
               </w:rPr>
-              <w:t>}</w:t>
+              <w:t>footer {</w:t>
             </w:r>
           </w:p>
           <w:p>
@@ -12637,30 +11342,33 @@
                 <w:color w:val="E2E8F0"/>
                 <w:sz w:val="17"/>
               </w:rPr>
-              <w:t xml:space="preserve"> </w:t>
+              <w:t xml:space="preserve">  margin-top: var(--space-6);</w:t>
             </w:r>
           </w:p>
           <w:p>
             <w:pPr>
               <w:spacing w:after="0" w:line="240" w:lineRule="auto"/>
             </w:pPr>
-            <w:proofErr w:type="gramStart"/>
             <w:r>
               <w:rPr>
                 <w:rFonts w:ascii="DejaVu Sans Mono" w:eastAsia="DejaVu Sans Mono" w:hAnsi="DejaVu Sans Mono" w:cs="DejaVu Sans Mono"/>
                 <w:color w:val="E2E8F0"/>
                 <w:sz w:val="17"/>
               </w:rPr>
-              <w:t>.kartu</w:t>
-            </w:r>
-            <w:proofErr w:type="gramEnd"/>
+              <w:t xml:space="preserve">  padding-block: var(--space-4);</w:t>
+            </w:r>
+          </w:p>
+          <w:p>
+            <w:pPr>
+              <w:spacing w:after="0" w:line="240" w:lineRule="auto"/>
+            </w:pPr>
             <w:r>
               <w:rPr>
                 <w:rFonts w:ascii="DejaVu Sans Mono" w:eastAsia="DejaVu Sans Mono" w:hAnsi="DejaVu Sans Mono" w:cs="DejaVu Sans Mono"/>
                 <w:color w:val="E2E8F0"/>
                 <w:sz w:val="17"/>
               </w:rPr>
-              <w:t xml:space="preserve"> {</w:t>
+              <w:t xml:space="preserve">  border-top: 1px solid var(--color-border);</w:t>
             </w:r>
           </w:p>
           <w:p>
@@ -12673,392 +11381,20 @@
                 <w:color w:val="E2E8F0"/>
                 <w:sz w:val="17"/>
               </w:rPr>
-              <w:t xml:space="preserve">  flex: 1 1 16</w:t>
-            </w:r>
-            <w:proofErr w:type="gramStart"/>
+              <w:t xml:space="preserve">  color: var(--color-fg);       /* hindari abu pucat yang gagal kontras */</w:t>
+            </w:r>
+          </w:p>
+          <w:p>
+            <w:pPr>
+              <w:spacing w:after="0" w:line="240" w:lineRule="auto"/>
+            </w:pPr>
             <w:r>
               <w:rPr>
                 <w:rFonts w:ascii="DejaVu Sans Mono" w:eastAsia="DejaVu Sans Mono" w:hAnsi="DejaVu Sans Mono" w:cs="DejaVu Sans Mono"/>
                 <w:color w:val="E2E8F0"/>
                 <w:sz w:val="17"/>
               </w:rPr>
-              <w:t xml:space="preserve">rem;   </w:t>
-            </w:r>
-            <w:proofErr w:type="gramEnd"/>
-            <w:r>
-              <w:rPr>
-                <w:rFonts w:ascii="DejaVu Sans Mono" w:eastAsia="DejaVu Sans Mono" w:hAnsi="DejaVu Sans Mono" w:cs="DejaVu Sans Mono"/>
-                <w:color w:val="E2E8F0"/>
-                <w:sz w:val="17"/>
-              </w:rPr>
-              <w:t xml:space="preserve">           /* tumbuh, menyusut, lebar dasar 16rem */</w:t>
-            </w:r>
-          </w:p>
-          <w:p>
-            <w:pPr>
-              <w:spacing w:after="0" w:line="240" w:lineRule="auto"/>
-            </w:pPr>
-            <w:r>
-              <w:rPr>
-                <w:rFonts w:ascii="DejaVu Sans Mono" w:eastAsia="DejaVu Sans Mono" w:hAnsi="DejaVu Sans Mono" w:cs="DejaVu Sans Mono"/>
-                <w:color w:val="E2E8F0"/>
-                <w:sz w:val="17"/>
-              </w:rPr>
-              <w:t xml:space="preserve">  background: </w:t>
-            </w:r>
-            <w:proofErr w:type="gramStart"/>
-            <w:r>
-              <w:rPr>
-                <w:rFonts w:ascii="DejaVu Sans Mono" w:eastAsia="DejaVu Sans Mono" w:hAnsi="DejaVu Sans Mono" w:cs="DejaVu Sans Mono"/>
-                <w:color w:val="E2E8F0"/>
-                <w:sz w:val="17"/>
-              </w:rPr>
-              <w:t>var(</w:t>
-            </w:r>
-            <w:proofErr w:type="gramEnd"/>
-            <w:r>
-              <w:rPr>
-                <w:rFonts w:ascii="DejaVu Sans Mono" w:eastAsia="DejaVu Sans Mono" w:hAnsi="DejaVu Sans Mono" w:cs="DejaVu Sans Mono"/>
-                <w:color w:val="E2E8F0"/>
-                <w:sz w:val="17"/>
-              </w:rPr>
-              <w:t>--color-surface);</w:t>
-            </w:r>
-          </w:p>
-          <w:p>
-            <w:pPr>
-              <w:spacing w:after="0" w:line="240" w:lineRule="auto"/>
-            </w:pPr>
-            <w:r>
-              <w:rPr>
-                <w:rFonts w:ascii="DejaVu Sans Mono" w:eastAsia="DejaVu Sans Mono" w:hAnsi="DejaVu Sans Mono" w:cs="DejaVu Sans Mono"/>
-                <w:color w:val="E2E8F0"/>
-                <w:sz w:val="17"/>
-              </w:rPr>
-              <w:t xml:space="preserve">  border: 1px solid </w:t>
-            </w:r>
-            <w:proofErr w:type="gramStart"/>
-            <w:r>
-              <w:rPr>
-                <w:rFonts w:ascii="DejaVu Sans Mono" w:eastAsia="DejaVu Sans Mono" w:hAnsi="DejaVu Sans Mono" w:cs="DejaVu Sans Mono"/>
-                <w:color w:val="E2E8F0"/>
-                <w:sz w:val="17"/>
-              </w:rPr>
-              <w:t>var(</w:t>
-            </w:r>
-            <w:proofErr w:type="gramEnd"/>
-            <w:r>
-              <w:rPr>
-                <w:rFonts w:ascii="DejaVu Sans Mono" w:eastAsia="DejaVu Sans Mono" w:hAnsi="DejaVu Sans Mono" w:cs="DejaVu Sans Mono"/>
-                <w:color w:val="E2E8F0"/>
-                <w:sz w:val="17"/>
-              </w:rPr>
-              <w:t>--color-border);</w:t>
-            </w:r>
-          </w:p>
-          <w:p>
-            <w:pPr>
-              <w:spacing w:after="0" w:line="240" w:lineRule="auto"/>
-            </w:pPr>
-            <w:r>
-              <w:rPr>
-                <w:rFonts w:ascii="DejaVu Sans Mono" w:eastAsia="DejaVu Sans Mono" w:hAnsi="DejaVu Sans Mono" w:cs="DejaVu Sans Mono"/>
-                <w:color w:val="E2E8F0"/>
-                <w:sz w:val="17"/>
-              </w:rPr>
-              <w:t xml:space="preserve">  border-radius: </w:t>
-            </w:r>
-            <w:proofErr w:type="gramStart"/>
-            <w:r>
-              <w:rPr>
-                <w:rFonts w:ascii="DejaVu Sans Mono" w:eastAsia="DejaVu Sans Mono" w:hAnsi="DejaVu Sans Mono" w:cs="DejaVu Sans Mono"/>
-                <w:color w:val="E2E8F0"/>
-                <w:sz w:val="17"/>
-              </w:rPr>
-              <w:t>var(</w:t>
-            </w:r>
-            <w:proofErr w:type="gramEnd"/>
-            <w:r>
-              <w:rPr>
-                <w:rFonts w:ascii="DejaVu Sans Mono" w:eastAsia="DejaVu Sans Mono" w:hAnsi="DejaVu Sans Mono" w:cs="DejaVu Sans Mono"/>
-                <w:color w:val="E2E8F0"/>
-                <w:sz w:val="17"/>
-              </w:rPr>
-              <w:t>--radius-md);</w:t>
-            </w:r>
-          </w:p>
-          <w:p>
-            <w:pPr>
-              <w:spacing w:after="0" w:line="240" w:lineRule="auto"/>
-            </w:pPr>
-            <w:r>
-              <w:rPr>
-                <w:rFonts w:ascii="DejaVu Sans Mono" w:eastAsia="DejaVu Sans Mono" w:hAnsi="DejaVu Sans Mono" w:cs="DejaVu Sans Mono"/>
-                <w:color w:val="E2E8F0"/>
-                <w:sz w:val="17"/>
-              </w:rPr>
-              <w:t xml:space="preserve">  box-shadow: </w:t>
-            </w:r>
-            <w:proofErr w:type="gramStart"/>
-            <w:r>
-              <w:rPr>
-                <w:rFonts w:ascii="DejaVu Sans Mono" w:eastAsia="DejaVu Sans Mono" w:hAnsi="DejaVu Sans Mono" w:cs="DejaVu Sans Mono"/>
-                <w:color w:val="E2E8F0"/>
-                <w:sz w:val="17"/>
-              </w:rPr>
-              <w:t>var(</w:t>
-            </w:r>
-            <w:proofErr w:type="gramEnd"/>
-            <w:r>
-              <w:rPr>
-                <w:rFonts w:ascii="DejaVu Sans Mono" w:eastAsia="DejaVu Sans Mono" w:hAnsi="DejaVu Sans Mono" w:cs="DejaVu Sans Mono"/>
-                <w:color w:val="E2E8F0"/>
-                <w:sz w:val="17"/>
-              </w:rPr>
-              <w:t>--shadow-1);</w:t>
-            </w:r>
-          </w:p>
-          <w:p>
-            <w:pPr>
-              <w:spacing w:after="0" w:line="240" w:lineRule="auto"/>
-            </w:pPr>
-            <w:r>
-              <w:rPr>
-                <w:rFonts w:ascii="DejaVu Sans Mono" w:eastAsia="DejaVu Sans Mono" w:hAnsi="DejaVu Sans Mono" w:cs="DejaVu Sans Mono"/>
-                <w:color w:val="E2E8F0"/>
-                <w:sz w:val="17"/>
-              </w:rPr>
-              <w:t xml:space="preserve">  padding: </w:t>
-            </w:r>
-            <w:proofErr w:type="gramStart"/>
-            <w:r>
-              <w:rPr>
-                <w:rFonts w:ascii="DejaVu Sans Mono" w:eastAsia="DejaVu Sans Mono" w:hAnsi="DejaVu Sans Mono" w:cs="DejaVu Sans Mono"/>
-                <w:color w:val="E2E8F0"/>
-                <w:sz w:val="17"/>
-              </w:rPr>
-              <w:t>var(</w:t>
-            </w:r>
-            <w:proofErr w:type="gramEnd"/>
-            <w:r>
-              <w:rPr>
-                <w:rFonts w:ascii="DejaVu Sans Mono" w:eastAsia="DejaVu Sans Mono" w:hAnsi="DejaVu Sans Mono" w:cs="DejaVu Sans Mono"/>
-                <w:color w:val="E2E8F0"/>
-                <w:sz w:val="17"/>
-              </w:rPr>
-              <w:t>--card-pad);</w:t>
-            </w:r>
-          </w:p>
-          <w:p>
-            <w:pPr>
-              <w:spacing w:after="0" w:line="240" w:lineRule="auto"/>
-            </w:pPr>
-            <w:r>
-              <w:rPr>
-                <w:rFonts w:ascii="DejaVu Sans Mono" w:eastAsia="DejaVu Sans Mono" w:hAnsi="DejaVu Sans Mono" w:cs="DejaVu Sans Mono"/>
-                <w:color w:val="E2E8F0"/>
-                <w:sz w:val="17"/>
-              </w:rPr>
-              <w:t>}</w:t>
-            </w:r>
-          </w:p>
-          <w:p>
-            <w:pPr>
-              <w:spacing w:after="0" w:line="240" w:lineRule="auto"/>
-            </w:pPr>
-            <w:r>
-              <w:rPr>
-                <w:rFonts w:ascii="DejaVu Sans Mono" w:eastAsia="DejaVu Sans Mono" w:hAnsi="DejaVu Sans Mono" w:cs="DejaVu Sans Mono"/>
-                <w:color w:val="E2E8F0"/>
-                <w:sz w:val="17"/>
-              </w:rPr>
-              <w:t xml:space="preserve"> </w:t>
-            </w:r>
-          </w:p>
-          <w:p>
-            <w:pPr>
-              <w:spacing w:after="0" w:line="240" w:lineRule="auto"/>
-            </w:pPr>
-            <w:r>
-              <w:rPr>
-                <w:rFonts w:ascii="DejaVu Sans Mono" w:eastAsia="DejaVu Sans Mono" w:hAnsi="DejaVu Sans Mono" w:cs="DejaVu Sans Mono"/>
-                <w:color w:val="E2E8F0"/>
-                <w:sz w:val="17"/>
-              </w:rPr>
-              <w:t>footer {</w:t>
-            </w:r>
-          </w:p>
-          <w:p>
-            <w:pPr>
-              <w:spacing w:after="0" w:line="240" w:lineRule="auto"/>
-            </w:pPr>
-            <w:r>
-              <w:rPr>
-                <w:rFonts w:ascii="DejaVu Sans Mono" w:eastAsia="DejaVu Sans Mono" w:hAnsi="DejaVu Sans Mono" w:cs="DejaVu Sans Mono"/>
-                <w:color w:val="E2E8F0"/>
-                <w:sz w:val="17"/>
-              </w:rPr>
-              <w:t xml:space="preserve">  margin-top: </w:t>
-            </w:r>
-            <w:proofErr w:type="gramStart"/>
-            <w:r>
-              <w:rPr>
-                <w:rFonts w:ascii="DejaVu Sans Mono" w:eastAsia="DejaVu Sans Mono" w:hAnsi="DejaVu Sans Mono" w:cs="DejaVu Sans Mono"/>
-                <w:color w:val="E2E8F0"/>
-                <w:sz w:val="17"/>
-              </w:rPr>
-              <w:t>var(</w:t>
-            </w:r>
-            <w:proofErr w:type="gramEnd"/>
-            <w:r>
-              <w:rPr>
-                <w:rFonts w:ascii="DejaVu Sans Mono" w:eastAsia="DejaVu Sans Mono" w:hAnsi="DejaVu Sans Mono" w:cs="DejaVu Sans Mono"/>
-                <w:color w:val="E2E8F0"/>
-                <w:sz w:val="17"/>
-              </w:rPr>
-              <w:t>--space-6);</w:t>
-            </w:r>
-          </w:p>
-          <w:p>
-            <w:pPr>
-              <w:spacing w:after="0" w:line="240" w:lineRule="auto"/>
-            </w:pPr>
-            <w:r>
-              <w:rPr>
-                <w:rFonts w:ascii="DejaVu Sans Mono" w:eastAsia="DejaVu Sans Mono" w:hAnsi="DejaVu Sans Mono" w:cs="DejaVu Sans Mono"/>
-                <w:color w:val="E2E8F0"/>
-                <w:sz w:val="17"/>
-              </w:rPr>
-              <w:t xml:space="preserve">  padding-block: </w:t>
-            </w:r>
-            <w:proofErr w:type="gramStart"/>
-            <w:r>
-              <w:rPr>
-                <w:rFonts w:ascii="DejaVu Sans Mono" w:eastAsia="DejaVu Sans Mono" w:hAnsi="DejaVu Sans Mono" w:cs="DejaVu Sans Mono"/>
-                <w:color w:val="E2E8F0"/>
-                <w:sz w:val="17"/>
-              </w:rPr>
-              <w:t>var(</w:t>
-            </w:r>
-            <w:proofErr w:type="gramEnd"/>
-            <w:r>
-              <w:rPr>
-                <w:rFonts w:ascii="DejaVu Sans Mono" w:eastAsia="DejaVu Sans Mono" w:hAnsi="DejaVu Sans Mono" w:cs="DejaVu Sans Mono"/>
-                <w:color w:val="E2E8F0"/>
-                <w:sz w:val="17"/>
-              </w:rPr>
-              <w:t>--space-4);</w:t>
-            </w:r>
-          </w:p>
-          <w:p>
-            <w:pPr>
-              <w:spacing w:after="0" w:line="240" w:lineRule="auto"/>
-            </w:pPr>
-            <w:r>
-              <w:rPr>
-                <w:rFonts w:ascii="DejaVu Sans Mono" w:eastAsia="DejaVu Sans Mono" w:hAnsi="DejaVu Sans Mono" w:cs="DejaVu Sans Mono"/>
-                <w:color w:val="E2E8F0"/>
-                <w:sz w:val="17"/>
-              </w:rPr>
-              <w:t xml:space="preserve">  border-top: 1px solid </w:t>
-            </w:r>
-            <w:proofErr w:type="gramStart"/>
-            <w:r>
-              <w:rPr>
-                <w:rFonts w:ascii="DejaVu Sans Mono" w:eastAsia="DejaVu Sans Mono" w:hAnsi="DejaVu Sans Mono" w:cs="DejaVu Sans Mono"/>
-                <w:color w:val="E2E8F0"/>
-                <w:sz w:val="17"/>
-              </w:rPr>
-              <w:t>var(</w:t>
-            </w:r>
-            <w:proofErr w:type="gramEnd"/>
-            <w:r>
-              <w:rPr>
-                <w:rFonts w:ascii="DejaVu Sans Mono" w:eastAsia="DejaVu Sans Mono" w:hAnsi="DejaVu Sans Mono" w:cs="DejaVu Sans Mono"/>
-                <w:color w:val="E2E8F0"/>
-                <w:sz w:val="17"/>
-              </w:rPr>
-              <w:t>--color-border);</w:t>
-            </w:r>
-          </w:p>
-          <w:p>
-            <w:pPr>
-              <w:spacing w:after="0" w:line="240" w:lineRule="auto"/>
-            </w:pPr>
-            <w:r>
-              <w:rPr>
-                <w:rFonts w:ascii="DejaVu Sans Mono" w:eastAsia="DejaVu Sans Mono" w:hAnsi="DejaVu Sans Mono" w:cs="DejaVu Sans Mono"/>
-                <w:color w:val="E2E8F0"/>
-                <w:sz w:val="17"/>
-              </w:rPr>
-              <w:t xml:space="preserve">  color: </w:t>
-            </w:r>
-            <w:proofErr w:type="gramStart"/>
-            <w:r>
-              <w:rPr>
-                <w:rFonts w:ascii="DejaVu Sans Mono" w:eastAsia="DejaVu Sans Mono" w:hAnsi="DejaVu Sans Mono" w:cs="DejaVu Sans Mono"/>
-                <w:color w:val="E2E8F0"/>
-                <w:sz w:val="17"/>
-              </w:rPr>
-              <w:t>var(</w:t>
-            </w:r>
-            <w:proofErr w:type="gramEnd"/>
-            <w:r>
-              <w:rPr>
-                <w:rFonts w:ascii="DejaVu Sans Mono" w:eastAsia="DejaVu Sans Mono" w:hAnsi="DejaVu Sans Mono" w:cs="DejaVu Sans Mono"/>
-                <w:color w:val="E2E8F0"/>
-                <w:sz w:val="17"/>
-              </w:rPr>
-              <w:t>--color-fg</w:t>
-            </w:r>
-            <w:proofErr w:type="gramStart"/>
-            <w:r>
-              <w:rPr>
-                <w:rFonts w:ascii="DejaVu Sans Mono" w:eastAsia="DejaVu Sans Mono" w:hAnsi="DejaVu Sans Mono" w:cs="DejaVu Sans Mono"/>
-                <w:color w:val="E2E8F0"/>
-                <w:sz w:val="17"/>
-              </w:rPr>
-              <w:t xml:space="preserve">);   </w:t>
-            </w:r>
-            <w:proofErr w:type="gramEnd"/>
-            <w:r>
-              <w:rPr>
-                <w:rFonts w:ascii="DejaVu Sans Mono" w:eastAsia="DejaVu Sans Mono" w:hAnsi="DejaVu Sans Mono" w:cs="DejaVu Sans Mono"/>
-                <w:color w:val="E2E8F0"/>
-                <w:sz w:val="17"/>
-              </w:rPr>
-              <w:t xml:space="preserve">    /* hindari abu pucat yang gagal kontras */</w:t>
-            </w:r>
-          </w:p>
-          <w:p>
-            <w:pPr>
-              <w:spacing w:after="0" w:line="240" w:lineRule="auto"/>
-            </w:pPr>
-            <w:r>
-              <w:rPr>
-                <w:rFonts w:ascii="DejaVu Sans Mono" w:eastAsia="DejaVu Sans Mono" w:hAnsi="DejaVu Sans Mono" w:cs="DejaVu Sans Mono"/>
-                <w:color w:val="E2E8F0"/>
-                <w:sz w:val="17"/>
-              </w:rPr>
-              <w:t xml:space="preserve">  font-size: </w:t>
-            </w:r>
-            <w:proofErr w:type="gramStart"/>
-            <w:r>
-              <w:rPr>
-                <w:rFonts w:ascii="DejaVu Sans Mono" w:eastAsia="DejaVu Sans Mono" w:hAnsi="DejaVu Sans Mono" w:cs="DejaVu Sans Mono"/>
-                <w:color w:val="E2E8F0"/>
-                <w:sz w:val="17"/>
-              </w:rPr>
-              <w:t>var(</w:t>
-            </w:r>
-            <w:proofErr w:type="gramEnd"/>
-            <w:r>
-              <w:rPr>
-                <w:rFonts w:ascii="DejaVu Sans Mono" w:eastAsia="DejaVu Sans Mono" w:hAnsi="DejaVu Sans Mono" w:cs="DejaVu Sans Mono"/>
-                <w:color w:val="E2E8F0"/>
-                <w:sz w:val="17"/>
-              </w:rPr>
-              <w:t>--text-sm);</w:t>
+              <w:t xml:space="preserve">  font-size: var(--text-sm);</w:t>
             </w:r>
           </w:p>
           <w:p>
@@ -13785,23 +12121,13 @@
             <w:pPr>
               <w:spacing w:before="40" w:after="40"/>
             </w:pPr>
-            <w:proofErr w:type="gramStart"/>
             <w:r>
               <w:rPr>
                 <w:rFonts w:cs="Carlito"/>
                 <w:b/>
                 <w:color w:val="FFFFFF"/>
               </w:rPr>
-              <w:t>▌  SIMPAN</w:t>
-            </w:r>
-            <w:proofErr w:type="gramEnd"/>
-            <w:r>
-              <w:rPr>
-                <w:rFonts w:cs="Carlito"/>
-                <w:b/>
-                <w:color w:val="FFFFFF"/>
-              </w:rPr>
-              <w:t xml:space="preserve"> KE GIT — SETELAH LEMBAR D</w:t>
+              <w:t>▌  SIMPAN KE GIT — SETELAH LEMBAR D</w:t>
             </w:r>
           </w:p>
         </w:tc>
@@ -13870,18 +12196,8 @@
                 <w:color w:val="E2E8F0"/>
                 <w:sz w:val="17"/>
               </w:rPr>
-              <w:t xml:space="preserve">git </w:t>
-            </w:r>
-            <w:proofErr w:type="gramStart"/>
-            <w:r>
-              <w:rPr>
-                <w:rFonts w:ascii="DejaVu Sans Mono" w:eastAsia="DejaVu Sans Mono" w:hAnsi="DejaVu Sans Mono" w:cs="DejaVu Sans Mono"/>
-                <w:color w:val="E2E8F0"/>
-                <w:sz w:val="17"/>
-              </w:rPr>
-              <w:t>add .</w:t>
-            </w:r>
-            <w:proofErr w:type="gramEnd"/>
+              <w:t>git add .</w:t>
+            </w:r>
           </w:p>
           <w:p>
             <w:pPr>
@@ -14061,27 +12377,7 @@
                 <w:color w:val="003796"/>
                 <w:sz w:val="18"/>
               </w:rPr>
-              <w:t xml:space="preserve">Pertemuan </w:t>
-            </w:r>
-            <w:proofErr w:type="gramStart"/>
-            <w:r>
-              <w:rPr>
-                <w:rFonts w:cs="Carlito"/>
-                <w:b/>
-                <w:color w:val="003796"/>
-                <w:sz w:val="18"/>
-              </w:rPr>
-              <w:t>4  ·</w:t>
-            </w:r>
-            <w:proofErr w:type="gramEnd"/>
-            <w:r>
-              <w:rPr>
-                <w:rFonts w:cs="Carlito"/>
-                <w:b/>
-                <w:color w:val="003796"/>
-                <w:sz w:val="18"/>
-              </w:rPr>
-              <w:t xml:space="preserve">  CSS Fundamental dan Design Token</w:t>
+              <w:t>Pertemuan 4  ·  CSS Fundamental dan Design Token</w:t>
             </w:r>
           </w:p>
         </w:tc>
@@ -14120,23 +12416,13 @@
             <w:pPr>
               <w:spacing w:before="40" w:after="40"/>
             </w:pPr>
-            <w:proofErr w:type="gramStart"/>
             <w:r>
               <w:rPr>
                 <w:rFonts w:cs="Carlito"/>
                 <w:b/>
                 <w:color w:val="FFFFFF"/>
               </w:rPr>
-              <w:t>▌  KEADAAN</w:t>
-            </w:r>
-            <w:proofErr w:type="gramEnd"/>
-            <w:r>
-              <w:rPr>
-                <w:rFonts w:cs="Carlito"/>
-                <w:b/>
-                <w:color w:val="FFFFFF"/>
-              </w:rPr>
-              <w:t xml:space="preserve"> YANG PALING SERING DILUPAKAN: FOKUS DAN TIDAK SAH</w:t>
+              <w:t>▌  KEADAAN YANG PALING SERING DILUPAKAN: FOKUS DAN TIDAK SAH</w:t>
             </w:r>
           </w:p>
         </w:tc>
@@ -14161,23 +12447,13 @@
         <w:keepNext/>
         <w:spacing w:before="160" w:after="60"/>
       </w:pPr>
-      <w:proofErr w:type="gramStart"/>
       <w:r>
         <w:rPr>
           <w:rFonts w:cs="Carlito"/>
           <w:b/>
           <w:color w:val="003796"/>
         </w:rPr>
-        <w:t>E.1  Tampilan</w:t>
-      </w:r>
-      <w:proofErr w:type="gramEnd"/>
-      <w:r>
-        <w:rPr>
-          <w:rFonts w:cs="Carlito"/>
-          <w:b/>
-          <w:color w:val="003796"/>
-        </w:rPr>
-        <w:t xml:space="preserve"> dasar kolom isian</w:t>
+        <w:t>E.1  Tampilan dasar kolom isian</w:t>
       </w:r>
     </w:p>
     <w:p>
@@ -14223,23 +12499,26 @@
             <w:pPr>
               <w:spacing w:after="0" w:line="240" w:lineRule="auto"/>
             </w:pPr>
-            <w:proofErr w:type="gramStart"/>
             <w:r>
               <w:rPr>
                 <w:rFonts w:ascii="DejaVu Sans Mono" w:eastAsia="DejaVu Sans Mono" w:hAnsi="DejaVu Sans Mono" w:cs="DejaVu Sans Mono"/>
                 <w:color w:val="E2E8F0"/>
                 <w:sz w:val="17"/>
               </w:rPr>
-              <w:t>.form</w:t>
-            </w:r>
-            <w:proofErr w:type="gramEnd"/>
+              <w:t>.form-kolom {</w:t>
+            </w:r>
+          </w:p>
+          <w:p>
+            <w:pPr>
+              <w:spacing w:after="0" w:line="240" w:lineRule="auto"/>
+            </w:pPr>
             <w:r>
               <w:rPr>
                 <w:rFonts w:ascii="DejaVu Sans Mono" w:eastAsia="DejaVu Sans Mono" w:hAnsi="DejaVu Sans Mono" w:cs="DejaVu Sans Mono"/>
                 <w:color w:val="E2E8F0"/>
                 <w:sz w:val="17"/>
               </w:rPr>
-              <w:t>-kolom {</w:t>
+              <w:t xml:space="preserve">  display: flex;</w:t>
             </w:r>
           </w:p>
           <w:p>
@@ -14252,7 +12531,7 @@
                 <w:color w:val="E2E8F0"/>
                 <w:sz w:val="17"/>
               </w:rPr>
-              <w:t xml:space="preserve">  display: flex;</w:t>
+              <w:t xml:space="preserve">  flex-direction: column;</w:t>
             </w:r>
           </w:p>
           <w:p>
@@ -14265,7 +12544,7 @@
                 <w:color w:val="E2E8F0"/>
                 <w:sz w:val="17"/>
               </w:rPr>
-              <w:t xml:space="preserve">  flex-direction: column;</w:t>
+              <w:t xml:space="preserve">  gap: var(--space-2);          /* jarak label ke isian, seragam */</w:t>
             </w:r>
           </w:p>
           <w:p>
@@ -14278,43 +12557,59 @@
                 <w:color w:val="E2E8F0"/>
                 <w:sz w:val="17"/>
               </w:rPr>
-              <w:t xml:space="preserve">  gap: </w:t>
-            </w:r>
-            <w:proofErr w:type="gramStart"/>
+              <w:t>}</w:t>
+            </w:r>
+          </w:p>
+          <w:p>
+            <w:pPr>
+              <w:spacing w:after="0" w:line="240" w:lineRule="auto"/>
+            </w:pPr>
             <w:r>
               <w:rPr>
                 <w:rFonts w:ascii="DejaVu Sans Mono" w:eastAsia="DejaVu Sans Mono" w:hAnsi="DejaVu Sans Mono" w:cs="DejaVu Sans Mono"/>
                 <w:color w:val="E2E8F0"/>
                 <w:sz w:val="17"/>
               </w:rPr>
-              <w:t>var(</w:t>
-            </w:r>
-            <w:proofErr w:type="gramEnd"/>
+              <w:t xml:space="preserve"> </w:t>
+            </w:r>
+          </w:p>
+          <w:p>
+            <w:pPr>
+              <w:spacing w:after="0" w:line="240" w:lineRule="auto"/>
+            </w:pPr>
             <w:r>
               <w:rPr>
                 <w:rFonts w:ascii="DejaVu Sans Mono" w:eastAsia="DejaVu Sans Mono" w:hAnsi="DejaVu Sans Mono" w:cs="DejaVu Sans Mono"/>
                 <w:color w:val="E2E8F0"/>
                 <w:sz w:val="17"/>
               </w:rPr>
-              <w:t>--space-2</w:t>
-            </w:r>
-            <w:proofErr w:type="gramStart"/>
+              <w:t>label {</w:t>
+            </w:r>
+          </w:p>
+          <w:p>
+            <w:pPr>
+              <w:spacing w:after="0" w:line="240" w:lineRule="auto"/>
+            </w:pPr>
             <w:r>
               <w:rPr>
                 <w:rFonts w:ascii="DejaVu Sans Mono" w:eastAsia="DejaVu Sans Mono" w:hAnsi="DejaVu Sans Mono" w:cs="DejaVu Sans Mono"/>
                 <w:color w:val="E2E8F0"/>
                 <w:sz w:val="17"/>
               </w:rPr>
-              <w:t xml:space="preserve">);   </w:t>
-            </w:r>
-            <w:proofErr w:type="gramEnd"/>
+              <w:t xml:space="preserve">  font-size: var(--text-sm);</w:t>
+            </w:r>
+          </w:p>
+          <w:p>
+            <w:pPr>
+              <w:spacing w:after="0" w:line="240" w:lineRule="auto"/>
+            </w:pPr>
             <w:r>
               <w:rPr>
                 <w:rFonts w:ascii="DejaVu Sans Mono" w:eastAsia="DejaVu Sans Mono" w:hAnsi="DejaVu Sans Mono" w:cs="DejaVu Sans Mono"/>
                 <w:color w:val="E2E8F0"/>
                 <w:sz w:val="17"/>
               </w:rPr>
-              <w:t xml:space="preserve">       /* jarak label ke isian, seragam */</w:t>
+              <w:t xml:space="preserve">  font-weight: 600;</w:t>
             </w:r>
           </w:p>
           <w:p>
@@ -14353,7 +12648,7 @@
                 <w:color w:val="E2E8F0"/>
                 <w:sz w:val="17"/>
               </w:rPr>
-              <w:t>label {</w:t>
+              <w:t>input, select, textarea {</w:t>
             </w:r>
           </w:p>
           <w:p>
@@ -14366,25 +12661,33 @@
                 <w:color w:val="E2E8F0"/>
                 <w:sz w:val="17"/>
               </w:rPr>
-              <w:t xml:space="preserve">  font-size: </w:t>
-            </w:r>
-            <w:proofErr w:type="gramStart"/>
+              <w:t xml:space="preserve">  font: inherit;                /* kolom isian ikut ukuran huruf halaman */</w:t>
+            </w:r>
+          </w:p>
+          <w:p>
+            <w:pPr>
+              <w:spacing w:after="0" w:line="240" w:lineRule="auto"/>
+            </w:pPr>
             <w:r>
               <w:rPr>
                 <w:rFonts w:ascii="DejaVu Sans Mono" w:eastAsia="DejaVu Sans Mono" w:hAnsi="DejaVu Sans Mono" w:cs="DejaVu Sans Mono"/>
                 <w:color w:val="E2E8F0"/>
                 <w:sz w:val="17"/>
               </w:rPr>
-              <w:t>var(</w:t>
-            </w:r>
-            <w:proofErr w:type="gramEnd"/>
+              <w:t xml:space="preserve">  padding: var(--space-2) var(--space-3);</w:t>
+            </w:r>
+          </w:p>
+          <w:p>
+            <w:pPr>
+              <w:spacing w:after="0" w:line="240" w:lineRule="auto"/>
+            </w:pPr>
             <w:r>
               <w:rPr>
                 <w:rFonts w:ascii="DejaVu Sans Mono" w:eastAsia="DejaVu Sans Mono" w:hAnsi="DejaVu Sans Mono" w:cs="DejaVu Sans Mono"/>
                 <w:color w:val="E2E8F0"/>
                 <w:sz w:val="17"/>
               </w:rPr>
-              <w:t>--text-sm);</w:t>
+              <w:t xml:space="preserve">  border: 1px solid var(--color-border);</w:t>
             </w:r>
           </w:p>
           <w:p>
@@ -14397,7 +12700,7 @@
                 <w:color w:val="E2E8F0"/>
                 <w:sz w:val="17"/>
               </w:rPr>
-              <w:t xml:space="preserve">  font-weight: 600;</w:t>
+              <w:t xml:space="preserve">  border-radius: var(--radius-md);</w:t>
             </w:r>
           </w:p>
           <w:p>
@@ -14410,7 +12713,7 @@
                 <w:color w:val="E2E8F0"/>
                 <w:sz w:val="17"/>
               </w:rPr>
-              <w:t>}</w:t>
+              <w:t xml:space="preserve">  background: var(--color-surface);</w:t>
             </w:r>
           </w:p>
           <w:p>
@@ -14423,7 +12726,7 @@
                 <w:color w:val="E2E8F0"/>
                 <w:sz w:val="17"/>
               </w:rPr>
-              <w:t xml:space="preserve"> </w:t>
+              <w:t xml:space="preserve">  color: var(--color-fg);</w:t>
             </w:r>
           </w:p>
           <w:p>
@@ -14436,7 +12739,7 @@
                 <w:color w:val="E2E8F0"/>
                 <w:sz w:val="17"/>
               </w:rPr>
-              <w:t>input, select, textarea {</w:t>
+              <w:t>}</w:t>
             </w:r>
           </w:p>
           <w:p>
@@ -14449,25 +12752,33 @@
                 <w:color w:val="E2E8F0"/>
                 <w:sz w:val="17"/>
               </w:rPr>
-              <w:t xml:space="preserve">  font: </w:t>
-            </w:r>
-            <w:proofErr w:type="gramStart"/>
+              <w:t xml:space="preserve"> </w:t>
+            </w:r>
+          </w:p>
+          <w:p>
+            <w:pPr>
+              <w:spacing w:after="0" w:line="240" w:lineRule="auto"/>
+            </w:pPr>
             <w:r>
               <w:rPr>
                 <w:rFonts w:ascii="DejaVu Sans Mono" w:eastAsia="DejaVu Sans Mono" w:hAnsi="DejaVu Sans Mono" w:cs="DejaVu Sans Mono"/>
                 <w:color w:val="E2E8F0"/>
                 <w:sz w:val="17"/>
               </w:rPr>
-              <w:t xml:space="preserve">inherit;   </w:t>
-            </w:r>
-            <w:proofErr w:type="gramEnd"/>
+              <w:t>button {</w:t>
+            </w:r>
+          </w:p>
+          <w:p>
+            <w:pPr>
+              <w:spacing w:after="0" w:line="240" w:lineRule="auto"/>
+            </w:pPr>
             <w:r>
               <w:rPr>
                 <w:rFonts w:ascii="DejaVu Sans Mono" w:eastAsia="DejaVu Sans Mono" w:hAnsi="DejaVu Sans Mono" w:cs="DejaVu Sans Mono"/>
                 <w:color w:val="E2E8F0"/>
                 <w:sz w:val="17"/>
               </w:rPr>
-              <w:t xml:space="preserve">             /* kolom isian ikut ukuran huruf halaman */</w:t>
+              <w:t xml:space="preserve">  font: inherit;</w:t>
             </w:r>
           </w:p>
           <w:p>
@@ -14480,374 +12791,59 @@
                 <w:color w:val="E2E8F0"/>
                 <w:sz w:val="17"/>
               </w:rPr>
-              <w:t xml:space="preserve">  padding: </w:t>
-            </w:r>
-            <w:proofErr w:type="gramStart"/>
+              <w:t xml:space="preserve">  padding: var(--space-2) var(--space-4);</w:t>
+            </w:r>
+          </w:p>
+          <w:p>
+            <w:pPr>
+              <w:spacing w:after="0" w:line="240" w:lineRule="auto"/>
+            </w:pPr>
             <w:r>
               <w:rPr>
                 <w:rFonts w:ascii="DejaVu Sans Mono" w:eastAsia="DejaVu Sans Mono" w:hAnsi="DejaVu Sans Mono" w:cs="DejaVu Sans Mono"/>
                 <w:color w:val="E2E8F0"/>
                 <w:sz w:val="17"/>
               </w:rPr>
-              <w:t>var(</w:t>
-            </w:r>
-            <w:proofErr w:type="gramEnd"/>
+              <w:t xml:space="preserve">  border: 1px solid transparent;</w:t>
+            </w:r>
+          </w:p>
+          <w:p>
+            <w:pPr>
+              <w:spacing w:after="0" w:line="240" w:lineRule="auto"/>
+            </w:pPr>
             <w:r>
               <w:rPr>
                 <w:rFonts w:ascii="DejaVu Sans Mono" w:eastAsia="DejaVu Sans Mono" w:hAnsi="DejaVu Sans Mono" w:cs="DejaVu Sans Mono"/>
                 <w:color w:val="E2E8F0"/>
                 <w:sz w:val="17"/>
               </w:rPr>
-              <w:t xml:space="preserve">--space-2) </w:t>
-            </w:r>
-            <w:proofErr w:type="gramStart"/>
+              <w:t xml:space="preserve">  border-radius: var(--radius-md);</w:t>
+            </w:r>
+          </w:p>
+          <w:p>
+            <w:pPr>
+              <w:spacing w:after="0" w:line="240" w:lineRule="auto"/>
+            </w:pPr>
             <w:r>
               <w:rPr>
                 <w:rFonts w:ascii="DejaVu Sans Mono" w:eastAsia="DejaVu Sans Mono" w:hAnsi="DejaVu Sans Mono" w:cs="DejaVu Sans Mono"/>
                 <w:color w:val="E2E8F0"/>
                 <w:sz w:val="17"/>
               </w:rPr>
-              <w:t>var(</w:t>
-            </w:r>
-            <w:proofErr w:type="gramEnd"/>
+              <w:t xml:space="preserve">  background: var(--color-primary);</w:t>
+            </w:r>
+          </w:p>
+          <w:p>
+            <w:pPr>
+              <w:spacing w:after="0" w:line="240" w:lineRule="auto"/>
+            </w:pPr>
             <w:r>
               <w:rPr>
                 <w:rFonts w:ascii="DejaVu Sans Mono" w:eastAsia="DejaVu Sans Mono" w:hAnsi="DejaVu Sans Mono" w:cs="DejaVu Sans Mono"/>
                 <w:color w:val="E2E8F0"/>
                 <w:sz w:val="17"/>
               </w:rPr>
-              <w:t>--space-3);</w:t>
-            </w:r>
-          </w:p>
-          <w:p>
-            <w:pPr>
-              <w:spacing w:after="0" w:line="240" w:lineRule="auto"/>
-            </w:pPr>
-            <w:r>
-              <w:rPr>
-                <w:rFonts w:ascii="DejaVu Sans Mono" w:eastAsia="DejaVu Sans Mono" w:hAnsi="DejaVu Sans Mono" w:cs="DejaVu Sans Mono"/>
-                <w:color w:val="E2E8F0"/>
-                <w:sz w:val="17"/>
-              </w:rPr>
-              <w:t xml:space="preserve">  border: 1px solid </w:t>
-            </w:r>
-            <w:proofErr w:type="gramStart"/>
-            <w:r>
-              <w:rPr>
-                <w:rFonts w:ascii="DejaVu Sans Mono" w:eastAsia="DejaVu Sans Mono" w:hAnsi="DejaVu Sans Mono" w:cs="DejaVu Sans Mono"/>
-                <w:color w:val="E2E8F0"/>
-                <w:sz w:val="17"/>
-              </w:rPr>
-              <w:t>var(</w:t>
-            </w:r>
-            <w:proofErr w:type="gramEnd"/>
-            <w:r>
-              <w:rPr>
-                <w:rFonts w:ascii="DejaVu Sans Mono" w:eastAsia="DejaVu Sans Mono" w:hAnsi="DejaVu Sans Mono" w:cs="DejaVu Sans Mono"/>
-                <w:color w:val="E2E8F0"/>
-                <w:sz w:val="17"/>
-              </w:rPr>
-              <w:t>--color-border);</w:t>
-            </w:r>
-          </w:p>
-          <w:p>
-            <w:pPr>
-              <w:spacing w:after="0" w:line="240" w:lineRule="auto"/>
-            </w:pPr>
-            <w:r>
-              <w:rPr>
-                <w:rFonts w:ascii="DejaVu Sans Mono" w:eastAsia="DejaVu Sans Mono" w:hAnsi="DejaVu Sans Mono" w:cs="DejaVu Sans Mono"/>
-                <w:color w:val="E2E8F0"/>
-                <w:sz w:val="17"/>
-              </w:rPr>
-              <w:t xml:space="preserve">  border-radius: </w:t>
-            </w:r>
-            <w:proofErr w:type="gramStart"/>
-            <w:r>
-              <w:rPr>
-                <w:rFonts w:ascii="DejaVu Sans Mono" w:eastAsia="DejaVu Sans Mono" w:hAnsi="DejaVu Sans Mono" w:cs="DejaVu Sans Mono"/>
-                <w:color w:val="E2E8F0"/>
-                <w:sz w:val="17"/>
-              </w:rPr>
-              <w:t>var(</w:t>
-            </w:r>
-            <w:proofErr w:type="gramEnd"/>
-            <w:r>
-              <w:rPr>
-                <w:rFonts w:ascii="DejaVu Sans Mono" w:eastAsia="DejaVu Sans Mono" w:hAnsi="DejaVu Sans Mono" w:cs="DejaVu Sans Mono"/>
-                <w:color w:val="E2E8F0"/>
-                <w:sz w:val="17"/>
-              </w:rPr>
-              <w:t>--radius-md);</w:t>
-            </w:r>
-          </w:p>
-          <w:p>
-            <w:pPr>
-              <w:spacing w:after="0" w:line="240" w:lineRule="auto"/>
-            </w:pPr>
-            <w:r>
-              <w:rPr>
-                <w:rFonts w:ascii="DejaVu Sans Mono" w:eastAsia="DejaVu Sans Mono" w:hAnsi="DejaVu Sans Mono" w:cs="DejaVu Sans Mono"/>
-                <w:color w:val="E2E8F0"/>
-                <w:sz w:val="17"/>
-              </w:rPr>
-              <w:t xml:space="preserve">  background: </w:t>
-            </w:r>
-            <w:proofErr w:type="gramStart"/>
-            <w:r>
-              <w:rPr>
-                <w:rFonts w:ascii="DejaVu Sans Mono" w:eastAsia="DejaVu Sans Mono" w:hAnsi="DejaVu Sans Mono" w:cs="DejaVu Sans Mono"/>
-                <w:color w:val="E2E8F0"/>
-                <w:sz w:val="17"/>
-              </w:rPr>
-              <w:t>var(</w:t>
-            </w:r>
-            <w:proofErr w:type="gramEnd"/>
-            <w:r>
-              <w:rPr>
-                <w:rFonts w:ascii="DejaVu Sans Mono" w:eastAsia="DejaVu Sans Mono" w:hAnsi="DejaVu Sans Mono" w:cs="DejaVu Sans Mono"/>
-                <w:color w:val="E2E8F0"/>
-                <w:sz w:val="17"/>
-              </w:rPr>
-              <w:t>--color-surface);</w:t>
-            </w:r>
-          </w:p>
-          <w:p>
-            <w:pPr>
-              <w:spacing w:after="0" w:line="240" w:lineRule="auto"/>
-            </w:pPr>
-            <w:r>
-              <w:rPr>
-                <w:rFonts w:ascii="DejaVu Sans Mono" w:eastAsia="DejaVu Sans Mono" w:hAnsi="DejaVu Sans Mono" w:cs="DejaVu Sans Mono"/>
-                <w:color w:val="E2E8F0"/>
-                <w:sz w:val="17"/>
-              </w:rPr>
-              <w:t xml:space="preserve">  color: </w:t>
-            </w:r>
-            <w:proofErr w:type="gramStart"/>
-            <w:r>
-              <w:rPr>
-                <w:rFonts w:ascii="DejaVu Sans Mono" w:eastAsia="DejaVu Sans Mono" w:hAnsi="DejaVu Sans Mono" w:cs="DejaVu Sans Mono"/>
-                <w:color w:val="E2E8F0"/>
-                <w:sz w:val="17"/>
-              </w:rPr>
-              <w:t>var(</w:t>
-            </w:r>
-            <w:proofErr w:type="gramEnd"/>
-            <w:r>
-              <w:rPr>
-                <w:rFonts w:ascii="DejaVu Sans Mono" w:eastAsia="DejaVu Sans Mono" w:hAnsi="DejaVu Sans Mono" w:cs="DejaVu Sans Mono"/>
-                <w:color w:val="E2E8F0"/>
-                <w:sz w:val="17"/>
-              </w:rPr>
-              <w:t>--color-fg);</w:t>
-            </w:r>
-          </w:p>
-          <w:p>
-            <w:pPr>
-              <w:spacing w:after="0" w:line="240" w:lineRule="auto"/>
-            </w:pPr>
-            <w:r>
-              <w:rPr>
-                <w:rFonts w:ascii="DejaVu Sans Mono" w:eastAsia="DejaVu Sans Mono" w:hAnsi="DejaVu Sans Mono" w:cs="DejaVu Sans Mono"/>
-                <w:color w:val="E2E8F0"/>
-                <w:sz w:val="17"/>
-              </w:rPr>
-              <w:t>}</w:t>
-            </w:r>
-          </w:p>
-          <w:p>
-            <w:pPr>
-              <w:spacing w:after="0" w:line="240" w:lineRule="auto"/>
-            </w:pPr>
-            <w:r>
-              <w:rPr>
-                <w:rFonts w:ascii="DejaVu Sans Mono" w:eastAsia="DejaVu Sans Mono" w:hAnsi="DejaVu Sans Mono" w:cs="DejaVu Sans Mono"/>
-                <w:color w:val="E2E8F0"/>
-                <w:sz w:val="17"/>
-              </w:rPr>
-              <w:t xml:space="preserve"> </w:t>
-            </w:r>
-          </w:p>
-          <w:p>
-            <w:pPr>
-              <w:spacing w:after="0" w:line="240" w:lineRule="auto"/>
-            </w:pPr>
-            <w:r>
-              <w:rPr>
-                <w:rFonts w:ascii="DejaVu Sans Mono" w:eastAsia="DejaVu Sans Mono" w:hAnsi="DejaVu Sans Mono" w:cs="DejaVu Sans Mono"/>
-                <w:color w:val="E2E8F0"/>
-                <w:sz w:val="17"/>
-              </w:rPr>
-              <w:t>button {</w:t>
-            </w:r>
-          </w:p>
-          <w:p>
-            <w:pPr>
-              <w:spacing w:after="0" w:line="240" w:lineRule="auto"/>
-            </w:pPr>
-            <w:r>
-              <w:rPr>
-                <w:rFonts w:ascii="DejaVu Sans Mono" w:eastAsia="DejaVu Sans Mono" w:hAnsi="DejaVu Sans Mono" w:cs="DejaVu Sans Mono"/>
-                <w:color w:val="E2E8F0"/>
-                <w:sz w:val="17"/>
-              </w:rPr>
-              <w:t xml:space="preserve">  font: inherit;</w:t>
-            </w:r>
-          </w:p>
-          <w:p>
-            <w:pPr>
-              <w:spacing w:after="0" w:line="240" w:lineRule="auto"/>
-            </w:pPr>
-            <w:r>
-              <w:rPr>
-                <w:rFonts w:ascii="DejaVu Sans Mono" w:eastAsia="DejaVu Sans Mono" w:hAnsi="DejaVu Sans Mono" w:cs="DejaVu Sans Mono"/>
-                <w:color w:val="E2E8F0"/>
-                <w:sz w:val="17"/>
-              </w:rPr>
-              <w:t xml:space="preserve">  padding: </w:t>
-            </w:r>
-            <w:proofErr w:type="gramStart"/>
-            <w:r>
-              <w:rPr>
-                <w:rFonts w:ascii="DejaVu Sans Mono" w:eastAsia="DejaVu Sans Mono" w:hAnsi="DejaVu Sans Mono" w:cs="DejaVu Sans Mono"/>
-                <w:color w:val="E2E8F0"/>
-                <w:sz w:val="17"/>
-              </w:rPr>
-              <w:t>var(</w:t>
-            </w:r>
-            <w:proofErr w:type="gramEnd"/>
-            <w:r>
-              <w:rPr>
-                <w:rFonts w:ascii="DejaVu Sans Mono" w:eastAsia="DejaVu Sans Mono" w:hAnsi="DejaVu Sans Mono" w:cs="DejaVu Sans Mono"/>
-                <w:color w:val="E2E8F0"/>
-                <w:sz w:val="17"/>
-              </w:rPr>
-              <w:t xml:space="preserve">--space-2) </w:t>
-            </w:r>
-            <w:proofErr w:type="gramStart"/>
-            <w:r>
-              <w:rPr>
-                <w:rFonts w:ascii="DejaVu Sans Mono" w:eastAsia="DejaVu Sans Mono" w:hAnsi="DejaVu Sans Mono" w:cs="DejaVu Sans Mono"/>
-                <w:color w:val="E2E8F0"/>
-                <w:sz w:val="17"/>
-              </w:rPr>
-              <w:t>var(</w:t>
-            </w:r>
-            <w:proofErr w:type="gramEnd"/>
-            <w:r>
-              <w:rPr>
-                <w:rFonts w:ascii="DejaVu Sans Mono" w:eastAsia="DejaVu Sans Mono" w:hAnsi="DejaVu Sans Mono" w:cs="DejaVu Sans Mono"/>
-                <w:color w:val="E2E8F0"/>
-                <w:sz w:val="17"/>
-              </w:rPr>
-              <w:t>--space-4);</w:t>
-            </w:r>
-          </w:p>
-          <w:p>
-            <w:pPr>
-              <w:spacing w:after="0" w:line="240" w:lineRule="auto"/>
-            </w:pPr>
-            <w:r>
-              <w:rPr>
-                <w:rFonts w:ascii="DejaVu Sans Mono" w:eastAsia="DejaVu Sans Mono" w:hAnsi="DejaVu Sans Mono" w:cs="DejaVu Sans Mono"/>
-                <w:color w:val="E2E8F0"/>
-                <w:sz w:val="17"/>
-              </w:rPr>
-              <w:t xml:space="preserve">  border: 1px solid transparent;</w:t>
-            </w:r>
-          </w:p>
-          <w:p>
-            <w:pPr>
-              <w:spacing w:after="0" w:line="240" w:lineRule="auto"/>
-            </w:pPr>
-            <w:r>
-              <w:rPr>
-                <w:rFonts w:ascii="DejaVu Sans Mono" w:eastAsia="DejaVu Sans Mono" w:hAnsi="DejaVu Sans Mono" w:cs="DejaVu Sans Mono"/>
-                <w:color w:val="E2E8F0"/>
-                <w:sz w:val="17"/>
-              </w:rPr>
-              <w:t xml:space="preserve">  border-radius: </w:t>
-            </w:r>
-            <w:proofErr w:type="gramStart"/>
-            <w:r>
-              <w:rPr>
-                <w:rFonts w:ascii="DejaVu Sans Mono" w:eastAsia="DejaVu Sans Mono" w:hAnsi="DejaVu Sans Mono" w:cs="DejaVu Sans Mono"/>
-                <w:color w:val="E2E8F0"/>
-                <w:sz w:val="17"/>
-              </w:rPr>
-              <w:t>var(</w:t>
-            </w:r>
-            <w:proofErr w:type="gramEnd"/>
-            <w:r>
-              <w:rPr>
-                <w:rFonts w:ascii="DejaVu Sans Mono" w:eastAsia="DejaVu Sans Mono" w:hAnsi="DejaVu Sans Mono" w:cs="DejaVu Sans Mono"/>
-                <w:color w:val="E2E8F0"/>
-                <w:sz w:val="17"/>
-              </w:rPr>
-              <w:t>--radius-md);</w:t>
-            </w:r>
-          </w:p>
-          <w:p>
-            <w:pPr>
-              <w:spacing w:after="0" w:line="240" w:lineRule="auto"/>
-            </w:pPr>
-            <w:r>
-              <w:rPr>
-                <w:rFonts w:ascii="DejaVu Sans Mono" w:eastAsia="DejaVu Sans Mono" w:hAnsi="DejaVu Sans Mono" w:cs="DejaVu Sans Mono"/>
-                <w:color w:val="E2E8F0"/>
-                <w:sz w:val="17"/>
-              </w:rPr>
-              <w:t xml:space="preserve">  background: </w:t>
-            </w:r>
-            <w:proofErr w:type="gramStart"/>
-            <w:r>
-              <w:rPr>
-                <w:rFonts w:ascii="DejaVu Sans Mono" w:eastAsia="DejaVu Sans Mono" w:hAnsi="DejaVu Sans Mono" w:cs="DejaVu Sans Mono"/>
-                <w:color w:val="E2E8F0"/>
-                <w:sz w:val="17"/>
-              </w:rPr>
-              <w:t>var(</w:t>
-            </w:r>
-            <w:proofErr w:type="gramEnd"/>
-            <w:r>
-              <w:rPr>
-                <w:rFonts w:ascii="DejaVu Sans Mono" w:eastAsia="DejaVu Sans Mono" w:hAnsi="DejaVu Sans Mono" w:cs="DejaVu Sans Mono"/>
-                <w:color w:val="E2E8F0"/>
-                <w:sz w:val="17"/>
-              </w:rPr>
-              <w:t>--color-primary);</w:t>
-            </w:r>
-          </w:p>
-          <w:p>
-            <w:pPr>
-              <w:spacing w:after="0" w:line="240" w:lineRule="auto"/>
-            </w:pPr>
-            <w:r>
-              <w:rPr>
-                <w:rFonts w:ascii="DejaVu Sans Mono" w:eastAsia="DejaVu Sans Mono" w:hAnsi="DejaVu Sans Mono" w:cs="DejaVu Sans Mono"/>
-                <w:color w:val="E2E8F0"/>
-                <w:sz w:val="17"/>
-              </w:rPr>
-              <w:t xml:space="preserve">  color: </w:t>
-            </w:r>
-            <w:proofErr w:type="gramStart"/>
-            <w:r>
-              <w:rPr>
-                <w:rFonts w:ascii="DejaVu Sans Mono" w:eastAsia="DejaVu Sans Mono" w:hAnsi="DejaVu Sans Mono" w:cs="DejaVu Sans Mono"/>
-                <w:color w:val="E2E8F0"/>
-                <w:sz w:val="17"/>
-              </w:rPr>
-              <w:t>var(</w:t>
-            </w:r>
-            <w:proofErr w:type="gramEnd"/>
-            <w:r>
-              <w:rPr>
-                <w:rFonts w:ascii="DejaVu Sans Mono" w:eastAsia="DejaVu Sans Mono" w:hAnsi="DejaVu Sans Mono" w:cs="DejaVu Sans Mono"/>
-                <w:color w:val="E2E8F0"/>
-                <w:sz w:val="17"/>
-              </w:rPr>
-              <w:t>--color-surface);</w:t>
+              <w:t xml:space="preserve">  color: var(--color-surface);</w:t>
             </w:r>
           </w:p>
           <w:p>
@@ -14940,23 +12936,13 @@
         <w:keepNext/>
         <w:spacing w:before="160" w:after="60"/>
       </w:pPr>
-      <w:proofErr w:type="gramStart"/>
       <w:r>
         <w:rPr>
           <w:rFonts w:cs="Carlito"/>
           <w:b/>
           <w:color w:val="003796"/>
         </w:rPr>
-        <w:t>E.2  Keadaan</w:t>
-      </w:r>
-      <w:proofErr w:type="gramEnd"/>
-      <w:r>
-        <w:rPr>
-          <w:rFonts w:cs="Carlito"/>
-          <w:b/>
-          <w:color w:val="003796"/>
-        </w:rPr>
-        <w:t xml:space="preserve"> fokus — wajib terlihat</w:t>
+        <w:t>E.2  Keadaan fokus — wajib terlihat</w:t>
       </w:r>
     </w:p>
     <w:p>
@@ -15017,48 +13003,59 @@
                 <w:color w:val="E2E8F0"/>
                 <w:sz w:val="17"/>
               </w:rPr>
-              <w:t>/</w:t>
-            </w:r>
-            <w:proofErr w:type="gramStart"/>
+              <w:t>/* :focus-visible hanya muncul saat pengguna memakai papan ketik */</w:t>
+            </w:r>
+          </w:p>
+          <w:p>
+            <w:pPr>
+              <w:spacing w:after="0" w:line="240" w:lineRule="auto"/>
+            </w:pPr>
             <w:r>
               <w:rPr>
                 <w:rFonts w:ascii="DejaVu Sans Mono" w:eastAsia="DejaVu Sans Mono" w:hAnsi="DejaVu Sans Mono" w:cs="DejaVu Sans Mono"/>
                 <w:color w:val="E2E8F0"/>
                 <w:sz w:val="17"/>
               </w:rPr>
-              <w:t>* :focus</w:t>
-            </w:r>
-            <w:proofErr w:type="gramEnd"/>
+              <w:t>:focus-visible {</w:t>
+            </w:r>
+          </w:p>
+          <w:p>
+            <w:pPr>
+              <w:spacing w:after="0" w:line="240" w:lineRule="auto"/>
+            </w:pPr>
             <w:r>
               <w:rPr>
                 <w:rFonts w:ascii="DejaVu Sans Mono" w:eastAsia="DejaVu Sans Mono" w:hAnsi="DejaVu Sans Mono" w:cs="DejaVu Sans Mono"/>
                 <w:color w:val="E2E8F0"/>
                 <w:sz w:val="17"/>
               </w:rPr>
-              <w:t>-visible hanya muncul saat pengguna memakai papan ketik */</w:t>
+              <w:t xml:space="preserve">  outline: 2px solid var(--color-focus);</w:t>
             </w:r>
           </w:p>
           <w:p>
             <w:pPr>
               <w:spacing w:after="0" w:line="240" w:lineRule="auto"/>
             </w:pPr>
-            <w:proofErr w:type="gramStart"/>
             <w:r>
               <w:rPr>
                 <w:rFonts w:ascii="DejaVu Sans Mono" w:eastAsia="DejaVu Sans Mono" w:hAnsi="DejaVu Sans Mono" w:cs="DejaVu Sans Mono"/>
                 <w:color w:val="E2E8F0"/>
                 <w:sz w:val="17"/>
               </w:rPr>
-              <w:t>:focus</w:t>
-            </w:r>
-            <w:proofErr w:type="gramEnd"/>
+              <w:t xml:space="preserve">  outline-offset: 2px;</w:t>
+            </w:r>
+          </w:p>
+          <w:p>
+            <w:pPr>
+              <w:spacing w:after="0" w:line="240" w:lineRule="auto"/>
+            </w:pPr>
             <w:r>
               <w:rPr>
                 <w:rFonts w:ascii="DejaVu Sans Mono" w:eastAsia="DejaVu Sans Mono" w:hAnsi="DejaVu Sans Mono" w:cs="DejaVu Sans Mono"/>
                 <w:color w:val="E2E8F0"/>
                 <w:sz w:val="17"/>
               </w:rPr>
-              <w:t>-visible {</w:t>
+              <w:t>}</w:t>
             </w:r>
           </w:p>
           <w:p>
@@ -15071,144 +13068,33 @@
                 <w:color w:val="E2E8F0"/>
                 <w:sz w:val="17"/>
               </w:rPr>
-              <w:t xml:space="preserve">  outline: 2px solid </w:t>
-            </w:r>
-            <w:proofErr w:type="gramStart"/>
+              <w:t xml:space="preserve"> </w:t>
+            </w:r>
+          </w:p>
+          <w:p>
+            <w:pPr>
+              <w:spacing w:after="0" w:line="240" w:lineRule="auto"/>
+            </w:pPr>
             <w:r>
               <w:rPr>
                 <w:rFonts w:ascii="DejaVu Sans Mono" w:eastAsia="DejaVu Sans Mono" w:hAnsi="DejaVu Sans Mono" w:cs="DejaVu Sans Mono"/>
                 <w:color w:val="E2E8F0"/>
                 <w:sz w:val="17"/>
               </w:rPr>
-              <w:t>var(</w:t>
-            </w:r>
-            <w:proofErr w:type="gramEnd"/>
+              <w:t>/* JANGAN seperti ini — pengguna papan ketik kehilangan jejak */</w:t>
+            </w:r>
+          </w:p>
+          <w:p>
+            <w:pPr>
+              <w:spacing w:after="0" w:line="240" w:lineRule="auto"/>
+            </w:pPr>
             <w:r>
               <w:rPr>
                 <w:rFonts w:ascii="DejaVu Sans Mono" w:eastAsia="DejaVu Sans Mono" w:hAnsi="DejaVu Sans Mono" w:cs="DejaVu Sans Mono"/>
                 <w:color w:val="E2E8F0"/>
                 <w:sz w:val="17"/>
               </w:rPr>
-              <w:t>--color-focus);</w:t>
-            </w:r>
-          </w:p>
-          <w:p>
-            <w:pPr>
-              <w:spacing w:after="0" w:line="240" w:lineRule="auto"/>
-            </w:pPr>
-            <w:r>
-              <w:rPr>
-                <w:rFonts w:ascii="DejaVu Sans Mono" w:eastAsia="DejaVu Sans Mono" w:hAnsi="DejaVu Sans Mono" w:cs="DejaVu Sans Mono"/>
-                <w:color w:val="E2E8F0"/>
-                <w:sz w:val="17"/>
-              </w:rPr>
-              <w:t xml:space="preserve">  outline-offset: 2px;</w:t>
-            </w:r>
-          </w:p>
-          <w:p>
-            <w:pPr>
-              <w:spacing w:after="0" w:line="240" w:lineRule="auto"/>
-            </w:pPr>
-            <w:r>
-              <w:rPr>
-                <w:rFonts w:ascii="DejaVu Sans Mono" w:eastAsia="DejaVu Sans Mono" w:hAnsi="DejaVu Sans Mono" w:cs="DejaVu Sans Mono"/>
-                <w:color w:val="E2E8F0"/>
-                <w:sz w:val="17"/>
-              </w:rPr>
-              <w:t>}</w:t>
-            </w:r>
-          </w:p>
-          <w:p>
-            <w:pPr>
-              <w:spacing w:after="0" w:line="240" w:lineRule="auto"/>
-            </w:pPr>
-            <w:r>
-              <w:rPr>
-                <w:rFonts w:ascii="DejaVu Sans Mono" w:eastAsia="DejaVu Sans Mono" w:hAnsi="DejaVu Sans Mono" w:cs="DejaVu Sans Mono"/>
-                <w:color w:val="E2E8F0"/>
-                <w:sz w:val="17"/>
-              </w:rPr>
-              <w:t xml:space="preserve"> </w:t>
-            </w:r>
-          </w:p>
-          <w:p>
-            <w:pPr>
-              <w:spacing w:after="0" w:line="240" w:lineRule="auto"/>
-            </w:pPr>
-            <w:r>
-              <w:rPr>
-                <w:rFonts w:ascii="DejaVu Sans Mono" w:eastAsia="DejaVu Sans Mono" w:hAnsi="DejaVu Sans Mono" w:cs="DejaVu Sans Mono"/>
-                <w:color w:val="E2E8F0"/>
-                <w:sz w:val="17"/>
-              </w:rPr>
-              <w:t>/* JANGAN seperti ini — pengguna papan ketik kehilangan jejak */</w:t>
-            </w:r>
-          </w:p>
-          <w:p>
-            <w:pPr>
-              <w:spacing w:after="0" w:line="240" w:lineRule="auto"/>
-            </w:pPr>
-            <w:r>
-              <w:rPr>
-                <w:rFonts w:ascii="DejaVu Sans Mono" w:eastAsia="DejaVu Sans Mono" w:hAnsi="DejaVu Sans Mono" w:cs="DejaVu Sans Mono"/>
-                <w:color w:val="E2E8F0"/>
-                <w:sz w:val="17"/>
-              </w:rPr>
-              <w:t xml:space="preserve">/* </w:t>
-            </w:r>
-            <w:proofErr w:type="gramStart"/>
-            <w:r>
-              <w:rPr>
-                <w:rFonts w:ascii="DejaVu Sans Mono" w:eastAsia="DejaVu Sans Mono" w:hAnsi="DejaVu Sans Mono" w:cs="DejaVu Sans Mono"/>
-                <w:color w:val="E2E8F0"/>
-                <w:sz w:val="17"/>
-              </w:rPr>
-              <w:t>*:focus</w:t>
-            </w:r>
-            <w:proofErr w:type="gramEnd"/>
-            <w:r>
-              <w:rPr>
-                <w:rFonts w:ascii="DejaVu Sans Mono" w:eastAsia="DejaVu Sans Mono" w:hAnsi="DejaVu Sans Mono" w:cs="DejaVu Sans Mono"/>
-                <w:color w:val="E2E8F0"/>
-                <w:sz w:val="17"/>
-              </w:rPr>
-              <w:t xml:space="preserve"> </w:t>
-            </w:r>
-            <w:proofErr w:type="gramStart"/>
-            <w:r>
-              <w:rPr>
-                <w:rFonts w:ascii="DejaVu Sans Mono" w:eastAsia="DejaVu Sans Mono" w:hAnsi="DejaVu Sans Mono" w:cs="DejaVu Sans Mono"/>
-                <w:color w:val="E2E8F0"/>
-                <w:sz w:val="17"/>
-              </w:rPr>
-              <w:t>{ outline</w:t>
-            </w:r>
-            <w:proofErr w:type="gramEnd"/>
-            <w:r>
-              <w:rPr>
-                <w:rFonts w:ascii="DejaVu Sans Mono" w:eastAsia="DejaVu Sans Mono" w:hAnsi="DejaVu Sans Mono" w:cs="DejaVu Sans Mono"/>
-                <w:color w:val="E2E8F0"/>
-                <w:sz w:val="17"/>
-              </w:rPr>
-              <w:t>: none</w:t>
-            </w:r>
-            <w:proofErr w:type="gramStart"/>
-            <w:r>
-              <w:rPr>
-                <w:rFonts w:ascii="DejaVu Sans Mono" w:eastAsia="DejaVu Sans Mono" w:hAnsi="DejaVu Sans Mono" w:cs="DejaVu Sans Mono"/>
-                <w:color w:val="E2E8F0"/>
-                <w:sz w:val="17"/>
-              </w:rPr>
-              <w:t>; }</w:t>
-            </w:r>
-            <w:proofErr w:type="gramEnd"/>
-            <w:r>
-              <w:rPr>
-                <w:rFonts w:ascii="DejaVu Sans Mono" w:eastAsia="DejaVu Sans Mono" w:hAnsi="DejaVu Sans Mono" w:cs="DejaVu Sans Mono"/>
-                <w:color w:val="E2E8F0"/>
-                <w:sz w:val="17"/>
-              </w:rPr>
-              <w:t xml:space="preserve"> */</w:t>
+              <w:t>/* *:focus { outline: none; } */</w:t>
             </w:r>
           </w:p>
         </w:tc>
@@ -15414,7 +13300,6 @@
             <w:pPr>
               <w:spacing w:before="20" w:after="20" w:line="252" w:lineRule="auto"/>
             </w:pPr>
-            <w:proofErr w:type="gramStart"/>
             <w:r>
               <w:rPr>
                 <w:rFonts w:ascii="DejaVu Sans Mono" w:eastAsia="DejaVu Sans Mono" w:hAnsi="DejaVu Sans Mono" w:cs="DejaVu Sans Mono"/>
@@ -15422,7 +13307,6 @@
               </w:rPr>
               <w:t>:hover</w:t>
             </w:r>
-            <w:proofErr w:type="gramEnd"/>
           </w:p>
         </w:tc>
         <w:tc>
@@ -15494,21 +13378,12 @@
             <w:pPr>
               <w:spacing w:before="20" w:after="20" w:line="252" w:lineRule="auto"/>
             </w:pPr>
-            <w:proofErr w:type="gramStart"/>
             <w:r>
               <w:rPr>
                 <w:rFonts w:ascii="DejaVu Sans Mono" w:eastAsia="DejaVu Sans Mono" w:hAnsi="DejaVu Sans Mono" w:cs="DejaVu Sans Mono"/>
                 <w:sz w:val="16"/>
               </w:rPr>
-              <w:t>:focus</w:t>
-            </w:r>
-            <w:proofErr w:type="gramEnd"/>
-            <w:r>
-              <w:rPr>
-                <w:rFonts w:ascii="DejaVu Sans Mono" w:eastAsia="DejaVu Sans Mono" w:hAnsi="DejaVu Sans Mono" w:cs="DejaVu Sans Mono"/>
-                <w:sz w:val="16"/>
-              </w:rPr>
-              <w:t>-visible</w:t>
+              <w:t>:focus-visible</w:t>
             </w:r>
           </w:p>
         </w:tc>
@@ -15725,23 +13600,13 @@
         <w:keepNext/>
         <w:spacing w:before="160" w:after="60"/>
       </w:pPr>
-      <w:proofErr w:type="gramStart"/>
       <w:r>
         <w:rPr>
           <w:rFonts w:cs="Carlito"/>
           <w:b/>
           <w:color w:val="003796"/>
         </w:rPr>
-        <w:t>E.3  Menandai</w:t>
-      </w:r>
-      <w:proofErr w:type="gramEnd"/>
-      <w:r>
-        <w:rPr>
-          <w:rFonts w:cs="Carlito"/>
-          <w:b/>
-          <w:color w:val="003796"/>
-        </w:rPr>
-        <w:t xml:space="preserve"> isian yang belum sah — dengan hati-hati</w:t>
+        <w:t>E.3  Menandai isian yang belum sah — dengan hati-hati</w:t>
       </w:r>
     </w:p>
     <w:p>
@@ -15750,23 +13615,7 @@
           <w:rFonts w:cs="Carlito"/>
           <w:sz w:val="20"/>
         </w:rPr>
-        <w:t xml:space="preserve">Ada jebakan penting di sini, dan banyak tutorial masih salah. </w:t>
-      </w:r>
-      <w:proofErr w:type="gramStart"/>
-      <w:r>
-        <w:rPr>
-          <w:rFonts w:cs="Carlito"/>
-          <w:sz w:val="20"/>
-        </w:rPr>
-        <w:t>Penanda :invalid</w:t>
-      </w:r>
-      <w:proofErr w:type="gramEnd"/>
-      <w:r>
-        <w:rPr>
-          <w:rFonts w:cs="Carlito"/>
-          <w:sz w:val="20"/>
-        </w:rPr>
-        <w:t xml:space="preserve"> pada CSS menandai kolom wajib yang masih kosong segera setelah halaman dibuka — sebelum pengguna mengetik apa pun, seluruh form sudah tampak merah dan salah. Yang Anda inginkan adalah menandai setelah pengguna mencoba mengisi.</w:t>
+        <w:t>Ada jebakan penting di sini, dan banyak tutorial masih salah. Penanda :invalid pada CSS menandai kolom wajib yang masih kosong segera setelah halaman dibuka — sebelum pengguna mengetik apa pun, seluruh form sudah tampak merah dan salah. Yang Anda inginkan adalah menandai setelah pengguna mencoba mengisi.</w:t>
       </w:r>
     </w:p>
     <w:p>
@@ -15825,16 +13674,19 @@
             <w:pPr>
               <w:spacing w:after="0" w:line="240" w:lineRule="auto"/>
             </w:pPr>
-            <w:proofErr w:type="gramStart"/>
             <w:r>
               <w:rPr>
                 <w:rFonts w:ascii="DejaVu Sans Mono" w:eastAsia="DejaVu Sans Mono" w:hAnsi="DejaVu Sans Mono" w:cs="DejaVu Sans Mono"/>
                 <w:color w:val="E2E8F0"/>
                 <w:sz w:val="17"/>
               </w:rPr>
-              <w:t>input:invalid</w:t>
-            </w:r>
-            <w:proofErr w:type="gramEnd"/>
+              <w:t>input:invalid { border-color: var(--color-danger); }</w:t>
+            </w:r>
+          </w:p>
+          <w:p>
+            <w:pPr>
+              <w:spacing w:after="0" w:line="240" w:lineRule="auto"/>
+            </w:pPr>
             <w:r>
               <w:rPr>
                 <w:rFonts w:ascii="DejaVu Sans Mono" w:eastAsia="DejaVu Sans Mono" w:hAnsi="DejaVu Sans Mono" w:cs="DejaVu Sans Mono"/>
@@ -15843,52 +13695,71 @@
               </w:rPr>
               <w:t xml:space="preserve"> </w:t>
             </w:r>
-            <w:proofErr w:type="gramStart"/>
+          </w:p>
+          <w:p>
+            <w:pPr>
+              <w:spacing w:after="0" w:line="240" w:lineRule="auto"/>
+            </w:pPr>
             <w:r>
               <w:rPr>
                 <w:rFonts w:ascii="DejaVu Sans Mono" w:eastAsia="DejaVu Sans Mono" w:hAnsi="DejaVu Sans Mono" w:cs="DejaVu Sans Mono"/>
                 <w:color w:val="E2E8F0"/>
                 <w:sz w:val="17"/>
               </w:rPr>
-              <w:t>{ border</w:t>
-            </w:r>
-            <w:proofErr w:type="gramEnd"/>
+              <w:t>/* BENAR — hanya setelah pengguna mengetik sesuatu yang tidak sah */</w:t>
+            </w:r>
+          </w:p>
+          <w:p>
+            <w:pPr>
+              <w:spacing w:after="0" w:line="240" w:lineRule="auto"/>
+            </w:pPr>
             <w:r>
               <w:rPr>
                 <w:rFonts w:ascii="DejaVu Sans Mono" w:eastAsia="DejaVu Sans Mono" w:hAnsi="DejaVu Sans Mono" w:cs="DejaVu Sans Mono"/>
                 <w:color w:val="E2E8F0"/>
                 <w:sz w:val="17"/>
               </w:rPr>
-              <w:t xml:space="preserve">-color: </w:t>
-            </w:r>
-            <w:proofErr w:type="gramStart"/>
+              <w:t>input:user-invalid {</w:t>
+            </w:r>
+          </w:p>
+          <w:p>
+            <w:pPr>
+              <w:spacing w:after="0" w:line="240" w:lineRule="auto"/>
+            </w:pPr>
             <w:r>
               <w:rPr>
                 <w:rFonts w:ascii="DejaVu Sans Mono" w:eastAsia="DejaVu Sans Mono" w:hAnsi="DejaVu Sans Mono" w:cs="DejaVu Sans Mono"/>
                 <w:color w:val="E2E8F0"/>
                 <w:sz w:val="17"/>
               </w:rPr>
-              <w:t>var(</w:t>
-            </w:r>
-            <w:proofErr w:type="gramEnd"/>
+              <w:t xml:space="preserve">  border-color: var(--color-danger);</w:t>
+            </w:r>
+          </w:p>
+          <w:p>
+            <w:pPr>
+              <w:spacing w:after="0" w:line="240" w:lineRule="auto"/>
+            </w:pPr>
             <w:r>
               <w:rPr>
                 <w:rFonts w:ascii="DejaVu Sans Mono" w:eastAsia="DejaVu Sans Mono" w:hAnsi="DejaVu Sans Mono" w:cs="DejaVu Sans Mono"/>
                 <w:color w:val="E2E8F0"/>
                 <w:sz w:val="17"/>
               </w:rPr>
-              <w:t>--color-danger)</w:t>
-            </w:r>
-            <w:proofErr w:type="gramStart"/>
+              <w:t xml:space="preserve">  border-width: 2px;</w:t>
+            </w:r>
+          </w:p>
+          <w:p>
+            <w:pPr>
+              <w:spacing w:after="0" w:line="240" w:lineRule="auto"/>
+            </w:pPr>
             <w:r>
               <w:rPr>
                 <w:rFonts w:ascii="DejaVu Sans Mono" w:eastAsia="DejaVu Sans Mono" w:hAnsi="DejaVu Sans Mono" w:cs="DejaVu Sans Mono"/>
                 <w:color w:val="E2E8F0"/>
                 <w:sz w:val="17"/>
               </w:rPr>
-              <w:t>; }</w:t>
-            </w:r>
-            <w:proofErr w:type="gramEnd"/>
+              <w:t>}</w:t>
+            </w:r>
           </w:p>
           <w:p>
             <w:pPr>
@@ -15913,7 +13784,7 @@
                 <w:color w:val="E2E8F0"/>
                 <w:sz w:val="17"/>
               </w:rPr>
-              <w:t>/* BENAR — hanya setelah pengguna mengetik sesuatu yang tidak sah */</w:t>
+              <w:t>/* Pesan galat: sembunyikan selama belum tidak-sah, tampilkan saat perlu */</w:t>
             </w:r>
           </w:p>
           <w:p>
@@ -15926,7 +13797,7 @@
                 <w:color w:val="E2E8F0"/>
                 <w:sz w:val="17"/>
               </w:rPr>
-              <w:t>input:user-invalid {</w:t>
+              <w:t>.pesan-galat       { display: none; color: var(--color-danger); font-size: var(--text-sm); }</w:t>
             </w:r>
           </w:p>
           <w:p>
@@ -15939,252 +13810,8 @@
                 <w:color w:val="E2E8F0"/>
                 <w:sz w:val="17"/>
               </w:rPr>
-              <w:t xml:space="preserve">  border-color: </w:t>
-            </w:r>
-            <w:proofErr w:type="gramStart"/>
-            <w:r>
-              <w:rPr>
-                <w:rFonts w:ascii="DejaVu Sans Mono" w:eastAsia="DejaVu Sans Mono" w:hAnsi="DejaVu Sans Mono" w:cs="DejaVu Sans Mono"/>
-                <w:color w:val="E2E8F0"/>
-                <w:sz w:val="17"/>
-              </w:rPr>
-              <w:t>var(</w:t>
-            </w:r>
-            <w:proofErr w:type="gramEnd"/>
-            <w:r>
-              <w:rPr>
-                <w:rFonts w:ascii="DejaVu Sans Mono" w:eastAsia="DejaVu Sans Mono" w:hAnsi="DejaVu Sans Mono" w:cs="DejaVu Sans Mono"/>
-                <w:color w:val="E2E8F0"/>
-                <w:sz w:val="17"/>
-              </w:rPr>
-              <w:t>--color-danger);</w:t>
-            </w:r>
-          </w:p>
-          <w:p>
-            <w:pPr>
-              <w:spacing w:after="0" w:line="240" w:lineRule="auto"/>
-            </w:pPr>
-            <w:r>
-              <w:rPr>
-                <w:rFonts w:ascii="DejaVu Sans Mono" w:eastAsia="DejaVu Sans Mono" w:hAnsi="DejaVu Sans Mono" w:cs="DejaVu Sans Mono"/>
-                <w:color w:val="E2E8F0"/>
-                <w:sz w:val="17"/>
-              </w:rPr>
-              <w:t xml:space="preserve">  border-width: 2px;</w:t>
-            </w:r>
-          </w:p>
-          <w:p>
-            <w:pPr>
-              <w:spacing w:after="0" w:line="240" w:lineRule="auto"/>
-            </w:pPr>
-            <w:r>
-              <w:rPr>
-                <w:rFonts w:ascii="DejaVu Sans Mono" w:eastAsia="DejaVu Sans Mono" w:hAnsi="DejaVu Sans Mono" w:cs="DejaVu Sans Mono"/>
-                <w:color w:val="E2E8F0"/>
-                <w:sz w:val="17"/>
-              </w:rPr>
-              <w:t>}</w:t>
-            </w:r>
-          </w:p>
-          <w:p>
-            <w:pPr>
-              <w:spacing w:after="0" w:line="240" w:lineRule="auto"/>
-            </w:pPr>
-            <w:r>
-              <w:rPr>
-                <w:rFonts w:ascii="DejaVu Sans Mono" w:eastAsia="DejaVu Sans Mono" w:hAnsi="DejaVu Sans Mono" w:cs="DejaVu Sans Mono"/>
-                <w:color w:val="E2E8F0"/>
-                <w:sz w:val="17"/>
-              </w:rPr>
-              <w:t xml:space="preserve"> </w:t>
-            </w:r>
-          </w:p>
-          <w:p>
-            <w:pPr>
-              <w:spacing w:after="0" w:line="240" w:lineRule="auto"/>
-            </w:pPr>
-            <w:r>
-              <w:rPr>
-                <w:rFonts w:ascii="DejaVu Sans Mono" w:eastAsia="DejaVu Sans Mono" w:hAnsi="DejaVu Sans Mono" w:cs="DejaVu Sans Mono"/>
-                <w:color w:val="E2E8F0"/>
-                <w:sz w:val="17"/>
-              </w:rPr>
-              <w:t>/* Pesan galat: sembunyikan selama belum tidak-sah, tampilkan saat perlu */</w:t>
-            </w:r>
-          </w:p>
-          <w:p>
-            <w:pPr>
-              <w:spacing w:after="0" w:line="240" w:lineRule="auto"/>
-            </w:pPr>
-            <w:proofErr w:type="gramStart"/>
-            <w:r>
-              <w:rPr>
-                <w:rFonts w:ascii="DejaVu Sans Mono" w:eastAsia="DejaVu Sans Mono" w:hAnsi="DejaVu Sans Mono" w:cs="DejaVu Sans Mono"/>
-                <w:color w:val="E2E8F0"/>
-                <w:sz w:val="17"/>
-              </w:rPr>
-              <w:t>.pesan</w:t>
-            </w:r>
-            <w:proofErr w:type="gramEnd"/>
-            <w:r>
-              <w:rPr>
-                <w:rFonts w:ascii="DejaVu Sans Mono" w:eastAsia="DejaVu Sans Mono" w:hAnsi="DejaVu Sans Mono" w:cs="DejaVu Sans Mono"/>
-                <w:color w:val="E2E8F0"/>
-                <w:sz w:val="17"/>
-              </w:rPr>
-              <w:t xml:space="preserve">-galat    </w:t>
-            </w:r>
-            <w:proofErr w:type="gramStart"/>
-            <w:r>
-              <w:rPr>
-                <w:rFonts w:ascii="DejaVu Sans Mono" w:eastAsia="DejaVu Sans Mono" w:hAnsi="DejaVu Sans Mono" w:cs="DejaVu Sans Mono"/>
-                <w:color w:val="E2E8F0"/>
-                <w:sz w:val="17"/>
-              </w:rPr>
-              <w:t xml:space="preserve">   {</w:t>
-            </w:r>
-            <w:proofErr w:type="gramEnd"/>
-            <w:r>
-              <w:rPr>
-                <w:rFonts w:ascii="DejaVu Sans Mono" w:eastAsia="DejaVu Sans Mono" w:hAnsi="DejaVu Sans Mono" w:cs="DejaVu Sans Mono"/>
-                <w:color w:val="E2E8F0"/>
-                <w:sz w:val="17"/>
-              </w:rPr>
-              <w:t xml:space="preserve"> display: none; color: </w:t>
-            </w:r>
-            <w:proofErr w:type="gramStart"/>
-            <w:r>
-              <w:rPr>
-                <w:rFonts w:ascii="DejaVu Sans Mono" w:eastAsia="DejaVu Sans Mono" w:hAnsi="DejaVu Sans Mono" w:cs="DejaVu Sans Mono"/>
-                <w:color w:val="E2E8F0"/>
-                <w:sz w:val="17"/>
-              </w:rPr>
-              <w:t>var(</w:t>
-            </w:r>
-            <w:proofErr w:type="gramEnd"/>
-            <w:r>
-              <w:rPr>
-                <w:rFonts w:ascii="DejaVu Sans Mono" w:eastAsia="DejaVu Sans Mono" w:hAnsi="DejaVu Sans Mono" w:cs="DejaVu Sans Mono"/>
-                <w:color w:val="E2E8F0"/>
-                <w:sz w:val="17"/>
-              </w:rPr>
-              <w:t xml:space="preserve">--color-danger); font-size: </w:t>
-            </w:r>
-            <w:proofErr w:type="gramStart"/>
-            <w:r>
-              <w:rPr>
-                <w:rFonts w:ascii="DejaVu Sans Mono" w:eastAsia="DejaVu Sans Mono" w:hAnsi="DejaVu Sans Mono" w:cs="DejaVu Sans Mono"/>
-                <w:color w:val="E2E8F0"/>
-                <w:sz w:val="17"/>
-              </w:rPr>
-              <w:t>var(</w:t>
-            </w:r>
-            <w:proofErr w:type="gramEnd"/>
-            <w:r>
-              <w:rPr>
-                <w:rFonts w:ascii="DejaVu Sans Mono" w:eastAsia="DejaVu Sans Mono" w:hAnsi="DejaVu Sans Mono" w:cs="DejaVu Sans Mono"/>
-                <w:color w:val="E2E8F0"/>
-                <w:sz w:val="17"/>
-              </w:rPr>
-              <w:t>--text-sm)</w:t>
-            </w:r>
-            <w:proofErr w:type="gramStart"/>
-            <w:r>
-              <w:rPr>
-                <w:rFonts w:ascii="DejaVu Sans Mono" w:eastAsia="DejaVu Sans Mono" w:hAnsi="DejaVu Sans Mono" w:cs="DejaVu Sans Mono"/>
-                <w:color w:val="E2E8F0"/>
-                <w:sz w:val="17"/>
-              </w:rPr>
-              <w:t>; }</w:t>
-            </w:r>
-            <w:proofErr w:type="gramEnd"/>
-          </w:p>
-          <w:p>
-            <w:pPr>
-              <w:spacing w:after="0" w:line="240" w:lineRule="auto"/>
-            </w:pPr>
-            <w:proofErr w:type="gramStart"/>
-            <w:r>
-              <w:rPr>
-                <w:rFonts w:ascii="DejaVu Sans Mono" w:eastAsia="DejaVu Sans Mono" w:hAnsi="DejaVu Sans Mono" w:cs="DejaVu Sans Mono"/>
-                <w:color w:val="E2E8F0"/>
-                <w:sz w:val="17"/>
-              </w:rPr>
-              <w:t>.form</w:t>
-            </w:r>
-            <w:proofErr w:type="gramEnd"/>
-            <w:r>
-              <w:rPr>
-                <w:rFonts w:ascii="DejaVu Sans Mono" w:eastAsia="DejaVu Sans Mono" w:hAnsi="DejaVu Sans Mono" w:cs="DejaVu Sans Mono"/>
-                <w:color w:val="E2E8F0"/>
-                <w:sz w:val="17"/>
-              </w:rPr>
-              <w:t>-</w:t>
-            </w:r>
-            <w:proofErr w:type="gramStart"/>
-            <w:r>
-              <w:rPr>
-                <w:rFonts w:ascii="DejaVu Sans Mono" w:eastAsia="DejaVu Sans Mono" w:hAnsi="DejaVu Sans Mono" w:cs="DejaVu Sans Mono"/>
-                <w:color w:val="E2E8F0"/>
-                <w:sz w:val="17"/>
-              </w:rPr>
-              <w:t>kolom:has</w:t>
-            </w:r>
-            <w:proofErr w:type="gramEnd"/>
-            <w:r>
-              <w:rPr>
-                <w:rFonts w:ascii="DejaVu Sans Mono" w:eastAsia="DejaVu Sans Mono" w:hAnsi="DejaVu Sans Mono" w:cs="DejaVu Sans Mono"/>
-                <w:color w:val="E2E8F0"/>
-                <w:sz w:val="17"/>
-              </w:rPr>
-              <w:t>(input:user-invalid</w:t>
-            </w:r>
-            <w:proofErr w:type="gramStart"/>
-            <w:r>
-              <w:rPr>
-                <w:rFonts w:ascii="DejaVu Sans Mono" w:eastAsia="DejaVu Sans Mono" w:hAnsi="DejaVu Sans Mono" w:cs="DejaVu Sans Mono"/>
-                <w:color w:val="E2E8F0"/>
-                <w:sz w:val="17"/>
-              </w:rPr>
-              <w:t>) .pesan</w:t>
-            </w:r>
-            <w:proofErr w:type="gramEnd"/>
-            <w:r>
-              <w:rPr>
-                <w:rFonts w:ascii="DejaVu Sans Mono" w:eastAsia="DejaVu Sans Mono" w:hAnsi="DejaVu Sans Mono" w:cs="DejaVu Sans Mono"/>
-                <w:color w:val="E2E8F0"/>
-                <w:sz w:val="17"/>
-              </w:rPr>
-              <w:t xml:space="preserve">-galat </w:t>
-            </w:r>
-            <w:proofErr w:type="gramStart"/>
-            <w:r>
-              <w:rPr>
-                <w:rFonts w:ascii="DejaVu Sans Mono" w:eastAsia="DejaVu Sans Mono" w:hAnsi="DejaVu Sans Mono" w:cs="DejaVu Sans Mono"/>
-                <w:color w:val="E2E8F0"/>
-                <w:sz w:val="17"/>
-              </w:rPr>
-              <w:t>{ display</w:t>
-            </w:r>
-            <w:proofErr w:type="gramEnd"/>
-            <w:r>
-              <w:rPr>
-                <w:rFonts w:ascii="DejaVu Sans Mono" w:eastAsia="DejaVu Sans Mono" w:hAnsi="DejaVu Sans Mono" w:cs="DejaVu Sans Mono"/>
-                <w:color w:val="E2E8F0"/>
-                <w:sz w:val="17"/>
-              </w:rPr>
-              <w:t>: block</w:t>
-            </w:r>
-            <w:proofErr w:type="gramStart"/>
-            <w:r>
-              <w:rPr>
-                <w:rFonts w:ascii="DejaVu Sans Mono" w:eastAsia="DejaVu Sans Mono" w:hAnsi="DejaVu Sans Mono" w:cs="DejaVu Sans Mono"/>
-                <w:color w:val="E2E8F0"/>
-                <w:sz w:val="17"/>
-              </w:rPr>
-              <w:t>; }</w:t>
-            </w:r>
-            <w:proofErr w:type="gramEnd"/>
+              <w:t>.form-kolom:has(input:user-invalid) .pesan-galat { display: block; }</w:t>
+            </w:r>
           </w:p>
         </w:tc>
       </w:tr>
@@ -16311,7 +13938,6 @@
             <w:pPr>
               <w:spacing w:before="20" w:after="20" w:line="252" w:lineRule="auto"/>
             </w:pPr>
-            <w:proofErr w:type="gramStart"/>
             <w:r>
               <w:rPr>
                 <w:rFonts w:ascii="DejaVu Sans Mono" w:eastAsia="DejaVu Sans Mono" w:hAnsi="DejaVu Sans Mono" w:cs="DejaVu Sans Mono"/>
@@ -16319,7 +13945,6 @@
               </w:rPr>
               <w:t>:invalid</w:t>
             </w:r>
-            <w:proofErr w:type="gramEnd"/>
           </w:p>
         </w:tc>
         <w:tc>
@@ -16468,21 +14093,12 @@
             <w:pPr>
               <w:spacing w:before="20" w:after="20" w:line="252" w:lineRule="auto"/>
             </w:pPr>
-            <w:proofErr w:type="gramStart"/>
             <w:r>
               <w:rPr>
                 <w:rFonts w:ascii="DejaVu Sans Mono" w:eastAsia="DejaVu Sans Mono" w:hAnsi="DejaVu Sans Mono" w:cs="DejaVu Sans Mono"/>
                 <w:sz w:val="16"/>
               </w:rPr>
-              <w:t>:has</w:t>
-            </w:r>
-            <w:proofErr w:type="gramEnd"/>
-            <w:r>
-              <w:rPr>
-                <w:rFonts w:ascii="DejaVu Sans Mono" w:eastAsia="DejaVu Sans Mono" w:hAnsi="DejaVu Sans Mono" w:cs="DejaVu Sans Mono"/>
-                <w:sz w:val="16"/>
-              </w:rPr>
-              <w:t>()</w:t>
+              <w:t>:has()</w:t>
             </w:r>
           </w:p>
         </w:tc>
@@ -16978,7 +14594,6 @@
             <w:r>
               <w:t xml:space="preserve">Ada garis </w:t>
             </w:r>
-            <w:proofErr w:type="gramStart"/>
             <w:r>
               <w:t>p</w:t>
             </w:r>
@@ -16986,11 +14601,7 @@
               <w:t xml:space="preserve">eringatan </w:t>
             </w:r>
             <w:r>
-              <w:t xml:space="preserve"> dan</w:t>
-            </w:r>
-            <w:proofErr w:type="gramEnd"/>
-            <w:r>
-              <w:t xml:space="preserve"> pesan muncul</w:t>
+              <w:t xml:space="preserve"> dan pesan muncul</w:t>
             </w:r>
           </w:p>
         </w:tc>
@@ -17094,23 +14705,13 @@
             <w:pPr>
               <w:spacing w:before="40" w:after="40"/>
             </w:pPr>
-            <w:proofErr w:type="gramStart"/>
             <w:r>
               <w:rPr>
                 <w:rFonts w:cs="Carlito"/>
                 <w:b/>
                 <w:color w:val="FFFFFF"/>
               </w:rPr>
-              <w:t>▌  SIMPAN</w:t>
-            </w:r>
-            <w:proofErr w:type="gramEnd"/>
-            <w:r>
-              <w:rPr>
-                <w:rFonts w:cs="Carlito"/>
-                <w:b/>
-                <w:color w:val="FFFFFF"/>
-              </w:rPr>
-              <w:t xml:space="preserve"> KE GIT — SETELAH LEMBAR E</w:t>
+              <w:t>▌  SIMPAN KE GIT — SETELAH LEMBAR E</w:t>
             </w:r>
           </w:p>
         </w:tc>
@@ -17180,18 +14781,8 @@
                 <w:color w:val="E2E8F0"/>
                 <w:sz w:val="17"/>
               </w:rPr>
-              <w:t xml:space="preserve">git </w:t>
-            </w:r>
-            <w:proofErr w:type="gramStart"/>
-            <w:r>
-              <w:rPr>
-                <w:rFonts w:ascii="DejaVu Sans Mono" w:eastAsia="DejaVu Sans Mono" w:hAnsi="DejaVu Sans Mono" w:cs="DejaVu Sans Mono"/>
-                <w:color w:val="E2E8F0"/>
-                <w:sz w:val="17"/>
-              </w:rPr>
-              <w:t>add .</w:t>
-            </w:r>
-            <w:proofErr w:type="gramEnd"/>
+              <w:t>git add .</w:t>
+            </w:r>
           </w:p>
           <w:p>
             <w:pPr>
@@ -17273,43 +14864,7 @@
           <w:i/>
           <w:sz w:val="19"/>
         </w:rPr>
-        <w:t xml:space="preserve">Cara memastikan: buka commit terbaru dan pastikan komponen.css sudah </w:t>
-      </w:r>
-      <w:proofErr w:type="gramStart"/>
-      <w:r>
-        <w:rPr>
-          <w:rFonts w:cs="Carlito"/>
-          <w:i/>
-          <w:sz w:val="19"/>
-        </w:rPr>
-        <w:t>memuat :focus</w:t>
-      </w:r>
-      <w:proofErr w:type="gramEnd"/>
-      <w:r>
-        <w:rPr>
-          <w:rFonts w:cs="Carlito"/>
-          <w:i/>
-          <w:sz w:val="19"/>
-        </w:rPr>
-        <w:t xml:space="preserve">-visible </w:t>
-      </w:r>
-      <w:proofErr w:type="gramStart"/>
-      <w:r>
-        <w:rPr>
-          <w:rFonts w:cs="Carlito"/>
-          <w:i/>
-          <w:sz w:val="19"/>
-        </w:rPr>
-        <w:t>dan :user</w:t>
-      </w:r>
-      <w:proofErr w:type="gramEnd"/>
-      <w:r>
-        <w:rPr>
-          <w:rFonts w:cs="Carlito"/>
-          <w:i/>
-          <w:sz w:val="19"/>
-        </w:rPr>
-        <w:t>-invalid. Perbaikan di Lembar E disimpan terpisah dari Lembar D — itu memang tujuannya.</w:t>
+        <w:t>Cara memastikan: buka commit terbaru dan pastikan komponen.css sudah memuat :focus-visible dan :user-invalid. Perbaikan di Lembar E disimpan terpisah dari Lembar D — itu memang tujuannya.</w:t>
       </w:r>
     </w:p>
     <w:p>
@@ -17406,27 +14961,7 @@
                 <w:color w:val="003796"/>
                 <w:sz w:val="18"/>
               </w:rPr>
-              <w:t xml:space="preserve">Pertemuan </w:t>
-            </w:r>
-            <w:proofErr w:type="gramStart"/>
-            <w:r>
-              <w:rPr>
-                <w:rFonts w:cs="Carlito"/>
-                <w:b/>
-                <w:color w:val="003796"/>
-                <w:sz w:val="18"/>
-              </w:rPr>
-              <w:t>4  ·</w:t>
-            </w:r>
-            <w:proofErr w:type="gramEnd"/>
-            <w:r>
-              <w:rPr>
-                <w:rFonts w:cs="Carlito"/>
-                <w:b/>
-                <w:color w:val="003796"/>
-                <w:sz w:val="18"/>
-              </w:rPr>
-              <w:t xml:space="preserve">  CSS Fundamental dan Design Token</w:t>
+              <w:t>Pertemuan 4  ·  CSS Fundamental dan Design Token</w:t>
             </w:r>
           </w:p>
         </w:tc>
@@ -17465,23 +15000,13 @@
             <w:pPr>
               <w:spacing w:before="40" w:after="40"/>
             </w:pPr>
-            <w:proofErr w:type="gramStart"/>
             <w:r>
               <w:rPr>
                 <w:rFonts w:cs="Carlito"/>
                 <w:b/>
                 <w:color w:val="FFFFFF"/>
               </w:rPr>
-              <w:t>▌  SATU</w:t>
-            </w:r>
-            <w:proofErr w:type="gramEnd"/>
-            <w:r>
-              <w:rPr>
-                <w:rFonts w:cs="Carlito"/>
-                <w:b/>
-                <w:color w:val="FFFFFF"/>
-              </w:rPr>
-              <w:t xml:space="preserve"> ATRIBUT, SELURUH HALAMAN IKUT BERUBAH</w:t>
+              <w:t>▌  SATU ATRIBUT, SELURUH HALAMAN IKUT BERUBAH</w:t>
             </w:r>
           </w:p>
         </w:tc>
@@ -17506,23 +15031,13 @@
         <w:keepNext/>
         <w:spacing w:before="160" w:after="60"/>
       </w:pPr>
-      <w:proofErr w:type="gramStart"/>
       <w:r>
         <w:rPr>
           <w:rFonts w:cs="Carlito"/>
           <w:b/>
           <w:color w:val="003796"/>
         </w:rPr>
-        <w:t>F.1  Tema</w:t>
-      </w:r>
-      <w:proofErr w:type="gramEnd"/>
-      <w:r>
-        <w:rPr>
-          <w:rFonts w:cs="Carlito"/>
-          <w:b/>
-          <w:color w:val="003796"/>
-        </w:rPr>
-        <w:t xml:space="preserve"> gelap mengikuti pengaturan sistem pengguna</w:t>
+        <w:t>F.1  Tema gelap mengikuti pengaturan sistem pengguna</w:t>
       </w:r>
     </w:p>
     <w:p>
@@ -17600,25 +15115,33 @@
                 <w:color w:val="E2E8F0"/>
                 <w:sz w:val="17"/>
               </w:rPr>
-              <w:t xml:space="preserve">  </w:t>
-            </w:r>
-            <w:proofErr w:type="gramStart"/>
+              <w:t xml:space="preserve">  :root {</w:t>
+            </w:r>
+          </w:p>
+          <w:p>
+            <w:pPr>
+              <w:spacing w:after="0" w:line="240" w:lineRule="auto"/>
+            </w:pPr>
             <w:r>
               <w:rPr>
                 <w:rFonts w:ascii="DejaVu Sans Mono" w:eastAsia="DejaVu Sans Mono" w:hAnsi="DejaVu Sans Mono" w:cs="DejaVu Sans Mono"/>
                 <w:color w:val="E2E8F0"/>
                 <w:sz w:val="17"/>
               </w:rPr>
-              <w:t>:root</w:t>
-            </w:r>
-            <w:proofErr w:type="gramEnd"/>
+              <w:t xml:space="preserve">    --color-bg:      #0F172A;</w:t>
+            </w:r>
+          </w:p>
+          <w:p>
+            <w:pPr>
+              <w:spacing w:after="0" w:line="240" w:lineRule="auto"/>
+            </w:pPr>
             <w:r>
               <w:rPr>
                 <w:rFonts w:ascii="DejaVu Sans Mono" w:eastAsia="DejaVu Sans Mono" w:hAnsi="DejaVu Sans Mono" w:cs="DejaVu Sans Mono"/>
                 <w:color w:val="E2E8F0"/>
                 <w:sz w:val="17"/>
               </w:rPr>
-              <w:t xml:space="preserve"> {</w:t>
+              <w:t xml:space="preserve">    --color-fg:      #E2E8F0;</w:t>
             </w:r>
           </w:p>
           <w:p>
@@ -17631,7 +15154,7 @@
                 <w:color w:val="E2E8F0"/>
                 <w:sz w:val="17"/>
               </w:rPr>
-              <w:t xml:space="preserve">    --color-bg:      #0F172A;</w:t>
+              <w:t xml:space="preserve">    --color-surface: #1E293B;</w:t>
             </w:r>
           </w:p>
           <w:p>
@@ -17644,7 +15167,7 @@
                 <w:color w:val="E2E8F0"/>
                 <w:sz w:val="17"/>
               </w:rPr>
-              <w:t xml:space="preserve">    --color-fg:      #E2E8F0;</w:t>
+              <w:t xml:space="preserve">    --color-border:  #334155;</w:t>
             </w:r>
           </w:p>
           <w:p>
@@ -17657,7 +15180,7 @@
                 <w:color w:val="E2E8F0"/>
                 <w:sz w:val="17"/>
               </w:rPr>
-              <w:t xml:space="preserve">    --color-surface: #1E293B;</w:t>
+              <w:t xml:space="preserve">    --color-primary: #7DA9F7;   /* versi lebih terang agar kontras tetap lolos */</w:t>
             </w:r>
           </w:p>
           <w:p>
@@ -17670,7 +15193,7 @@
                 <w:color w:val="E2E8F0"/>
                 <w:sz w:val="17"/>
               </w:rPr>
-              <w:t xml:space="preserve">    --color-border:  #334155;</w:t>
+              <w:t xml:space="preserve">    --color-danger:  #FF8A8A;</w:t>
             </w:r>
           </w:p>
           <w:p>
@@ -17683,82 +15206,20 @@
                 <w:color w:val="E2E8F0"/>
                 <w:sz w:val="17"/>
               </w:rPr>
-              <w:t xml:space="preserve">    --color-primary: #7DA9F</w:t>
-            </w:r>
-            <w:proofErr w:type="gramStart"/>
+              <w:t xml:space="preserve">    --color-focus:   #FFC000;</w:t>
+            </w:r>
+          </w:p>
+          <w:p>
+            <w:pPr>
+              <w:spacing w:after="0" w:line="240" w:lineRule="auto"/>
+            </w:pPr>
             <w:r>
               <w:rPr>
                 <w:rFonts w:ascii="DejaVu Sans Mono" w:eastAsia="DejaVu Sans Mono" w:hAnsi="DejaVu Sans Mono" w:cs="DejaVu Sans Mono"/>
                 <w:color w:val="E2E8F0"/>
                 <w:sz w:val="17"/>
               </w:rPr>
-              <w:t xml:space="preserve">7;   </w:t>
-            </w:r>
-            <w:proofErr w:type="gramEnd"/>
-            <w:r>
-              <w:rPr>
-                <w:rFonts w:ascii="DejaVu Sans Mono" w:eastAsia="DejaVu Sans Mono" w:hAnsi="DejaVu Sans Mono" w:cs="DejaVu Sans Mono"/>
-                <w:color w:val="E2E8F0"/>
-                <w:sz w:val="17"/>
-              </w:rPr>
-              <w:t>/* versi lebih terang agar kontras tetap lolos */</w:t>
-            </w:r>
-          </w:p>
-          <w:p>
-            <w:pPr>
-              <w:spacing w:after="0" w:line="240" w:lineRule="auto"/>
-            </w:pPr>
-            <w:r>
-              <w:rPr>
-                <w:rFonts w:ascii="DejaVu Sans Mono" w:eastAsia="DejaVu Sans Mono" w:hAnsi="DejaVu Sans Mono" w:cs="DejaVu Sans Mono"/>
-                <w:color w:val="E2E8F0"/>
-                <w:sz w:val="17"/>
-              </w:rPr>
-              <w:t xml:space="preserve">    --color-danger:  #FF8A8A;</w:t>
-            </w:r>
-          </w:p>
-          <w:p>
-            <w:pPr>
-              <w:spacing w:after="0" w:line="240" w:lineRule="auto"/>
-            </w:pPr>
-            <w:r>
-              <w:rPr>
-                <w:rFonts w:ascii="DejaVu Sans Mono" w:eastAsia="DejaVu Sans Mono" w:hAnsi="DejaVu Sans Mono" w:cs="DejaVu Sans Mono"/>
-                <w:color w:val="E2E8F0"/>
-                <w:sz w:val="17"/>
-              </w:rPr>
-              <w:t xml:space="preserve">    --color-focus:   #FFC000;</w:t>
-            </w:r>
-          </w:p>
-          <w:p>
-            <w:pPr>
-              <w:spacing w:after="0" w:line="240" w:lineRule="auto"/>
-            </w:pPr>
-            <w:r>
-              <w:rPr>
-                <w:rFonts w:ascii="DejaVu Sans Mono" w:eastAsia="DejaVu Sans Mono" w:hAnsi="DejaVu Sans Mono" w:cs="DejaVu Sans Mono"/>
-                <w:color w:val="E2E8F0"/>
-                <w:sz w:val="17"/>
-              </w:rPr>
-              <w:t xml:space="preserve">    --shadow-1:      0 1px 3px </w:t>
-            </w:r>
-            <w:proofErr w:type="gramStart"/>
-            <w:r>
-              <w:rPr>
-                <w:rFonts w:ascii="DejaVu Sans Mono" w:eastAsia="DejaVu Sans Mono" w:hAnsi="DejaVu Sans Mono" w:cs="DejaVu Sans Mono"/>
-                <w:color w:val="E2E8F0"/>
-                <w:sz w:val="17"/>
-              </w:rPr>
-              <w:t>rgba(</w:t>
-            </w:r>
-            <w:proofErr w:type="gramEnd"/>
-            <w:r>
-              <w:rPr>
-                <w:rFonts w:ascii="DejaVu Sans Mono" w:eastAsia="DejaVu Sans Mono" w:hAnsi="DejaVu Sans Mono" w:cs="DejaVu Sans Mono"/>
-                <w:color w:val="E2E8F0"/>
-                <w:sz w:val="17"/>
-              </w:rPr>
-              <w:t>0, 0, 0, .45);</w:t>
+              <w:t xml:space="preserve">    --shadow-1:      0 1px 3px rgba(0, 0, 0, .45);</w:t>
             </w:r>
           </w:p>
           <w:p>
@@ -18197,23 +15658,7 @@
                 <w:rFonts w:cs="Carlito"/>
                 <w:sz w:val="18"/>
               </w:rPr>
-              <w:t xml:space="preserve">Pastikan komponen hanya memakai </w:t>
-            </w:r>
-            <w:proofErr w:type="gramStart"/>
-            <w:r>
-              <w:rPr>
-                <w:rFonts w:cs="Carlito"/>
-                <w:sz w:val="18"/>
-              </w:rPr>
-              <w:t>var(</w:t>
-            </w:r>
-            <w:proofErr w:type="gramEnd"/>
-            <w:r>
-              <w:rPr>
-                <w:rFonts w:cs="Carlito"/>
-                <w:sz w:val="18"/>
-              </w:rPr>
-              <w:t>) lapis semantik</w:t>
+              <w:t>Pastikan komponen hanya memakai var() lapis semantik</w:t>
             </w:r>
           </w:p>
         </w:tc>
@@ -18229,23 +15674,13 @@
         <w:keepNext/>
         <w:spacing w:before="160" w:after="60"/>
       </w:pPr>
-      <w:proofErr w:type="gramStart"/>
       <w:r>
         <w:rPr>
           <w:rFonts w:cs="Carlito"/>
           <w:b/>
           <w:color w:val="003796"/>
         </w:rPr>
-        <w:t>F.2  Tombol</w:t>
-      </w:r>
-      <w:proofErr w:type="gramEnd"/>
-      <w:r>
-        <w:rPr>
-          <w:rFonts w:cs="Carlito"/>
-          <w:b/>
-          <w:color w:val="003796"/>
-        </w:rPr>
-        <w:t xml:space="preserve"> pengalih tema</w:t>
+        <w:t>F.2  Tombol pengalih tema</w:t>
       </w:r>
     </w:p>
     <w:p>
@@ -18254,23 +15689,7 @@
           <w:rFonts w:cs="Carlito"/>
           <w:sz w:val="20"/>
         </w:rPr>
-        <w:t xml:space="preserve">Tema otomatis mengikuti sistem pengguna. Sebagian orang ingin menimpanya — misalnya sistemnya gelap, tetapi ia sedang membaca di ruang terang. Pengalih itu bisa dibuat tanpa JavaScript sama sekali, memakai kotak centang </w:t>
-      </w:r>
-      <w:proofErr w:type="gramStart"/>
-      <w:r>
-        <w:rPr>
-          <w:rFonts w:cs="Carlito"/>
-          <w:sz w:val="20"/>
-        </w:rPr>
-        <w:t>dan :has</w:t>
-      </w:r>
-      <w:proofErr w:type="gramEnd"/>
-      <w:r>
-        <w:rPr>
-          <w:rFonts w:cs="Carlito"/>
-          <w:sz w:val="20"/>
-        </w:rPr>
-        <w:t>().</w:t>
+        <w:t>Tema otomatis mengikuti sistem pengguna. Sebagian orang ingin menimpanya — misalnya sistemnya gelap, tetapi ia sedang membaca di ruang terang. Pengalih itu bisa dibuat tanpa JavaScript sama sekali, memakai kotak centang dan :has().</w:t>
       </w:r>
     </w:p>
     <w:p>
@@ -18316,23 +15735,13 @@
             <w:pPr>
               <w:spacing w:after="0" w:line="240" w:lineRule="auto"/>
             </w:pPr>
-            <w:proofErr w:type="gramStart"/>
             <w:r>
               <w:rPr>
                 <w:rFonts w:ascii="DejaVu Sans Mono" w:eastAsia="DejaVu Sans Mono" w:hAnsi="DejaVu Sans Mono" w:cs="DejaVu Sans Mono"/>
                 <w:color w:val="7DD3FC"/>
                 <w:sz w:val="17"/>
               </w:rPr>
-              <w:t>&lt;!--</w:t>
-            </w:r>
-            <w:proofErr w:type="gramEnd"/>
-            <w:r>
-              <w:rPr>
-                <w:rFonts w:ascii="DejaVu Sans Mono" w:eastAsia="DejaVu Sans Mono" w:hAnsi="DejaVu Sans Mono" w:cs="DejaVu Sans Mono"/>
-                <w:color w:val="7DD3FC"/>
-                <w:sz w:val="17"/>
-              </w:rPr>
-              <w:t xml:space="preserve"> taruh di dalam &lt;header&gt;, sebelum judul --&gt;</w:t>
+              <w:t>&lt;!-- taruh di dalam &lt;header&gt;, sebelum judul --&gt;</w:t>
             </w:r>
           </w:p>
           <w:p>
@@ -18391,131 +15800,65 @@
             <w:pPr>
               <w:spacing w:after="0" w:line="240" w:lineRule="auto"/>
             </w:pPr>
-            <w:proofErr w:type="gramStart"/>
             <w:r>
               <w:rPr>
                 <w:rFonts w:ascii="DejaVu Sans Mono" w:eastAsia="DejaVu Sans Mono" w:hAnsi="DejaVu Sans Mono" w:cs="DejaVu Sans Mono"/>
                 <w:color w:val="E2E8F0"/>
                 <w:sz w:val="17"/>
               </w:rPr>
-              <w:t>.pengalih</w:t>
-            </w:r>
-            <w:proofErr w:type="gramEnd"/>
+              <w:t>.pengalih-tema { position: absolute; opacity: 0; pointer-events: none; }</w:t>
+            </w:r>
+          </w:p>
+          <w:p>
+            <w:pPr>
+              <w:spacing w:after="0" w:line="240" w:lineRule="auto"/>
+            </w:pPr>
             <w:r>
               <w:rPr>
                 <w:rFonts w:ascii="DejaVu Sans Mono" w:eastAsia="DejaVu Sans Mono" w:hAnsi="DejaVu Sans Mono" w:cs="DejaVu Sans Mono"/>
                 <w:color w:val="E2E8F0"/>
                 <w:sz w:val="17"/>
               </w:rPr>
-              <w:t xml:space="preserve">-tema </w:t>
-            </w:r>
-            <w:proofErr w:type="gramStart"/>
+              <w:t xml:space="preserve"> </w:t>
+            </w:r>
+          </w:p>
+          <w:p>
+            <w:pPr>
+              <w:spacing w:after="0" w:line="240" w:lineRule="auto"/>
+            </w:pPr>
             <w:r>
               <w:rPr>
                 <w:rFonts w:ascii="DejaVu Sans Mono" w:eastAsia="DejaVu Sans Mono" w:hAnsi="DejaVu Sans Mono" w:cs="DejaVu Sans Mono"/>
                 <w:color w:val="E2E8F0"/>
                 <w:sz w:val="17"/>
               </w:rPr>
-              <w:t>{ position</w:t>
-            </w:r>
-            <w:proofErr w:type="gramEnd"/>
+              <w:t>/* Pilihan manual HARUS berada setelah blok media query,</w:t>
+            </w:r>
+          </w:p>
+          <w:p>
+            <w:pPr>
+              <w:spacing w:after="0" w:line="240" w:lineRule="auto"/>
+            </w:pPr>
             <w:r>
               <w:rPr>
                 <w:rFonts w:ascii="DejaVu Sans Mono" w:eastAsia="DejaVu Sans Mono" w:hAnsi="DejaVu Sans Mono" w:cs="DejaVu Sans Mono"/>
                 <w:color w:val="E2E8F0"/>
                 <w:sz w:val="17"/>
               </w:rPr>
-              <w:t>: absolute; opacity: 0; pointer-events: none</w:t>
-            </w:r>
-            <w:proofErr w:type="gramStart"/>
+              <w:t xml:space="preserve">   supaya menang saat keduanya menyala bersamaan. */</w:t>
+            </w:r>
+          </w:p>
+          <w:p>
+            <w:pPr>
+              <w:spacing w:after="0" w:line="240" w:lineRule="auto"/>
+            </w:pPr>
             <w:r>
               <w:rPr>
                 <w:rFonts w:ascii="DejaVu Sans Mono" w:eastAsia="DejaVu Sans Mono" w:hAnsi="DejaVu Sans Mono" w:cs="DejaVu Sans Mono"/>
                 <w:color w:val="E2E8F0"/>
                 <w:sz w:val="17"/>
               </w:rPr>
-              <w:t>; }</w:t>
-            </w:r>
-            <w:proofErr w:type="gramEnd"/>
-          </w:p>
-          <w:p>
-            <w:pPr>
-              <w:spacing w:after="0" w:line="240" w:lineRule="auto"/>
-            </w:pPr>
-            <w:r>
-              <w:rPr>
-                <w:rFonts w:ascii="DejaVu Sans Mono" w:eastAsia="DejaVu Sans Mono" w:hAnsi="DejaVu Sans Mono" w:cs="DejaVu Sans Mono"/>
-                <w:color w:val="E2E8F0"/>
-                <w:sz w:val="17"/>
-              </w:rPr>
-              <w:t xml:space="preserve"> </w:t>
-            </w:r>
-          </w:p>
-          <w:p>
-            <w:pPr>
-              <w:spacing w:after="0" w:line="240" w:lineRule="auto"/>
-            </w:pPr>
-            <w:r>
-              <w:rPr>
-                <w:rFonts w:ascii="DejaVu Sans Mono" w:eastAsia="DejaVu Sans Mono" w:hAnsi="DejaVu Sans Mono" w:cs="DejaVu Sans Mono"/>
-                <w:color w:val="E2E8F0"/>
-                <w:sz w:val="17"/>
-              </w:rPr>
-              <w:t>/* Pilihan manual HARUS berada setelah blok media query,</w:t>
-            </w:r>
-          </w:p>
-          <w:p>
-            <w:pPr>
-              <w:spacing w:after="0" w:line="240" w:lineRule="auto"/>
-            </w:pPr>
-            <w:r>
-              <w:rPr>
-                <w:rFonts w:ascii="DejaVu Sans Mono" w:eastAsia="DejaVu Sans Mono" w:hAnsi="DejaVu Sans Mono" w:cs="DejaVu Sans Mono"/>
-                <w:color w:val="E2E8F0"/>
-                <w:sz w:val="17"/>
-              </w:rPr>
-              <w:t xml:space="preserve">   supaya menang saat keduanya menyala bersamaan. */</w:t>
-            </w:r>
-          </w:p>
-          <w:p>
-            <w:pPr>
-              <w:spacing w:after="0" w:line="240" w:lineRule="auto"/>
-            </w:pPr>
-            <w:proofErr w:type="gramStart"/>
-            <w:r>
-              <w:rPr>
-                <w:rFonts w:ascii="DejaVu Sans Mono" w:eastAsia="DejaVu Sans Mono" w:hAnsi="DejaVu Sans Mono" w:cs="DejaVu Sans Mono"/>
-                <w:color w:val="E2E8F0"/>
-                <w:sz w:val="17"/>
-              </w:rPr>
-              <w:t>:root</w:t>
-            </w:r>
-            <w:proofErr w:type="gramEnd"/>
-            <w:r>
-              <w:rPr>
-                <w:rFonts w:ascii="DejaVu Sans Mono" w:eastAsia="DejaVu Sans Mono" w:hAnsi="DejaVu Sans Mono" w:cs="DejaVu Sans Mono"/>
-                <w:color w:val="E2E8F0"/>
-                <w:sz w:val="17"/>
-              </w:rPr>
-              <w:t>:has(#</w:t>
-            </w:r>
-            <w:proofErr w:type="gramStart"/>
-            <w:r>
-              <w:rPr>
-                <w:rFonts w:ascii="DejaVu Sans Mono" w:eastAsia="DejaVu Sans Mono" w:hAnsi="DejaVu Sans Mono" w:cs="DejaVu Sans Mono"/>
-                <w:color w:val="E2E8F0"/>
-                <w:sz w:val="17"/>
-              </w:rPr>
-              <w:t>tema:checked</w:t>
-            </w:r>
-            <w:proofErr w:type="gramEnd"/>
-            <w:r>
-              <w:rPr>
-                <w:rFonts w:ascii="DejaVu Sans Mono" w:eastAsia="DejaVu Sans Mono" w:hAnsi="DejaVu Sans Mono" w:cs="DejaVu Sans Mono"/>
-                <w:color w:val="E2E8F0"/>
-                <w:sz w:val="17"/>
-              </w:rPr>
-              <w:t>) {</w:t>
+              <w:t>:root:has(#tema:checked) {</w:t>
             </w:r>
           </w:p>
           <w:p>
@@ -18662,27 +16005,7 @@
                 <w:color w:val="003796"/>
                 <w:sz w:val="20"/>
               </w:rPr>
-              <w:t xml:space="preserve">Jangan </w:t>
-            </w:r>
-            <w:proofErr w:type="gramStart"/>
-            <w:r>
-              <w:rPr>
-                <w:rFonts w:cs="Carlito"/>
-                <w:b/>
-                <w:color w:val="003796"/>
-                <w:sz w:val="20"/>
-              </w:rPr>
-              <w:t>pakai :hover</w:t>
-            </w:r>
-            <w:proofErr w:type="gramEnd"/>
-            <w:r>
-              <w:rPr>
-                <w:rFonts w:cs="Carlito"/>
-                <w:b/>
-                <w:color w:val="003796"/>
-                <w:sz w:val="20"/>
-              </w:rPr>
-              <w:t xml:space="preserve"> untuk ini, dan jangan pakai JavaScript.  </w:t>
+              <w:t xml:space="preserve">Jangan pakai :hover untuk ini, dan jangan pakai JavaScript.  </w:t>
             </w:r>
             <w:r>
               <w:rPr>
@@ -18699,25 +16022,7 @@
                 <w:sz w:val="20"/>
               </w:rPr>
               <w:lastRenderedPageBreak/>
-              <w:t xml:space="preserve">Pengalih berbasis kotak centang </w:t>
-            </w:r>
-            <w:proofErr w:type="gramStart"/>
-            <w:r>
-              <w:rPr>
-                <w:rFonts w:cs="Carlito"/>
-                <w:color w:val="1A1A2E"/>
-                <w:sz w:val="20"/>
-              </w:rPr>
-              <w:t>dan :has</w:t>
-            </w:r>
-            <w:proofErr w:type="gramEnd"/>
-            <w:r>
-              <w:rPr>
-                <w:rFonts w:cs="Carlito"/>
-                <w:color w:val="1A1A2E"/>
-                <w:sz w:val="20"/>
-              </w:rPr>
-              <w:t>() sudah cukup untuk hari ini, dan justru menunjukkan pemahaman Anda tentang selector. Satu kekurangan yang wajar: pilihan tema Anda belum tersimpan dan akan kembali ke pengaturan sistem setiap halaman dimuat ulang. Menyimpannya adalah materi Pertemuan 11.</w:t>
+              <w:t>Pengalih berbasis kotak centang dan :has() sudah cukup untuk hari ini, dan justru menunjukkan pemahaman Anda tentang selector. Satu kekurangan yang wajar: pilihan tema Anda belum tersimpan dan akan kembali ke pengaturan sistem setiap halaman dimuat ulang. Menyimpannya adalah materi Pertemuan 11.</w:t>
             </w:r>
           </w:p>
         </w:tc>
@@ -18733,23 +16038,13 @@
         <w:keepNext/>
         <w:spacing w:before="160" w:after="60"/>
       </w:pPr>
-      <w:proofErr w:type="gramStart"/>
       <w:r>
         <w:rPr>
           <w:rFonts w:cs="Carlito"/>
           <w:b/>
           <w:color w:val="003796"/>
         </w:rPr>
-        <w:t>F.3  Uji</w:t>
-      </w:r>
-      <w:proofErr w:type="gramEnd"/>
-      <w:r>
-        <w:rPr>
-          <w:rFonts w:cs="Carlito"/>
-          <w:b/>
-          <w:color w:val="003796"/>
-        </w:rPr>
-        <w:t xml:space="preserve"> kontras kedua tema</w:t>
+        <w:t>F.3  Uji kontras kedua tema</w:t>
       </w:r>
     </w:p>
     <w:p>
@@ -19102,6 +16397,12 @@
             <w:pPr>
               <w:spacing w:before="20" w:after="20" w:line="252" w:lineRule="auto"/>
             </w:pPr>
+            <w:r>
+              <w:t>12.</w:t>
+            </w:r>
+            <w:r>
+              <w:t>4</w:t>
+            </w:r>
           </w:p>
         </w:tc>
         <w:tc>
@@ -19118,6 +16419,12 @@
             <w:pPr>
               <w:spacing w:before="20" w:after="20" w:line="252" w:lineRule="auto"/>
             </w:pPr>
+            <w:r>
+              <w:t>7</w:t>
+            </w:r>
+            <w:r>
+              <w:t>.2</w:t>
+            </w:r>
           </w:p>
         </w:tc>
         <w:tc>
@@ -19739,23 +17046,13 @@
             <w:pPr>
               <w:spacing w:before="40" w:after="40"/>
             </w:pPr>
-            <w:proofErr w:type="gramStart"/>
             <w:r>
               <w:rPr>
                 <w:rFonts w:cs="Carlito"/>
                 <w:b/>
                 <w:color w:val="FFFFFF"/>
               </w:rPr>
-              <w:t>▌  SIMPAN</w:t>
-            </w:r>
-            <w:proofErr w:type="gramEnd"/>
-            <w:r>
-              <w:rPr>
-                <w:rFonts w:cs="Carlito"/>
-                <w:b/>
-                <w:color w:val="FFFFFF"/>
-              </w:rPr>
-              <w:t xml:space="preserve"> KE GIT — SETELAH LEMBAR F</w:t>
+              <w:t>▌  SIMPAN KE GIT — SETELAH LEMBAR F</w:t>
             </w:r>
           </w:p>
         </w:tc>
@@ -19824,18 +17121,8 @@
                 <w:color w:val="E2E8F0"/>
                 <w:sz w:val="17"/>
               </w:rPr>
-              <w:t xml:space="preserve">git </w:t>
-            </w:r>
-            <w:proofErr w:type="gramStart"/>
-            <w:r>
-              <w:rPr>
-                <w:rFonts w:ascii="DejaVu Sans Mono" w:eastAsia="DejaVu Sans Mono" w:hAnsi="DejaVu Sans Mono" w:cs="DejaVu Sans Mono"/>
-                <w:color w:val="E2E8F0"/>
-                <w:sz w:val="17"/>
-              </w:rPr>
-              <w:t>add .</w:t>
-            </w:r>
-            <w:proofErr w:type="gramEnd"/>
+              <w:t>git add .</w:t>
+            </w:r>
           </w:p>
           <w:p>
             <w:pPr>
@@ -20014,27 +17301,7 @@
                 <w:color w:val="003796"/>
                 <w:sz w:val="18"/>
               </w:rPr>
-              <w:t xml:space="preserve">Pertemuan </w:t>
-            </w:r>
-            <w:proofErr w:type="gramStart"/>
-            <w:r>
-              <w:rPr>
-                <w:rFonts w:cs="Carlito"/>
-                <w:b/>
-                <w:color w:val="003796"/>
-                <w:sz w:val="18"/>
-              </w:rPr>
-              <w:t>4  ·</w:t>
-            </w:r>
-            <w:proofErr w:type="gramEnd"/>
-            <w:r>
-              <w:rPr>
-                <w:rFonts w:cs="Carlito"/>
-                <w:b/>
-                <w:color w:val="003796"/>
-                <w:sz w:val="18"/>
-              </w:rPr>
-              <w:t xml:space="preserve">  CSS Fundamental dan Design Token</w:t>
+              <w:t>Pertemuan 4  ·  CSS Fundamental dan Design Token</w:t>
             </w:r>
           </w:p>
         </w:tc>
@@ -20073,23 +17340,13 @@
             <w:pPr>
               <w:spacing w:before="40" w:after="40"/>
             </w:pPr>
-            <w:proofErr w:type="gramStart"/>
             <w:r>
               <w:rPr>
                 <w:rFonts w:cs="Carlito"/>
                 <w:b/>
                 <w:color w:val="FFFFFF"/>
               </w:rPr>
-              <w:t>▌  BUKTIKAN</w:t>
-            </w:r>
-            <w:proofErr w:type="gramEnd"/>
-            <w:r>
-              <w:rPr>
-                <w:rFonts w:cs="Carlito"/>
-                <w:b/>
-                <w:color w:val="FFFFFF"/>
-              </w:rPr>
-              <w:t xml:space="preserve"> HALAMANNYA BISA DIRAWAT, BUKAN HANYA TERLIHAT BAGUS</w:t>
+              <w:t>▌  BUKTIKAN HALAMANNYA BISA DIRAWAT, BUKAN HANYA TERLIHAT BAGUS</w:t>
             </w:r>
           </w:p>
         </w:tc>
@@ -20105,23 +17362,13 @@
         <w:keepNext/>
         <w:spacing w:before="160" w:after="60"/>
       </w:pPr>
-      <w:proofErr w:type="gramStart"/>
       <w:r>
         <w:rPr>
           <w:rFonts w:cs="Carlito"/>
           <w:b/>
           <w:color w:val="003796"/>
         </w:rPr>
-        <w:t>G.1  Uji</w:t>
-      </w:r>
-      <w:proofErr w:type="gramEnd"/>
-      <w:r>
-        <w:rPr>
-          <w:rFonts w:cs="Carlito"/>
-          <w:b/>
-          <w:color w:val="003796"/>
-        </w:rPr>
-        <w:t xml:space="preserve"> satu baris — kerjakan sekarang, jangan dilewatkan</w:t>
+        <w:t>G.1  Uji satu baris — kerjakan sekarang, jangan dilewatkan</w:t>
       </w:r>
     </w:p>
     <w:p>
@@ -20189,54 +17436,26 @@
             <w:pPr>
               <w:spacing w:after="0" w:line="240" w:lineRule="auto"/>
             </w:pPr>
-            <w:proofErr w:type="gramStart"/>
             <w:r>
               <w:rPr>
                 <w:rFonts w:ascii="DejaVu Sans Mono" w:eastAsia="DejaVu Sans Mono" w:hAnsi="DejaVu Sans Mono" w:cs="DejaVu Sans Mono"/>
                 <w:color w:val="E2E8F0"/>
                 <w:sz w:val="17"/>
               </w:rPr>
-              <w:t>:root</w:t>
-            </w:r>
-            <w:proofErr w:type="gramEnd"/>
+              <w:t>:root {</w:t>
+            </w:r>
+          </w:p>
+          <w:p>
+            <w:pPr>
+              <w:spacing w:after="0" w:line="240" w:lineRule="auto"/>
+            </w:pPr>
             <w:r>
               <w:rPr>
                 <w:rFonts w:ascii="DejaVu Sans Mono" w:eastAsia="DejaVu Sans Mono" w:hAnsi="DejaVu Sans Mono" w:cs="DejaVu Sans Mono"/>
                 <w:color w:val="E2E8F0"/>
                 <w:sz w:val="17"/>
               </w:rPr>
-              <w:t xml:space="preserve"> {</w:t>
-            </w:r>
-          </w:p>
-          <w:p>
-            <w:pPr>
-              <w:spacing w:after="0" w:line="240" w:lineRule="auto"/>
-            </w:pPr>
-            <w:r>
-              <w:rPr>
-                <w:rFonts w:ascii="DejaVu Sans Mono" w:eastAsia="DejaVu Sans Mono" w:hAnsi="DejaVu Sans Mono" w:cs="DejaVu Sans Mono"/>
-                <w:color w:val="E2E8F0"/>
-                <w:sz w:val="17"/>
-              </w:rPr>
-              <w:t xml:space="preserve">  --blue-700: #7C3</w:t>
-            </w:r>
-            <w:proofErr w:type="gramStart"/>
-            <w:r>
-              <w:rPr>
-                <w:rFonts w:ascii="DejaVu Sans Mono" w:eastAsia="DejaVu Sans Mono" w:hAnsi="DejaVu Sans Mono" w:cs="DejaVu Sans Mono"/>
-                <w:color w:val="E2E8F0"/>
-                <w:sz w:val="17"/>
-              </w:rPr>
-              <w:t xml:space="preserve">AED;   </w:t>
-            </w:r>
-            <w:proofErr w:type="gramEnd"/>
-            <w:r>
-              <w:rPr>
-                <w:rFonts w:ascii="DejaVu Sans Mono" w:eastAsia="DejaVu Sans Mono" w:hAnsi="DejaVu Sans Mono" w:cs="DejaVu Sans Mono"/>
-                <w:color w:val="E2E8F0"/>
-                <w:sz w:val="17"/>
-              </w:rPr>
-              <w:t xml:space="preserve">   /* ganti dengan warna lain */</w:t>
+              <w:t xml:space="preserve">  --blue-700: #7C3AED;      /* ganti dengan warna lain */</w:t>
             </w:r>
           </w:p>
           <w:p>
@@ -20754,25 +17973,7 @@
                 <w:color w:val="1A1A2E"/>
                 <w:sz w:val="20"/>
               </w:rPr>
-              <w:t xml:space="preserve">Setiap “tidak” berarti masih ada warna yang ditulis langsung di sebuah komponen, bukan diambil dari token. Perbaiki sekarang: ganti nilai langsung itu dengan </w:t>
-            </w:r>
-            <w:proofErr w:type="gramStart"/>
-            <w:r>
-              <w:rPr>
-                <w:rFonts w:cs="Carlito"/>
-                <w:color w:val="1A1A2E"/>
-                <w:sz w:val="20"/>
-              </w:rPr>
-              <w:t>var(</w:t>
-            </w:r>
-            <w:proofErr w:type="gramEnd"/>
-            <w:r>
-              <w:rPr>
-                <w:rFonts w:cs="Carlito"/>
-                <w:color w:val="1A1A2E"/>
-                <w:sz w:val="20"/>
-              </w:rPr>
-              <w:t>) yang tepat. Inilah pekerjaan sesungguhnya dari Lembar ini.</w:t>
+              <w:t>Setiap “tidak” berarti masih ada warna yang ditulis langsung di sebuah komponen, bukan diambil dari token. Perbaiki sekarang: ganti nilai langsung itu dengan var() yang tepat. Inilah pekerjaan sesungguhnya dari Lembar ini.</w:t>
             </w:r>
           </w:p>
         </w:tc>
@@ -20788,23 +17989,13 @@
         <w:keepNext/>
         <w:spacing w:before="160" w:after="60"/>
       </w:pPr>
-      <w:proofErr w:type="gramStart"/>
       <w:r>
         <w:rPr>
           <w:rFonts w:cs="Carlito"/>
           <w:b/>
           <w:color w:val="003796"/>
         </w:rPr>
-        <w:t>G.2  Bersihkan</w:t>
-      </w:r>
-      <w:proofErr w:type="gramEnd"/>
-      <w:r>
-        <w:rPr>
-          <w:rFonts w:cs="Carlito"/>
-          <w:b/>
-          <w:color w:val="003796"/>
-        </w:rPr>
-        <w:t xml:space="preserve"> sisa cara lama</w:t>
+        <w:t>G.2  Bersihkan sisa cara lama</w:t>
       </w:r>
     </w:p>
     <w:p>
@@ -21002,7 +18193,6 @@
             <w:pPr>
               <w:spacing w:before="20" w:after="20" w:line="252" w:lineRule="auto"/>
             </w:pPr>
-            <w:proofErr w:type="gramStart"/>
             <w:r>
               <w:rPr>
                 <w:rFonts w:cs="Carlito"/>
@@ -21010,7 +18200,6 @@
               </w:rPr>
               <w:t>!important</w:t>
             </w:r>
-            <w:proofErr w:type="gramEnd"/>
           </w:p>
         </w:tc>
         <w:tc>
@@ -21278,23 +18467,13 @@
         <w:keepNext/>
         <w:spacing w:before="160" w:after="60"/>
       </w:pPr>
-      <w:proofErr w:type="gramStart"/>
       <w:r>
         <w:rPr>
           <w:rFonts w:cs="Carlito"/>
           <w:b/>
           <w:color w:val="003796"/>
         </w:rPr>
-        <w:t>G.3  Skor</w:t>
-      </w:r>
-      <w:proofErr w:type="gramEnd"/>
-      <w:r>
-        <w:rPr>
-          <w:rFonts w:cs="Carlito"/>
-          <w:b/>
-          <w:color w:val="003796"/>
-        </w:rPr>
-        <w:t xml:space="preserve"> Lighthouse</w:t>
+        <w:t>G.3  Skor Lighthouse</w:t>
       </w:r>
     </w:p>
     <w:p>
@@ -21701,27 +18880,7 @@
                 <w:color w:val="003796"/>
                 <w:sz w:val="18"/>
               </w:rPr>
-              <w:t xml:space="preserve">Pertemuan </w:t>
-            </w:r>
-            <w:proofErr w:type="gramStart"/>
-            <w:r>
-              <w:rPr>
-                <w:rFonts w:cs="Carlito"/>
-                <w:b/>
-                <w:color w:val="003796"/>
-                <w:sz w:val="18"/>
-              </w:rPr>
-              <w:t>4  ·</w:t>
-            </w:r>
-            <w:proofErr w:type="gramEnd"/>
-            <w:r>
-              <w:rPr>
-                <w:rFonts w:cs="Carlito"/>
-                <w:b/>
-                <w:color w:val="003796"/>
-                <w:sz w:val="18"/>
-              </w:rPr>
-              <w:t xml:space="preserve">  CSS Fundamental dan Design Token</w:t>
+              <w:t>Pertemuan 4  ·  CSS Fundamental dan Design Token</w:t>
             </w:r>
           </w:p>
         </w:tc>
@@ -21760,23 +18919,13 @@
             <w:pPr>
               <w:spacing w:before="40" w:after="40"/>
             </w:pPr>
-            <w:proofErr w:type="gramStart"/>
             <w:r>
               <w:rPr>
                 <w:rFonts w:cs="Carlito"/>
                 <w:b/>
                 <w:color w:val="FFFFFF"/>
               </w:rPr>
-              <w:t>▌  TIKET</w:t>
-            </w:r>
-            <w:proofErr w:type="gramEnd"/>
-            <w:r>
-              <w:rPr>
-                <w:rFonts w:cs="Carlito"/>
-                <w:b/>
-                <w:color w:val="FFFFFF"/>
-              </w:rPr>
-              <w:t xml:space="preserve"> KELUAR</w:t>
+              <w:t>▌  TIKET KELUAR</w:t>
             </w:r>
           </w:p>
         </w:tc>
@@ -21979,26 +19128,10 @@
           </w:tcPr>
           <w:p>
             <w:r>
-              <w:t xml:space="preserve">Yang saya </w:t>
-            </w:r>
-            <w:proofErr w:type="gramStart"/>
-            <w:r>
-              <w:t>tulis :root</w:t>
-            </w:r>
-            <w:proofErr w:type="gramEnd"/>
-            <w:r>
-              <w:t xml:space="preserve"> {</w:t>
-            </w:r>
-            <w:r>
-              <w:t>--color-surface: #FFFFFF;</w:t>
-            </w:r>
-            <w:proofErr w:type="gramStart"/>
-            <w:r>
-              <w:t>} .card</w:t>
-            </w:r>
-            <w:proofErr w:type="gramEnd"/>
-            <w:r>
-              <w:t xml:space="preserve"> {bac</w:t>
+              <w:t>Yang saya tulis :root {</w:t>
+            </w:r>
+            <w:r>
+              <w:t>--color-surface: #FFFFFF;} .card {bac</w:t>
             </w:r>
             <w:r>
               <w:t>kground-color: var (--color-surface;}</w:t>
@@ -22115,39 +19248,7 @@
           <w:rFonts w:cs="Carlito"/>
           <w:sz w:val="20"/>
         </w:rPr>
-        <w:t xml:space="preserve">4.  Apa yang terjadi bila </w:t>
-      </w:r>
-      <w:proofErr w:type="gramStart"/>
-      <w:r>
-        <w:rPr>
-          <w:rFonts w:cs="Carlito"/>
-          <w:sz w:val="20"/>
-        </w:rPr>
-        <w:t>input:invalid</w:t>
-      </w:r>
-      <w:proofErr w:type="gramEnd"/>
-      <w:r>
-        <w:rPr>
-          <w:rFonts w:cs="Carlito"/>
-          <w:sz w:val="20"/>
-        </w:rPr>
-        <w:t xml:space="preserve"> dipakai untuk memberi warna merah, dan </w:t>
-      </w:r>
-      <w:proofErr w:type="gramStart"/>
-      <w:r>
-        <w:rPr>
-          <w:rFonts w:cs="Carlito"/>
-          <w:sz w:val="20"/>
-        </w:rPr>
-        <w:t>mengapa :user</w:t>
-      </w:r>
-      <w:proofErr w:type="gramEnd"/>
-      <w:r>
-        <w:rPr>
-          <w:rFonts w:cs="Carlito"/>
-          <w:sz w:val="20"/>
-        </w:rPr>
-        <w:t>-invalid lebih baik? Sebutkan saat keduanya menyala.</w:t>
+        <w:t>4.  Apa yang terjadi bila input:invalid dipakai untuk memberi warna merah, dan mengapa :user-invalid lebih baik? Sebutkan saat keduanya menyala.</w:t>
       </w:r>
     </w:p>
     <w:tbl>
@@ -22341,7 +19442,6 @@
               </w:numPr>
               <w:spacing w:after="0"/>
             </w:pPr>
-            <w:proofErr w:type="gramStart"/>
             <w:r>
               <w:rPr>
                 <w:rFonts w:cs="Carlito"/>
@@ -22356,16 +19456,7 @@
                 <w:color w:val="5A6080"/>
                 <w:sz w:val="19"/>
               </w:rPr>
-              <w:t>profil.html</w:t>
-            </w:r>
-            <w:proofErr w:type="gramEnd"/>
-            <w:r>
-              <w:rPr>
-                <w:rFonts w:cs="Carlito"/>
-                <w:color w:val="5A6080"/>
-                <w:sz w:val="19"/>
-              </w:rPr>
-              <w:t xml:space="preserve"> dan keempat berkas CSS ada di worksheet-p4/, terbuka tanpa galat di Console dan tanpa 404 di tab Network</w:t>
+              <w:t>profil.html dan keempat berkas CSS ada di worksheet-p4/, terbuka tanpa galat di Console dan tanpa 404 di tab Network</w:t>
             </w:r>
           </w:p>
         </w:tc>
@@ -22400,7 +19491,6 @@
             <w:pPr>
               <w:spacing w:after="0"/>
             </w:pPr>
-            <w:proofErr w:type="gramStart"/>
             <w:r>
               <w:rPr>
                 <w:rFonts w:cs="Carlito"/>
@@ -22415,25 +19505,7 @@
                 <w:b/>
                 <w:sz w:val="20"/>
               </w:rPr>
-              <w:t>Urutan</w:t>
-            </w:r>
-            <w:proofErr w:type="gramEnd"/>
-            <w:r>
-              <w:rPr>
-                <w:rFonts w:cs="Carlito"/>
-                <w:b/>
-                <w:sz w:val="20"/>
-              </w:rPr>
-              <w:t xml:space="preserve"> </w:t>
-            </w:r>
-            <w:proofErr w:type="gramStart"/>
-            <w:r>
-              <w:rPr>
-                <w:rFonts w:cs="Carlito"/>
-                <w:b/>
-                <w:sz w:val="20"/>
-              </w:rPr>
-              <w:t xml:space="preserve">pemuatan  </w:t>
+              <w:t xml:space="preserve">Urutan pemuatan  </w:t>
             </w:r>
             <w:r>
               <w:rPr>
@@ -22441,16 +19513,7 @@
                 <w:color w:val="5A6080"/>
                 <w:sz w:val="19"/>
               </w:rPr>
-              <w:t>tokens.css</w:t>
-            </w:r>
-            <w:proofErr w:type="gramEnd"/>
-            <w:r>
-              <w:rPr>
-                <w:rFonts w:cs="Carlito"/>
-                <w:color w:val="5A6080"/>
-                <w:sz w:val="19"/>
-              </w:rPr>
-              <w:t xml:space="preserve"> dimuat paling awal, lalu base, layout, komponen</w:t>
+              <w:t>tokens.css dimuat paling awal, lalu base, layout, komponen</w:t>
             </w:r>
           </w:p>
         </w:tc>
@@ -22496,16 +19559,7 @@
                 <w:b/>
                 <w:sz w:val="20"/>
               </w:rPr>
-              <w:t xml:space="preserve">Token dua </w:t>
-            </w:r>
-            <w:proofErr w:type="gramStart"/>
-            <w:r>
-              <w:rPr>
-                <w:rFonts w:cs="Carlito"/>
-                <w:b/>
-                <w:sz w:val="20"/>
-              </w:rPr>
-              <w:t xml:space="preserve">lapis  </w:t>
+              <w:t xml:space="preserve">Token dua lapis  </w:t>
             </w:r>
             <w:r>
               <w:rPr>
@@ -22513,27 +19567,8 @@
                 <w:color w:val="5A6080"/>
                 <w:sz w:val="19"/>
               </w:rPr>
-              <w:t>primitif</w:t>
-            </w:r>
-            <w:proofErr w:type="gramEnd"/>
-            <w:r>
-              <w:rPr>
-                <w:rFonts w:cs="Carlito"/>
-                <w:color w:val="5A6080"/>
-                <w:sz w:val="19"/>
-              </w:rPr>
-              <w:t xml:space="preserve"> dan semantik dipisah dalam dua </w:t>
-            </w:r>
-            <w:proofErr w:type="gramStart"/>
-            <w:r>
-              <w:rPr>
-                <w:rFonts w:cs="Carlito"/>
-                <w:color w:val="5A6080"/>
-                <w:sz w:val="19"/>
-              </w:rPr>
-              <w:t>blok :root</w:t>
-            </w:r>
-            <w:proofErr w:type="gramEnd"/>
+              <w:t>primitif dan semantik dipisah dalam dua blok :root</w:t>
+            </w:r>
           </w:p>
         </w:tc>
       </w:tr>
@@ -22578,16 +19613,7 @@
                 <w:b/>
                 <w:sz w:val="20"/>
               </w:rPr>
-              <w:t xml:space="preserve">Token </w:t>
-            </w:r>
-            <w:proofErr w:type="gramStart"/>
-            <w:r>
-              <w:rPr>
-                <w:rFonts w:cs="Carlito"/>
-                <w:b/>
-                <w:sz w:val="20"/>
-              </w:rPr>
-              <w:t xml:space="preserve">dipakai  </w:t>
+              <w:t xml:space="preserve">Token dipakai  </w:t>
             </w:r>
             <w:r>
               <w:rPr>
@@ -22595,16 +19621,7 @@
                 <w:color w:val="5A6080"/>
                 <w:sz w:val="19"/>
               </w:rPr>
-              <w:t>tidak</w:t>
-            </w:r>
-            <w:proofErr w:type="gramEnd"/>
-            <w:r>
-              <w:rPr>
-                <w:rFonts w:cs="Carlito"/>
-                <w:color w:val="5A6080"/>
-                <w:sz w:val="19"/>
-              </w:rPr>
-              <w:t xml:space="preserve"> ada warna langsung maupun px huruf di luar tokens.css</w:t>
+              <w:t>tidak ada warna langsung maupun px huruf di luar tokens.css</w:t>
             </w:r>
           </w:p>
         </w:tc>
@@ -22644,7 +19661,6 @@
               </w:numPr>
               <w:spacing w:after="0"/>
             </w:pPr>
-            <w:proofErr w:type="gramStart"/>
             <w:r>
               <w:rPr>
                 <w:rFonts w:cs="Carlito"/>
@@ -22659,16 +19675,7 @@
                 <w:color w:val="5A6080"/>
                 <w:sz w:val="19"/>
               </w:rPr>
-              <w:t>box</w:t>
-            </w:r>
-            <w:proofErr w:type="gramEnd"/>
-            <w:r>
-              <w:rPr>
-                <w:rFonts w:cs="Carlito"/>
-                <w:color w:val="5A6080"/>
-                <w:sz w:val="19"/>
-              </w:rPr>
-              <w:t>-sizing border-box global, margin dihapus, gambar max-width 100%</w:t>
+              <w:t>box-sizing border-box global, margin dihapus, gambar max-width 100%</w:t>
             </w:r>
           </w:p>
         </w:tc>
@@ -22708,7 +19715,6 @@
               </w:numPr>
               <w:spacing w:after="0"/>
             </w:pPr>
-            <w:proofErr w:type="gramStart"/>
             <w:r>
               <w:rPr>
                 <w:rFonts w:cs="Carlito"/>
@@ -22723,16 +19729,7 @@
                 <w:color w:val="5A6080"/>
                 <w:sz w:val="19"/>
               </w:rPr>
-              <w:t>memakai</w:t>
-            </w:r>
-            <w:proofErr w:type="gramEnd"/>
-            <w:r>
-              <w:rPr>
-                <w:rFonts w:cs="Carlito"/>
-                <w:color w:val="5A6080"/>
-                <w:sz w:val="19"/>
-              </w:rPr>
-              <w:t xml:space="preserve"> rem, line-height 1.5 atau lebih untuk teks isi</w:t>
+              <w:t>memakai rem, line-height 1.5 atau lebih untuk teks isi</w:t>
             </w:r>
           </w:p>
         </w:tc>
@@ -22765,33 +19762,20 @@
           </w:tcPr>
           <w:p>
             <w:pPr>
+              <w:pStyle w:val="ListParagraph"/>
+              <w:numPr>
+                <w:ilvl w:val="0"/>
+                <w:numId w:val="10"/>
+              </w:numPr>
               <w:spacing w:after="0"/>
             </w:pPr>
-            <w:proofErr w:type="gramStart"/>
-            <w:r>
-              <w:rPr>
-                <w:rFonts w:cs="Carlito"/>
-                <w:color w:val="003796"/>
-                <w:sz w:val="22"/>
-              </w:rPr>
-              <w:t xml:space="preserve">☐  </w:t>
-            </w:r>
             <w:r>
               <w:rPr>
                 <w:rFonts w:cs="Carlito"/>
                 <w:b/>
                 <w:sz w:val="20"/>
               </w:rPr>
-              <w:t>Layout</w:t>
-            </w:r>
-            <w:proofErr w:type="gramEnd"/>
-            <w:r>
-              <w:rPr>
-                <w:rFonts w:cs="Carlito"/>
-                <w:b/>
-                <w:sz w:val="20"/>
-              </w:rPr>
-              <w:t xml:space="preserve">  </w:t>
+              <w:t xml:space="preserve">Layout  </w:t>
             </w:r>
             <w:r>
               <w:rPr>
@@ -22832,33 +19816,20 @@
           </w:tcPr>
           <w:p>
             <w:pPr>
+              <w:pStyle w:val="ListParagraph"/>
+              <w:numPr>
+                <w:ilvl w:val="0"/>
+                <w:numId w:val="10"/>
+              </w:numPr>
               <w:spacing w:after="0"/>
             </w:pPr>
-            <w:proofErr w:type="gramStart"/>
-            <w:r>
-              <w:rPr>
-                <w:rFonts w:cs="Carlito"/>
-                <w:color w:val="003796"/>
-                <w:sz w:val="22"/>
-              </w:rPr>
-              <w:t xml:space="preserve">☐  </w:t>
-            </w:r>
             <w:r>
               <w:rPr>
                 <w:rFonts w:cs="Carlito"/>
                 <w:b/>
                 <w:sz w:val="20"/>
               </w:rPr>
-              <w:t>Responsif</w:t>
-            </w:r>
-            <w:proofErr w:type="gramEnd"/>
-            <w:r>
-              <w:rPr>
-                <w:rFonts w:cs="Carlito"/>
-                <w:b/>
-                <w:sz w:val="20"/>
-              </w:rPr>
-              <w:t xml:space="preserve">  </w:t>
+              <w:t xml:space="preserve">Responsif  </w:t>
             </w:r>
             <w:r>
               <w:rPr>
@@ -22901,7 +19872,6 @@
             <w:pPr>
               <w:spacing w:after="0"/>
             </w:pPr>
-            <w:proofErr w:type="gramStart"/>
             <w:r>
               <w:rPr>
                 <w:rFonts w:cs="Carlito"/>
@@ -22916,16 +19886,7 @@
                 <w:b/>
                 <w:sz w:val="20"/>
               </w:rPr>
-              <w:t>Form</w:t>
-            </w:r>
-            <w:proofErr w:type="gramEnd"/>
-            <w:r>
-              <w:rPr>
-                <w:rFonts w:cs="Carlito"/>
-                <w:b/>
-                <w:sz w:val="20"/>
-              </w:rPr>
-              <w:t xml:space="preserve">  </w:t>
+              <w:t xml:space="preserve">Form  </w:t>
             </w:r>
             <w:r>
               <w:rPr>
@@ -22968,7 +19929,6 @@
             <w:pPr>
               <w:spacing w:after="0"/>
             </w:pPr>
-            <w:proofErr w:type="gramStart"/>
             <w:r>
               <w:rPr>
                 <w:rFonts w:cs="Carlito"/>
@@ -22991,16 +19951,7 @@
                 <w:color w:val="5A6080"/>
                 <w:sz w:val="19"/>
               </w:rPr>
-              <w:t>:focus</w:t>
-            </w:r>
-            <w:proofErr w:type="gramEnd"/>
-            <w:r>
-              <w:rPr>
-                <w:rFonts w:cs="Carlito"/>
-                <w:color w:val="5A6080"/>
-                <w:sz w:val="19"/>
-              </w:rPr>
-              <w:t>-visible terlihat jelas dan kontras</w:t>
+              <w:t>:focus-visible terlihat jelas dan kontras</w:t>
             </w:r>
           </w:p>
         </w:tc>
@@ -23033,42 +19984,20 @@
           </w:tcPr>
           <w:p>
             <w:pPr>
+              <w:pStyle w:val="ListParagraph"/>
+              <w:numPr>
+                <w:ilvl w:val="0"/>
+                <w:numId w:val="15"/>
+              </w:numPr>
               <w:spacing w:after="0"/>
             </w:pPr>
-            <w:proofErr w:type="gramStart"/>
-            <w:r>
-              <w:rPr>
-                <w:rFonts w:cs="Carlito"/>
-                <w:color w:val="003796"/>
-                <w:sz w:val="22"/>
-              </w:rPr>
-              <w:t xml:space="preserve">☐  </w:t>
-            </w:r>
             <w:r>
               <w:rPr>
                 <w:rFonts w:cs="Carlito"/>
                 <w:b/>
                 <w:sz w:val="20"/>
               </w:rPr>
-              <w:t>Isian</w:t>
-            </w:r>
-            <w:proofErr w:type="gramEnd"/>
-            <w:r>
-              <w:rPr>
-                <w:rFonts w:cs="Carlito"/>
-                <w:b/>
-                <w:sz w:val="20"/>
-              </w:rPr>
-              <w:t xml:space="preserve"> tidak </w:t>
-            </w:r>
-            <w:proofErr w:type="gramStart"/>
-            <w:r>
-              <w:rPr>
-                <w:rFonts w:cs="Carlito"/>
-                <w:b/>
-                <w:sz w:val="20"/>
-              </w:rPr>
-              <w:t xml:space="preserve">sah  </w:t>
+              <w:t xml:space="preserve">Isian tidak sah  </w:t>
             </w:r>
             <w:r>
               <w:rPr>
@@ -23076,27 +20005,8 @@
                 <w:color w:val="5A6080"/>
                 <w:sz w:val="19"/>
               </w:rPr>
-              <w:t>:</w:t>
-            </w:r>
-            <w:proofErr w:type="gramEnd"/>
-            <w:r>
-              <w:rPr>
-                <w:rFonts w:cs="Carlito"/>
-                <w:color w:val="5A6080"/>
-                <w:sz w:val="19"/>
-              </w:rPr>
-              <w:t xml:space="preserve">user-invalid dipakai, </w:t>
-            </w:r>
-            <w:proofErr w:type="gramStart"/>
-            <w:r>
-              <w:rPr>
-                <w:rFonts w:cs="Carlito"/>
-                <w:color w:val="5A6080"/>
-                <w:sz w:val="19"/>
-              </w:rPr>
-              <w:t>bukan :invalid</w:t>
-            </w:r>
-            <w:proofErr w:type="gramEnd"/>
+              <w:t>:user-invalid dipakai, bukan :invalid</w:t>
+            </w:r>
           </w:p>
         </w:tc>
       </w:tr>
@@ -23128,42 +20038,20 @@
           </w:tcPr>
           <w:p>
             <w:pPr>
+              <w:pStyle w:val="ListParagraph"/>
+              <w:numPr>
+                <w:ilvl w:val="0"/>
+                <w:numId w:val="15"/>
+              </w:numPr>
               <w:spacing w:after="0"/>
             </w:pPr>
-            <w:proofErr w:type="gramStart"/>
-            <w:r>
-              <w:rPr>
-                <w:rFonts w:cs="Carlito"/>
-                <w:color w:val="003796"/>
-                <w:sz w:val="22"/>
-              </w:rPr>
-              <w:t xml:space="preserve">☐  </w:t>
-            </w:r>
             <w:r>
               <w:rPr>
                 <w:rFonts w:cs="Carlito"/>
                 <w:b/>
                 <w:sz w:val="20"/>
               </w:rPr>
-              <w:t>Tema</w:t>
-            </w:r>
-            <w:proofErr w:type="gramEnd"/>
-            <w:r>
-              <w:rPr>
-                <w:rFonts w:cs="Carlito"/>
-                <w:b/>
-                <w:sz w:val="20"/>
-              </w:rPr>
-              <w:t xml:space="preserve"> </w:t>
-            </w:r>
-            <w:proofErr w:type="gramStart"/>
-            <w:r>
-              <w:rPr>
-                <w:rFonts w:cs="Carlito"/>
-                <w:b/>
-                <w:sz w:val="20"/>
-              </w:rPr>
-              <w:t xml:space="preserve">gelap  </w:t>
+              <w:t xml:space="preserve">Tema gelap  </w:t>
             </w:r>
             <w:r>
               <w:rPr>
@@ -23171,16 +20059,7 @@
                 <w:color w:val="5A6080"/>
                 <w:sz w:val="19"/>
               </w:rPr>
-              <w:t>berfungsi</w:t>
-            </w:r>
-            <w:proofErr w:type="gramEnd"/>
-            <w:r>
-              <w:rPr>
-                <w:rFonts w:cs="Carlito"/>
-                <w:color w:val="5A6080"/>
-                <w:sz w:val="19"/>
-              </w:rPr>
-              <w:t xml:space="preserve"> lewat prefers-color-scheme dan bisa ditimpa tombol</w:t>
+              <w:t>berfungsi lewat prefers-color-scheme dan bisa ditimpa tombol</w:t>
             </w:r>
           </w:p>
         </w:tc>
@@ -23215,7 +20094,6 @@
             <w:pPr>
               <w:spacing w:after="0"/>
             </w:pPr>
-            <w:proofErr w:type="gramStart"/>
             <w:r>
               <w:rPr>
                 <w:rFonts w:cs="Carlito"/>
@@ -23230,16 +20108,7 @@
                 <w:b/>
                 <w:sz w:val="20"/>
               </w:rPr>
-              <w:t>Kontras</w:t>
-            </w:r>
-            <w:proofErr w:type="gramEnd"/>
-            <w:r>
-              <w:rPr>
-                <w:rFonts w:cs="Carlito"/>
-                <w:b/>
-                <w:sz w:val="20"/>
-              </w:rPr>
-              <w:t xml:space="preserve">  </w:t>
+              <w:t xml:space="preserve">Kontras  </w:t>
             </w:r>
             <w:r>
               <w:rPr>
@@ -23282,7 +20151,6 @@
             <w:pPr>
               <w:spacing w:after="0"/>
             </w:pPr>
-            <w:proofErr w:type="gramStart"/>
             <w:r>
               <w:rPr>
                 <w:rFonts w:cs="Carlito"/>
@@ -23297,34 +20165,15 @@
                 <w:b/>
                 <w:sz w:val="20"/>
               </w:rPr>
-              <w:t>Kebersihan</w:t>
-            </w:r>
-            <w:proofErr w:type="gramEnd"/>
-            <w:r>
-              <w:rPr>
-                <w:rFonts w:cs="Carlito"/>
-                <w:b/>
-                <w:sz w:val="20"/>
-              </w:rPr>
-              <w:t xml:space="preserve">  </w:t>
-            </w:r>
-            <w:proofErr w:type="gramStart"/>
+              <w:t xml:space="preserve">Kebersihan  </w:t>
+            </w:r>
             <w:r>
               <w:rPr>
                 <w:rFonts w:cs="Carlito"/>
                 <w:color w:val="5A6080"/>
                 <w:sz w:val="19"/>
               </w:rPr>
-              <w:t>tanpa !important</w:t>
-            </w:r>
-            <w:proofErr w:type="gramEnd"/>
-            <w:r>
-              <w:rPr>
-                <w:rFonts w:cs="Carlito"/>
-                <w:color w:val="5A6080"/>
-                <w:sz w:val="19"/>
-              </w:rPr>
-              <w:t>, tanpa gaya inline</w:t>
+              <w:t>tanpa !important, tanpa gaya inline</w:t>
             </w:r>
           </w:p>
         </w:tc>
@@ -23370,16 +20219,7 @@
                 <w:b/>
                 <w:sz w:val="20"/>
               </w:rPr>
-              <w:t xml:space="preserve">Uji satu </w:t>
-            </w:r>
-            <w:proofErr w:type="gramStart"/>
-            <w:r>
-              <w:rPr>
-                <w:rFonts w:cs="Carlito"/>
-                <w:b/>
-                <w:sz w:val="20"/>
-              </w:rPr>
-              <w:t xml:space="preserve">baris  </w:t>
+              <w:t xml:space="preserve">Uji satu baris  </w:t>
             </w:r>
             <w:r>
               <w:rPr>
@@ -23387,16 +20227,7 @@
                 <w:color w:val="5A6080"/>
                 <w:sz w:val="19"/>
               </w:rPr>
-              <w:t>warna</w:t>
-            </w:r>
-            <w:proofErr w:type="gramEnd"/>
-            <w:r>
-              <w:rPr>
-                <w:rFonts w:cs="Carlito"/>
-                <w:color w:val="5A6080"/>
-                <w:sz w:val="19"/>
-              </w:rPr>
-              <w:t xml:space="preserve"> utama berubah dari satu baris di tokens.css</w:t>
+              <w:t>warna utama berubah dari satu baris di tokens.css</w:t>
             </w:r>
           </w:p>
         </w:tc>
@@ -23442,16 +20273,7 @@
                 <w:b/>
                 <w:sz w:val="20"/>
               </w:rPr>
-              <w:t xml:space="preserve">Pengungkapan </w:t>
-            </w:r>
-            <w:proofErr w:type="gramStart"/>
-            <w:r>
-              <w:rPr>
-                <w:rFonts w:cs="Carlito"/>
-                <w:b/>
-                <w:sz w:val="20"/>
-              </w:rPr>
-              <w:t xml:space="preserve">AI  </w:t>
+              <w:t xml:space="preserve">Pengungkapan AI  </w:t>
             </w:r>
             <w:r>
               <w:rPr>
@@ -23459,16 +20281,47 @@
                 <w:color w:val="5A6080"/>
                 <w:sz w:val="19"/>
               </w:rPr>
-              <w:t>README</w:t>
-            </w:r>
-            <w:proofErr w:type="gramEnd"/>
+              <w:t>README menyebutkan bagian mana yang dibantu AI</w:t>
+            </w:r>
             <w:r>
               <w:rPr>
                 <w:rFonts w:cs="Carlito"/>
                 <w:color w:val="5A6080"/>
                 <w:sz w:val="19"/>
               </w:rPr>
-              <w:t xml:space="preserve"> menyebutkan bagian mana yang dibantu AI</w:t>
+              <w:t xml:space="preserve"> (</w:t>
+            </w:r>
+            <w:r>
+              <w:rPr>
+                <w:rFonts w:cs="Carlito"/>
+                <w:color w:val="5A6080"/>
+                <w:sz w:val="19"/>
+              </w:rPr>
+              <w:t xml:space="preserve">mencari warna, </w:t>
+            </w:r>
+            <w:r>
+              <w:rPr>
+                <w:rFonts w:cs="Carlito"/>
+                <w:color w:val="5A6080"/>
+                <w:sz w:val="19"/>
+              </w:rPr>
+              <w:t>mencari nilai cont</w:t>
+            </w:r>
+            <w:r>
+              <w:rPr>
+                <w:rFonts w:cs="Carlito"/>
+                <w:color w:val="5A6080"/>
+                <w:sz w:val="19"/>
+              </w:rPr>
+              <w:t>ras ratio, me</w:t>
+            </w:r>
+            <w:r>
+              <w:rPr>
+                <w:rFonts w:cs="Carlito"/>
+                <w:color w:val="5A6080"/>
+                <w:sz w:val="19"/>
+              </w:rPr>
+              <w:t>ncari penyebab error)</w:t>
             </w:r>
           </w:p>
         </w:tc>
@@ -23508,7 +20361,6 @@
               </w:numPr>
               <w:spacing w:after="0"/>
             </w:pPr>
-            <w:proofErr w:type="gramStart"/>
             <w:r>
               <w:rPr>
                 <w:rFonts w:cs="Carlito"/>
@@ -23523,16 +20375,7 @@
                 <w:color w:val="5A6080"/>
                 <w:sz w:val="19"/>
               </w:rPr>
-              <w:t>tampilan</w:t>
-            </w:r>
-            <w:proofErr w:type="gramEnd"/>
-            <w:r>
-              <w:rPr>
-                <w:rFonts w:cs="Carlito"/>
-                <w:color w:val="5A6080"/>
-                <w:sz w:val="19"/>
-              </w:rPr>
-              <w:t xml:space="preserve"> ini rancangan saya sendiri, tidak menyalin teman</w:t>
+              <w:t>tampilan ini rancangan saya sendiri, tidak menyalin teman</w:t>
             </w:r>
           </w:p>
         </w:tc>
@@ -23826,23 +20669,7 @@
                 <w:rFonts w:cs="Carlito"/>
                 <w:sz w:val="19"/>
               </w:rPr>
-              <w:t xml:space="preserve">Kebersihan kode: urutan pemuatan, </w:t>
-            </w:r>
-            <w:proofErr w:type="gramStart"/>
-            <w:r>
-              <w:rPr>
-                <w:rFonts w:cs="Carlito"/>
-                <w:sz w:val="19"/>
-              </w:rPr>
-              <w:t>tanpa !important</w:t>
-            </w:r>
-            <w:proofErr w:type="gramEnd"/>
-            <w:r>
-              <w:rPr>
-                <w:rFonts w:cs="Carlito"/>
-                <w:sz w:val="19"/>
-              </w:rPr>
-              <w:t xml:space="preserve"> (10)</w:t>
+              <w:t>Kebersihan kode: urutan pemuatan, tanpa !important (10)</w:t>
             </w:r>
           </w:p>
         </w:tc>
@@ -23944,23 +20771,13 @@
             <w:pPr>
               <w:spacing w:before="40" w:after="40"/>
             </w:pPr>
-            <w:proofErr w:type="gramStart"/>
             <w:r>
               <w:rPr>
                 <w:rFonts w:cs="Carlito"/>
                 <w:b/>
                 <w:color w:val="FFFFFF"/>
               </w:rPr>
-              <w:t>▌  SIMPAN</w:t>
-            </w:r>
-            <w:proofErr w:type="gramEnd"/>
-            <w:r>
-              <w:rPr>
-                <w:rFonts w:cs="Carlito"/>
-                <w:b/>
-                <w:color w:val="FFFFFF"/>
-              </w:rPr>
-              <w:t xml:space="preserve"> KE GIT — SETELAH LEMBAR G</w:t>
+              <w:t>▌  SIMPAN KE GIT — SETELAH LEMBAR G</w:t>
             </w:r>
           </w:p>
         </w:tc>
@@ -24029,18 +20846,8 @@
                 <w:color w:val="E2E8F0"/>
                 <w:sz w:val="17"/>
               </w:rPr>
-              <w:t xml:space="preserve">git </w:t>
-            </w:r>
-            <w:proofErr w:type="gramStart"/>
-            <w:r>
-              <w:rPr>
-                <w:rFonts w:ascii="DejaVu Sans Mono" w:eastAsia="DejaVu Sans Mono" w:hAnsi="DejaVu Sans Mono" w:cs="DejaVu Sans Mono"/>
-                <w:color w:val="E2E8F0"/>
-                <w:sz w:val="17"/>
-              </w:rPr>
-              <w:t>add .</w:t>
-            </w:r>
-            <w:proofErr w:type="gramEnd"/>
+              <w:t>git add .</w:t>
+            </w:r>
           </w:p>
           <w:p>
             <w:pPr>
@@ -24215,27 +21022,7 @@
                 <w:color w:val="003796"/>
                 <w:sz w:val="18"/>
               </w:rPr>
-              <w:t xml:space="preserve">Pertemuan </w:t>
-            </w:r>
-            <w:proofErr w:type="gramStart"/>
-            <w:r>
-              <w:rPr>
-                <w:rFonts w:cs="Carlito"/>
-                <w:b/>
-                <w:color w:val="003796"/>
-                <w:sz w:val="18"/>
-              </w:rPr>
-              <w:t>4  ·</w:t>
-            </w:r>
-            <w:proofErr w:type="gramEnd"/>
-            <w:r>
-              <w:rPr>
-                <w:rFonts w:cs="Carlito"/>
-                <w:b/>
-                <w:color w:val="003796"/>
-                <w:sz w:val="18"/>
-              </w:rPr>
-              <w:t xml:space="preserve">  CSS Fundamental dan Design Token</w:t>
+              <w:t>Pertemuan 4  ·  CSS Fundamental dan Design Token</w:t>
             </w:r>
           </w:p>
         </w:tc>
@@ -24274,23 +21061,13 @@
             <w:pPr>
               <w:spacing w:before="40" w:after="40"/>
             </w:pPr>
-            <w:proofErr w:type="gramStart"/>
             <w:r>
               <w:rPr>
                 <w:rFonts w:cs="Carlito"/>
                 <w:b/>
                 <w:color w:val="FFFFFF"/>
               </w:rPr>
-              <w:t>▌  RUBRIK</w:t>
-            </w:r>
-            <w:proofErr w:type="gramEnd"/>
-            <w:r>
-              <w:rPr>
-                <w:rFonts w:cs="Carlito"/>
-                <w:b/>
-                <w:color w:val="FFFFFF"/>
-              </w:rPr>
-              <w:t xml:space="preserve"> PENILAIAN</w:t>
+              <w:t>▌  RUBRIK PENILAIAN</w:t>
             </w:r>
             <w:r>
               <w:rPr>
@@ -25030,23 +21807,7 @@
                 <w:rFonts w:cs="Carlito"/>
                 <w:sz w:val="17"/>
               </w:rPr>
-              <w:t xml:space="preserve">Urutan pemuatan benar; </w:t>
-            </w:r>
-            <w:proofErr w:type="gramStart"/>
-            <w:r>
-              <w:rPr>
-                <w:rFonts w:cs="Carlito"/>
-                <w:sz w:val="17"/>
-              </w:rPr>
-              <w:t>tanpa !important</w:t>
-            </w:r>
-            <w:proofErr w:type="gramEnd"/>
-            <w:r>
-              <w:rPr>
-                <w:rFonts w:cs="Carlito"/>
-                <w:sz w:val="17"/>
-              </w:rPr>
-              <w:t xml:space="preserve"> dan tanpa gaya inline; nama token konsisten</w:t>
+              <w:t>Urutan pemuatan benar; tanpa !important dan tanpa gaya inline; nama token konsisten</w:t>
             </w:r>
           </w:p>
         </w:tc>
@@ -25069,23 +21830,7 @@
                 <w:rFonts w:cs="Carlito"/>
                 <w:sz w:val="17"/>
               </w:rPr>
-              <w:t xml:space="preserve">Ada satu atau </w:t>
-            </w:r>
-            <w:proofErr w:type="gramStart"/>
-            <w:r>
-              <w:rPr>
-                <w:rFonts w:cs="Carlito"/>
-                <w:sz w:val="17"/>
-              </w:rPr>
-              <w:t>dua !important</w:t>
-            </w:r>
-            <w:proofErr w:type="gramEnd"/>
-            <w:r>
-              <w:rPr>
-                <w:rFonts w:cs="Carlito"/>
-                <w:sz w:val="17"/>
-              </w:rPr>
-              <w:t xml:space="preserve"> atau gaya inline</w:t>
+              <w:t>Ada satu atau dua !important atau gaya inline</w:t>
             </w:r>
           </w:p>
         </w:tc>
@@ -25103,21 +21848,12 @@
             <w:pPr>
               <w:spacing w:before="20" w:after="20" w:line="252" w:lineRule="auto"/>
             </w:pPr>
-            <w:proofErr w:type="gramStart"/>
-            <w:r>
-              <w:rPr>
-                <w:rFonts w:cs="Carlito"/>
-                <w:sz w:val="17"/>
-              </w:rPr>
-              <w:t>Banyak !important</w:t>
-            </w:r>
-            <w:proofErr w:type="gramEnd"/>
-            <w:r>
-              <w:rPr>
-                <w:rFonts w:cs="Carlito"/>
-                <w:sz w:val="17"/>
-              </w:rPr>
-              <w:t>, urutan pemuatan salah, atau gaya inline tersebar</w:t>
+            <w:r>
+              <w:rPr>
+                <w:rFonts w:cs="Carlito"/>
+                <w:sz w:val="17"/>
+              </w:rPr>
+              <w:t>Banyak !important, urutan pemuatan salah, atau gaya inline tersebar</w:t>
             </w:r>
           </w:p>
         </w:tc>
@@ -25273,27 +22009,7 @@
                 <w:color w:val="003796"/>
                 <w:sz w:val="18"/>
               </w:rPr>
-              <w:t xml:space="preserve">Pertemuan </w:t>
-            </w:r>
-            <w:proofErr w:type="gramStart"/>
-            <w:r>
-              <w:rPr>
-                <w:rFonts w:cs="Carlito"/>
-                <w:b/>
-                <w:color w:val="003796"/>
-                <w:sz w:val="18"/>
-              </w:rPr>
-              <w:t>4  ·</w:t>
-            </w:r>
-            <w:proofErr w:type="gramEnd"/>
-            <w:r>
-              <w:rPr>
-                <w:rFonts w:cs="Carlito"/>
-                <w:b/>
-                <w:color w:val="003796"/>
-                <w:sz w:val="18"/>
-              </w:rPr>
-              <w:t xml:space="preserve">  CSS Fundamental dan Design Token</w:t>
+              <w:t>Pertemuan 4  ·  CSS Fundamental dan Design Token</w:t>
             </w:r>
           </w:p>
         </w:tc>
@@ -25332,23 +22048,13 @@
             <w:pPr>
               <w:spacing w:before="40" w:after="40"/>
             </w:pPr>
-            <w:proofErr w:type="gramStart"/>
             <w:r>
               <w:rPr>
                 <w:rFonts w:cs="Carlito"/>
                 <w:b/>
                 <w:color w:val="FFFFFF"/>
               </w:rPr>
-              <w:t>▌  RUJUKAN</w:t>
-            </w:r>
-            <w:proofErr w:type="gramEnd"/>
-            <w:r>
-              <w:rPr>
-                <w:rFonts w:cs="Carlito"/>
-                <w:b/>
-                <w:color w:val="FFFFFF"/>
-              </w:rPr>
-              <w:t xml:space="preserve"> CEPAT PROPERTI</w:t>
+              <w:t>▌  RUJUKAN CEPAT PROPERTI</w:t>
             </w:r>
             <w:r>
               <w:rPr>
@@ -26247,23 +22953,7 @@
                 <w:rFonts w:cs="Carlito"/>
                 <w:sz w:val="17"/>
               </w:rPr>
-              <w:t xml:space="preserve">rem, </w:t>
-            </w:r>
-            <w:proofErr w:type="gramStart"/>
-            <w:r>
-              <w:rPr>
-                <w:rFonts w:cs="Carlito"/>
-                <w:sz w:val="17"/>
-              </w:rPr>
-              <w:t>clamp(</w:t>
-            </w:r>
-            <w:proofErr w:type="gramEnd"/>
-            <w:r>
-              <w:rPr>
-                <w:rFonts w:cs="Carlito"/>
-                <w:sz w:val="17"/>
-              </w:rPr>
-              <w:t>)</w:t>
+              <w:t>rem, clamp()</w:t>
             </w:r>
           </w:p>
         </w:tc>
@@ -26538,21 +23228,12 @@
             <w:pPr>
               <w:spacing w:before="20" w:after="20" w:line="252" w:lineRule="auto"/>
             </w:pPr>
-            <w:proofErr w:type="gramStart"/>
             <w:r>
               <w:rPr>
                 <w:rFonts w:ascii="DejaVu Sans Mono" w:eastAsia="DejaVu Sans Mono" w:hAnsi="DejaVu Sans Mono" w:cs="DejaVu Sans Mono"/>
                 <w:sz w:val="15"/>
               </w:rPr>
-              <w:t>:focus</w:t>
-            </w:r>
-            <w:proofErr w:type="gramEnd"/>
-            <w:r>
-              <w:rPr>
-                <w:rFonts w:ascii="DejaVu Sans Mono" w:eastAsia="DejaVu Sans Mono" w:hAnsi="DejaVu Sans Mono" w:cs="DejaVu Sans Mono"/>
-                <w:sz w:val="15"/>
-              </w:rPr>
-              <w:t>-visible</w:t>
+              <w:t>:focus-visible</w:t>
             </w:r>
           </w:p>
         </w:tc>
@@ -26719,21 +23400,12 @@
             <w:pPr>
               <w:spacing w:before="20" w:after="20" w:line="252" w:lineRule="auto"/>
             </w:pPr>
-            <w:proofErr w:type="gramStart"/>
-            <w:r>
-              <w:rPr>
-                <w:rFonts w:cs="Carlito"/>
-                <w:sz w:val="17"/>
-              </w:rPr>
-              <w:t>Diganti :invalid</w:t>
-            </w:r>
-            <w:proofErr w:type="gramEnd"/>
-            <w:r>
-              <w:rPr>
-                <w:rFonts w:cs="Carlito"/>
-                <w:sz w:val="17"/>
-              </w:rPr>
-              <w:t xml:space="preserve"> untuk memberi warna peringatan</w:t>
+            <w:r>
+              <w:rPr>
+                <w:rFonts w:cs="Carlito"/>
+                <w:sz w:val="17"/>
+              </w:rPr>
+              <w:t>Diganti :invalid untuk memberi warna peringatan</w:t>
             </w:r>
           </w:p>
         </w:tc>
@@ -26758,21 +23430,12 @@
             <w:pPr>
               <w:spacing w:before="20" w:after="20" w:line="252" w:lineRule="auto"/>
             </w:pPr>
-            <w:proofErr w:type="gramStart"/>
             <w:r>
               <w:rPr>
                 <w:rFonts w:ascii="DejaVu Sans Mono" w:eastAsia="DejaVu Sans Mono" w:hAnsi="DejaVu Sans Mono" w:cs="DejaVu Sans Mono"/>
                 <w:sz w:val="15"/>
               </w:rPr>
-              <w:t>var(</w:t>
-            </w:r>
-            <w:proofErr w:type="gramEnd"/>
-            <w:r>
-              <w:rPr>
-                <w:rFonts w:ascii="DejaVu Sans Mono" w:eastAsia="DejaVu Sans Mono" w:hAnsi="DejaVu Sans Mono" w:cs="DejaVu Sans Mono"/>
-                <w:sz w:val="15"/>
-              </w:rPr>
-              <w:t>--token)</w:t>
+              <w:t>var(--token)</w:t>
             </w:r>
           </w:p>
         </w:tc>
@@ -26870,23 +23533,13 @@
             <w:pPr>
               <w:spacing w:before="40" w:after="40"/>
             </w:pPr>
-            <w:proofErr w:type="gramStart"/>
             <w:r>
               <w:rPr>
                 <w:rFonts w:cs="Carlito"/>
                 <w:b/>
                 <w:color w:val="FFFFFF"/>
               </w:rPr>
-              <w:t>▌  KALAU</w:t>
-            </w:r>
-            <w:proofErr w:type="gramEnd"/>
-            <w:r>
-              <w:rPr>
-                <w:rFonts w:cs="Carlito"/>
-                <w:b/>
-                <w:color w:val="FFFFFF"/>
-              </w:rPr>
-              <w:t xml:space="preserve"> MACET</w:t>
+              <w:t>▌  KALAU MACET</w:t>
             </w:r>
             <w:r>
               <w:rPr>
@@ -27284,23 +23937,7 @@
                 <w:rFonts w:cs="Carlito"/>
                 <w:sz w:val="17"/>
               </w:rPr>
-              <w:t xml:space="preserve">Masih ada nilai langsung di komponen, bukan </w:t>
-            </w:r>
-            <w:proofErr w:type="gramStart"/>
-            <w:r>
-              <w:rPr>
-                <w:rFonts w:cs="Carlito"/>
-                <w:sz w:val="17"/>
-              </w:rPr>
-              <w:t>var(</w:t>
-            </w:r>
-            <w:proofErr w:type="gramEnd"/>
-            <w:r>
-              <w:rPr>
-                <w:rFonts w:cs="Carlito"/>
-                <w:sz w:val="17"/>
-              </w:rPr>
-              <w:t>)</w:t>
+              <w:t>Masih ada nilai langsung di komponen, bukan var()</w:t>
             </w:r>
           </w:p>
         </w:tc>
@@ -27324,23 +23961,7 @@
                 <w:rFonts w:cs="Carlito"/>
                 <w:sz w:val="17"/>
               </w:rPr>
-              <w:t xml:space="preserve">Cari nilai hex itu di seluruh berkas CSS Anda (Ctrl+Shift+F di VS Code) dan ganti dengan </w:t>
-            </w:r>
-            <w:proofErr w:type="gramStart"/>
-            <w:r>
-              <w:rPr>
-                <w:rFonts w:cs="Carlito"/>
-                <w:sz w:val="17"/>
-              </w:rPr>
-              <w:t>var(</w:t>
-            </w:r>
-            <w:proofErr w:type="gramEnd"/>
-            <w:r>
-              <w:rPr>
-                <w:rFonts w:cs="Carlito"/>
-                <w:sz w:val="17"/>
-              </w:rPr>
-              <w:t>) yang tepat</w:t>
+              <w:t>Cari nilai hex itu di seluruh berkas CSS Anda (Ctrl+Shift+F di VS Code) dan ganti dengan var() yang tepat</w:t>
             </w:r>
           </w:p>
         </w:tc>
@@ -27495,39 +24116,7 @@
                 <w:rFonts w:cs="Carlito"/>
                 <w:sz w:val="17"/>
               </w:rPr>
-              <w:t xml:space="preserve">Pindahkan </w:t>
-            </w:r>
-            <w:proofErr w:type="gramStart"/>
-            <w:r>
-              <w:rPr>
-                <w:rFonts w:cs="Carlito"/>
-                <w:sz w:val="17"/>
-              </w:rPr>
-              <w:t>blok :root</w:t>
-            </w:r>
-            <w:proofErr w:type="gramEnd"/>
-            <w:r>
-              <w:rPr>
-                <w:rFonts w:cs="Carlito"/>
-                <w:sz w:val="17"/>
-              </w:rPr>
-              <w:t>:has(#</w:t>
-            </w:r>
-            <w:proofErr w:type="gramStart"/>
-            <w:r>
-              <w:rPr>
-                <w:rFonts w:cs="Carlito"/>
-                <w:sz w:val="17"/>
-              </w:rPr>
-              <w:t>tema:checked</w:t>
-            </w:r>
-            <w:proofErr w:type="gramEnd"/>
-            <w:r>
-              <w:rPr>
-                <w:rFonts w:cs="Carlito"/>
-                <w:sz w:val="17"/>
-              </w:rPr>
-              <w:t>) ke bawah blok media query</w:t>
+              <w:t>Pindahkan blok :root:has(#tema:checked) ke bawah blok media query</w:t>
             </w:r>
           </w:p>
         </w:tc>
@@ -27603,39 +24192,7 @@
                 <w:rFonts w:cs="Carlito"/>
                 <w:sz w:val="17"/>
               </w:rPr>
-              <w:t xml:space="preserve">Pastikan img </w:t>
-            </w:r>
-            <w:proofErr w:type="gramStart"/>
-            <w:r>
-              <w:rPr>
-                <w:rFonts w:cs="Carlito"/>
-                <w:sz w:val="17"/>
-              </w:rPr>
-              <w:t>{ max</w:t>
-            </w:r>
-            <w:proofErr w:type="gramEnd"/>
-            <w:r>
-              <w:rPr>
-                <w:rFonts w:cs="Carlito"/>
-                <w:sz w:val="17"/>
-              </w:rPr>
-              <w:t>-width: 100</w:t>
-            </w:r>
-            <w:proofErr w:type="gramStart"/>
-            <w:r>
-              <w:rPr>
-                <w:rFonts w:cs="Carlito"/>
-                <w:sz w:val="17"/>
-              </w:rPr>
-              <w:t>% }</w:t>
-            </w:r>
-            <w:proofErr w:type="gramEnd"/>
-            <w:r>
-              <w:rPr>
-                <w:rFonts w:cs="Carlito"/>
-                <w:sz w:val="17"/>
-              </w:rPr>
-              <w:t xml:space="preserve"> ada, dan ganti width tetap menjadi flex atau persen</w:t>
+              <w:t>Pastikan img { max-width: 100% } ada, dan ganti width tetap menjadi flex atau persen</w:t>
             </w:r>
           </w:p>
         </w:tc>
@@ -27714,39 +24271,7 @@
                 <w:rFonts w:cs="Carlito"/>
                 <w:sz w:val="17"/>
               </w:rPr>
-              <w:t xml:space="preserve">Pastikan * </w:t>
-            </w:r>
-            <w:proofErr w:type="gramStart"/>
-            <w:r>
-              <w:rPr>
-                <w:rFonts w:cs="Carlito"/>
-                <w:sz w:val="17"/>
-              </w:rPr>
-              <w:t>{ margin</w:t>
-            </w:r>
-            <w:proofErr w:type="gramEnd"/>
-            <w:r>
-              <w:rPr>
-                <w:rFonts w:cs="Carlito"/>
-                <w:sz w:val="17"/>
-              </w:rPr>
-              <w:t xml:space="preserve">: </w:t>
-            </w:r>
-            <w:proofErr w:type="gramStart"/>
-            <w:r>
-              <w:rPr>
-                <w:rFonts w:cs="Carlito"/>
-                <w:sz w:val="17"/>
-              </w:rPr>
-              <w:t>0 }</w:t>
-            </w:r>
-            <w:proofErr w:type="gramEnd"/>
-            <w:r>
-              <w:rPr>
-                <w:rFonts w:cs="Carlito"/>
-                <w:sz w:val="17"/>
-              </w:rPr>
-              <w:t xml:space="preserve"> ada, lalu atur jarak dengan gap</w:t>
+              <w:t>Pastikan * { margin: 0 } ada, lalu atur jarak dengan gap</w:t>
             </w:r>
           </w:p>
         </w:tc>
@@ -27896,21 +24421,12 @@
             <w:pPr>
               <w:spacing w:before="20" w:after="20" w:line="252" w:lineRule="auto"/>
             </w:pPr>
-            <w:proofErr w:type="gramStart"/>
-            <w:r>
-              <w:rPr>
-                <w:rFonts w:cs="Carlito"/>
-                <w:sz w:val="17"/>
-              </w:rPr>
-              <w:t>Pasang :focus</w:t>
-            </w:r>
-            <w:proofErr w:type="gramEnd"/>
-            <w:r>
-              <w:rPr>
-                <w:rFonts w:cs="Carlito"/>
-                <w:sz w:val="17"/>
-              </w:rPr>
-              <w:t>-visible dengan outline dan warna yang kontras terhadap latar</w:t>
+            <w:r>
+              <w:rPr>
+                <w:rFonts w:cs="Carlito"/>
+                <w:sz w:val="17"/>
+              </w:rPr>
+              <w:t>Pasang :focus-visible dengan outline dan warna yang kontras terhadap latar</w:t>
             </w:r>
           </w:p>
         </w:tc>
@@ -28269,79 +24785,7 @@
         <w:color w:val="5A6080"/>
         <w:sz w:val="15"/>
       </w:rPr>
-      <w:t>PABW 2026/</w:t>
-    </w:r>
-    <w:proofErr w:type="gramStart"/>
-    <w:r>
-      <w:rPr>
-        <w:rFonts w:cs="Carlito"/>
-        <w:color w:val="5A6080"/>
-        <w:sz w:val="15"/>
-      </w:rPr>
-      <w:t>2027  ·</w:t>
-    </w:r>
-    <w:proofErr w:type="gramEnd"/>
-    <w:r>
-      <w:rPr>
-        <w:rFonts w:cs="Carlito"/>
-        <w:color w:val="5A6080"/>
-        <w:sz w:val="15"/>
-      </w:rPr>
-      <w:t xml:space="preserve">  Pertemuan </w:t>
-    </w:r>
-    <w:proofErr w:type="gramStart"/>
-    <w:r>
-      <w:rPr>
-        <w:rFonts w:cs="Carlito"/>
-        <w:color w:val="5A6080"/>
-        <w:sz w:val="15"/>
-      </w:rPr>
-      <w:t>4  ·</w:t>
-    </w:r>
-    <w:proofErr w:type="gramEnd"/>
-    <w:r>
-      <w:rPr>
-        <w:rFonts w:cs="Carlito"/>
-        <w:color w:val="5A6080"/>
-        <w:sz w:val="15"/>
-      </w:rPr>
-      <w:t xml:space="preserve">  CSS Fundamental dan Design </w:t>
-    </w:r>
-    <w:proofErr w:type="gramStart"/>
-    <w:r>
-      <w:rPr>
-        <w:rFonts w:cs="Carlito"/>
-        <w:color w:val="5A6080"/>
-        <w:sz w:val="15"/>
-      </w:rPr>
-      <w:t>Token  ·</w:t>
-    </w:r>
-    <w:proofErr w:type="gramEnd"/>
-    <w:r>
-      <w:rPr>
-        <w:rFonts w:cs="Carlito"/>
-        <w:color w:val="5A6080"/>
-        <w:sz w:val="15"/>
-      </w:rPr>
-      <w:t xml:space="preserve">  Universitas Islam </w:t>
-    </w:r>
-    <w:proofErr w:type="gramStart"/>
-    <w:r>
-      <w:rPr>
-        <w:rFonts w:cs="Carlito"/>
-        <w:color w:val="5A6080"/>
-        <w:sz w:val="15"/>
-      </w:rPr>
-      <w:t>Indonesia  ·</w:t>
-    </w:r>
-    <w:proofErr w:type="gramEnd"/>
-    <w:r>
-      <w:rPr>
-        <w:rFonts w:cs="Carlito"/>
-        <w:color w:val="5A6080"/>
-        <w:sz w:val="15"/>
-      </w:rPr>
-      <w:t xml:space="preserve">  halaman </w:t>
+      <w:t xml:space="preserve">PABW 2026/2027  ·  Pertemuan 4  ·  CSS Fundamental dan Design Token  ·  Universitas Islam Indonesia  ·  halaman </w:t>
     </w:r>
     <w:r>
       <w:fldChar w:fldCharType="begin"/>
@@ -28682,6 +25126,119 @@
     </w:lvl>
   </w:abstractNum>
   <w:abstractNum w:abstractNumId="10" w15:restartNumberingAfterBreak="0">
+    <w:nsid w:val="1A1A1480"/>
+    <w:multiLevelType w:val="hybridMultilevel"/>
+    <w:tmpl w:val="5A587C50"/>
+    <w:lvl w:ilvl="0" w:tplc="0409000D">
+      <w:start w:val="1"/>
+      <w:numFmt w:val="bullet"/>
+      <w:lvlText w:val=""/>
+      <w:lvlJc w:val="left"/>
+      <w:pPr>
+        <w:ind w:left="720" w:hanging="360"/>
+      </w:pPr>
+      <w:rPr>
+        <w:rFonts w:ascii="Wingdings" w:hAnsi="Wingdings" w:hint="default"/>
+      </w:rPr>
+    </w:lvl>
+    <w:lvl w:ilvl="1" w:tplc="04090003" w:tentative="1">
+      <w:start w:val="1"/>
+      <w:numFmt w:val="bullet"/>
+      <w:lvlText w:val="o"/>
+      <w:lvlJc w:val="left"/>
+      <w:pPr>
+        <w:ind w:left="1440" w:hanging="360"/>
+      </w:pPr>
+      <w:rPr>
+        <w:rFonts w:ascii="Courier New" w:hAnsi="Courier New" w:cs="Courier New" w:hint="default"/>
+      </w:rPr>
+    </w:lvl>
+    <w:lvl w:ilvl="2" w:tplc="04090005" w:tentative="1">
+      <w:start w:val="1"/>
+      <w:numFmt w:val="bullet"/>
+      <w:lvlText w:val=""/>
+      <w:lvlJc w:val="left"/>
+      <w:pPr>
+        <w:ind w:left="2160" w:hanging="360"/>
+      </w:pPr>
+      <w:rPr>
+        <w:rFonts w:ascii="Wingdings" w:hAnsi="Wingdings" w:hint="default"/>
+      </w:rPr>
+    </w:lvl>
+    <w:lvl w:ilvl="3" w:tplc="04090001" w:tentative="1">
+      <w:start w:val="1"/>
+      <w:numFmt w:val="bullet"/>
+      <w:lvlText w:val=""/>
+      <w:lvlJc w:val="left"/>
+      <w:pPr>
+        <w:ind w:left="2880" w:hanging="360"/>
+      </w:pPr>
+      <w:rPr>
+        <w:rFonts w:ascii="Symbol" w:hAnsi="Symbol" w:hint="default"/>
+      </w:rPr>
+    </w:lvl>
+    <w:lvl w:ilvl="4" w:tplc="04090003" w:tentative="1">
+      <w:start w:val="1"/>
+      <w:numFmt w:val="bullet"/>
+      <w:lvlText w:val="o"/>
+      <w:lvlJc w:val="left"/>
+      <w:pPr>
+        <w:ind w:left="3600" w:hanging="360"/>
+      </w:pPr>
+      <w:rPr>
+        <w:rFonts w:ascii="Courier New" w:hAnsi="Courier New" w:cs="Courier New" w:hint="default"/>
+      </w:rPr>
+    </w:lvl>
+    <w:lvl w:ilvl="5" w:tplc="04090005" w:tentative="1">
+      <w:start w:val="1"/>
+      <w:numFmt w:val="bullet"/>
+      <w:lvlText w:val=""/>
+      <w:lvlJc w:val="left"/>
+      <w:pPr>
+        <w:ind w:left="4320" w:hanging="360"/>
+      </w:pPr>
+      <w:rPr>
+        <w:rFonts w:ascii="Wingdings" w:hAnsi="Wingdings" w:hint="default"/>
+      </w:rPr>
+    </w:lvl>
+    <w:lvl w:ilvl="6" w:tplc="04090001" w:tentative="1">
+      <w:start w:val="1"/>
+      <w:numFmt w:val="bullet"/>
+      <w:lvlText w:val=""/>
+      <w:lvlJc w:val="left"/>
+      <w:pPr>
+        <w:ind w:left="5040" w:hanging="360"/>
+      </w:pPr>
+      <w:rPr>
+        <w:rFonts w:ascii="Symbol" w:hAnsi="Symbol" w:hint="default"/>
+      </w:rPr>
+    </w:lvl>
+    <w:lvl w:ilvl="7" w:tplc="04090003" w:tentative="1">
+      <w:start w:val="1"/>
+      <w:numFmt w:val="bullet"/>
+      <w:lvlText w:val="o"/>
+      <w:lvlJc w:val="left"/>
+      <w:pPr>
+        <w:ind w:left="5760" w:hanging="360"/>
+      </w:pPr>
+      <w:rPr>
+        <w:rFonts w:ascii="Courier New" w:hAnsi="Courier New" w:cs="Courier New" w:hint="default"/>
+      </w:rPr>
+    </w:lvl>
+    <w:lvl w:ilvl="8" w:tplc="04090005" w:tentative="1">
+      <w:start w:val="1"/>
+      <w:numFmt w:val="bullet"/>
+      <w:lvlText w:val=""/>
+      <w:lvlJc w:val="left"/>
+      <w:pPr>
+        <w:ind w:left="6480" w:hanging="360"/>
+      </w:pPr>
+      <w:rPr>
+        <w:rFonts w:ascii="Wingdings" w:hAnsi="Wingdings" w:hint="default"/>
+      </w:rPr>
+    </w:lvl>
+  </w:abstractNum>
+  <w:abstractNum w:abstractNumId="11" w15:restartNumberingAfterBreak="0">
     <w:nsid w:val="54271BCC"/>
     <w:multiLevelType w:val="hybridMultilevel"/>
     <w:tmpl w:val="517EB5B8"/>
@@ -28794,10 +25351,10 @@
       </w:rPr>
     </w:lvl>
   </w:abstractNum>
-  <w:abstractNum w:abstractNumId="11" w15:restartNumberingAfterBreak="0">
+  <w:abstractNum w:abstractNumId="12" w15:restartNumberingAfterBreak="0">
     <w:nsid w:val="5C8A6492"/>
     <w:multiLevelType w:val="hybridMultilevel"/>
-    <w:tmpl w:val="8AFA43A0"/>
+    <w:tmpl w:val="D56E6F34"/>
     <w:lvl w:ilvl="0" w:tplc="0409000D">
       <w:start w:val="1"/>
       <w:numFmt w:val="bullet"/>
@@ -28907,7 +25464,7 @@
       </w:rPr>
     </w:lvl>
   </w:abstractNum>
-  <w:abstractNum w:abstractNumId="12" w15:restartNumberingAfterBreak="0">
+  <w:abstractNum w:abstractNumId="13" w15:restartNumberingAfterBreak="0">
     <w:nsid w:val="6F346FC3"/>
     <w:multiLevelType w:val="hybridMultilevel"/>
     <w:tmpl w:val="D4AC43CC"/>
@@ -29020,7 +25577,7 @@
       </w:rPr>
     </w:lvl>
   </w:abstractNum>
-  <w:abstractNum w:abstractNumId="13" w15:restartNumberingAfterBreak="0">
+  <w:abstractNum w:abstractNumId="14" w15:restartNumberingAfterBreak="0">
     <w:nsid w:val="774E3AF9"/>
     <w:multiLevelType w:val="hybridMultilevel"/>
     <w:tmpl w:val="5AE0A818"/>
@@ -29161,19 +25718,22 @@
     <w:abstractNumId w:val="0"/>
   </w:num>
   <w:num w:numId="10" w16cid:durableId="28724674">
+    <w:abstractNumId w:val="12"/>
+  </w:num>
+  <w:num w:numId="11" w16cid:durableId="62408410">
     <w:abstractNumId w:val="11"/>
   </w:num>
-  <w:num w:numId="11" w16cid:durableId="62408410">
-    <w:abstractNumId w:val="10"/>
-  </w:num>
   <w:num w:numId="12" w16cid:durableId="1229418649">
-    <w:abstractNumId w:val="12"/>
+    <w:abstractNumId w:val="13"/>
   </w:num>
   <w:num w:numId="13" w16cid:durableId="815221410">
-    <w:abstractNumId w:val="13"/>
+    <w:abstractNumId w:val="14"/>
   </w:num>
   <w:num w:numId="14" w16cid:durableId="753010684">
     <w:abstractNumId w:val="9"/>
+  </w:num>
+  <w:num w:numId="15" w16cid:durableId="1724987192">
+    <w:abstractNumId w:val="10"/>
   </w:num>
 </w:numbering>
 </file>
